--- a/CLB_Robotics/Kế hoạch dạy học CLB Robotics.docx
+++ b/CLB_Robotics/Kế hoạch dạy học CLB Robotics.docx
@@ -1,42 +1,42 @@
 
 <file path=word/document.xml><?xml version="1.0" encoding="utf-8"?>
-<w:document xmlns:wpc="http://schemas.microsoft.com/office/word/2010/wordprocessingCanvas" xmlns:cx="http://schemas.microsoft.com/office/drawing/2014/chartex" xmlns:cx1="http://schemas.microsoft.com/office/drawing/2015/9/8/chartex" xmlns:cx2="http://schemas.microsoft.com/office/drawing/2015/10/21/chartex" xmlns:cx3="http://schemas.microsoft.com/office/drawing/2016/5/9/chartex" xmlns:cx4="http://schemas.microsoft.com/office/drawing/2016/5/10/chartex" xmlns:cx5="http://schemas.microsoft.com/office/drawing/2016/5/11/chartex" xmlns:cx6="http://schemas.microsoft.com/office/drawing/2016/5/12/chartex" xmlns:cx7="http://schemas.microsoft.com/office/drawing/2016/5/13/chartex" xmlns:cx8="http://schemas.microsoft.com/office/drawing/2016/5/14/chartex" xmlns:mc="http://schemas.openxmlformats.org/markup-compatibility/2006" xmlns:aink="http://schemas.microsoft.com/office/drawing/2016/ink" xmlns:am3d="http://schemas.microsoft.com/office/drawing/2017/model3d" xmlns:o="urn:schemas-microsoft-com:office:office" xmlns:oel="http://schemas.microsoft.com/office/2019/extlst" xmlns:r="http://schemas.openxmlformats.org/officeDocument/2006/relationships" xmlns:m="http://schemas.openxmlformats.org/officeDocument/2006/math" xmlns:v="urn:schemas-microsoft-com:vml" xmlns:wp14="http://schemas.microsoft.com/office/word/2010/wordprocessingDrawing" xmlns:wp="http://schemas.openxmlformats.org/drawingml/2006/wordprocessingDrawing" xmlns:w10="urn:schemas-microsoft-com:office:word" xmlns:w="http://schemas.openxmlformats.org/wordprocessingml/2006/main" xmlns:w14="http://schemas.microsoft.com/office/word/2010/wordml" xmlns:w15="http://schemas.microsoft.com/office/word/2012/wordml" xmlns:w16cei="http://schemas.microsoft.com/office/word/2026/wordml/cei" xmlns:w16cex="http://schemas.microsoft.com/office/word/2018/wordml/cex" xmlns:w16cid="http://schemas.microsoft.com/office/word/2016/wordml/cid" xmlns:w16="http://schemas.microsoft.com/office/word/2018/wordml" xmlns:w16du="http://schemas.microsoft.com/office/word/2023/wordml/word16du" xmlns:w16sdtdh="http://schemas.microsoft.com/office/word/2020/wordml/sdtdatahash" xmlns:w16sdtfl="http://schemas.microsoft.com/office/word/2024/wordml/sdtformatlock" xmlns:w16se="http://schemas.microsoft.com/office/word/2015/wordml/symex" xmlns:wpg="http://schemas.microsoft.com/office/word/2010/wordprocessingGroup" xmlns:wpi="http://schemas.microsoft.com/office/word/2010/wordprocessingInk" xmlns:wne="http://schemas.microsoft.com/office/word/2006/wordml" xmlns:wps="http://schemas.microsoft.com/office/word/2010/wordprocessingShape" mc:Ignorable="w14 w15 w16se w16cid w16 w16cex w16sdtdh w16sdtfl w16du wp14">
+<w:document xmlns:wpc="http://schemas.microsoft.com/office/word/2010/wordprocessingCanvas" xmlns:cx="http://schemas.microsoft.com/office/drawing/2014/chartex" xmlns:cx1="http://schemas.microsoft.com/office/drawing/2015/9/8/chartex" xmlns:cx2="http://schemas.microsoft.com/office/drawing/2015/10/21/chartex" xmlns:cx3="http://schemas.microsoft.com/office/drawing/2016/5/9/chartex" xmlns:cx4="http://schemas.microsoft.com/office/drawing/2016/5/10/chartex" xmlns:cx5="http://schemas.microsoft.com/office/drawing/2016/5/11/chartex" xmlns:cx6="http://schemas.microsoft.com/office/drawing/2016/5/12/chartex" xmlns:cx7="http://schemas.microsoft.com/office/drawing/2016/5/13/chartex" xmlns:cx8="http://schemas.microsoft.com/office/drawing/2016/5/14/chartex" xmlns:mc="http://schemas.openxmlformats.org/markup-compatibility/2006" xmlns:aink="http://schemas.microsoft.com/office/drawing/2016/ink" xmlns:am3d="http://schemas.microsoft.com/office/drawing/2017/model3d" xmlns:o="urn:schemas-microsoft-com:office:office" xmlns:oel="http://schemas.microsoft.com/office/2019/extlst" xmlns:r="http://schemas.openxmlformats.org/officeDocument/2006/relationships" xmlns:m="http://schemas.openxmlformats.org/officeDocument/2006/math" xmlns:v="urn:schemas-microsoft-com:vml" xmlns:wp14="http://schemas.microsoft.com/office/word/2010/wordprocessingDrawing" xmlns:wp="http://schemas.openxmlformats.org/drawingml/2006/wordprocessingDrawing" xmlns:w10="urn:schemas-microsoft-com:office:word" xmlns:w="http://schemas.openxmlformats.org/wordprocessingml/2006/main" xmlns:w14="http://schemas.microsoft.com/office/word/2010/wordml" xmlns:w15="http://schemas.microsoft.com/office/word/2012/wordml" xmlns:w16cex="http://schemas.microsoft.com/office/word/2018/wordml/cex" xmlns:w16cid="http://schemas.microsoft.com/office/word/2016/wordml/cid" xmlns:w16="http://schemas.microsoft.com/office/word/2018/wordml" xmlns:w16du="http://schemas.microsoft.com/office/word/2023/wordml/word16du" xmlns:w16sdtdh="http://schemas.microsoft.com/office/word/2020/wordml/sdtdatahash" xmlns:w16sdtfl="http://schemas.microsoft.com/office/word/2024/wordml/sdtformatlock" xmlns:w16se="http://schemas.microsoft.com/office/word/2015/wordml/symex" xmlns:wpg="http://schemas.microsoft.com/office/word/2010/wordprocessingGroup" xmlns:wpi="http://schemas.microsoft.com/office/word/2010/wordprocessingInk" xmlns:wne="http://schemas.microsoft.com/office/word/2006/wordml" xmlns:wps="http://schemas.microsoft.com/office/word/2010/wordprocessingShape" mc:Ignorable="w14 w15 w16se w16cid w16 w16cex w16sdtdh w16sdtfl w16du wp14">
   <w:body>
     <w:tbl>
       <w:tblPr>
-        <w:tblW w:type="auto" w:w="0"/>
+        <w:tblW w:w="0" w:type="auto"/>
+        <w:jc w:val="center"/>
         <w:tblLayout w:type="fixed"/>
-        <w:tblLook w:firstColumn="1" w:firstRow="1" w:lastColumn="0" w:lastRow="0" w:noHBand="0" w:noVBand="1" w:val="04A0"/>
-        <w:jc w:val="center"/>
-        <w:tblBorders>
-          <w:top w:val="none"/>
-          <w:left w:val="none"/>
-          <w:bottom w:val="none"/>
-          <w:right w:val="none"/>
-          <w:insideH w:val="none"/>
-          <w:insideV w:val="none"/>
-        </w:tblBorders>
+        <w:tblLook w:val="04A0" w:firstRow="1" w:lastRow="0" w:firstColumn="1" w:lastColumn="0" w:noHBand="0" w:noVBand="1"/>
       </w:tblPr>
       <w:tblGrid>
         <w:gridCol w:w="4537"/>
         <w:gridCol w:w="4537"/>
       </w:tblGrid>
       <w:tr>
-        <w:tc>
-          <w:tcPr>
-            <w:tcW w:type="dxa" w:w="4537"/>
-          </w:tcPr>
-          <w:p>
-            <w:pPr>
-              <w:jc w:val="center"/>
-            </w:pPr>
-            <w:r>
-              <w:rPr>
-                <w:rFonts w:ascii="Times New Roman" w:hAnsi="Times New Roman"/>
+        <w:trPr>
+          <w:jc w:val="center"/>
+        </w:trPr>
+        <w:tc>
+          <w:tcPr>
+            <w:tcW w:w="4537" w:type="dxa"/>
+          </w:tcPr>
+          <w:p>
+            <w:pPr>
+              <w:jc w:val="center"/>
+            </w:pPr>
+            <w:r>
+              <w:rPr>
                 <w:b/>
                 <w:sz w:val="24"/>
               </w:rPr>
               <w:t>TRƯỜNG TIỂU HỌC &amp; THCS UNIGO</w:t>
+            </w:r>
+            <w:r>
+              <w:rPr>
+                <w:b/>
+                <w:sz w:val="24"/>
+              </w:rPr>
               <w:br/>
               <w:t>CÂU LẠC BỘ ROBOTICS UNIGO</w:t>
             </w:r>
@@ -44,19 +44,24 @@
         </w:tc>
         <w:tc>
           <w:tcPr>
-            <w:tcW w:type="dxa" w:w="4537"/>
-          </w:tcPr>
-          <w:p>
-            <w:pPr>
-              <w:jc w:val="center"/>
-            </w:pPr>
-            <w:r>
-              <w:rPr>
-                <w:rFonts w:ascii="Times New Roman" w:hAnsi="Times New Roman"/>
+            <w:tcW w:w="4537" w:type="dxa"/>
+          </w:tcPr>
+          <w:p>
+            <w:pPr>
+              <w:jc w:val="center"/>
+            </w:pPr>
+            <w:r>
+              <w:rPr>
                 <w:b/>
                 <w:sz w:val="24"/>
               </w:rPr>
               <w:t>CỘNG HÒA XÃ HỘI CHỦ NGHĨA VIỆT NAM</w:t>
+            </w:r>
+            <w:r>
+              <w:rPr>
+                <w:b/>
+                <w:sz w:val="24"/>
+              </w:rPr>
               <w:br/>
               <w:t>Độc lập - Tự do - Hạnh phúc</w:t>
             </w:r>
@@ -67,7 +72,6 @@
             </w:pPr>
             <w:r>
               <w:rPr>
-                <w:rFonts w:ascii="Times New Roman" w:hAnsi="Times New Roman"/>
                 <w:sz w:val="20"/>
               </w:rPr>
               <w:t>---------------</w:t>
@@ -76,15 +80,18 @@
         </w:tc>
       </w:tr>
       <w:tr>
-        <w:tc>
-          <w:tcPr>
-            <w:tcW w:type="dxa" w:w="4537"/>
+        <w:trPr>
+          <w:jc w:val="center"/>
+        </w:trPr>
+        <w:tc>
+          <w:tcPr>
+            <w:tcW w:w="4537" w:type="dxa"/>
           </w:tcPr>
           <w:p/>
         </w:tc>
         <w:tc>
           <w:tcPr>
-            <w:tcW w:type="dxa" w:w="4537"/>
+            <w:tcW w:w="4537" w:type="dxa"/>
           </w:tcPr>
           <w:p/>
         </w:tc>
@@ -92,51 +99,36 @@
     </w:tbl>
     <w:p>
       <w:pPr>
-        <w:spacing w:before="0" w:after="120" w:line="276" w:lineRule="auto"/>
-        <w:jc w:val="left"/>
-      </w:pPr>
-    </w:p>
-    <w:p>
-      <w:pPr>
-        <w:spacing w:before="0" w:after="40" w:line="276" w:lineRule="auto"/>
+        <w:spacing w:after="40" w:line="276" w:lineRule="auto"/>
         <w:jc w:val="center"/>
       </w:pPr>
       <w:r>
         <w:rPr>
-          <w:rFonts w:ascii="Times New Roman" w:hAnsi="Times New Roman"/>
           <w:b/>
-          <w:i w:val="0"/>
-          <w:sz w:val="26"/>
         </w:rPr>
         <w:t>KẾ HOẠCH DẠY HỌC</w:t>
       </w:r>
     </w:p>
     <w:p>
       <w:pPr>
-        <w:spacing w:before="0" w:after="40" w:line="276" w:lineRule="auto"/>
+        <w:spacing w:after="40" w:line="276" w:lineRule="auto"/>
         <w:jc w:val="center"/>
       </w:pPr>
       <w:r>
         <w:rPr>
-          <w:rFonts w:ascii="Times New Roman" w:hAnsi="Times New Roman"/>
           <w:b/>
-          <w:i w:val="0"/>
-          <w:sz w:val="26"/>
         </w:rPr>
         <w:t>CÂU LẠC BỘ ROBOTICS – NĂM HỌC 2026 - 2027</w:t>
       </w:r>
     </w:p>
     <w:p>
       <w:pPr>
-        <w:spacing w:before="0" w:after="240" w:line="276" w:lineRule="auto"/>
+        <w:spacing w:after="240" w:line="276" w:lineRule="auto"/>
         <w:jc w:val="center"/>
       </w:pPr>
       <w:r>
         <w:rPr>
-          <w:rFonts w:ascii="Times New Roman" w:hAnsi="Times New Roman"/>
-          <w:b w:val="0"/>
           <w:i/>
-          <w:sz w:val="26"/>
         </w:rPr>
         <w:t>(Chương trình OLLO Kinder – Dành cho học sinh hỗn hợp nhiều lứa tuổi)</w:t>
       </w:r>
@@ -148,101 +140,65 @@
       </w:pPr>
       <w:r>
         <w:rPr>
-          <w:rFonts w:ascii="Times New Roman" w:hAnsi="Times New Roman"/>
           <w:b/>
-          <w:i w:val="0"/>
-          <w:sz w:val="26"/>
         </w:rPr>
         <w:t>I. ĐẶC ĐIỂM TÌNH HÌNH</w:t>
       </w:r>
     </w:p>
     <w:p>
       <w:pPr>
-        <w:spacing w:before="0" w:after="60" w:line="276" w:lineRule="auto"/>
+        <w:spacing w:after="60" w:line="276" w:lineRule="auto"/>
         <w:jc w:val="left"/>
       </w:pPr>
       <w:r>
         <w:rPr>
-          <w:rFonts w:ascii="Times New Roman" w:hAnsi="Times New Roman"/>
           <w:b/>
-          <w:i w:val="0"/>
-          <w:sz w:val="26"/>
         </w:rPr>
         <w:t>1. Quy mô và Đối tượng tham gia:</w:t>
       </w:r>
     </w:p>
     <w:p>
       <w:pPr>
-        <w:spacing w:before="0" w:after="60" w:line="276" w:lineRule="auto"/>
+        <w:spacing w:after="60" w:line="276" w:lineRule="auto"/>
         <w:jc w:val="left"/>
       </w:pPr>
       <w:r>
-        <w:rPr>
-          <w:rFonts w:ascii="Times New Roman" w:hAnsi="Times New Roman"/>
-          <w:b w:val="0"/>
-          <w:i w:val="0"/>
-          <w:sz w:val="26"/>
-        </w:rPr>
         <w:t>- Tên câu lạc bộ: Câu lạc bộ Robotics UNIGO.</w:t>
       </w:r>
     </w:p>
     <w:p>
       <w:pPr>
-        <w:spacing w:before="0" w:after="60" w:line="276" w:lineRule="auto"/>
+        <w:spacing w:after="60" w:line="276" w:lineRule="auto"/>
         <w:jc w:val="left"/>
       </w:pPr>
       <w:r>
-        <w:rPr>
-          <w:rFonts w:ascii="Times New Roman" w:hAnsi="Times New Roman"/>
-          <w:b w:val="0"/>
-          <w:i w:val="0"/>
-          <w:sz w:val="26"/>
-        </w:rPr>
         <w:t>- Đối tượng học sinh: Học sinh hỗn hợp nhiều lứa tuổi (Mầm non Kinder và Tiểu học nhỏ có niềm say mê khoa học, sáng tạo công nghệ).</w:t>
       </w:r>
     </w:p>
     <w:p>
       <w:pPr>
-        <w:spacing w:before="0" w:after="60" w:line="276" w:lineRule="auto"/>
+        <w:spacing w:after="60" w:line="276" w:lineRule="auto"/>
         <w:jc w:val="left"/>
       </w:pPr>
       <w:r>
-        <w:rPr>
-          <w:rFonts w:ascii="Times New Roman" w:hAnsi="Times New Roman"/>
-          <w:b w:val="0"/>
-          <w:i w:val="0"/>
-          <w:sz w:val="26"/>
-        </w:rPr>
         <w:t>- Thời gian sinh hoạt: Sáng Thứ 7 hàng tuần, từ 09h45 đến 11h15 (Thời lượng: 90 phút/buổi).</w:t>
       </w:r>
     </w:p>
     <w:p>
       <w:pPr>
-        <w:spacing w:before="0" w:after="60" w:line="276" w:lineRule="auto"/>
+        <w:spacing w:after="60" w:line="276" w:lineRule="auto"/>
         <w:jc w:val="left"/>
       </w:pPr>
       <w:r>
-        <w:rPr>
-          <w:rFonts w:ascii="Times New Roman" w:hAnsi="Times New Roman"/>
-          <w:b w:val="0"/>
-          <w:i w:val="0"/>
-          <w:sz w:val="26"/>
-        </w:rPr>
         <w:t>- Tổng thời lượng chương trình: 35 buổi/năm học (Học kì 1: 17 buổi; Học kì 2: 18 buổi).</w:t>
       </w:r>
     </w:p>
     <w:p>
       <w:pPr>
-        <w:spacing w:before="0" w:after="60" w:line="276" w:lineRule="auto"/>
+        <w:spacing w:after="60" w:line="276" w:lineRule="auto"/>
         <w:jc w:val="left"/>
       </w:pPr>
       <w:r>
-        <w:rPr>
-          <w:rFonts w:ascii="Times New Roman" w:hAnsi="Times New Roman"/>
-          <w:b w:val="0"/>
-          <w:i w:val="0"/>
-          <w:sz w:val="26"/>
-        </w:rPr>
         <w:t>- Thời gian thực hiện: Bắt đầu từ ngày 12/09/2026 đến ngày 29/05/2027.</w:t>
       </w:r>
     </w:p>
@@ -253,41 +209,26 @@
       </w:pPr>
       <w:r>
         <w:rPr>
-          <w:rFonts w:ascii="Times New Roman" w:hAnsi="Times New Roman"/>
           <w:b/>
-          <w:i w:val="0"/>
-          <w:sz w:val="26"/>
         </w:rPr>
         <w:t>2. Tình hình đội ngũ giáo viên phụ trách:</w:t>
       </w:r>
     </w:p>
     <w:p>
       <w:pPr>
-        <w:spacing w:before="0" w:after="60" w:line="276" w:lineRule="auto"/>
+        <w:spacing w:after="60" w:line="276" w:lineRule="auto"/>
         <w:jc w:val="left"/>
       </w:pPr>
       <w:r>
-        <w:rPr>
-          <w:rFonts w:ascii="Times New Roman" w:hAnsi="Times New Roman"/>
-          <w:b w:val="0"/>
-          <w:i w:val="0"/>
-          <w:sz w:val="26"/>
-        </w:rPr>
         <w:t>- Giáo viên phụ trách chuyên môn: Đậu Đình Nguyên (Giáo viên phụ trách môn Robotics &amp; Tin học).</w:t>
       </w:r>
     </w:p>
     <w:p>
       <w:pPr>
-        <w:spacing w:before="0" w:after="60" w:line="276" w:lineRule="auto"/>
+        <w:spacing w:after="60" w:line="276" w:lineRule="auto"/>
         <w:jc w:val="left"/>
       </w:pPr>
       <w:r>
-        <w:rPr>
-          <w:rFonts w:ascii="Times New Roman" w:hAnsi="Times New Roman"/>
-          <w:b w:val="0"/>
-          <w:i w:val="0"/>
-          <w:sz w:val="26"/>
-        </w:rPr>
         <w:t>- Trợ giảng / Quản lý lớp: Cán bộ/giáo viên hỗ trợ theo dõi nền nếp và đảm bảo an toàn thực hành cho học sinh.</w:t>
       </w:r>
     </w:p>
@@ -298,41 +239,26 @@
       </w:pPr>
       <w:r>
         <w:rPr>
-          <w:rFonts w:ascii="Times New Roman" w:hAnsi="Times New Roman"/>
           <w:b/>
-          <w:i w:val="0"/>
-          <w:sz w:val="26"/>
         </w:rPr>
         <w:t>3. Cơ sở vật chất và thiết bị dạy học:</w:t>
       </w:r>
     </w:p>
     <w:p>
       <w:pPr>
-        <w:spacing w:before="0" w:after="60" w:line="276" w:lineRule="auto"/>
+        <w:spacing w:after="60" w:line="276" w:lineRule="auto"/>
         <w:jc w:val="left"/>
       </w:pPr>
       <w:r>
-        <w:rPr>
-          <w:rFonts w:ascii="Times New Roman" w:hAnsi="Times New Roman"/>
-          <w:b w:val="0"/>
-          <w:i w:val="0"/>
-          <w:sz w:val="26"/>
-        </w:rPr>
         <w:t>- Phòng học bộ môn: Phòng chức năng Robotics UNIGO đạt chuẩn, trang bị đầy đủ máy chiếu, màn hình tương tác, hệ thống bàn ghế làm việc nhóm và thảm thử nghiệm robot.</w:t>
       </w:r>
     </w:p>
     <w:p>
       <w:pPr>
-        <w:spacing w:before="0" w:after="60" w:line="276" w:lineRule="auto"/>
+        <w:spacing w:after="60" w:line="276" w:lineRule="auto"/>
         <w:jc w:val="left"/>
       </w:pPr>
       <w:r>
-        <w:rPr>
-          <w:rFonts w:ascii="Times New Roman" w:hAnsi="Times New Roman"/>
-          <w:b w:val="0"/>
-          <w:i w:val="0"/>
-          <w:sz w:val="26"/>
-        </w:rPr>
         <w:t>- Thiết bị học tập: Bộ Kit Robotics OLLO Kinder (Tập 1 &amp; Tập 2) đồng bộ, các chi tiết mảnh ghép an toàn, động cơ, hộp pin và dụng cụ tháo chốt chuyên dụng.</w:t>
       </w:r>
     </w:p>
@@ -343,71 +269,48 @@
       </w:pPr>
       <w:r>
         <w:rPr>
-          <w:rFonts w:ascii="Times New Roman" w:hAnsi="Times New Roman"/>
           <w:b/>
-          <w:i w:val="0"/>
-          <w:sz w:val="26"/>
         </w:rPr>
         <w:t>II. MỤC TIÊU CỦA CÂU LẠC BỘ</w:t>
       </w:r>
     </w:p>
     <w:p>
       <w:pPr>
-        <w:spacing w:before="0" w:after="60" w:line="276" w:lineRule="auto"/>
+        <w:spacing w:after="60" w:line="276" w:lineRule="auto"/>
         <w:jc w:val="left"/>
       </w:pPr>
       <w:r>
         <w:rPr>
-          <w:rFonts w:ascii="Times New Roman" w:hAnsi="Times New Roman"/>
           <w:b/>
-          <w:i w:val="0"/>
-          <w:sz w:val="26"/>
         </w:rPr>
         <w:t>1. Về kiến thức và tư duy STEM:</w:t>
       </w:r>
     </w:p>
     <w:p>
       <w:pPr>
-        <w:spacing w:before="0" w:after="60" w:line="276" w:lineRule="auto"/>
+        <w:spacing w:after="60" w:line="276" w:lineRule="auto"/>
         <w:jc w:val="left"/>
       </w:pPr>
       <w:r>
-        <w:rPr>
-          <w:rFonts w:ascii="Times New Roman" w:hAnsi="Times New Roman"/>
-          <w:b w:val="0"/>
-          <w:i w:val="0"/>
-          <w:sz w:val="26"/>
-        </w:rPr>
         <w:t>- Giúp học sinh khám phá thế giới tự nhiên và xã hội xung quanh thông qua các mô hình thực tế (phương tiện giao thông, máy bay, thế giới động vật, cơ chế chuyển động...).</w:t>
       </w:r>
     </w:p>
     <w:p>
       <w:pPr>
-        <w:spacing w:before="0" w:after="60" w:line="276" w:lineRule="auto"/>
+        <w:spacing w:after="60" w:line="276" w:lineRule="auto"/>
         <w:jc w:val="left"/>
       </w:pPr>
       <w:r>
-        <w:rPr>
-          <w:rFonts w:ascii="Times New Roman" w:hAnsi="Times New Roman"/>
-          <w:b w:val="0"/>
-          <w:i w:val="0"/>
-          <w:sz w:val="26"/>
-        </w:rPr>
+        <w:lastRenderedPageBreak/>
         <w:t>- Hiểu và vận dụng kiến thức tích hợp Khoa học (Science), Công nghệ (Technology), Kỹ thuật (Engineering), Nghệ thuật (Art) và Toán học (Math).</w:t>
       </w:r>
     </w:p>
     <w:p>
       <w:pPr>
-        <w:spacing w:before="0" w:after="60" w:line="276" w:lineRule="auto"/>
+        <w:spacing w:after="60" w:line="276" w:lineRule="auto"/>
         <w:jc w:val="left"/>
       </w:pPr>
       <w:r>
-        <w:rPr>
-          <w:rFonts w:ascii="Times New Roman" w:hAnsi="Times New Roman"/>
-          <w:b w:val="0"/>
-          <w:i w:val="0"/>
-          <w:sz w:val="26"/>
-        </w:rPr>
         <w:t>- Nhận diện và làm quen với cấu tạo các bộ phận cơ khí cơ bản: trục xoay, bánh xe, cánh tay nâng, bánh răng, đòn bẩy...</w:t>
       </w:r>
     </w:p>
@@ -418,56 +321,35 @@
       </w:pPr>
       <w:r>
         <w:rPr>
-          <w:rFonts w:ascii="Times New Roman" w:hAnsi="Times New Roman"/>
           <w:b/>
-          <w:i w:val="0"/>
-          <w:sz w:val="26"/>
         </w:rPr>
         <w:t>2. Về năng lực:</w:t>
       </w:r>
     </w:p>
     <w:p>
       <w:pPr>
-        <w:spacing w:before="0" w:after="60" w:line="276" w:lineRule="auto"/>
+        <w:spacing w:after="60" w:line="276" w:lineRule="auto"/>
         <w:jc w:val="left"/>
       </w:pPr>
       <w:r>
-        <w:rPr>
-          <w:rFonts w:ascii="Times New Roman" w:hAnsi="Times New Roman"/>
-          <w:b w:val="0"/>
-          <w:i w:val="0"/>
-          <w:sz w:val="26"/>
-        </w:rPr>
         <w:t>- Năng lực công nghệ &amp; Robotics: Rèn luyện kỹ năng quan sát bản vẽ, tư duy không gian 3D, phân loại linh kiện và thao tác lắp ráp chính xác, an toàn.</w:t>
       </w:r>
     </w:p>
     <w:p>
       <w:pPr>
-        <w:spacing w:before="0" w:after="60" w:line="276" w:lineRule="auto"/>
+        <w:spacing w:after="60" w:line="276" w:lineRule="auto"/>
         <w:jc w:val="left"/>
       </w:pPr>
       <w:r>
-        <w:rPr>
-          <w:rFonts w:ascii="Times New Roman" w:hAnsi="Times New Roman"/>
-          <w:b w:val="0"/>
-          <w:i w:val="0"/>
-          <w:sz w:val="26"/>
-        </w:rPr>
         <w:t>- Năng lực giải quyết vấn đề và sáng tạo: Tự phát hiện và khắc phục các lỗi chuyển động của mô hình; sáng tạo nâng cấp chi tiết theo ý tưởng riêng.</w:t>
       </w:r>
     </w:p>
     <w:p>
       <w:pPr>
-        <w:spacing w:before="0" w:after="60" w:line="276" w:lineRule="auto"/>
+        <w:spacing w:after="60" w:line="276" w:lineRule="auto"/>
         <w:jc w:val="left"/>
       </w:pPr>
       <w:r>
-        <w:rPr>
-          <w:rFonts w:ascii="Times New Roman" w:hAnsi="Times New Roman"/>
-          <w:b w:val="0"/>
-          <w:i w:val="0"/>
-          <w:sz w:val="26"/>
-        </w:rPr>
         <w:t>- Năng lực giao tiếp và hợp tác: Phát triển kỹ năng làm việc nhóm, chia sẻ linh kiện, hỗ trợ bạn học và tự tin thuyết trình về sản phẩm robot của nhóm.</w:t>
       </w:r>
     </w:p>
@@ -478,41 +360,26 @@
       </w:pPr>
       <w:r>
         <w:rPr>
-          <w:rFonts w:ascii="Times New Roman" w:hAnsi="Times New Roman"/>
           <w:b/>
-          <w:i w:val="0"/>
-          <w:sz w:val="26"/>
         </w:rPr>
         <w:t>3. Về phẩm chất:</w:t>
       </w:r>
     </w:p>
     <w:p>
       <w:pPr>
-        <w:spacing w:before="0" w:after="60" w:line="276" w:lineRule="auto"/>
+        <w:spacing w:after="60" w:line="276" w:lineRule="auto"/>
         <w:jc w:val="left"/>
       </w:pPr>
       <w:r>
-        <w:rPr>
-          <w:rFonts w:ascii="Times New Roman" w:hAnsi="Times New Roman"/>
-          <w:b w:val="0"/>
-          <w:i w:val="0"/>
-          <w:sz w:val="26"/>
-        </w:rPr>
         <w:t>- Hình thành tính kiên trì, tỉ mỉ, tập trung cao độ trong quá trình thực hành chế tạo.</w:t>
       </w:r>
     </w:p>
     <w:p>
       <w:pPr>
-        <w:spacing w:before="0" w:after="60" w:line="276" w:lineRule="auto"/>
+        <w:spacing w:after="60" w:line="276" w:lineRule="auto"/>
         <w:jc w:val="left"/>
       </w:pPr>
       <w:r>
-        <w:rPr>
-          <w:rFonts w:ascii="Times New Roman" w:hAnsi="Times New Roman"/>
-          <w:b w:val="0"/>
-          <w:i w:val="0"/>
-          <w:sz w:val="26"/>
-        </w:rPr>
         <w:t>- Nâng cao ý thức tổ chức kỷ luật, bảo quản đồ dùng học tập chung và dọn dẹp ngăn nắp sau giờ học.</w:t>
       </w:r>
     </w:p>
@@ -523,19 +390,14 @@
       </w:pPr>
       <w:r>
         <w:rPr>
-          <w:rFonts w:ascii="Times New Roman" w:hAnsi="Times New Roman"/>
           <w:b/>
-          <w:i w:val="0"/>
-          <w:sz w:val="26"/>
         </w:rPr>
         <w:t>III. KẾ HOẠCH DẠY HỌC VÀ PHÂN PHỐI CHƯƠNG TRÌNH CHI TIẾT (35 BUỔI)</w:t>
       </w:r>
     </w:p>
     <w:tbl>
       <w:tblPr>
-        <w:tblW w:type="auto" w:w="0"/>
-        <w:tblLayout w:type="fixed"/>
-        <w:tblLook w:firstColumn="1" w:firstRow="1" w:lastColumn="0" w:lastRow="0" w:noHBand="0" w:noVBand="1" w:val="04A0"/>
+        <w:tblW w:w="0" w:type="auto"/>
         <w:jc w:val="center"/>
         <w:tblBorders>
           <w:top w:val="single" w:sz="4" w:space="0" w:color="000000"/>
@@ -545,33 +407,36 @@
           <w:insideH w:val="single" w:sz="4" w:space="0" w:color="000000"/>
           <w:insideV w:val="single" w:sz="4" w:space="0" w:color="000000"/>
         </w:tblBorders>
+        <w:tblLayout w:type="fixed"/>
+        <w:tblLook w:val="04A0" w:firstRow="1" w:lastRow="0" w:firstColumn="1" w:lastColumn="0" w:noHBand="0" w:noVBand="1"/>
       </w:tblPr>
       <w:tblGrid>
-        <w:gridCol w:w="2269"/>
-        <w:gridCol w:w="2269"/>
-        <w:gridCol w:w="2269"/>
-        <w:gridCol w:w="2269"/>
+        <w:gridCol w:w="864"/>
+        <w:gridCol w:w="3312"/>
+        <w:gridCol w:w="1296"/>
+        <w:gridCol w:w="4608"/>
       </w:tblGrid>
       <w:tr>
-        <w:tc>
-          <w:tcPr>
-            <w:tcW w:type="dxa" w:w="864"/>
+        <w:trPr>
+          <w:jc w:val="center"/>
+        </w:trPr>
+        <w:tc>
+          <w:tcPr>
+            <w:tcW w:w="864" w:type="dxa"/>
             <w:tcMar>
               <w:top w:w="120" w:type="dxa"/>
+              <w:left w:w="100" w:type="dxa"/>
               <w:bottom w:w="120" w:type="dxa"/>
-              <w:left w:w="100" w:type="dxa"/>
-              <w:right w:w="100" w:type="dxa"/>
-            </w:tcMar>
-          </w:tcPr>
-          <w:p>
-            <w:pPr>
-              <w:jc w:val="center"/>
-            </w:pPr>
-            <w:r>
-              <w:rPr>
-                <w:rFonts w:ascii="Times New Roman" w:hAnsi="Times New Roman"/>
-                <w:b/>
-                <w:sz w:val="26"/>
+              <w:right w:w="100" w:type="dxa"/>
+            </w:tcMar>
+          </w:tcPr>
+          <w:p>
+            <w:pPr>
+              <w:jc w:val="center"/>
+            </w:pPr>
+            <w:r>
+              <w:rPr>
+                <w:b/>
               </w:rPr>
               <w:t>STT</w:t>
             </w:r>
@@ -579,23 +444,21 @@
         </w:tc>
         <w:tc>
           <w:tcPr>
-            <w:tcW w:type="dxa" w:w="3312"/>
+            <w:tcW w:w="3312" w:type="dxa"/>
             <w:tcMar>
               <w:top w:w="120" w:type="dxa"/>
+              <w:left w:w="100" w:type="dxa"/>
               <w:bottom w:w="120" w:type="dxa"/>
-              <w:left w:w="100" w:type="dxa"/>
-              <w:right w:w="100" w:type="dxa"/>
-            </w:tcMar>
-          </w:tcPr>
-          <w:p>
-            <w:pPr>
-              <w:jc w:val="center"/>
-            </w:pPr>
-            <w:r>
-              <w:rPr>
-                <w:rFonts w:ascii="Times New Roman" w:hAnsi="Times New Roman"/>
-                <w:b/>
-                <w:sz w:val="26"/>
+              <w:right w:w="100" w:type="dxa"/>
+            </w:tcMar>
+          </w:tcPr>
+          <w:p>
+            <w:pPr>
+              <w:jc w:val="center"/>
+            </w:pPr>
+            <w:r>
+              <w:rPr>
+                <w:b/>
               </w:rPr>
               <w:t>Bài học (1)</w:t>
             </w:r>
@@ -603,23 +466,21 @@
         </w:tc>
         <w:tc>
           <w:tcPr>
-            <w:tcW w:type="dxa" w:w="1296"/>
+            <w:tcW w:w="1296" w:type="dxa"/>
             <w:tcMar>
               <w:top w:w="120" w:type="dxa"/>
+              <w:left w:w="100" w:type="dxa"/>
               <w:bottom w:w="120" w:type="dxa"/>
-              <w:left w:w="100" w:type="dxa"/>
-              <w:right w:w="100" w:type="dxa"/>
-            </w:tcMar>
-          </w:tcPr>
-          <w:p>
-            <w:pPr>
-              <w:jc w:val="center"/>
-            </w:pPr>
-            <w:r>
-              <w:rPr>
-                <w:rFonts w:ascii="Times New Roman" w:hAnsi="Times New Roman"/>
-                <w:b/>
-                <w:sz w:val="26"/>
+              <w:right w:w="100" w:type="dxa"/>
+            </w:tcMar>
+          </w:tcPr>
+          <w:p>
+            <w:pPr>
+              <w:jc w:val="center"/>
+            </w:pPr>
+            <w:r>
+              <w:rPr>
+                <w:b/>
               </w:rPr>
               <w:t>Thời lượng (2)</w:t>
             </w:r>
@@ -627,23 +488,21 @@
         </w:tc>
         <w:tc>
           <w:tcPr>
-            <w:tcW w:type="dxa" w:w="4608"/>
+            <w:tcW w:w="4608" w:type="dxa"/>
             <w:tcMar>
               <w:top w:w="120" w:type="dxa"/>
+              <w:left w:w="100" w:type="dxa"/>
               <w:bottom w:w="120" w:type="dxa"/>
-              <w:left w:w="100" w:type="dxa"/>
-              <w:right w:w="100" w:type="dxa"/>
-            </w:tcMar>
-          </w:tcPr>
-          <w:p>
-            <w:pPr>
-              <w:jc w:val="center"/>
-            </w:pPr>
-            <w:r>
-              <w:rPr>
-                <w:rFonts w:ascii="Times New Roman" w:hAnsi="Times New Roman"/>
-                <w:b/>
-                <w:sz w:val="26"/>
+              <w:right w:w="100" w:type="dxa"/>
+            </w:tcMar>
+          </w:tcPr>
+          <w:p>
+            <w:pPr>
+              <w:jc w:val="center"/>
+            </w:pPr>
+            <w:r>
+              <w:rPr>
+                <w:b/>
               </w:rPr>
               <w:t>Yêu cầu cần đạt (3)</w:t>
             </w:r>
@@ -651,27 +510,28 @@
         </w:tc>
       </w:tr>
       <w:tr>
-        <w:tc>
-          <w:tcPr>
-            <w:tcW w:type="dxa" w:w="9076"/>
+        <w:trPr>
+          <w:jc w:val="center"/>
+        </w:trPr>
+        <w:tc>
+          <w:tcPr>
+            <w:tcW w:w="9076" w:type="dxa"/>
             <w:gridSpan w:val="4"/>
+            <w:shd w:val="clear" w:color="auto" w:fill="E8EEF5"/>
             <w:tcMar>
               <w:top w:w="100" w:type="dxa"/>
+              <w:left w:w="100" w:type="dxa"/>
               <w:bottom w:w="100" w:type="dxa"/>
-              <w:left w:w="100" w:type="dxa"/>
-              <w:right w:w="100" w:type="dxa"/>
-            </w:tcMar>
-            <w:shd w:fill="E8EEF5"/>
-          </w:tcPr>
-          <w:p>
-            <w:pPr>
-              <w:jc w:val="center"/>
-            </w:pPr>
-            <w:r>
-              <w:rPr>
-                <w:rFonts w:ascii="Times New Roman" w:hAnsi="Times New Roman"/>
-                <w:b/>
-                <w:sz w:val="26"/>
+              <w:right w:w="100" w:type="dxa"/>
+            </w:tcMar>
+          </w:tcPr>
+          <w:p>
+            <w:pPr>
+              <w:jc w:val="center"/>
+            </w:pPr>
+            <w:r>
+              <w:rPr>
+                <w:b/>
               </w:rPr>
               <w:t>HỌC KÌ I: KHÁM PHÁ CÔNG NGHỆ CÙNG OLLO KINDER - TẬP 1 (17 BUỔI)</w:t>
             </w:r>
@@ -679,23 +539,25 @@
         </w:tc>
       </w:tr>
       <w:tr>
-        <w:tc>
-          <w:tcPr>
-            <w:tcW w:type="dxa" w:w="864"/>
-            <w:tcMar>
-              <w:top w:w="80" w:type="dxa"/>
-              <w:bottom w:w="80" w:type="dxa"/>
-              <w:left w:w="100" w:type="dxa"/>
-              <w:right w:w="100" w:type="dxa"/>
-            </w:tcMar>
-          </w:tcPr>
-          <w:p>
-            <w:pPr>
-              <w:jc w:val="center"/>
-            </w:pPr>
-            <w:r>
-              <w:rPr>
-                <w:rFonts w:ascii="Times New Roman" w:hAnsi="Times New Roman"/>
+        <w:trPr>
+          <w:jc w:val="center"/>
+        </w:trPr>
+        <w:tc>
+          <w:tcPr>
+            <w:tcW w:w="864" w:type="dxa"/>
+            <w:tcMar>
+              <w:top w:w="80" w:type="dxa"/>
+              <w:left w:w="100" w:type="dxa"/>
+              <w:bottom w:w="80" w:type="dxa"/>
+              <w:right w:w="100" w:type="dxa"/>
+            </w:tcMar>
+          </w:tcPr>
+          <w:p>
+            <w:pPr>
+              <w:jc w:val="center"/>
+            </w:pPr>
+            <w:r>
+              <w:rPr>
                 <w:b/>
                 <w:sz w:val="24"/>
               </w:rPr>
@@ -705,31 +567,41 @@
         </w:tc>
         <w:tc>
           <w:tcPr>
-            <w:tcW w:type="dxa" w:w="3312"/>
-            <w:tcMar>
-              <w:top w:w="80" w:type="dxa"/>
-              <w:bottom w:w="80" w:type="dxa"/>
-              <w:left w:w="100" w:type="dxa"/>
-              <w:right w:w="100" w:type="dxa"/>
-            </w:tcMar>
-          </w:tcPr>
-          <w:p>
-            <w:r>
-              <w:rPr>
-                <w:rFonts w:ascii="Times New Roman" w:hAnsi="Times New Roman"/>
+            <w:tcW w:w="3312" w:type="dxa"/>
+            <w:tcMar>
+              <w:top w:w="80" w:type="dxa"/>
+              <w:left w:w="100" w:type="dxa"/>
+              <w:bottom w:w="80" w:type="dxa"/>
+              <w:right w:w="100" w:type="dxa"/>
+            </w:tcMar>
+          </w:tcPr>
+          <w:p>
+            <w:r>
+              <w:rPr>
                 <w:b/>
                 <w:sz w:val="24"/>
               </w:rPr>
               <w:t>Bài 1: CỖ MÁY LÀM SẠCH ĐƯỜNG PHỐ!</w:t>
-              <w:br/>
-            </w:r>
-            <w:r>
-              <w:rPr>
-                <w:rFonts w:ascii="Times New Roman" w:hAnsi="Times New Roman"/>
+            </w:r>
+            <w:r>
+              <w:rPr>
+                <w:b/>
+                <w:sz w:val="24"/>
+              </w:rPr>
+              <w:br/>
+            </w:r>
+            <w:r>
+              <w:rPr>
                 <w:i/>
                 <w:sz w:val="22"/>
               </w:rPr>
               <w:t>Ngày dạy: Thứ 7, 12/09/2026</w:t>
+            </w:r>
+            <w:r>
+              <w:rPr>
+                <w:i/>
+                <w:sz w:val="22"/>
+              </w:rPr>
               <w:br/>
               <w:t>(09h45 - 11h15)</w:t>
             </w:r>
@@ -737,24 +609,28 @@
         </w:tc>
         <w:tc>
           <w:tcPr>
-            <w:tcW w:type="dxa" w:w="1296"/>
-            <w:tcMar>
-              <w:top w:w="80" w:type="dxa"/>
-              <w:bottom w:w="80" w:type="dxa"/>
-              <w:left w:w="100" w:type="dxa"/>
-              <w:right w:w="100" w:type="dxa"/>
-            </w:tcMar>
-          </w:tcPr>
-          <w:p>
-            <w:pPr>
-              <w:jc w:val="center"/>
-            </w:pPr>
-            <w:r>
-              <w:rPr>
-                <w:rFonts w:ascii="Times New Roman" w:hAnsi="Times New Roman"/>
+            <w:tcW w:w="1296" w:type="dxa"/>
+            <w:tcMar>
+              <w:top w:w="80" w:type="dxa"/>
+              <w:left w:w="100" w:type="dxa"/>
+              <w:bottom w:w="80" w:type="dxa"/>
+              <w:right w:w="100" w:type="dxa"/>
+            </w:tcMar>
+          </w:tcPr>
+          <w:p>
+            <w:pPr>
+              <w:jc w:val="center"/>
+            </w:pPr>
+            <w:r>
+              <w:rPr>
                 <w:sz w:val="24"/>
               </w:rPr>
               <w:t>90 phút</w:t>
+            </w:r>
+            <w:r>
+              <w:rPr>
+                <w:sz w:val="24"/>
+              </w:rPr>
               <w:br/>
               <w:t>(1 buổi)</w:t>
             </w:r>
@@ -762,18 +638,17 @@
         </w:tc>
         <w:tc>
           <w:tcPr>
-            <w:tcW w:type="dxa" w:w="4608"/>
-            <w:tcMar>
-              <w:top w:w="80" w:type="dxa"/>
-              <w:bottom w:w="80" w:type="dxa"/>
-              <w:left w:w="100" w:type="dxa"/>
-              <w:right w:w="100" w:type="dxa"/>
-            </w:tcMar>
-          </w:tcPr>
-          <w:p>
-            <w:r>
-              <w:rPr>
-                <w:rFonts w:ascii="Times New Roman" w:hAnsi="Times New Roman"/>
+            <w:tcW w:w="4608" w:type="dxa"/>
+            <w:tcMar>
+              <w:top w:w="80" w:type="dxa"/>
+              <w:left w:w="100" w:type="dxa"/>
+              <w:bottom w:w="80" w:type="dxa"/>
+              <w:right w:w="100" w:type="dxa"/>
+            </w:tcMar>
+          </w:tcPr>
+          <w:p>
+            <w:r>
+              <w:rPr>
                 <w:sz w:val="24"/>
               </w:rPr>
               <w:t>- Tìm hiểu về đặc điểm, công dụng của robot vệ</w:t>
@@ -781,11 +656,10 @@
           </w:p>
           <w:p>
             <w:pPr>
-              <w:spacing w:before="0" w:after="40"/>
-            </w:pPr>
-            <w:r>
-              <w:rPr>
-                <w:rFonts w:ascii="Times New Roman" w:hAnsi="Times New Roman"/>
+              <w:spacing w:after="40"/>
+            </w:pPr>
+            <w:r>
+              <w:rPr>
                 <w:sz w:val="24"/>
               </w:rPr>
               <w:t>- sinh môi trường – robot xe gom rác.</w:t>
@@ -793,11 +667,10 @@
           </w:p>
           <w:p>
             <w:pPr>
-              <w:spacing w:before="0" w:after="40"/>
-            </w:pPr>
-            <w:r>
-              <w:rPr>
-                <w:rFonts w:ascii="Times New Roman" w:hAnsi="Times New Roman"/>
+              <w:spacing w:after="40"/>
+            </w:pPr>
+            <w:r>
+              <w:rPr>
                 <w:sz w:val="24"/>
               </w:rPr>
               <w:t>- Tìm hiểu về cách lắp ráp các mảnh ghép trong</w:t>
@@ -805,11 +678,10 @@
           </w:p>
           <w:p>
             <w:pPr>
-              <w:spacing w:before="0" w:after="40"/>
-            </w:pPr>
-            <w:r>
-              <w:rPr>
-                <w:rFonts w:ascii="Times New Roman" w:hAnsi="Times New Roman"/>
+              <w:spacing w:after="40"/>
+            </w:pPr>
+            <w:r>
+              <w:rPr>
                 <w:sz w:val="24"/>
               </w:rPr>
               <w:t>- Robotics, sử dụng những mảnh ghép tạo thành</w:t>
@@ -817,11 +689,10 @@
           </w:p>
           <w:p>
             <w:pPr>
-              <w:spacing w:before="0" w:after="40"/>
-            </w:pPr>
-            <w:r>
-              <w:rPr>
-                <w:rFonts w:ascii="Times New Roman" w:hAnsi="Times New Roman"/>
+              <w:spacing w:after="40"/>
+            </w:pPr>
+            <w:r>
+              <w:rPr>
                 <w:sz w:val="24"/>
               </w:rPr>
               <w:t>- robot.</w:t>
@@ -830,23 +701,25 @@
         </w:tc>
       </w:tr>
       <w:tr>
-        <w:tc>
-          <w:tcPr>
-            <w:tcW w:type="dxa" w:w="864"/>
-            <w:tcMar>
-              <w:top w:w="80" w:type="dxa"/>
-              <w:bottom w:w="80" w:type="dxa"/>
-              <w:left w:w="100" w:type="dxa"/>
-              <w:right w:w="100" w:type="dxa"/>
-            </w:tcMar>
-          </w:tcPr>
-          <w:p>
-            <w:pPr>
-              <w:jc w:val="center"/>
-            </w:pPr>
-            <w:r>
-              <w:rPr>
-                <w:rFonts w:ascii="Times New Roman" w:hAnsi="Times New Roman"/>
+        <w:trPr>
+          <w:jc w:val="center"/>
+        </w:trPr>
+        <w:tc>
+          <w:tcPr>
+            <w:tcW w:w="864" w:type="dxa"/>
+            <w:tcMar>
+              <w:top w:w="80" w:type="dxa"/>
+              <w:left w:w="100" w:type="dxa"/>
+              <w:bottom w:w="80" w:type="dxa"/>
+              <w:right w:w="100" w:type="dxa"/>
+            </w:tcMar>
+          </w:tcPr>
+          <w:p>
+            <w:pPr>
+              <w:jc w:val="center"/>
+            </w:pPr>
+            <w:r>
+              <w:rPr>
                 <w:b/>
                 <w:sz w:val="24"/>
               </w:rPr>
@@ -856,31 +729,42 @@
         </w:tc>
         <w:tc>
           <w:tcPr>
-            <w:tcW w:type="dxa" w:w="3312"/>
-            <w:tcMar>
-              <w:top w:w="80" w:type="dxa"/>
-              <w:bottom w:w="80" w:type="dxa"/>
-              <w:left w:w="100" w:type="dxa"/>
-              <w:right w:w="100" w:type="dxa"/>
-            </w:tcMar>
-          </w:tcPr>
-          <w:p>
-            <w:r>
-              <w:rPr>
-                <w:rFonts w:ascii="Times New Roman" w:hAnsi="Times New Roman"/>
+            <w:tcW w:w="3312" w:type="dxa"/>
+            <w:tcMar>
+              <w:top w:w="80" w:type="dxa"/>
+              <w:left w:w="100" w:type="dxa"/>
+              <w:bottom w:w="80" w:type="dxa"/>
+              <w:right w:w="100" w:type="dxa"/>
+            </w:tcMar>
+          </w:tcPr>
+          <w:p>
+            <w:r>
+              <w:rPr>
                 <w:b/>
                 <w:sz w:val="24"/>
               </w:rPr>
               <w:t>Bài 2: VÌ SAO CHIẾC XE NÀY KHÔNG CÓ MÁI?</w:t>
-              <w:br/>
-            </w:r>
-            <w:r>
-              <w:rPr>
-                <w:rFonts w:ascii="Times New Roman" w:hAnsi="Times New Roman"/>
+            </w:r>
+            <w:r>
+              <w:rPr>
+                <w:b/>
+                <w:sz w:val="24"/>
+              </w:rPr>
+              <w:br/>
+            </w:r>
+            <w:r>
+              <w:rPr>
                 <w:i/>
                 <w:sz w:val="22"/>
               </w:rPr>
+              <w:lastRenderedPageBreak/>
               <w:t>Ngày dạy: Thứ 7, 19/09/2026</w:t>
+            </w:r>
+            <w:r>
+              <w:rPr>
+                <w:i/>
+                <w:sz w:val="22"/>
+              </w:rPr>
               <w:br/>
               <w:t>(09h45 - 11h15)</w:t>
             </w:r>
@@ -888,24 +772,29 @@
         </w:tc>
         <w:tc>
           <w:tcPr>
-            <w:tcW w:type="dxa" w:w="1296"/>
-            <w:tcMar>
-              <w:top w:w="80" w:type="dxa"/>
-              <w:bottom w:w="80" w:type="dxa"/>
-              <w:left w:w="100" w:type="dxa"/>
-              <w:right w:w="100" w:type="dxa"/>
-            </w:tcMar>
-          </w:tcPr>
-          <w:p>
-            <w:pPr>
-              <w:jc w:val="center"/>
-            </w:pPr>
-            <w:r>
-              <w:rPr>
-                <w:rFonts w:ascii="Times New Roman" w:hAnsi="Times New Roman"/>
-                <w:sz w:val="24"/>
-              </w:rPr>
+            <w:tcW w:w="1296" w:type="dxa"/>
+            <w:tcMar>
+              <w:top w:w="80" w:type="dxa"/>
+              <w:left w:w="100" w:type="dxa"/>
+              <w:bottom w:w="80" w:type="dxa"/>
+              <w:right w:w="100" w:type="dxa"/>
+            </w:tcMar>
+          </w:tcPr>
+          <w:p>
+            <w:pPr>
+              <w:jc w:val="center"/>
+            </w:pPr>
+            <w:r>
+              <w:rPr>
+                <w:sz w:val="24"/>
+              </w:rPr>
+              <w:lastRenderedPageBreak/>
               <w:t>90 phút</w:t>
+            </w:r>
+            <w:r>
+              <w:rPr>
+                <w:sz w:val="24"/>
+              </w:rPr>
               <w:br/>
               <w:t>(1 buổi)</w:t>
             </w:r>
@@ -913,18 +802,17 @@
         </w:tc>
         <w:tc>
           <w:tcPr>
-            <w:tcW w:type="dxa" w:w="4608"/>
-            <w:tcMar>
-              <w:top w:w="80" w:type="dxa"/>
-              <w:bottom w:w="80" w:type="dxa"/>
-              <w:left w:w="100" w:type="dxa"/>
-              <w:right w:w="100" w:type="dxa"/>
-            </w:tcMar>
-          </w:tcPr>
-          <w:p>
-            <w:r>
-              <w:rPr>
-                <w:rFonts w:ascii="Times New Roman" w:hAnsi="Times New Roman"/>
+            <w:tcW w:w="4608" w:type="dxa"/>
+            <w:tcMar>
+              <w:top w:w="80" w:type="dxa"/>
+              <w:left w:w="100" w:type="dxa"/>
+              <w:bottom w:w="80" w:type="dxa"/>
+              <w:right w:w="100" w:type="dxa"/>
+            </w:tcMar>
+          </w:tcPr>
+          <w:p>
+            <w:r>
+              <w:rPr>
                 <w:sz w:val="24"/>
               </w:rPr>
               <w:t>- Tìm hiểu được đặc điểm nổi bật và cấu tạo cơ bản</w:t>
@@ -932,11 +820,10 @@
           </w:p>
           <w:p>
             <w:pPr>
-              <w:spacing w:before="0" w:after="40"/>
-            </w:pPr>
-            <w:r>
-              <w:rPr>
-                <w:rFonts w:ascii="Times New Roman" w:hAnsi="Times New Roman"/>
+              <w:spacing w:after="40"/>
+            </w:pPr>
+            <w:r>
+              <w:rPr>
                 <w:sz w:val="24"/>
               </w:rPr>
               <w:t>- của một số phương tiện trong đời sống.</w:t>
@@ -944,23 +831,22 @@
           </w:p>
           <w:p>
             <w:pPr>
-              <w:spacing w:before="0" w:after="40"/>
-            </w:pPr>
-            <w:r>
-              <w:rPr>
-                <w:rFonts w:ascii="Times New Roman" w:hAnsi="Times New Roman"/>
-                <w:sz w:val="24"/>
-              </w:rPr>
+              <w:spacing w:after="40"/>
+            </w:pPr>
+            <w:r>
+              <w:rPr>
+                <w:sz w:val="24"/>
+              </w:rPr>
+              <w:lastRenderedPageBreak/>
               <w:t>- Phát triển hứng thú khám phá, tư duy so sánh xe ô</w:t>
             </w:r>
           </w:p>
           <w:p>
             <w:pPr>
-              <w:spacing w:before="0" w:after="40"/>
-            </w:pPr>
-            <w:r>
-              <w:rPr>
-                <w:rFonts w:ascii="Times New Roman" w:hAnsi="Times New Roman"/>
+              <w:spacing w:after="40"/>
+            </w:pPr>
+            <w:r>
+              <w:rPr>
                 <w:sz w:val="24"/>
               </w:rPr>
               <w:t>- tô mui trần và các loại phương tiện khác và ý thức</w:t>
@@ -968,11 +854,10 @@
           </w:p>
           <w:p>
             <w:pPr>
-              <w:spacing w:before="0" w:after="40"/>
-            </w:pPr>
-            <w:r>
-              <w:rPr>
-                <w:rFonts w:ascii="Times New Roman" w:hAnsi="Times New Roman"/>
+              <w:spacing w:after="40"/>
+            </w:pPr>
+            <w:r>
+              <w:rPr>
                 <w:sz w:val="24"/>
               </w:rPr>
               <w:t>- an toàn khi tham gia giao thông.</w:t>
@@ -981,57 +866,70 @@
         </w:tc>
       </w:tr>
       <w:tr>
-        <w:tc>
-          <w:tcPr>
-            <w:tcW w:type="dxa" w:w="864"/>
-            <w:tcMar>
-              <w:top w:w="80" w:type="dxa"/>
-              <w:bottom w:w="80" w:type="dxa"/>
-              <w:left w:w="100" w:type="dxa"/>
-              <w:right w:w="100" w:type="dxa"/>
-            </w:tcMar>
-          </w:tcPr>
-          <w:p>
-            <w:pPr>
-              <w:jc w:val="center"/>
-            </w:pPr>
-            <w:r>
-              <w:rPr>
-                <w:rFonts w:ascii="Times New Roman" w:hAnsi="Times New Roman"/>
-                <w:b/>
-                <w:sz w:val="24"/>
-              </w:rPr>
+        <w:trPr>
+          <w:jc w:val="center"/>
+        </w:trPr>
+        <w:tc>
+          <w:tcPr>
+            <w:tcW w:w="864" w:type="dxa"/>
+            <w:tcMar>
+              <w:top w:w="80" w:type="dxa"/>
+              <w:left w:w="100" w:type="dxa"/>
+              <w:bottom w:w="80" w:type="dxa"/>
+              <w:right w:w="100" w:type="dxa"/>
+            </w:tcMar>
+          </w:tcPr>
+          <w:p>
+            <w:pPr>
+              <w:jc w:val="center"/>
+            </w:pPr>
+            <w:r>
+              <w:rPr>
+                <w:b/>
+                <w:sz w:val="24"/>
+              </w:rPr>
+              <w:lastRenderedPageBreak/>
               <w:t>Buổi 3</w:t>
             </w:r>
           </w:p>
         </w:tc>
         <w:tc>
           <w:tcPr>
-            <w:tcW w:type="dxa" w:w="3312"/>
-            <w:tcMar>
-              <w:top w:w="80" w:type="dxa"/>
-              <w:bottom w:w="80" w:type="dxa"/>
-              <w:left w:w="100" w:type="dxa"/>
-              <w:right w:w="100" w:type="dxa"/>
-            </w:tcMar>
-          </w:tcPr>
-          <w:p>
-            <w:r>
-              <w:rPr>
-                <w:rFonts w:ascii="Times New Roman" w:hAnsi="Times New Roman"/>
+            <w:tcW w:w="3312" w:type="dxa"/>
+            <w:tcMar>
+              <w:top w:w="80" w:type="dxa"/>
+              <w:left w:w="100" w:type="dxa"/>
+              <w:bottom w:w="80" w:type="dxa"/>
+              <w:right w:w="100" w:type="dxa"/>
+            </w:tcMar>
+          </w:tcPr>
+          <w:p>
+            <w:r>
+              <w:rPr>
                 <w:b/>
                 <w:sz w:val="24"/>
               </w:rPr>
               <w:t>Bài 3: CỖ MÁY BAY GIỮA KHÔNG TRUNG</w:t>
-              <w:br/>
-            </w:r>
-            <w:r>
-              <w:rPr>
-                <w:rFonts w:ascii="Times New Roman" w:hAnsi="Times New Roman"/>
+            </w:r>
+            <w:r>
+              <w:rPr>
+                <w:b/>
+                <w:sz w:val="24"/>
+              </w:rPr>
+              <w:br/>
+            </w:r>
+            <w:r>
+              <w:rPr>
                 <w:i/>
                 <w:sz w:val="22"/>
               </w:rPr>
               <w:t>Ngày dạy: Thứ 7, 26/09/2026</w:t>
+            </w:r>
+            <w:r>
+              <w:rPr>
+                <w:i/>
+                <w:sz w:val="22"/>
+              </w:rPr>
               <w:br/>
               <w:t>(09h45 - 11h15)</w:t>
             </w:r>
@@ -1039,24 +937,28 @@
         </w:tc>
         <w:tc>
           <w:tcPr>
-            <w:tcW w:type="dxa" w:w="1296"/>
-            <w:tcMar>
-              <w:top w:w="80" w:type="dxa"/>
-              <w:bottom w:w="80" w:type="dxa"/>
-              <w:left w:w="100" w:type="dxa"/>
-              <w:right w:w="100" w:type="dxa"/>
-            </w:tcMar>
-          </w:tcPr>
-          <w:p>
-            <w:pPr>
-              <w:jc w:val="center"/>
-            </w:pPr>
-            <w:r>
-              <w:rPr>
-                <w:rFonts w:ascii="Times New Roman" w:hAnsi="Times New Roman"/>
+            <w:tcW w:w="1296" w:type="dxa"/>
+            <w:tcMar>
+              <w:top w:w="80" w:type="dxa"/>
+              <w:left w:w="100" w:type="dxa"/>
+              <w:bottom w:w="80" w:type="dxa"/>
+              <w:right w:w="100" w:type="dxa"/>
+            </w:tcMar>
+          </w:tcPr>
+          <w:p>
+            <w:pPr>
+              <w:jc w:val="center"/>
+            </w:pPr>
+            <w:r>
+              <w:rPr>
                 <w:sz w:val="24"/>
               </w:rPr>
               <w:t>90 phút</w:t>
+            </w:r>
+            <w:r>
+              <w:rPr>
+                <w:sz w:val="24"/>
+              </w:rPr>
               <w:br/>
               <w:t>(1 buổi)</w:t>
             </w:r>
@@ -1064,18 +966,17 @@
         </w:tc>
         <w:tc>
           <w:tcPr>
-            <w:tcW w:type="dxa" w:w="4608"/>
-            <w:tcMar>
-              <w:top w:w="80" w:type="dxa"/>
-              <w:bottom w:w="80" w:type="dxa"/>
-              <w:left w:w="100" w:type="dxa"/>
-              <w:right w:w="100" w:type="dxa"/>
-            </w:tcMar>
-          </w:tcPr>
-          <w:p>
-            <w:r>
-              <w:rPr>
-                <w:rFonts w:ascii="Times New Roman" w:hAnsi="Times New Roman"/>
+            <w:tcW w:w="4608" w:type="dxa"/>
+            <w:tcMar>
+              <w:top w:w="80" w:type="dxa"/>
+              <w:left w:w="100" w:type="dxa"/>
+              <w:bottom w:w="80" w:type="dxa"/>
+              <w:right w:w="100" w:type="dxa"/>
+            </w:tcMar>
+          </w:tcPr>
+          <w:p>
+            <w:r>
+              <w:rPr>
                 <w:sz w:val="24"/>
               </w:rPr>
               <w:t>- Tìm hiểu đặc điểm, chức năng của máy bay trực</w:t>
@@ -1083,11 +984,10 @@
           </w:p>
           <w:p>
             <w:pPr>
-              <w:spacing w:before="0" w:after="40"/>
-            </w:pPr>
-            <w:r>
-              <w:rPr>
-                <w:rFonts w:ascii="Times New Roman" w:hAnsi="Times New Roman"/>
+              <w:spacing w:after="40"/>
+            </w:pPr>
+            <w:r>
+              <w:rPr>
                 <w:sz w:val="24"/>
               </w:rPr>
               <w:t>- thăng.</w:t>
@@ -1095,11 +995,10 @@
           </w:p>
           <w:p>
             <w:pPr>
-              <w:spacing w:before="0" w:after="40"/>
-            </w:pPr>
-            <w:r>
-              <w:rPr>
-                <w:rFonts w:ascii="Times New Roman" w:hAnsi="Times New Roman"/>
+              <w:spacing w:after="40"/>
+            </w:pPr>
+            <w:r>
+              <w:rPr>
                 <w:sz w:val="24"/>
               </w:rPr>
               <w:t>- Tìm hiểu các bộ phận chính của máy bay trực</w:t>
@@ -1107,11 +1006,10 @@
           </w:p>
           <w:p>
             <w:pPr>
-              <w:spacing w:before="0" w:after="40"/>
-            </w:pPr>
-            <w:r>
-              <w:rPr>
-                <w:rFonts w:ascii="Times New Roman" w:hAnsi="Times New Roman"/>
+              <w:spacing w:after="40"/>
+            </w:pPr>
+            <w:r>
+              <w:rPr>
                 <w:sz w:val="24"/>
               </w:rPr>
               <w:t>- thăng.</w:t>
@@ -1120,23 +1018,25 @@
         </w:tc>
       </w:tr>
       <w:tr>
-        <w:tc>
-          <w:tcPr>
-            <w:tcW w:type="dxa" w:w="864"/>
-            <w:tcMar>
-              <w:top w:w="80" w:type="dxa"/>
-              <w:bottom w:w="80" w:type="dxa"/>
-              <w:left w:w="100" w:type="dxa"/>
-              <w:right w:w="100" w:type="dxa"/>
-            </w:tcMar>
-          </w:tcPr>
-          <w:p>
-            <w:pPr>
-              <w:jc w:val="center"/>
-            </w:pPr>
-            <w:r>
-              <w:rPr>
-                <w:rFonts w:ascii="Times New Roman" w:hAnsi="Times New Roman"/>
+        <w:trPr>
+          <w:jc w:val="center"/>
+        </w:trPr>
+        <w:tc>
+          <w:tcPr>
+            <w:tcW w:w="864" w:type="dxa"/>
+            <w:tcMar>
+              <w:top w:w="80" w:type="dxa"/>
+              <w:left w:w="100" w:type="dxa"/>
+              <w:bottom w:w="80" w:type="dxa"/>
+              <w:right w:w="100" w:type="dxa"/>
+            </w:tcMar>
+          </w:tcPr>
+          <w:p>
+            <w:pPr>
+              <w:jc w:val="center"/>
+            </w:pPr>
+            <w:r>
+              <w:rPr>
                 <w:b/>
                 <w:sz w:val="24"/>
               </w:rPr>
@@ -1146,31 +1046,41 @@
         </w:tc>
         <w:tc>
           <w:tcPr>
-            <w:tcW w:type="dxa" w:w="3312"/>
-            <w:tcMar>
-              <w:top w:w="80" w:type="dxa"/>
-              <w:bottom w:w="80" w:type="dxa"/>
-              <w:left w:w="100" w:type="dxa"/>
-              <w:right w:w="100" w:type="dxa"/>
-            </w:tcMar>
-          </w:tcPr>
-          <w:p>
-            <w:r>
-              <w:rPr>
-                <w:rFonts w:ascii="Times New Roman" w:hAnsi="Times New Roman"/>
+            <w:tcW w:w="3312" w:type="dxa"/>
+            <w:tcMar>
+              <w:top w:w="80" w:type="dxa"/>
+              <w:left w:w="100" w:type="dxa"/>
+              <w:bottom w:w="80" w:type="dxa"/>
+              <w:right w:w="100" w:type="dxa"/>
+            </w:tcMar>
+          </w:tcPr>
+          <w:p>
+            <w:r>
+              <w:rPr>
                 <w:b/>
                 <w:sz w:val="24"/>
               </w:rPr>
               <w:t>Bài 4: CHIẾC XE ĐẦU ĐỜI CỦA BÉ</w:t>
-              <w:br/>
-            </w:r>
-            <w:r>
-              <w:rPr>
-                <w:rFonts w:ascii="Times New Roman" w:hAnsi="Times New Roman"/>
+            </w:r>
+            <w:r>
+              <w:rPr>
+                <w:b/>
+                <w:sz w:val="24"/>
+              </w:rPr>
+              <w:br/>
+            </w:r>
+            <w:r>
+              <w:rPr>
                 <w:i/>
                 <w:sz w:val="22"/>
               </w:rPr>
               <w:t>Ngày dạy: Thứ 7, 03/10/2026</w:t>
+            </w:r>
+            <w:r>
+              <w:rPr>
+                <w:i/>
+                <w:sz w:val="22"/>
+              </w:rPr>
               <w:br/>
               <w:t>(09h45 - 11h15)</w:t>
             </w:r>
@@ -1178,24 +1088,28 @@
         </w:tc>
         <w:tc>
           <w:tcPr>
-            <w:tcW w:type="dxa" w:w="1296"/>
-            <w:tcMar>
-              <w:top w:w="80" w:type="dxa"/>
-              <w:bottom w:w="80" w:type="dxa"/>
-              <w:left w:w="100" w:type="dxa"/>
-              <w:right w:w="100" w:type="dxa"/>
-            </w:tcMar>
-          </w:tcPr>
-          <w:p>
-            <w:pPr>
-              <w:jc w:val="center"/>
-            </w:pPr>
-            <w:r>
-              <w:rPr>
-                <w:rFonts w:ascii="Times New Roman" w:hAnsi="Times New Roman"/>
+            <w:tcW w:w="1296" w:type="dxa"/>
+            <w:tcMar>
+              <w:top w:w="80" w:type="dxa"/>
+              <w:left w:w="100" w:type="dxa"/>
+              <w:bottom w:w="80" w:type="dxa"/>
+              <w:right w:w="100" w:type="dxa"/>
+            </w:tcMar>
+          </w:tcPr>
+          <w:p>
+            <w:pPr>
+              <w:jc w:val="center"/>
+            </w:pPr>
+            <w:r>
+              <w:rPr>
                 <w:sz w:val="24"/>
               </w:rPr>
               <w:t>90 phút</w:t>
+            </w:r>
+            <w:r>
+              <w:rPr>
+                <w:sz w:val="24"/>
+              </w:rPr>
               <w:br/>
               <w:t>(1 buổi)</w:t>
             </w:r>
@@ -1203,18 +1117,17 @@
         </w:tc>
         <w:tc>
           <w:tcPr>
-            <w:tcW w:type="dxa" w:w="4608"/>
-            <w:tcMar>
-              <w:top w:w="80" w:type="dxa"/>
-              <w:bottom w:w="80" w:type="dxa"/>
-              <w:left w:w="100" w:type="dxa"/>
-              <w:right w:w="100" w:type="dxa"/>
-            </w:tcMar>
-          </w:tcPr>
-          <w:p>
-            <w:r>
-              <w:rPr>
-                <w:rFonts w:ascii="Times New Roman" w:hAnsi="Times New Roman"/>
+            <w:tcW w:w="4608" w:type="dxa"/>
+            <w:tcMar>
+              <w:top w:w="80" w:type="dxa"/>
+              <w:left w:w="100" w:type="dxa"/>
+              <w:bottom w:w="80" w:type="dxa"/>
+              <w:right w:w="100" w:type="dxa"/>
+            </w:tcMar>
+          </w:tcPr>
+          <w:p>
+            <w:r>
+              <w:rPr>
                 <w:sz w:val="24"/>
               </w:rPr>
               <w:t>- Tìm hiểu được các đặc trưng cơ bản và sự tiện ích</w:t>
@@ -1222,11 +1135,10 @@
           </w:p>
           <w:p>
             <w:pPr>
-              <w:spacing w:before="0" w:after="40"/>
-            </w:pPr>
-            <w:r>
-              <w:rPr>
-                <w:rFonts w:ascii="Times New Roman" w:hAnsi="Times New Roman"/>
+              <w:spacing w:after="40"/>
+            </w:pPr>
+            <w:r>
+              <w:rPr>
                 <w:sz w:val="24"/>
               </w:rPr>
               <w:t>- của xe ba bánh trong cuộc sống.</w:t>
@@ -1234,11 +1146,10 @@
           </w:p>
           <w:p>
             <w:pPr>
-              <w:spacing w:before="0" w:after="40"/>
-            </w:pPr>
-            <w:r>
-              <w:rPr>
-                <w:rFonts w:ascii="Times New Roman" w:hAnsi="Times New Roman"/>
+              <w:spacing w:after="40"/>
+            </w:pPr>
+            <w:r>
+              <w:rPr>
                 <w:sz w:val="24"/>
               </w:rPr>
               <w:t>- Hình thành thói quen quan sát, trải nghiệm và ý</w:t>
@@ -1246,11 +1157,10 @@
           </w:p>
           <w:p>
             <w:pPr>
-              <w:spacing w:before="0" w:after="40"/>
-            </w:pPr>
-            <w:r>
-              <w:rPr>
-                <w:rFonts w:ascii="Times New Roman" w:hAnsi="Times New Roman"/>
+              <w:spacing w:after="40"/>
+            </w:pPr>
+            <w:r>
+              <w:rPr>
                 <w:sz w:val="24"/>
               </w:rPr>
               <w:t>- thức đảm bảo an toàn khi sử dụng phương tiện.</w:t>
@@ -1259,23 +1169,25 @@
         </w:tc>
       </w:tr>
       <w:tr>
-        <w:tc>
-          <w:tcPr>
-            <w:tcW w:type="dxa" w:w="864"/>
-            <w:tcMar>
-              <w:top w:w="80" w:type="dxa"/>
-              <w:bottom w:w="80" w:type="dxa"/>
-              <w:left w:w="100" w:type="dxa"/>
-              <w:right w:w="100" w:type="dxa"/>
-            </w:tcMar>
-          </w:tcPr>
-          <w:p>
-            <w:pPr>
-              <w:jc w:val="center"/>
-            </w:pPr>
-            <w:r>
-              <w:rPr>
-                <w:rFonts w:ascii="Times New Roman" w:hAnsi="Times New Roman"/>
+        <w:trPr>
+          <w:jc w:val="center"/>
+        </w:trPr>
+        <w:tc>
+          <w:tcPr>
+            <w:tcW w:w="864" w:type="dxa"/>
+            <w:tcMar>
+              <w:top w:w="80" w:type="dxa"/>
+              <w:left w:w="100" w:type="dxa"/>
+              <w:bottom w:w="80" w:type="dxa"/>
+              <w:right w:w="100" w:type="dxa"/>
+            </w:tcMar>
+          </w:tcPr>
+          <w:p>
+            <w:pPr>
+              <w:jc w:val="center"/>
+            </w:pPr>
+            <w:r>
+              <w:rPr>
                 <w:b/>
                 <w:sz w:val="24"/>
               </w:rPr>
@@ -1285,31 +1197,41 @@
         </w:tc>
         <w:tc>
           <w:tcPr>
-            <w:tcW w:type="dxa" w:w="3312"/>
-            <w:tcMar>
-              <w:top w:w="80" w:type="dxa"/>
-              <w:bottom w:w="80" w:type="dxa"/>
-              <w:left w:w="100" w:type="dxa"/>
-              <w:right w:w="100" w:type="dxa"/>
-            </w:tcMar>
-          </w:tcPr>
-          <w:p>
-            <w:r>
-              <w:rPr>
-                <w:rFonts w:ascii="Times New Roman" w:hAnsi="Times New Roman"/>
+            <w:tcW w:w="3312" w:type="dxa"/>
+            <w:tcMar>
+              <w:top w:w="80" w:type="dxa"/>
+              <w:left w:w="100" w:type="dxa"/>
+              <w:bottom w:w="80" w:type="dxa"/>
+              <w:right w:w="100" w:type="dxa"/>
+            </w:tcMar>
+          </w:tcPr>
+          <w:p>
+            <w:r>
+              <w:rPr>
                 <w:b/>
                 <w:sz w:val="24"/>
               </w:rPr>
               <w:t>Bài 5: CHÚ CHIM ĐỘI MŨ ĐỎ</w:t>
-              <w:br/>
-            </w:r>
-            <w:r>
-              <w:rPr>
-                <w:rFonts w:ascii="Times New Roman" w:hAnsi="Times New Roman"/>
+            </w:r>
+            <w:r>
+              <w:rPr>
+                <w:b/>
+                <w:sz w:val="24"/>
+              </w:rPr>
+              <w:br/>
+            </w:r>
+            <w:r>
+              <w:rPr>
                 <w:i/>
                 <w:sz w:val="22"/>
               </w:rPr>
               <w:t>Ngày dạy: Thứ 7, 10/10/2026</w:t>
+            </w:r>
+            <w:r>
+              <w:rPr>
+                <w:i/>
+                <w:sz w:val="22"/>
+              </w:rPr>
               <w:br/>
               <w:t>(09h45 - 11h15)</w:t>
             </w:r>
@@ -1317,24 +1239,28 @@
         </w:tc>
         <w:tc>
           <w:tcPr>
-            <w:tcW w:type="dxa" w:w="1296"/>
-            <w:tcMar>
-              <w:top w:w="80" w:type="dxa"/>
-              <w:bottom w:w="80" w:type="dxa"/>
-              <w:left w:w="100" w:type="dxa"/>
-              <w:right w:w="100" w:type="dxa"/>
-            </w:tcMar>
-          </w:tcPr>
-          <w:p>
-            <w:pPr>
-              <w:jc w:val="center"/>
-            </w:pPr>
-            <w:r>
-              <w:rPr>
-                <w:rFonts w:ascii="Times New Roman" w:hAnsi="Times New Roman"/>
+            <w:tcW w:w="1296" w:type="dxa"/>
+            <w:tcMar>
+              <w:top w:w="80" w:type="dxa"/>
+              <w:left w:w="100" w:type="dxa"/>
+              <w:bottom w:w="80" w:type="dxa"/>
+              <w:right w:w="100" w:type="dxa"/>
+            </w:tcMar>
+          </w:tcPr>
+          <w:p>
+            <w:pPr>
+              <w:jc w:val="center"/>
+            </w:pPr>
+            <w:r>
+              <w:rPr>
                 <w:sz w:val="24"/>
               </w:rPr>
               <w:t>90 phút</w:t>
+            </w:r>
+            <w:r>
+              <w:rPr>
+                <w:sz w:val="24"/>
+              </w:rPr>
               <w:br/>
               <w:t>(1 buổi)</w:t>
             </w:r>
@@ -1342,18 +1268,17 @@
         </w:tc>
         <w:tc>
           <w:tcPr>
-            <w:tcW w:type="dxa" w:w="4608"/>
-            <w:tcMar>
-              <w:top w:w="80" w:type="dxa"/>
-              <w:bottom w:w="80" w:type="dxa"/>
-              <w:left w:w="100" w:type="dxa"/>
-              <w:right w:w="100" w:type="dxa"/>
-            </w:tcMar>
-          </w:tcPr>
-          <w:p>
-            <w:r>
-              <w:rPr>
-                <w:rFonts w:ascii="Times New Roman" w:hAnsi="Times New Roman"/>
+            <w:tcW w:w="4608" w:type="dxa"/>
+            <w:tcMar>
+              <w:top w:w="80" w:type="dxa"/>
+              <w:left w:w="100" w:type="dxa"/>
+              <w:bottom w:w="80" w:type="dxa"/>
+              <w:right w:w="100" w:type="dxa"/>
+            </w:tcMar>
+          </w:tcPr>
+          <w:p>
+            <w:r>
+              <w:rPr>
                 <w:sz w:val="24"/>
               </w:rPr>
               <w:t>- Tìm hiểu đặc điểm nổi bật và vai trò của chim chào</w:t>
@@ -1361,11 +1286,10 @@
           </w:p>
           <w:p>
             <w:pPr>
-              <w:spacing w:before="0" w:after="40"/>
-            </w:pPr>
-            <w:r>
-              <w:rPr>
-                <w:rFonts w:ascii="Times New Roman" w:hAnsi="Times New Roman"/>
+              <w:spacing w:after="40"/>
+            </w:pPr>
+            <w:r>
+              <w:rPr>
                 <w:sz w:val="24"/>
               </w:rPr>
               <w:t>- mào trong tự nhiên.</w:t>
@@ -1373,11 +1297,10 @@
           </w:p>
           <w:p>
             <w:pPr>
-              <w:spacing w:before="0" w:after="40"/>
-            </w:pPr>
-            <w:r>
-              <w:rPr>
-                <w:rFonts w:ascii="Times New Roman" w:hAnsi="Times New Roman"/>
+              <w:spacing w:after="40"/>
+            </w:pPr>
+            <w:r>
+              <w:rPr>
                 <w:sz w:val="24"/>
               </w:rPr>
               <w:t>- Hình thành tình yêu thiên nhiên và ý thức bảo vệ</w:t>
@@ -1385,11 +1308,10 @@
           </w:p>
           <w:p>
             <w:pPr>
-              <w:spacing w:before="0" w:after="40"/>
-            </w:pPr>
-            <w:r>
-              <w:rPr>
-                <w:rFonts w:ascii="Times New Roman" w:hAnsi="Times New Roman"/>
+              <w:spacing w:after="40"/>
+            </w:pPr>
+            <w:r>
+              <w:rPr>
                 <w:sz w:val="24"/>
               </w:rPr>
               <w:t>- các loài động vật.</w:t>
@@ -1398,23 +1320,25 @@
         </w:tc>
       </w:tr>
       <w:tr>
-        <w:tc>
-          <w:tcPr>
-            <w:tcW w:type="dxa" w:w="864"/>
-            <w:tcMar>
-              <w:top w:w="80" w:type="dxa"/>
-              <w:bottom w:w="80" w:type="dxa"/>
-              <w:left w:w="100" w:type="dxa"/>
-              <w:right w:w="100" w:type="dxa"/>
-            </w:tcMar>
-          </w:tcPr>
-          <w:p>
-            <w:pPr>
-              <w:jc w:val="center"/>
-            </w:pPr>
-            <w:r>
-              <w:rPr>
-                <w:rFonts w:ascii="Times New Roman" w:hAnsi="Times New Roman"/>
+        <w:trPr>
+          <w:jc w:val="center"/>
+        </w:trPr>
+        <w:tc>
+          <w:tcPr>
+            <w:tcW w:w="864" w:type="dxa"/>
+            <w:tcMar>
+              <w:top w:w="80" w:type="dxa"/>
+              <w:left w:w="100" w:type="dxa"/>
+              <w:bottom w:w="80" w:type="dxa"/>
+              <w:right w:w="100" w:type="dxa"/>
+            </w:tcMar>
+          </w:tcPr>
+          <w:p>
+            <w:pPr>
+              <w:jc w:val="center"/>
+            </w:pPr>
+            <w:r>
+              <w:rPr>
                 <w:b/>
                 <w:sz w:val="24"/>
               </w:rPr>
@@ -1424,31 +1348,41 @@
         </w:tc>
         <w:tc>
           <w:tcPr>
-            <w:tcW w:type="dxa" w:w="3312"/>
-            <w:tcMar>
-              <w:top w:w="80" w:type="dxa"/>
-              <w:bottom w:w="80" w:type="dxa"/>
-              <w:left w:w="100" w:type="dxa"/>
-              <w:right w:w="100" w:type="dxa"/>
-            </w:tcMar>
-          </w:tcPr>
-          <w:p>
-            <w:r>
-              <w:rPr>
-                <w:rFonts w:ascii="Times New Roman" w:hAnsi="Times New Roman"/>
+            <w:tcW w:w="3312" w:type="dxa"/>
+            <w:tcMar>
+              <w:top w:w="80" w:type="dxa"/>
+              <w:left w:w="100" w:type="dxa"/>
+              <w:bottom w:w="80" w:type="dxa"/>
+              <w:right w:w="100" w:type="dxa"/>
+            </w:tcMar>
+          </w:tcPr>
+          <w:p>
+            <w:r>
+              <w:rPr>
                 <w:b/>
                 <w:sz w:val="24"/>
               </w:rPr>
               <w:t>Bài 6: BẬC THẦY BAY LƯỢN</w:t>
-              <w:br/>
-            </w:r>
-            <w:r>
-              <w:rPr>
-                <w:rFonts w:ascii="Times New Roman" w:hAnsi="Times New Roman"/>
+            </w:r>
+            <w:r>
+              <w:rPr>
+                <w:b/>
+                <w:sz w:val="24"/>
+              </w:rPr>
+              <w:br/>
+            </w:r>
+            <w:r>
+              <w:rPr>
                 <w:i/>
                 <w:sz w:val="22"/>
               </w:rPr>
               <w:t>Ngày dạy: Thứ 7, 17/10/2026</w:t>
+            </w:r>
+            <w:r>
+              <w:rPr>
+                <w:i/>
+                <w:sz w:val="22"/>
+              </w:rPr>
               <w:br/>
               <w:t>(09h45 - 11h15)</w:t>
             </w:r>
@@ -1456,24 +1390,28 @@
         </w:tc>
         <w:tc>
           <w:tcPr>
-            <w:tcW w:type="dxa" w:w="1296"/>
-            <w:tcMar>
-              <w:top w:w="80" w:type="dxa"/>
-              <w:bottom w:w="80" w:type="dxa"/>
-              <w:left w:w="100" w:type="dxa"/>
-              <w:right w:w="100" w:type="dxa"/>
-            </w:tcMar>
-          </w:tcPr>
-          <w:p>
-            <w:pPr>
-              <w:jc w:val="center"/>
-            </w:pPr>
-            <w:r>
-              <w:rPr>
-                <w:rFonts w:ascii="Times New Roman" w:hAnsi="Times New Roman"/>
+            <w:tcW w:w="1296" w:type="dxa"/>
+            <w:tcMar>
+              <w:top w:w="80" w:type="dxa"/>
+              <w:left w:w="100" w:type="dxa"/>
+              <w:bottom w:w="80" w:type="dxa"/>
+              <w:right w:w="100" w:type="dxa"/>
+            </w:tcMar>
+          </w:tcPr>
+          <w:p>
+            <w:pPr>
+              <w:jc w:val="center"/>
+            </w:pPr>
+            <w:r>
+              <w:rPr>
                 <w:sz w:val="24"/>
               </w:rPr>
               <w:t>90 phút</w:t>
+            </w:r>
+            <w:r>
+              <w:rPr>
+                <w:sz w:val="24"/>
+              </w:rPr>
               <w:br/>
               <w:t>(1 buổi)</w:t>
             </w:r>
@@ -1481,18 +1419,17 @@
         </w:tc>
         <w:tc>
           <w:tcPr>
-            <w:tcW w:type="dxa" w:w="4608"/>
-            <w:tcMar>
-              <w:top w:w="80" w:type="dxa"/>
-              <w:bottom w:w="80" w:type="dxa"/>
-              <w:left w:w="100" w:type="dxa"/>
-              <w:right w:w="100" w:type="dxa"/>
-            </w:tcMar>
-          </w:tcPr>
-          <w:p>
-            <w:r>
-              <w:rPr>
-                <w:rFonts w:ascii="Times New Roman" w:hAnsi="Times New Roman"/>
+            <w:tcW w:w="4608" w:type="dxa"/>
+            <w:tcMar>
+              <w:top w:w="80" w:type="dxa"/>
+              <w:left w:w="100" w:type="dxa"/>
+              <w:bottom w:w="80" w:type="dxa"/>
+              <w:right w:w="100" w:type="dxa"/>
+            </w:tcMar>
+          </w:tcPr>
+          <w:p>
+            <w:r>
+              <w:rPr>
                 <w:sz w:val="24"/>
               </w:rPr>
               <w:t>- Tìm hiểu đặc điểm nổi bật và vai trò đặc trưng của</w:t>
@@ -1500,11 +1437,10 @@
           </w:p>
           <w:p>
             <w:pPr>
-              <w:spacing w:before="0" w:after="40"/>
-            </w:pPr>
-            <w:r>
-              <w:rPr>
-                <w:rFonts w:ascii="Times New Roman" w:hAnsi="Times New Roman"/>
+              <w:spacing w:after="40"/>
+            </w:pPr>
+            <w:r>
+              <w:rPr>
                 <w:sz w:val="24"/>
               </w:rPr>
               <w:t>- loài chuồn chuồn trong thế giới tự nhiên.</w:t>
@@ -1512,11 +1448,10 @@
           </w:p>
           <w:p>
             <w:pPr>
-              <w:spacing w:before="0" w:after="40"/>
-            </w:pPr>
-            <w:r>
-              <w:rPr>
-                <w:rFonts w:ascii="Times New Roman" w:hAnsi="Times New Roman"/>
+              <w:spacing w:after="40"/>
+            </w:pPr>
+            <w:r>
+              <w:rPr>
                 <w:sz w:val="24"/>
               </w:rPr>
               <w:t>- Tìm hiểu cấu tạo các bộ phận cơ thể của chuồn</w:t>
@@ -1524,11 +1459,10 @@
           </w:p>
           <w:p>
             <w:pPr>
-              <w:spacing w:before="0" w:after="40"/>
-            </w:pPr>
-            <w:r>
-              <w:rPr>
-                <w:rFonts w:ascii="Times New Roman" w:hAnsi="Times New Roman"/>
+              <w:spacing w:after="40"/>
+            </w:pPr>
+            <w:r>
+              <w:rPr>
                 <w:sz w:val="24"/>
               </w:rPr>
               <w:t>- chuồn.</w:t>
@@ -1537,57 +1471,70 @@
         </w:tc>
       </w:tr>
       <w:tr>
-        <w:tc>
-          <w:tcPr>
-            <w:tcW w:type="dxa" w:w="864"/>
-            <w:tcMar>
-              <w:top w:w="80" w:type="dxa"/>
-              <w:bottom w:w="80" w:type="dxa"/>
-              <w:left w:w="100" w:type="dxa"/>
-              <w:right w:w="100" w:type="dxa"/>
-            </w:tcMar>
-          </w:tcPr>
-          <w:p>
-            <w:pPr>
-              <w:jc w:val="center"/>
-            </w:pPr>
-            <w:r>
-              <w:rPr>
-                <w:rFonts w:ascii="Times New Roman" w:hAnsi="Times New Roman"/>
-                <w:b/>
-                <w:sz w:val="24"/>
-              </w:rPr>
+        <w:trPr>
+          <w:jc w:val="center"/>
+        </w:trPr>
+        <w:tc>
+          <w:tcPr>
+            <w:tcW w:w="864" w:type="dxa"/>
+            <w:tcMar>
+              <w:top w:w="80" w:type="dxa"/>
+              <w:left w:w="100" w:type="dxa"/>
+              <w:bottom w:w="80" w:type="dxa"/>
+              <w:right w:w="100" w:type="dxa"/>
+            </w:tcMar>
+          </w:tcPr>
+          <w:p>
+            <w:pPr>
+              <w:jc w:val="center"/>
+            </w:pPr>
+            <w:r>
+              <w:rPr>
+                <w:b/>
+                <w:sz w:val="24"/>
+              </w:rPr>
+              <w:lastRenderedPageBreak/>
               <w:t>Buổi 7</w:t>
             </w:r>
           </w:p>
         </w:tc>
         <w:tc>
           <w:tcPr>
-            <w:tcW w:type="dxa" w:w="3312"/>
-            <w:tcMar>
-              <w:top w:w="80" w:type="dxa"/>
-              <w:bottom w:w="80" w:type="dxa"/>
-              <w:left w:w="100" w:type="dxa"/>
-              <w:right w:w="100" w:type="dxa"/>
-            </w:tcMar>
-          </w:tcPr>
-          <w:p>
-            <w:r>
-              <w:rPr>
-                <w:rFonts w:ascii="Times New Roman" w:hAnsi="Times New Roman"/>
+            <w:tcW w:w="3312" w:type="dxa"/>
+            <w:tcMar>
+              <w:top w:w="80" w:type="dxa"/>
+              <w:left w:w="100" w:type="dxa"/>
+              <w:bottom w:w="80" w:type="dxa"/>
+              <w:right w:w="100" w:type="dxa"/>
+            </w:tcMar>
+          </w:tcPr>
+          <w:p>
+            <w:r>
+              <w:rPr>
                 <w:b/>
                 <w:sz w:val="24"/>
               </w:rPr>
               <w:t>Bài 7: NHỮNG NGƯỜI BẠN ĐÁNG YÊU</w:t>
-              <w:br/>
-            </w:r>
-            <w:r>
-              <w:rPr>
-                <w:rFonts w:ascii="Times New Roman" w:hAnsi="Times New Roman"/>
+            </w:r>
+            <w:r>
+              <w:rPr>
+                <w:b/>
+                <w:sz w:val="24"/>
+              </w:rPr>
+              <w:br/>
+            </w:r>
+            <w:r>
+              <w:rPr>
                 <w:i/>
                 <w:sz w:val="22"/>
               </w:rPr>
               <w:t>Ngày dạy: Thứ 7, 24/10/2026</w:t>
+            </w:r>
+            <w:r>
+              <w:rPr>
+                <w:i/>
+                <w:sz w:val="22"/>
+              </w:rPr>
               <w:br/>
               <w:t>(09h45 - 11h15)</w:t>
             </w:r>
@@ -1595,24 +1542,28 @@
         </w:tc>
         <w:tc>
           <w:tcPr>
-            <w:tcW w:type="dxa" w:w="1296"/>
-            <w:tcMar>
-              <w:top w:w="80" w:type="dxa"/>
-              <w:bottom w:w="80" w:type="dxa"/>
-              <w:left w:w="100" w:type="dxa"/>
-              <w:right w:w="100" w:type="dxa"/>
-            </w:tcMar>
-          </w:tcPr>
-          <w:p>
-            <w:pPr>
-              <w:jc w:val="center"/>
-            </w:pPr>
-            <w:r>
-              <w:rPr>
-                <w:rFonts w:ascii="Times New Roman" w:hAnsi="Times New Roman"/>
+            <w:tcW w:w="1296" w:type="dxa"/>
+            <w:tcMar>
+              <w:top w:w="80" w:type="dxa"/>
+              <w:left w:w="100" w:type="dxa"/>
+              <w:bottom w:w="80" w:type="dxa"/>
+              <w:right w:w="100" w:type="dxa"/>
+            </w:tcMar>
+          </w:tcPr>
+          <w:p>
+            <w:pPr>
+              <w:jc w:val="center"/>
+            </w:pPr>
+            <w:r>
+              <w:rPr>
                 <w:sz w:val="24"/>
               </w:rPr>
               <w:t>90 phút</w:t>
+            </w:r>
+            <w:r>
+              <w:rPr>
+                <w:sz w:val="24"/>
+              </w:rPr>
               <w:br/>
               <w:t>(1 buổi)</w:t>
             </w:r>
@@ -1620,18 +1571,17 @@
         </w:tc>
         <w:tc>
           <w:tcPr>
-            <w:tcW w:type="dxa" w:w="4608"/>
-            <w:tcMar>
-              <w:top w:w="80" w:type="dxa"/>
-              <w:bottom w:w="80" w:type="dxa"/>
-              <w:left w:w="100" w:type="dxa"/>
-              <w:right w:w="100" w:type="dxa"/>
-            </w:tcMar>
-          </w:tcPr>
-          <w:p>
-            <w:r>
-              <w:rPr>
-                <w:rFonts w:ascii="Times New Roman" w:hAnsi="Times New Roman"/>
+            <w:tcW w:w="4608" w:type="dxa"/>
+            <w:tcMar>
+              <w:top w:w="80" w:type="dxa"/>
+              <w:left w:w="100" w:type="dxa"/>
+              <w:bottom w:w="80" w:type="dxa"/>
+              <w:right w:w="100" w:type="dxa"/>
+            </w:tcMar>
+          </w:tcPr>
+          <w:p>
+            <w:r>
+              <w:rPr>
                 <w:sz w:val="24"/>
               </w:rPr>
               <w:t>- Tìm hiểu một số nhân vật hoạt hình quen thuộc và</w:t>
@@ -1639,11 +1589,10 @@
           </w:p>
           <w:p>
             <w:pPr>
-              <w:spacing w:before="0" w:after="40"/>
-            </w:pPr>
-            <w:r>
-              <w:rPr>
-                <w:rFonts w:ascii="Times New Roman" w:hAnsi="Times New Roman"/>
+              <w:spacing w:after="40"/>
+            </w:pPr>
+            <w:r>
+              <w:rPr>
                 <w:sz w:val="24"/>
               </w:rPr>
               <w:t>- hình dáng đặc trưng của của từng nhân vật.</w:t>
@@ -1651,11 +1600,10 @@
           </w:p>
           <w:p>
             <w:pPr>
-              <w:spacing w:before="0" w:after="40"/>
-            </w:pPr>
-            <w:r>
-              <w:rPr>
-                <w:rFonts w:ascii="Times New Roman" w:hAnsi="Times New Roman"/>
+              <w:spacing w:after="40"/>
+            </w:pPr>
+            <w:r>
+              <w:rPr>
                 <w:sz w:val="24"/>
               </w:rPr>
               <w:t>- Tìm hiểu sở thích, đặc điểm hình dáng của</w:t>
@@ -1663,11 +1611,10 @@
           </w:p>
           <w:p>
             <w:pPr>
-              <w:spacing w:before="0" w:after="40"/>
-            </w:pPr>
-            <w:r>
-              <w:rPr>
-                <w:rFonts w:ascii="Times New Roman" w:hAnsi="Times New Roman"/>
+              <w:spacing w:after="40"/>
+            </w:pPr>
+            <w:r>
+              <w:rPr>
                 <w:sz w:val="24"/>
               </w:rPr>
               <w:t>- Minions qua bộ phim hoạt hình.</w:t>
@@ -1676,23 +1623,25 @@
         </w:tc>
       </w:tr>
       <w:tr>
-        <w:tc>
-          <w:tcPr>
-            <w:tcW w:type="dxa" w:w="864"/>
-            <w:tcMar>
-              <w:top w:w="80" w:type="dxa"/>
-              <w:bottom w:w="80" w:type="dxa"/>
-              <w:left w:w="100" w:type="dxa"/>
-              <w:right w:w="100" w:type="dxa"/>
-            </w:tcMar>
-          </w:tcPr>
-          <w:p>
-            <w:pPr>
-              <w:jc w:val="center"/>
-            </w:pPr>
-            <w:r>
-              <w:rPr>
-                <w:rFonts w:ascii="Times New Roman" w:hAnsi="Times New Roman"/>
+        <w:trPr>
+          <w:jc w:val="center"/>
+        </w:trPr>
+        <w:tc>
+          <w:tcPr>
+            <w:tcW w:w="864" w:type="dxa"/>
+            <w:tcMar>
+              <w:top w:w="80" w:type="dxa"/>
+              <w:left w:w="100" w:type="dxa"/>
+              <w:bottom w:w="80" w:type="dxa"/>
+              <w:right w:w="100" w:type="dxa"/>
+            </w:tcMar>
+          </w:tcPr>
+          <w:p>
+            <w:pPr>
+              <w:jc w:val="center"/>
+            </w:pPr>
+            <w:r>
+              <w:rPr>
                 <w:b/>
                 <w:sz w:val="24"/>
               </w:rPr>
@@ -1702,31 +1651,41 @@
         </w:tc>
         <w:tc>
           <w:tcPr>
-            <w:tcW w:type="dxa" w:w="3312"/>
-            <w:tcMar>
-              <w:top w:w="80" w:type="dxa"/>
-              <w:bottom w:w="80" w:type="dxa"/>
-              <w:left w:w="100" w:type="dxa"/>
-              <w:right w:w="100" w:type="dxa"/>
-            </w:tcMar>
-          </w:tcPr>
-          <w:p>
-            <w:r>
-              <w:rPr>
-                <w:rFonts w:ascii="Times New Roman" w:hAnsi="Times New Roman"/>
+            <w:tcW w:w="3312" w:type="dxa"/>
+            <w:tcMar>
+              <w:top w:w="80" w:type="dxa"/>
+              <w:left w:w="100" w:type="dxa"/>
+              <w:bottom w:w="80" w:type="dxa"/>
+              <w:right w:w="100" w:type="dxa"/>
+            </w:tcMar>
+          </w:tcPr>
+          <w:p>
+            <w:r>
+              <w:rPr>
                 <w:b/>
                 <w:sz w:val="24"/>
               </w:rPr>
               <w:t>Bài 8: CÙNG KHÁM PHÁ ROBOT PIKACHU</w:t>
-              <w:br/>
-            </w:r>
-            <w:r>
-              <w:rPr>
-                <w:rFonts w:ascii="Times New Roman" w:hAnsi="Times New Roman"/>
+            </w:r>
+            <w:r>
+              <w:rPr>
+                <w:b/>
+                <w:sz w:val="24"/>
+              </w:rPr>
+              <w:br/>
+            </w:r>
+            <w:r>
+              <w:rPr>
                 <w:i/>
                 <w:sz w:val="22"/>
               </w:rPr>
               <w:t>Ngày dạy: Thứ 7, 31/10/2026</w:t>
+            </w:r>
+            <w:r>
+              <w:rPr>
+                <w:i/>
+                <w:sz w:val="22"/>
+              </w:rPr>
               <w:br/>
               <w:t>(09h45 - 11h15)</w:t>
             </w:r>
@@ -1734,24 +1693,28 @@
         </w:tc>
         <w:tc>
           <w:tcPr>
-            <w:tcW w:type="dxa" w:w="1296"/>
-            <w:tcMar>
-              <w:top w:w="80" w:type="dxa"/>
-              <w:bottom w:w="80" w:type="dxa"/>
-              <w:left w:w="100" w:type="dxa"/>
-              <w:right w:w="100" w:type="dxa"/>
-            </w:tcMar>
-          </w:tcPr>
-          <w:p>
-            <w:pPr>
-              <w:jc w:val="center"/>
-            </w:pPr>
-            <w:r>
-              <w:rPr>
-                <w:rFonts w:ascii="Times New Roman" w:hAnsi="Times New Roman"/>
+            <w:tcW w:w="1296" w:type="dxa"/>
+            <w:tcMar>
+              <w:top w:w="80" w:type="dxa"/>
+              <w:left w:w="100" w:type="dxa"/>
+              <w:bottom w:w="80" w:type="dxa"/>
+              <w:right w:w="100" w:type="dxa"/>
+            </w:tcMar>
+          </w:tcPr>
+          <w:p>
+            <w:pPr>
+              <w:jc w:val="center"/>
+            </w:pPr>
+            <w:r>
+              <w:rPr>
                 <w:sz w:val="24"/>
               </w:rPr>
               <w:t>90 phút</w:t>
+            </w:r>
+            <w:r>
+              <w:rPr>
+                <w:sz w:val="24"/>
+              </w:rPr>
               <w:br/>
               <w:t>(1 buổi)</w:t>
             </w:r>
@@ -1759,18 +1722,17 @@
         </w:tc>
         <w:tc>
           <w:tcPr>
-            <w:tcW w:type="dxa" w:w="4608"/>
-            <w:tcMar>
-              <w:top w:w="80" w:type="dxa"/>
-              <w:bottom w:w="80" w:type="dxa"/>
-              <w:left w:w="100" w:type="dxa"/>
-              <w:right w:w="100" w:type="dxa"/>
-            </w:tcMar>
-          </w:tcPr>
-          <w:p>
-            <w:r>
-              <w:rPr>
-                <w:rFonts w:ascii="Times New Roman" w:hAnsi="Times New Roman"/>
+            <w:tcW w:w="4608" w:type="dxa"/>
+            <w:tcMar>
+              <w:top w:w="80" w:type="dxa"/>
+              <w:left w:w="100" w:type="dxa"/>
+              <w:bottom w:w="80" w:type="dxa"/>
+              <w:right w:w="100" w:type="dxa"/>
+            </w:tcMar>
+          </w:tcPr>
+          <w:p>
+            <w:r>
+              <w:rPr>
                 <w:sz w:val="24"/>
               </w:rPr>
               <w:t>- Tìm hiểu những đặc điểm nổi bật và dễ nhớ của</w:t>
@@ -1778,11 +1740,10 @@
           </w:p>
           <w:p>
             <w:pPr>
-              <w:spacing w:before="0" w:after="40"/>
-            </w:pPr>
-            <w:r>
-              <w:rPr>
-                <w:rFonts w:ascii="Times New Roman" w:hAnsi="Times New Roman"/>
+              <w:spacing w:after="40"/>
+            </w:pPr>
+            <w:r>
+              <w:rPr>
                 <w:sz w:val="24"/>
               </w:rPr>
               <w:t>- Pikachu trong bộ phim hoạt hình.</w:t>
@@ -1790,11 +1751,10 @@
           </w:p>
           <w:p>
             <w:pPr>
-              <w:spacing w:before="0" w:after="40"/>
-            </w:pPr>
-            <w:r>
-              <w:rPr>
-                <w:rFonts w:ascii="Times New Roman" w:hAnsi="Times New Roman"/>
+              <w:spacing w:after="40"/>
+            </w:pPr>
+            <w:r>
+              <w:rPr>
                 <w:sz w:val="24"/>
               </w:rPr>
               <w:t>- Hiểu đơn giản về khả năng đặc biệt gắn với nhân</w:t>
@@ -1802,11 +1762,10 @@
           </w:p>
           <w:p>
             <w:pPr>
-              <w:spacing w:before="0" w:after="40"/>
-            </w:pPr>
-            <w:r>
-              <w:rPr>
-                <w:rFonts w:ascii="Times New Roman" w:hAnsi="Times New Roman"/>
+              <w:spacing w:after="40"/>
+            </w:pPr>
+            <w:r>
+              <w:rPr>
                 <w:sz w:val="24"/>
               </w:rPr>
               <w:t>- vật và lắp ráp được robot.</w:t>
@@ -1815,23 +1774,25 @@
         </w:tc>
       </w:tr>
       <w:tr>
-        <w:tc>
-          <w:tcPr>
-            <w:tcW w:type="dxa" w:w="864"/>
-            <w:tcMar>
-              <w:top w:w="80" w:type="dxa"/>
-              <w:bottom w:w="80" w:type="dxa"/>
-              <w:left w:w="100" w:type="dxa"/>
-              <w:right w:w="100" w:type="dxa"/>
-            </w:tcMar>
-          </w:tcPr>
-          <w:p>
-            <w:pPr>
-              <w:jc w:val="center"/>
-            </w:pPr>
-            <w:r>
-              <w:rPr>
-                <w:rFonts w:ascii="Times New Roman" w:hAnsi="Times New Roman"/>
+        <w:trPr>
+          <w:jc w:val="center"/>
+        </w:trPr>
+        <w:tc>
+          <w:tcPr>
+            <w:tcW w:w="864" w:type="dxa"/>
+            <w:tcMar>
+              <w:top w:w="80" w:type="dxa"/>
+              <w:left w:w="100" w:type="dxa"/>
+              <w:bottom w:w="80" w:type="dxa"/>
+              <w:right w:w="100" w:type="dxa"/>
+            </w:tcMar>
+          </w:tcPr>
+          <w:p>
+            <w:pPr>
+              <w:jc w:val="center"/>
+            </w:pPr>
+            <w:r>
+              <w:rPr>
                 <w:b/>
                 <w:sz w:val="24"/>
               </w:rPr>
@@ -1841,31 +1802,41 @@
         </w:tc>
         <w:tc>
           <w:tcPr>
-            <w:tcW w:type="dxa" w:w="3312"/>
-            <w:tcMar>
-              <w:top w:w="80" w:type="dxa"/>
-              <w:bottom w:w="80" w:type="dxa"/>
-              <w:left w:w="100" w:type="dxa"/>
-              <w:right w:w="100" w:type="dxa"/>
-            </w:tcMar>
-          </w:tcPr>
-          <w:p>
-            <w:r>
-              <w:rPr>
-                <w:rFonts w:ascii="Times New Roman" w:hAnsi="Times New Roman"/>
+            <w:tcW w:w="3312" w:type="dxa"/>
+            <w:tcMar>
+              <w:top w:w="80" w:type="dxa"/>
+              <w:left w:w="100" w:type="dxa"/>
+              <w:bottom w:w="80" w:type="dxa"/>
+              <w:right w:w="100" w:type="dxa"/>
+            </w:tcMar>
+          </w:tcPr>
+          <w:p>
+            <w:r>
+              <w:rPr>
                 <w:b/>
                 <w:sz w:val="24"/>
               </w:rPr>
               <w:t>Bài 9: KHÁM PHÁ SINH VẬT ĐUÔI CONG ĐẶC BIỆT</w:t>
-              <w:br/>
-            </w:r>
-            <w:r>
-              <w:rPr>
-                <w:rFonts w:ascii="Times New Roman" w:hAnsi="Times New Roman"/>
+            </w:r>
+            <w:r>
+              <w:rPr>
+                <w:b/>
+                <w:sz w:val="24"/>
+              </w:rPr>
+              <w:br/>
+            </w:r>
+            <w:r>
+              <w:rPr>
                 <w:i/>
                 <w:sz w:val="22"/>
               </w:rPr>
               <w:t>Ngày dạy: Thứ 7, 07/11/2026</w:t>
+            </w:r>
+            <w:r>
+              <w:rPr>
+                <w:i/>
+                <w:sz w:val="22"/>
+              </w:rPr>
               <w:br/>
               <w:t>(09h45 - 11h15)</w:t>
             </w:r>
@@ -1873,24 +1844,28 @@
         </w:tc>
         <w:tc>
           <w:tcPr>
-            <w:tcW w:type="dxa" w:w="1296"/>
-            <w:tcMar>
-              <w:top w:w="80" w:type="dxa"/>
-              <w:bottom w:w="80" w:type="dxa"/>
-              <w:left w:w="100" w:type="dxa"/>
-              <w:right w:w="100" w:type="dxa"/>
-            </w:tcMar>
-          </w:tcPr>
-          <w:p>
-            <w:pPr>
-              <w:jc w:val="center"/>
-            </w:pPr>
-            <w:r>
-              <w:rPr>
-                <w:rFonts w:ascii="Times New Roman" w:hAnsi="Times New Roman"/>
+            <w:tcW w:w="1296" w:type="dxa"/>
+            <w:tcMar>
+              <w:top w:w="80" w:type="dxa"/>
+              <w:left w:w="100" w:type="dxa"/>
+              <w:bottom w:w="80" w:type="dxa"/>
+              <w:right w:w="100" w:type="dxa"/>
+            </w:tcMar>
+          </w:tcPr>
+          <w:p>
+            <w:pPr>
+              <w:jc w:val="center"/>
+            </w:pPr>
+            <w:r>
+              <w:rPr>
                 <w:sz w:val="24"/>
               </w:rPr>
               <w:t>90 phút</w:t>
+            </w:r>
+            <w:r>
+              <w:rPr>
+                <w:sz w:val="24"/>
+              </w:rPr>
               <w:br/>
               <w:t>(1 buổi)</w:t>
             </w:r>
@@ -1898,18 +1873,17 @@
         </w:tc>
         <w:tc>
           <w:tcPr>
-            <w:tcW w:type="dxa" w:w="4608"/>
-            <w:tcMar>
-              <w:top w:w="80" w:type="dxa"/>
-              <w:bottom w:w="80" w:type="dxa"/>
-              <w:left w:w="100" w:type="dxa"/>
-              <w:right w:w="100" w:type="dxa"/>
-            </w:tcMar>
-          </w:tcPr>
-          <w:p>
-            <w:r>
-              <w:rPr>
-                <w:rFonts w:ascii="Times New Roman" w:hAnsi="Times New Roman"/>
+            <w:tcW w:w="4608" w:type="dxa"/>
+            <w:tcMar>
+              <w:top w:w="80" w:type="dxa"/>
+              <w:left w:w="100" w:type="dxa"/>
+              <w:bottom w:w="80" w:type="dxa"/>
+              <w:right w:w="100" w:type="dxa"/>
+            </w:tcMar>
+          </w:tcPr>
+          <w:p>
+            <w:r>
+              <w:rPr>
                 <w:sz w:val="24"/>
               </w:rPr>
               <w:t>- Tìm hiểu được đặc điểm nổi bật của cá ngựa (hình</w:t>
@@ -1917,11 +1891,10 @@
           </w:p>
           <w:p>
             <w:pPr>
-              <w:spacing w:before="0" w:after="40"/>
-            </w:pPr>
-            <w:r>
-              <w:rPr>
-                <w:rFonts w:ascii="Times New Roman" w:hAnsi="Times New Roman"/>
+              <w:spacing w:after="40"/>
+            </w:pPr>
+            <w:r>
+              <w:rPr>
                 <w:sz w:val="24"/>
               </w:rPr>
               <w:t>- dáng, cách thức di chuyển).</w:t>
@@ -1929,11 +1902,10 @@
           </w:p>
           <w:p>
             <w:pPr>
-              <w:spacing w:before="0" w:after="40"/>
-            </w:pPr>
-            <w:r>
-              <w:rPr>
-                <w:rFonts w:ascii="Times New Roman" w:hAnsi="Times New Roman"/>
+              <w:spacing w:after="40"/>
+            </w:pPr>
+            <w:r>
+              <w:rPr>
                 <w:sz w:val="24"/>
               </w:rPr>
               <w:t>- Tìm hiểu môi trường sống và một số đặc điểm đặc</w:t>
@@ -1941,11 +1913,10 @@
           </w:p>
           <w:p>
             <w:pPr>
-              <w:spacing w:before="0" w:after="40"/>
-            </w:pPr>
-            <w:r>
-              <w:rPr>
-                <w:rFonts w:ascii="Times New Roman" w:hAnsi="Times New Roman"/>
+              <w:spacing w:after="40"/>
+            </w:pPr>
+            <w:r>
+              <w:rPr>
                 <w:sz w:val="24"/>
               </w:rPr>
               <w:t>- biệt của cá ngựa</w:t>
@@ -1954,23 +1925,25 @@
         </w:tc>
       </w:tr>
       <w:tr>
-        <w:tc>
-          <w:tcPr>
-            <w:tcW w:type="dxa" w:w="864"/>
-            <w:tcMar>
-              <w:top w:w="80" w:type="dxa"/>
-              <w:bottom w:w="80" w:type="dxa"/>
-              <w:left w:w="100" w:type="dxa"/>
-              <w:right w:w="100" w:type="dxa"/>
-            </w:tcMar>
-          </w:tcPr>
-          <w:p>
-            <w:pPr>
-              <w:jc w:val="center"/>
-            </w:pPr>
-            <w:r>
-              <w:rPr>
-                <w:rFonts w:ascii="Times New Roman" w:hAnsi="Times New Roman"/>
+        <w:trPr>
+          <w:jc w:val="center"/>
+        </w:trPr>
+        <w:tc>
+          <w:tcPr>
+            <w:tcW w:w="864" w:type="dxa"/>
+            <w:tcMar>
+              <w:top w:w="80" w:type="dxa"/>
+              <w:left w:w="100" w:type="dxa"/>
+              <w:bottom w:w="80" w:type="dxa"/>
+              <w:right w:w="100" w:type="dxa"/>
+            </w:tcMar>
+          </w:tcPr>
+          <w:p>
+            <w:pPr>
+              <w:jc w:val="center"/>
+            </w:pPr>
+            <w:r>
+              <w:rPr>
                 <w:b/>
                 <w:sz w:val="24"/>
               </w:rPr>
@@ -1980,31 +1953,41 @@
         </w:tc>
         <w:tc>
           <w:tcPr>
-            <w:tcW w:type="dxa" w:w="3312"/>
-            <w:tcMar>
-              <w:top w:w="80" w:type="dxa"/>
-              <w:bottom w:w="80" w:type="dxa"/>
-              <w:left w:w="100" w:type="dxa"/>
-              <w:right w:w="100" w:type="dxa"/>
-            </w:tcMar>
-          </w:tcPr>
-          <w:p>
-            <w:r>
-              <w:rPr>
-                <w:rFonts w:ascii="Times New Roman" w:hAnsi="Times New Roman"/>
+            <w:tcW w:w="3312" w:type="dxa"/>
+            <w:tcMar>
+              <w:top w:w="80" w:type="dxa"/>
+              <w:left w:w="100" w:type="dxa"/>
+              <w:bottom w:w="80" w:type="dxa"/>
+              <w:right w:w="100" w:type="dxa"/>
+            </w:tcMar>
+          </w:tcPr>
+          <w:p>
+            <w:r>
+              <w:rPr>
                 <w:b/>
                 <w:sz w:val="24"/>
               </w:rPr>
               <w:t>Bài 10: TÌM HIỂU CƠ CHẾ CHUYỂN ĐỘNG TRÊN MẶT NƯỚC</w:t>
-              <w:br/>
-            </w:r>
-            <w:r>
-              <w:rPr>
-                <w:rFonts w:ascii="Times New Roman" w:hAnsi="Times New Roman"/>
+            </w:r>
+            <w:r>
+              <w:rPr>
+                <w:b/>
+                <w:sz w:val="24"/>
+              </w:rPr>
+              <w:br/>
+            </w:r>
+            <w:r>
+              <w:rPr>
                 <w:i/>
                 <w:sz w:val="22"/>
               </w:rPr>
               <w:t>Ngày dạy: Thứ 7, 14/11/2026</w:t>
+            </w:r>
+            <w:r>
+              <w:rPr>
+                <w:i/>
+                <w:sz w:val="22"/>
+              </w:rPr>
               <w:br/>
               <w:t>(09h45 - 11h15)</w:t>
             </w:r>
@@ -2012,24 +1995,28 @@
         </w:tc>
         <w:tc>
           <w:tcPr>
-            <w:tcW w:type="dxa" w:w="1296"/>
-            <w:tcMar>
-              <w:top w:w="80" w:type="dxa"/>
-              <w:bottom w:w="80" w:type="dxa"/>
-              <w:left w:w="100" w:type="dxa"/>
-              <w:right w:w="100" w:type="dxa"/>
-            </w:tcMar>
-          </w:tcPr>
-          <w:p>
-            <w:pPr>
-              <w:jc w:val="center"/>
-            </w:pPr>
-            <w:r>
-              <w:rPr>
-                <w:rFonts w:ascii="Times New Roman" w:hAnsi="Times New Roman"/>
+            <w:tcW w:w="1296" w:type="dxa"/>
+            <w:tcMar>
+              <w:top w:w="80" w:type="dxa"/>
+              <w:left w:w="100" w:type="dxa"/>
+              <w:bottom w:w="80" w:type="dxa"/>
+              <w:right w:w="100" w:type="dxa"/>
+            </w:tcMar>
+          </w:tcPr>
+          <w:p>
+            <w:pPr>
+              <w:jc w:val="center"/>
+            </w:pPr>
+            <w:r>
+              <w:rPr>
                 <w:sz w:val="24"/>
               </w:rPr>
               <w:t>90 phút</w:t>
+            </w:r>
+            <w:r>
+              <w:rPr>
+                <w:sz w:val="24"/>
+              </w:rPr>
               <w:br/>
               <w:t>(1 buổi)</w:t>
             </w:r>
@@ -2037,18 +2024,17 @@
         </w:tc>
         <w:tc>
           <w:tcPr>
-            <w:tcW w:type="dxa" w:w="4608"/>
-            <w:tcMar>
-              <w:top w:w="80" w:type="dxa"/>
-              <w:bottom w:w="80" w:type="dxa"/>
-              <w:left w:w="100" w:type="dxa"/>
-              <w:right w:w="100" w:type="dxa"/>
-            </w:tcMar>
-          </w:tcPr>
-          <w:p>
-            <w:r>
-              <w:rPr>
-                <w:rFonts w:ascii="Times New Roman" w:hAnsi="Times New Roman"/>
+            <w:tcW w:w="4608" w:type="dxa"/>
+            <w:tcMar>
+              <w:top w:w="80" w:type="dxa"/>
+              <w:left w:w="100" w:type="dxa"/>
+              <w:bottom w:w="80" w:type="dxa"/>
+              <w:right w:w="100" w:type="dxa"/>
+            </w:tcMar>
+          </w:tcPr>
+          <w:p>
+            <w:r>
+              <w:rPr>
                 <w:sz w:val="24"/>
               </w:rPr>
               <w:t>- Tìm hiểu được đặc điểm cơ bản của phương tiện</w:t>
@@ -2056,11 +2042,10 @@
           </w:p>
           <w:p>
             <w:pPr>
-              <w:spacing w:before="0" w:after="40"/>
-            </w:pPr>
-            <w:r>
-              <w:rPr>
-                <w:rFonts w:ascii="Times New Roman" w:hAnsi="Times New Roman"/>
+              <w:spacing w:after="40"/>
+            </w:pPr>
+            <w:r>
+              <w:rPr>
                 <w:sz w:val="24"/>
               </w:rPr>
               <w:t>- di chuyển trên mặt nước.</w:t>
@@ -2068,11 +2053,10 @@
           </w:p>
           <w:p>
             <w:pPr>
-              <w:spacing w:before="0" w:after="40"/>
-            </w:pPr>
-            <w:r>
-              <w:rPr>
-                <w:rFonts w:ascii="Times New Roman" w:hAnsi="Times New Roman"/>
+              <w:spacing w:after="40"/>
+            </w:pPr>
+            <w:r>
+              <w:rPr>
                 <w:sz w:val="24"/>
               </w:rPr>
               <w:t>- Tìm hiểu các bộ phận chính của Ca nô và cách lắp</w:t>
@@ -2080,11 +2064,10 @@
           </w:p>
           <w:p>
             <w:pPr>
-              <w:spacing w:before="0" w:after="40"/>
-            </w:pPr>
-            <w:r>
-              <w:rPr>
-                <w:rFonts w:ascii="Times New Roman" w:hAnsi="Times New Roman"/>
+              <w:spacing w:after="40"/>
+            </w:pPr>
+            <w:r>
+              <w:rPr>
                 <w:sz w:val="24"/>
               </w:rPr>
               <w:t>- ráp mô hình robot Ca nô trong Robotics.</w:t>
@@ -2093,23 +2076,25 @@
         </w:tc>
       </w:tr>
       <w:tr>
-        <w:tc>
-          <w:tcPr>
-            <w:tcW w:type="dxa" w:w="864"/>
-            <w:tcMar>
-              <w:top w:w="80" w:type="dxa"/>
-              <w:bottom w:w="80" w:type="dxa"/>
-              <w:left w:w="100" w:type="dxa"/>
-              <w:right w:w="100" w:type="dxa"/>
-            </w:tcMar>
-          </w:tcPr>
-          <w:p>
-            <w:pPr>
-              <w:jc w:val="center"/>
-            </w:pPr>
-            <w:r>
-              <w:rPr>
-                <w:rFonts w:ascii="Times New Roman" w:hAnsi="Times New Roman"/>
+        <w:trPr>
+          <w:jc w:val="center"/>
+        </w:trPr>
+        <w:tc>
+          <w:tcPr>
+            <w:tcW w:w="864" w:type="dxa"/>
+            <w:tcMar>
+              <w:top w:w="80" w:type="dxa"/>
+              <w:left w:w="100" w:type="dxa"/>
+              <w:bottom w:w="80" w:type="dxa"/>
+              <w:right w:w="100" w:type="dxa"/>
+            </w:tcMar>
+          </w:tcPr>
+          <w:p>
+            <w:pPr>
+              <w:jc w:val="center"/>
+            </w:pPr>
+            <w:r>
+              <w:rPr>
                 <w:b/>
                 <w:sz w:val="24"/>
               </w:rPr>
@@ -2119,31 +2104,41 @@
         </w:tc>
         <w:tc>
           <w:tcPr>
-            <w:tcW w:type="dxa" w:w="3312"/>
-            <w:tcMar>
-              <w:top w:w="80" w:type="dxa"/>
-              <w:bottom w:w="80" w:type="dxa"/>
-              <w:left w:w="100" w:type="dxa"/>
-              <w:right w:w="100" w:type="dxa"/>
-            </w:tcMar>
-          </w:tcPr>
-          <w:p>
-            <w:r>
-              <w:rPr>
-                <w:rFonts w:ascii="Times New Roman" w:hAnsi="Times New Roman"/>
+            <w:tcW w:w="3312" w:type="dxa"/>
+            <w:tcMar>
+              <w:top w:w="80" w:type="dxa"/>
+              <w:left w:w="100" w:type="dxa"/>
+              <w:bottom w:w="80" w:type="dxa"/>
+              <w:right w:w="100" w:type="dxa"/>
+            </w:tcMar>
+          </w:tcPr>
+          <w:p>
+            <w:r>
+              <w:rPr>
                 <w:b/>
                 <w:sz w:val="24"/>
               </w:rPr>
               <w:t>Bài 11: AI LÀ VẬN ĐỘNG VIÊN BƠI LỘI DƯỚI ĐẠI DƯƠNG</w:t>
-              <w:br/>
-            </w:r>
-            <w:r>
-              <w:rPr>
-                <w:rFonts w:ascii="Times New Roman" w:hAnsi="Times New Roman"/>
+            </w:r>
+            <w:r>
+              <w:rPr>
+                <w:b/>
+                <w:sz w:val="24"/>
+              </w:rPr>
+              <w:br/>
+            </w:r>
+            <w:r>
+              <w:rPr>
                 <w:i/>
                 <w:sz w:val="22"/>
               </w:rPr>
               <w:t>Ngày dạy: Thứ 7, 21/11/2026</w:t>
+            </w:r>
+            <w:r>
+              <w:rPr>
+                <w:i/>
+                <w:sz w:val="22"/>
+              </w:rPr>
               <w:br/>
               <w:t>(09h45 - 11h15)</w:t>
             </w:r>
@@ -2151,24 +2146,28 @@
         </w:tc>
         <w:tc>
           <w:tcPr>
-            <w:tcW w:type="dxa" w:w="1296"/>
-            <w:tcMar>
-              <w:top w:w="80" w:type="dxa"/>
-              <w:bottom w:w="80" w:type="dxa"/>
-              <w:left w:w="100" w:type="dxa"/>
-              <w:right w:w="100" w:type="dxa"/>
-            </w:tcMar>
-          </w:tcPr>
-          <w:p>
-            <w:pPr>
-              <w:jc w:val="center"/>
-            </w:pPr>
-            <w:r>
-              <w:rPr>
-                <w:rFonts w:ascii="Times New Roman" w:hAnsi="Times New Roman"/>
+            <w:tcW w:w="1296" w:type="dxa"/>
+            <w:tcMar>
+              <w:top w:w="80" w:type="dxa"/>
+              <w:left w:w="100" w:type="dxa"/>
+              <w:bottom w:w="80" w:type="dxa"/>
+              <w:right w:w="100" w:type="dxa"/>
+            </w:tcMar>
+          </w:tcPr>
+          <w:p>
+            <w:pPr>
+              <w:jc w:val="center"/>
+            </w:pPr>
+            <w:r>
+              <w:rPr>
                 <w:sz w:val="24"/>
               </w:rPr>
               <w:t>90 phút</w:t>
+            </w:r>
+            <w:r>
+              <w:rPr>
+                <w:sz w:val="24"/>
+              </w:rPr>
               <w:br/>
               <w:t>(1 buổi)</w:t>
             </w:r>
@@ -2176,18 +2175,17 @@
         </w:tc>
         <w:tc>
           <w:tcPr>
-            <w:tcW w:type="dxa" w:w="4608"/>
-            <w:tcMar>
-              <w:top w:w="80" w:type="dxa"/>
-              <w:bottom w:w="80" w:type="dxa"/>
-              <w:left w:w="100" w:type="dxa"/>
-              <w:right w:w="100" w:type="dxa"/>
-            </w:tcMar>
-          </w:tcPr>
-          <w:p>
-            <w:r>
-              <w:rPr>
-                <w:rFonts w:ascii="Times New Roman" w:hAnsi="Times New Roman"/>
+            <w:tcW w:w="4608" w:type="dxa"/>
+            <w:tcMar>
+              <w:top w:w="80" w:type="dxa"/>
+              <w:left w:w="100" w:type="dxa"/>
+              <w:bottom w:w="80" w:type="dxa"/>
+              <w:right w:w="100" w:type="dxa"/>
+            </w:tcMar>
+          </w:tcPr>
+          <w:p>
+            <w:r>
+              <w:rPr>
                 <w:sz w:val="24"/>
               </w:rPr>
               <w:t>- Tìm hiểu đặc điểm, hình dáng của hải cẩu trong</w:t>
@@ -2195,11 +2193,10 @@
           </w:p>
           <w:p>
             <w:pPr>
-              <w:spacing w:before="0" w:after="40"/>
-            </w:pPr>
-            <w:r>
-              <w:rPr>
-                <w:rFonts w:ascii="Times New Roman" w:hAnsi="Times New Roman"/>
+              <w:spacing w:after="40"/>
+            </w:pPr>
+            <w:r>
+              <w:rPr>
                 <w:sz w:val="24"/>
               </w:rPr>
               <w:t>- thế giới động vật.</w:t>
@@ -2207,11 +2204,10 @@
           </w:p>
           <w:p>
             <w:pPr>
-              <w:spacing w:before="0" w:after="40"/>
-            </w:pPr>
-            <w:r>
-              <w:rPr>
-                <w:rFonts w:ascii="Times New Roman" w:hAnsi="Times New Roman"/>
+              <w:spacing w:after="40"/>
+            </w:pPr>
+            <w:r>
+              <w:rPr>
                 <w:sz w:val="24"/>
               </w:rPr>
               <w:t>- Phân biệt hải cẩu với một số loài động vật khác.</w:t>
@@ -2220,23 +2216,25 @@
         </w:tc>
       </w:tr>
       <w:tr>
-        <w:tc>
-          <w:tcPr>
-            <w:tcW w:type="dxa" w:w="864"/>
-            <w:tcMar>
-              <w:top w:w="80" w:type="dxa"/>
-              <w:bottom w:w="80" w:type="dxa"/>
-              <w:left w:w="100" w:type="dxa"/>
-              <w:right w:w="100" w:type="dxa"/>
-            </w:tcMar>
-          </w:tcPr>
-          <w:p>
-            <w:pPr>
-              <w:jc w:val="center"/>
-            </w:pPr>
-            <w:r>
-              <w:rPr>
-                <w:rFonts w:ascii="Times New Roman" w:hAnsi="Times New Roman"/>
+        <w:trPr>
+          <w:jc w:val="center"/>
+        </w:trPr>
+        <w:tc>
+          <w:tcPr>
+            <w:tcW w:w="864" w:type="dxa"/>
+            <w:tcMar>
+              <w:top w:w="80" w:type="dxa"/>
+              <w:left w:w="100" w:type="dxa"/>
+              <w:bottom w:w="80" w:type="dxa"/>
+              <w:right w:w="100" w:type="dxa"/>
+            </w:tcMar>
+          </w:tcPr>
+          <w:p>
+            <w:pPr>
+              <w:jc w:val="center"/>
+            </w:pPr>
+            <w:r>
+              <w:rPr>
                 <w:b/>
                 <w:sz w:val="24"/>
               </w:rPr>
@@ -2246,31 +2244,42 @@
         </w:tc>
         <w:tc>
           <w:tcPr>
-            <w:tcW w:type="dxa" w:w="3312"/>
-            <w:tcMar>
-              <w:top w:w="80" w:type="dxa"/>
-              <w:bottom w:w="80" w:type="dxa"/>
-              <w:left w:w="100" w:type="dxa"/>
-              <w:right w:w="100" w:type="dxa"/>
-            </w:tcMar>
-          </w:tcPr>
-          <w:p>
-            <w:r>
-              <w:rPr>
-                <w:rFonts w:ascii="Times New Roman" w:hAnsi="Times New Roman"/>
+            <w:tcW w:w="3312" w:type="dxa"/>
+            <w:tcMar>
+              <w:top w:w="80" w:type="dxa"/>
+              <w:left w:w="100" w:type="dxa"/>
+              <w:bottom w:w="80" w:type="dxa"/>
+              <w:right w:w="100" w:type="dxa"/>
+            </w:tcMar>
+          </w:tcPr>
+          <w:p>
+            <w:r>
+              <w:rPr>
                 <w:b/>
                 <w:sz w:val="24"/>
               </w:rPr>
               <w:t>Bài 12: CÁNH TAY KHỔNG LỒ BIẾT NÂNG VẬT NẶNG</w:t>
-              <w:br/>
-            </w:r>
-            <w:r>
-              <w:rPr>
-                <w:rFonts w:ascii="Times New Roman" w:hAnsi="Times New Roman"/>
+            </w:r>
+            <w:r>
+              <w:rPr>
+                <w:b/>
+                <w:sz w:val="24"/>
+              </w:rPr>
+              <w:br/>
+            </w:r>
+            <w:r>
+              <w:rPr>
                 <w:i/>
                 <w:sz w:val="22"/>
               </w:rPr>
+              <w:lastRenderedPageBreak/>
               <w:t>Ngày dạy: Thứ 7, 28/11/2026</w:t>
+            </w:r>
+            <w:r>
+              <w:rPr>
+                <w:i/>
+                <w:sz w:val="22"/>
+              </w:rPr>
               <w:br/>
               <w:t>(09h45 - 11h15)</w:t>
             </w:r>
@@ -2278,24 +2287,29 @@
         </w:tc>
         <w:tc>
           <w:tcPr>
-            <w:tcW w:type="dxa" w:w="1296"/>
-            <w:tcMar>
-              <w:top w:w="80" w:type="dxa"/>
-              <w:bottom w:w="80" w:type="dxa"/>
-              <w:left w:w="100" w:type="dxa"/>
-              <w:right w:w="100" w:type="dxa"/>
-            </w:tcMar>
-          </w:tcPr>
-          <w:p>
-            <w:pPr>
-              <w:jc w:val="center"/>
-            </w:pPr>
-            <w:r>
-              <w:rPr>
-                <w:rFonts w:ascii="Times New Roman" w:hAnsi="Times New Roman"/>
-                <w:sz w:val="24"/>
-              </w:rPr>
+            <w:tcW w:w="1296" w:type="dxa"/>
+            <w:tcMar>
+              <w:top w:w="80" w:type="dxa"/>
+              <w:left w:w="100" w:type="dxa"/>
+              <w:bottom w:w="80" w:type="dxa"/>
+              <w:right w:w="100" w:type="dxa"/>
+            </w:tcMar>
+          </w:tcPr>
+          <w:p>
+            <w:pPr>
+              <w:jc w:val="center"/>
+            </w:pPr>
+            <w:r>
+              <w:rPr>
+                <w:sz w:val="24"/>
+              </w:rPr>
+              <w:lastRenderedPageBreak/>
               <w:t>90 phút</w:t>
+            </w:r>
+            <w:r>
+              <w:rPr>
+                <w:sz w:val="24"/>
+              </w:rPr>
               <w:br/>
               <w:t>(1 buổi)</w:t>
             </w:r>
@@ -2303,18 +2317,17 @@
         </w:tc>
         <w:tc>
           <w:tcPr>
-            <w:tcW w:type="dxa" w:w="4608"/>
-            <w:tcMar>
-              <w:top w:w="80" w:type="dxa"/>
-              <w:bottom w:w="80" w:type="dxa"/>
-              <w:left w:w="100" w:type="dxa"/>
-              <w:right w:w="100" w:type="dxa"/>
-            </w:tcMar>
-          </w:tcPr>
-          <w:p>
-            <w:r>
-              <w:rPr>
-                <w:rFonts w:ascii="Times New Roman" w:hAnsi="Times New Roman"/>
+            <w:tcW w:w="4608" w:type="dxa"/>
+            <w:tcMar>
+              <w:top w:w="80" w:type="dxa"/>
+              <w:left w:w="100" w:type="dxa"/>
+              <w:bottom w:w="80" w:type="dxa"/>
+              <w:right w:w="100" w:type="dxa"/>
+            </w:tcMar>
+          </w:tcPr>
+          <w:p>
+            <w:r>
+              <w:rPr>
                 <w:sz w:val="24"/>
               </w:rPr>
               <w:t>- Tìm hiểu tên, đặc điểm, hình dáng, kích thước,</w:t>
@@ -2322,23 +2335,22 @@
           </w:p>
           <w:p>
             <w:pPr>
-              <w:spacing w:before="0" w:after="40"/>
-            </w:pPr>
-            <w:r>
-              <w:rPr>
-                <w:rFonts w:ascii="Times New Roman" w:hAnsi="Times New Roman"/>
-                <w:sz w:val="24"/>
-              </w:rPr>
+              <w:spacing w:after="40"/>
+            </w:pPr>
+            <w:r>
+              <w:rPr>
+                <w:sz w:val="24"/>
+              </w:rPr>
+              <w:lastRenderedPageBreak/>
               <w:t>- công dụng của phương tiện cơ giới xây dựng.</w:t>
             </w:r>
           </w:p>
           <w:p>
             <w:pPr>
-              <w:spacing w:before="0" w:after="40"/>
-            </w:pPr>
-            <w:r>
-              <w:rPr>
-                <w:rFonts w:ascii="Times New Roman" w:hAnsi="Times New Roman"/>
+              <w:spacing w:after="40"/>
+            </w:pPr>
+            <w:r>
+              <w:rPr>
                 <w:sz w:val="24"/>
               </w:rPr>
               <w:t>- Tìm hiểu và nhận biết một số bộ phận chính của</w:t>
@@ -2346,11 +2358,10 @@
           </w:p>
           <w:p>
             <w:pPr>
-              <w:spacing w:before="0" w:after="40"/>
-            </w:pPr>
-            <w:r>
-              <w:rPr>
-                <w:rFonts w:ascii="Times New Roman" w:hAnsi="Times New Roman"/>
+              <w:spacing w:after="40"/>
+            </w:pPr>
+            <w:r>
+              <w:rPr>
                 <w:sz w:val="24"/>
               </w:rPr>
               <w:t>- phương tiện cơ giới xây dựng.</w:t>
@@ -2359,57 +2370,70 @@
         </w:tc>
       </w:tr>
       <w:tr>
-        <w:tc>
-          <w:tcPr>
-            <w:tcW w:type="dxa" w:w="864"/>
-            <w:tcMar>
-              <w:top w:w="80" w:type="dxa"/>
-              <w:bottom w:w="80" w:type="dxa"/>
-              <w:left w:w="100" w:type="dxa"/>
-              <w:right w:w="100" w:type="dxa"/>
-            </w:tcMar>
-          </w:tcPr>
-          <w:p>
-            <w:pPr>
-              <w:jc w:val="center"/>
-            </w:pPr>
-            <w:r>
-              <w:rPr>
-                <w:rFonts w:ascii="Times New Roman" w:hAnsi="Times New Roman"/>
-                <w:b/>
-                <w:sz w:val="24"/>
-              </w:rPr>
+        <w:trPr>
+          <w:jc w:val="center"/>
+        </w:trPr>
+        <w:tc>
+          <w:tcPr>
+            <w:tcW w:w="864" w:type="dxa"/>
+            <w:tcMar>
+              <w:top w:w="80" w:type="dxa"/>
+              <w:left w:w="100" w:type="dxa"/>
+              <w:bottom w:w="80" w:type="dxa"/>
+              <w:right w:w="100" w:type="dxa"/>
+            </w:tcMar>
+          </w:tcPr>
+          <w:p>
+            <w:pPr>
+              <w:jc w:val="center"/>
+            </w:pPr>
+            <w:r>
+              <w:rPr>
+                <w:b/>
+                <w:sz w:val="24"/>
+              </w:rPr>
+              <w:lastRenderedPageBreak/>
               <w:t>Buổi 13</w:t>
             </w:r>
           </w:p>
         </w:tc>
         <w:tc>
           <w:tcPr>
-            <w:tcW w:type="dxa" w:w="3312"/>
-            <w:tcMar>
-              <w:top w:w="80" w:type="dxa"/>
-              <w:bottom w:w="80" w:type="dxa"/>
-              <w:left w:w="100" w:type="dxa"/>
-              <w:right w:w="100" w:type="dxa"/>
-            </w:tcMar>
-          </w:tcPr>
-          <w:p>
-            <w:r>
-              <w:rPr>
-                <w:rFonts w:ascii="Times New Roman" w:hAnsi="Times New Roman"/>
+            <w:tcW w:w="3312" w:type="dxa"/>
+            <w:tcMar>
+              <w:top w:w="80" w:type="dxa"/>
+              <w:left w:w="100" w:type="dxa"/>
+              <w:bottom w:w="80" w:type="dxa"/>
+              <w:right w:w="100" w:type="dxa"/>
+            </w:tcMar>
+          </w:tcPr>
+          <w:p>
+            <w:r>
+              <w:rPr>
                 <w:b/>
                 <w:sz w:val="24"/>
               </w:rPr>
               <w:t>Bài 13: AI ĐANG DẤU MÌNH DƯỚI CÁT?</w:t>
-              <w:br/>
-            </w:r>
-            <w:r>
-              <w:rPr>
-                <w:rFonts w:ascii="Times New Roman" w:hAnsi="Times New Roman"/>
+            </w:r>
+            <w:r>
+              <w:rPr>
+                <w:b/>
+                <w:sz w:val="24"/>
+              </w:rPr>
+              <w:br/>
+            </w:r>
+            <w:r>
+              <w:rPr>
                 <w:i/>
                 <w:sz w:val="22"/>
               </w:rPr>
               <w:t>Ngày dạy: Thứ 7, 05/12/2026</w:t>
+            </w:r>
+            <w:r>
+              <w:rPr>
+                <w:i/>
+                <w:sz w:val="22"/>
+              </w:rPr>
               <w:br/>
               <w:t>(09h45 - 11h15)</w:t>
             </w:r>
@@ -2417,24 +2441,28 @@
         </w:tc>
         <w:tc>
           <w:tcPr>
-            <w:tcW w:type="dxa" w:w="1296"/>
-            <w:tcMar>
-              <w:top w:w="80" w:type="dxa"/>
-              <w:bottom w:w="80" w:type="dxa"/>
-              <w:left w:w="100" w:type="dxa"/>
-              <w:right w:w="100" w:type="dxa"/>
-            </w:tcMar>
-          </w:tcPr>
-          <w:p>
-            <w:pPr>
-              <w:jc w:val="center"/>
-            </w:pPr>
-            <w:r>
-              <w:rPr>
-                <w:rFonts w:ascii="Times New Roman" w:hAnsi="Times New Roman"/>
+            <w:tcW w:w="1296" w:type="dxa"/>
+            <w:tcMar>
+              <w:top w:w="80" w:type="dxa"/>
+              <w:left w:w="100" w:type="dxa"/>
+              <w:bottom w:w="80" w:type="dxa"/>
+              <w:right w:w="100" w:type="dxa"/>
+            </w:tcMar>
+          </w:tcPr>
+          <w:p>
+            <w:pPr>
+              <w:jc w:val="center"/>
+            </w:pPr>
+            <w:r>
+              <w:rPr>
                 <w:sz w:val="24"/>
               </w:rPr>
               <w:t>90 phút</w:t>
+            </w:r>
+            <w:r>
+              <w:rPr>
+                <w:sz w:val="24"/>
+              </w:rPr>
               <w:br/>
               <w:t>(1 buổi)</w:t>
             </w:r>
@@ -2442,18 +2470,17 @@
         </w:tc>
         <w:tc>
           <w:tcPr>
-            <w:tcW w:type="dxa" w:w="4608"/>
-            <w:tcMar>
-              <w:top w:w="80" w:type="dxa"/>
-              <w:bottom w:w="80" w:type="dxa"/>
-              <w:left w:w="100" w:type="dxa"/>
-              <w:right w:w="100" w:type="dxa"/>
-            </w:tcMar>
-          </w:tcPr>
-          <w:p>
-            <w:r>
-              <w:rPr>
-                <w:rFonts w:ascii="Times New Roman" w:hAnsi="Times New Roman"/>
+            <w:tcW w:w="4608" w:type="dxa"/>
+            <w:tcMar>
+              <w:top w:w="80" w:type="dxa"/>
+              <w:left w:w="100" w:type="dxa"/>
+              <w:bottom w:w="80" w:type="dxa"/>
+              <w:right w:w="100" w:type="dxa"/>
+            </w:tcMar>
+          </w:tcPr>
+          <w:p>
+            <w:r>
+              <w:rPr>
                 <w:sz w:val="24"/>
               </w:rPr>
               <w:t>- Tìm hiểu đặc điểm, kích thước của một số loài cá</w:t>
@@ -2461,11 +2488,10 @@
           </w:p>
           <w:p>
             <w:pPr>
-              <w:spacing w:before="0" w:after="40"/>
-            </w:pPr>
-            <w:r>
-              <w:rPr>
-                <w:rFonts w:ascii="Times New Roman" w:hAnsi="Times New Roman"/>
+              <w:spacing w:after="40"/>
+            </w:pPr>
+            <w:r>
+              <w:rPr>
                 <w:sz w:val="24"/>
               </w:rPr>
               <w:t>- Flounder.</w:t>
@@ -2473,11 +2499,10 @@
           </w:p>
           <w:p>
             <w:pPr>
-              <w:spacing w:before="0" w:after="40"/>
-            </w:pPr>
-            <w:r>
-              <w:rPr>
-                <w:rFonts w:ascii="Times New Roman" w:hAnsi="Times New Roman"/>
+              <w:spacing w:after="40"/>
+            </w:pPr>
+            <w:r>
+              <w:rPr>
                 <w:sz w:val="24"/>
               </w:rPr>
               <w:t>- Tìm hiểu một số điểm thú vị về loài cá qua những</w:t>
@@ -2485,11 +2510,10 @@
           </w:p>
           <w:p>
             <w:pPr>
-              <w:spacing w:before="0" w:after="40"/>
-            </w:pPr>
-            <w:r>
-              <w:rPr>
-                <w:rFonts w:ascii="Times New Roman" w:hAnsi="Times New Roman"/>
+              <w:spacing w:after="40"/>
+            </w:pPr>
+            <w:r>
+              <w:rPr>
                 <w:sz w:val="24"/>
               </w:rPr>
               <w:t>- bộ phim.</w:t>
@@ -2498,23 +2522,25 @@
         </w:tc>
       </w:tr>
       <w:tr>
-        <w:tc>
-          <w:tcPr>
-            <w:tcW w:type="dxa" w:w="864"/>
-            <w:tcMar>
-              <w:top w:w="80" w:type="dxa"/>
-              <w:bottom w:w="80" w:type="dxa"/>
-              <w:left w:w="100" w:type="dxa"/>
-              <w:right w:w="100" w:type="dxa"/>
-            </w:tcMar>
-          </w:tcPr>
-          <w:p>
-            <w:pPr>
-              <w:jc w:val="center"/>
-            </w:pPr>
-            <w:r>
-              <w:rPr>
-                <w:rFonts w:ascii="Times New Roman" w:hAnsi="Times New Roman"/>
+        <w:trPr>
+          <w:jc w:val="center"/>
+        </w:trPr>
+        <w:tc>
+          <w:tcPr>
+            <w:tcW w:w="864" w:type="dxa"/>
+            <w:tcMar>
+              <w:top w:w="80" w:type="dxa"/>
+              <w:left w:w="100" w:type="dxa"/>
+              <w:bottom w:w="80" w:type="dxa"/>
+              <w:right w:w="100" w:type="dxa"/>
+            </w:tcMar>
+          </w:tcPr>
+          <w:p>
+            <w:pPr>
+              <w:jc w:val="center"/>
+            </w:pPr>
+            <w:r>
+              <w:rPr>
                 <w:b/>
                 <w:sz w:val="24"/>
               </w:rPr>
@@ -2524,31 +2550,41 @@
         </w:tc>
         <w:tc>
           <w:tcPr>
-            <w:tcW w:type="dxa" w:w="3312"/>
-            <w:tcMar>
-              <w:top w:w="80" w:type="dxa"/>
-              <w:bottom w:w="80" w:type="dxa"/>
-              <w:left w:w="100" w:type="dxa"/>
-              <w:right w:w="100" w:type="dxa"/>
-            </w:tcMar>
-          </w:tcPr>
-          <w:p>
-            <w:r>
-              <w:rPr>
-                <w:rFonts w:ascii="Times New Roman" w:hAnsi="Times New Roman"/>
+            <w:tcW w:w="3312" w:type="dxa"/>
+            <w:tcMar>
+              <w:top w:w="80" w:type="dxa"/>
+              <w:left w:w="100" w:type="dxa"/>
+              <w:bottom w:w="80" w:type="dxa"/>
+              <w:right w:w="100" w:type="dxa"/>
+            </w:tcMar>
+          </w:tcPr>
+          <w:p>
+            <w:r>
+              <w:rPr>
                 <w:b/>
                 <w:sz w:val="24"/>
               </w:rPr>
               <w:t>Bài 14: MẬT MÃ DISNEY</w:t>
-              <w:br/>
-            </w:r>
-            <w:r>
-              <w:rPr>
-                <w:rFonts w:ascii="Times New Roman" w:hAnsi="Times New Roman"/>
+            </w:r>
+            <w:r>
+              <w:rPr>
+                <w:b/>
+                <w:sz w:val="24"/>
+              </w:rPr>
+              <w:br/>
+            </w:r>
+            <w:r>
+              <w:rPr>
                 <w:i/>
                 <w:sz w:val="22"/>
               </w:rPr>
               <w:t>Ngày dạy: Thứ 7, 12/12/2026</w:t>
+            </w:r>
+            <w:r>
+              <w:rPr>
+                <w:i/>
+                <w:sz w:val="22"/>
+              </w:rPr>
               <w:br/>
               <w:t>(09h45 - 11h15)</w:t>
             </w:r>
@@ -2556,24 +2592,28 @@
         </w:tc>
         <w:tc>
           <w:tcPr>
-            <w:tcW w:type="dxa" w:w="1296"/>
-            <w:tcMar>
-              <w:top w:w="80" w:type="dxa"/>
-              <w:bottom w:w="80" w:type="dxa"/>
-              <w:left w:w="100" w:type="dxa"/>
-              <w:right w:w="100" w:type="dxa"/>
-            </w:tcMar>
-          </w:tcPr>
-          <w:p>
-            <w:pPr>
-              <w:jc w:val="center"/>
-            </w:pPr>
-            <w:r>
-              <w:rPr>
-                <w:rFonts w:ascii="Times New Roman" w:hAnsi="Times New Roman"/>
+            <w:tcW w:w="1296" w:type="dxa"/>
+            <w:tcMar>
+              <w:top w:w="80" w:type="dxa"/>
+              <w:left w:w="100" w:type="dxa"/>
+              <w:bottom w:w="80" w:type="dxa"/>
+              <w:right w:w="100" w:type="dxa"/>
+            </w:tcMar>
+          </w:tcPr>
+          <w:p>
+            <w:pPr>
+              <w:jc w:val="center"/>
+            </w:pPr>
+            <w:r>
+              <w:rPr>
                 <w:sz w:val="24"/>
               </w:rPr>
               <w:t>90 phút</w:t>
+            </w:r>
+            <w:r>
+              <w:rPr>
+                <w:sz w:val="24"/>
+              </w:rPr>
               <w:br/>
               <w:t>(1 buổi)</w:t>
             </w:r>
@@ -2581,18 +2621,17 @@
         </w:tc>
         <w:tc>
           <w:tcPr>
-            <w:tcW w:type="dxa" w:w="4608"/>
-            <w:tcMar>
-              <w:top w:w="80" w:type="dxa"/>
-              <w:bottom w:w="80" w:type="dxa"/>
-              <w:left w:w="100" w:type="dxa"/>
-              <w:right w:w="100" w:type="dxa"/>
-            </w:tcMar>
-          </w:tcPr>
-          <w:p>
-            <w:r>
-              <w:rPr>
-                <w:rFonts w:ascii="Times New Roman" w:hAnsi="Times New Roman"/>
+            <w:tcW w:w="4608" w:type="dxa"/>
+            <w:tcMar>
+              <w:top w:w="80" w:type="dxa"/>
+              <w:left w:w="100" w:type="dxa"/>
+              <w:bottom w:w="80" w:type="dxa"/>
+              <w:right w:w="100" w:type="dxa"/>
+            </w:tcMar>
+          </w:tcPr>
+          <w:p>
+            <w:r>
+              <w:rPr>
                 <w:sz w:val="24"/>
               </w:rPr>
               <w:t>- Tìm hiểu đặc điểm nổi bật gắn với đặc trưng riêng</w:t>
@@ -2600,11 +2639,10 @@
           </w:p>
           <w:p>
             <w:pPr>
-              <w:spacing w:before="0" w:after="40"/>
-            </w:pPr>
-            <w:r>
-              <w:rPr>
-                <w:rFonts w:ascii="Times New Roman" w:hAnsi="Times New Roman"/>
+              <w:spacing w:after="40"/>
+            </w:pPr>
+            <w:r>
+              <w:rPr>
                 <w:sz w:val="24"/>
               </w:rPr>
               <w:t>- của nhân vật hoạt hình.</w:t>
@@ -2612,11 +2650,10 @@
           </w:p>
           <w:p>
             <w:pPr>
-              <w:spacing w:before="0" w:after="40"/>
-            </w:pPr>
-            <w:r>
-              <w:rPr>
-                <w:rFonts w:ascii="Times New Roman" w:hAnsi="Times New Roman"/>
+              <w:spacing w:after="40"/>
+            </w:pPr>
+            <w:r>
+              <w:rPr>
                 <w:sz w:val="24"/>
               </w:rPr>
               <w:t>- Tìm hiểu và so sánh đặc điểm tính cách của các</w:t>
@@ -2624,11 +2661,10 @@
           </w:p>
           <w:p>
             <w:pPr>
-              <w:spacing w:before="0" w:after="40"/>
-            </w:pPr>
-            <w:r>
-              <w:rPr>
-                <w:rFonts w:ascii="Times New Roman" w:hAnsi="Times New Roman"/>
+              <w:spacing w:after="40"/>
+            </w:pPr>
+            <w:r>
+              <w:rPr>
                 <w:sz w:val="24"/>
               </w:rPr>
               <w:t>- nhân vật hoạt hình vói Mickey.</w:t>
@@ -2637,23 +2673,25 @@
         </w:tc>
       </w:tr>
       <w:tr>
-        <w:tc>
-          <w:tcPr>
-            <w:tcW w:type="dxa" w:w="864"/>
-            <w:tcMar>
-              <w:top w:w="80" w:type="dxa"/>
-              <w:bottom w:w="80" w:type="dxa"/>
-              <w:left w:w="100" w:type="dxa"/>
-              <w:right w:w="100" w:type="dxa"/>
-            </w:tcMar>
-          </w:tcPr>
-          <w:p>
-            <w:pPr>
-              <w:jc w:val="center"/>
-            </w:pPr>
-            <w:r>
-              <w:rPr>
-                <w:rFonts w:ascii="Times New Roman" w:hAnsi="Times New Roman"/>
+        <w:trPr>
+          <w:jc w:val="center"/>
+        </w:trPr>
+        <w:tc>
+          <w:tcPr>
+            <w:tcW w:w="864" w:type="dxa"/>
+            <w:tcMar>
+              <w:top w:w="80" w:type="dxa"/>
+              <w:left w:w="100" w:type="dxa"/>
+              <w:bottom w:w="80" w:type="dxa"/>
+              <w:right w:w="100" w:type="dxa"/>
+            </w:tcMar>
+          </w:tcPr>
+          <w:p>
+            <w:pPr>
+              <w:jc w:val="center"/>
+            </w:pPr>
+            <w:r>
+              <w:rPr>
                 <w:b/>
                 <w:sz w:val="24"/>
               </w:rPr>
@@ -2663,31 +2701,41 @@
         </w:tc>
         <w:tc>
           <w:tcPr>
-            <w:tcW w:type="dxa" w:w="3312"/>
-            <w:tcMar>
-              <w:top w:w="80" w:type="dxa"/>
-              <w:bottom w:w="80" w:type="dxa"/>
-              <w:left w:w="100" w:type="dxa"/>
-              <w:right w:w="100" w:type="dxa"/>
-            </w:tcMar>
-          </w:tcPr>
-          <w:p>
-            <w:r>
-              <w:rPr>
-                <w:rFonts w:ascii="Times New Roman" w:hAnsi="Times New Roman"/>
+            <w:tcW w:w="3312" w:type="dxa"/>
+            <w:tcMar>
+              <w:top w:w="80" w:type="dxa"/>
+              <w:left w:w="100" w:type="dxa"/>
+              <w:bottom w:w="80" w:type="dxa"/>
+              <w:right w:w="100" w:type="dxa"/>
+            </w:tcMar>
+          </w:tcPr>
+          <w:p>
+            <w:r>
+              <w:rPr>
                 <w:b/>
                 <w:sz w:val="24"/>
               </w:rPr>
               <w:t>Bài 15: BÍ MẬT CỦA BỘ LÔNG TRẮNG!</w:t>
-              <w:br/>
-            </w:r>
-            <w:r>
-              <w:rPr>
-                <w:rFonts w:ascii="Times New Roman" w:hAnsi="Times New Roman"/>
+            </w:r>
+            <w:r>
+              <w:rPr>
+                <w:b/>
+                <w:sz w:val="24"/>
+              </w:rPr>
+              <w:br/>
+            </w:r>
+            <w:r>
+              <w:rPr>
                 <w:i/>
                 <w:sz w:val="22"/>
               </w:rPr>
               <w:t>Ngày dạy: Thứ 7, 19/12/2026</w:t>
+            </w:r>
+            <w:r>
+              <w:rPr>
+                <w:i/>
+                <w:sz w:val="22"/>
+              </w:rPr>
               <w:br/>
               <w:t>(09h45 - 11h15)</w:t>
             </w:r>
@@ -2695,24 +2743,28 @@
         </w:tc>
         <w:tc>
           <w:tcPr>
-            <w:tcW w:type="dxa" w:w="1296"/>
-            <w:tcMar>
-              <w:top w:w="80" w:type="dxa"/>
-              <w:bottom w:w="80" w:type="dxa"/>
-              <w:left w:w="100" w:type="dxa"/>
-              <w:right w:w="100" w:type="dxa"/>
-            </w:tcMar>
-          </w:tcPr>
-          <w:p>
-            <w:pPr>
-              <w:jc w:val="center"/>
-            </w:pPr>
-            <w:r>
-              <w:rPr>
-                <w:rFonts w:ascii="Times New Roman" w:hAnsi="Times New Roman"/>
+            <w:tcW w:w="1296" w:type="dxa"/>
+            <w:tcMar>
+              <w:top w:w="80" w:type="dxa"/>
+              <w:left w:w="100" w:type="dxa"/>
+              <w:bottom w:w="80" w:type="dxa"/>
+              <w:right w:w="100" w:type="dxa"/>
+            </w:tcMar>
+          </w:tcPr>
+          <w:p>
+            <w:pPr>
+              <w:jc w:val="center"/>
+            </w:pPr>
+            <w:r>
+              <w:rPr>
                 <w:sz w:val="24"/>
               </w:rPr>
               <w:t>90 phút</w:t>
+            </w:r>
+            <w:r>
+              <w:rPr>
+                <w:sz w:val="24"/>
+              </w:rPr>
               <w:br/>
               <w:t>(1 buổi)</w:t>
             </w:r>
@@ -2720,18 +2772,17 @@
         </w:tc>
         <w:tc>
           <w:tcPr>
-            <w:tcW w:type="dxa" w:w="4608"/>
-            <w:tcMar>
-              <w:top w:w="80" w:type="dxa"/>
-              <w:bottom w:w="80" w:type="dxa"/>
-              <w:left w:w="100" w:type="dxa"/>
-              <w:right w:w="100" w:type="dxa"/>
-            </w:tcMar>
-          </w:tcPr>
-          <w:p>
-            <w:r>
-              <w:rPr>
-                <w:rFonts w:ascii="Times New Roman" w:hAnsi="Times New Roman"/>
+            <w:tcW w:w="4608" w:type="dxa"/>
+            <w:tcMar>
+              <w:top w:w="80" w:type="dxa"/>
+              <w:left w:w="100" w:type="dxa"/>
+              <w:bottom w:w="80" w:type="dxa"/>
+              <w:right w:w="100" w:type="dxa"/>
+            </w:tcMar>
+          </w:tcPr>
+          <w:p>
+            <w:r>
+              <w:rPr>
                 <w:sz w:val="24"/>
               </w:rPr>
               <w:t>- Tìm hiểu hình dạng, màu sắc và đặc điểm nổi bật</w:t>
@@ -2739,11 +2790,10 @@
           </w:p>
           <w:p>
             <w:pPr>
-              <w:spacing w:before="0" w:after="40"/>
-            </w:pPr>
-            <w:r>
-              <w:rPr>
-                <w:rFonts w:ascii="Times New Roman" w:hAnsi="Times New Roman"/>
+              <w:spacing w:after="40"/>
+            </w:pPr>
+            <w:r>
+              <w:rPr>
                 <w:sz w:val="24"/>
               </w:rPr>
               <w:t>- của con cừu.</w:t>
@@ -2751,11 +2801,10 @@
           </w:p>
           <w:p>
             <w:pPr>
-              <w:spacing w:before="0" w:after="40"/>
-            </w:pPr>
-            <w:r>
-              <w:rPr>
-                <w:rFonts w:ascii="Times New Roman" w:hAnsi="Times New Roman"/>
+              <w:spacing w:after="40"/>
+            </w:pPr>
+            <w:r>
+              <w:rPr>
                 <w:sz w:val="24"/>
               </w:rPr>
               <w:t>- Tìm hiểu các bộ phận chính của cừu.</w:t>
@@ -2764,23 +2813,25 @@
         </w:tc>
       </w:tr>
       <w:tr>
-        <w:tc>
-          <w:tcPr>
-            <w:tcW w:type="dxa" w:w="864"/>
-            <w:tcMar>
-              <w:top w:w="80" w:type="dxa"/>
-              <w:bottom w:w="80" w:type="dxa"/>
-              <w:left w:w="100" w:type="dxa"/>
-              <w:right w:w="100" w:type="dxa"/>
-            </w:tcMar>
-          </w:tcPr>
-          <w:p>
-            <w:pPr>
-              <w:jc w:val="center"/>
-            </w:pPr>
-            <w:r>
-              <w:rPr>
-                <w:rFonts w:ascii="Times New Roman" w:hAnsi="Times New Roman"/>
+        <w:trPr>
+          <w:jc w:val="center"/>
+        </w:trPr>
+        <w:tc>
+          <w:tcPr>
+            <w:tcW w:w="864" w:type="dxa"/>
+            <w:tcMar>
+              <w:top w:w="80" w:type="dxa"/>
+              <w:left w:w="100" w:type="dxa"/>
+              <w:bottom w:w="80" w:type="dxa"/>
+              <w:right w:w="100" w:type="dxa"/>
+            </w:tcMar>
+          </w:tcPr>
+          <w:p>
+            <w:pPr>
+              <w:jc w:val="center"/>
+            </w:pPr>
+            <w:r>
+              <w:rPr>
                 <w:b/>
                 <w:sz w:val="24"/>
               </w:rPr>
@@ -2790,31 +2841,41 @@
         </w:tc>
         <w:tc>
           <w:tcPr>
-            <w:tcW w:type="dxa" w:w="3312"/>
-            <w:tcMar>
-              <w:top w:w="80" w:type="dxa"/>
-              <w:bottom w:w="80" w:type="dxa"/>
-              <w:left w:w="100" w:type="dxa"/>
-              <w:right w:w="100" w:type="dxa"/>
-            </w:tcMar>
-          </w:tcPr>
-          <w:p>
-            <w:r>
-              <w:rPr>
-                <w:rFonts w:ascii="Times New Roman" w:hAnsi="Times New Roman"/>
+            <w:tcW w:w="3312" w:type="dxa"/>
+            <w:tcMar>
+              <w:top w:w="80" w:type="dxa"/>
+              <w:left w:w="100" w:type="dxa"/>
+              <w:bottom w:w="80" w:type="dxa"/>
+              <w:right w:w="100" w:type="dxa"/>
+            </w:tcMar>
+          </w:tcPr>
+          <w:p>
+            <w:r>
+              <w:rPr>
                 <w:b/>
                 <w:sz w:val="24"/>
               </w:rPr>
               <w:t>Bài 16: ÂM THANH TỪ THẾ GIỚI HOẠT HÌNH</w:t>
-              <w:br/>
-            </w:r>
-            <w:r>
-              <w:rPr>
-                <w:rFonts w:ascii="Times New Roman" w:hAnsi="Times New Roman"/>
+            </w:r>
+            <w:r>
+              <w:rPr>
+                <w:b/>
+                <w:sz w:val="24"/>
+              </w:rPr>
+              <w:br/>
+            </w:r>
+            <w:r>
+              <w:rPr>
                 <w:i/>
                 <w:sz w:val="22"/>
               </w:rPr>
               <w:t>Ngày dạy: Thứ 7, 26/12/2026</w:t>
+            </w:r>
+            <w:r>
+              <w:rPr>
+                <w:i/>
+                <w:sz w:val="22"/>
+              </w:rPr>
               <w:br/>
               <w:t>(09h45 - 11h15)</w:t>
             </w:r>
@@ -2822,24 +2883,28 @@
         </w:tc>
         <w:tc>
           <w:tcPr>
-            <w:tcW w:type="dxa" w:w="1296"/>
-            <w:tcMar>
-              <w:top w:w="80" w:type="dxa"/>
-              <w:bottom w:w="80" w:type="dxa"/>
-              <w:left w:w="100" w:type="dxa"/>
-              <w:right w:w="100" w:type="dxa"/>
-            </w:tcMar>
-          </w:tcPr>
-          <w:p>
-            <w:pPr>
-              <w:jc w:val="center"/>
-            </w:pPr>
-            <w:r>
-              <w:rPr>
-                <w:rFonts w:ascii="Times New Roman" w:hAnsi="Times New Roman"/>
+            <w:tcW w:w="1296" w:type="dxa"/>
+            <w:tcMar>
+              <w:top w:w="80" w:type="dxa"/>
+              <w:left w:w="100" w:type="dxa"/>
+              <w:bottom w:w="80" w:type="dxa"/>
+              <w:right w:w="100" w:type="dxa"/>
+            </w:tcMar>
+          </w:tcPr>
+          <w:p>
+            <w:pPr>
+              <w:jc w:val="center"/>
+            </w:pPr>
+            <w:r>
+              <w:rPr>
                 <w:sz w:val="24"/>
               </w:rPr>
               <w:t>90 phút</w:t>
+            </w:r>
+            <w:r>
+              <w:rPr>
+                <w:sz w:val="24"/>
+              </w:rPr>
               <w:br/>
               <w:t>(1 buổi)</w:t>
             </w:r>
@@ -2847,18 +2912,17 @@
         </w:tc>
         <w:tc>
           <w:tcPr>
-            <w:tcW w:type="dxa" w:w="4608"/>
-            <w:tcMar>
-              <w:top w:w="80" w:type="dxa"/>
-              <w:bottom w:w="80" w:type="dxa"/>
-              <w:left w:w="100" w:type="dxa"/>
-              <w:right w:w="100" w:type="dxa"/>
-            </w:tcMar>
-          </w:tcPr>
-          <w:p>
-            <w:r>
-              <w:rPr>
-                <w:rFonts w:ascii="Times New Roman" w:hAnsi="Times New Roman"/>
+            <w:tcW w:w="4608" w:type="dxa"/>
+            <w:tcMar>
+              <w:top w:w="80" w:type="dxa"/>
+              <w:left w:w="100" w:type="dxa"/>
+              <w:bottom w:w="80" w:type="dxa"/>
+              <w:right w:w="100" w:type="dxa"/>
+            </w:tcMar>
+          </w:tcPr>
+          <w:p>
+            <w:r>
+              <w:rPr>
                 <w:sz w:val="24"/>
               </w:rPr>
               <w:t>- Tìm hiểu nhân vật hoạt hình và nguồn gốc của</w:t>
@@ -2866,11 +2930,10 @@
           </w:p>
           <w:p>
             <w:pPr>
-              <w:spacing w:before="0" w:after="40"/>
-            </w:pPr>
-            <w:r>
-              <w:rPr>
-                <w:rFonts w:ascii="Times New Roman" w:hAnsi="Times New Roman"/>
+              <w:spacing w:after="40"/>
+            </w:pPr>
+            <w:r>
+              <w:rPr>
                 <w:sz w:val="24"/>
               </w:rPr>
               <w:t>- nhân vật trong phim.</w:t>
@@ -2878,11 +2941,10 @@
           </w:p>
           <w:p>
             <w:pPr>
-              <w:spacing w:before="0" w:after="40"/>
-            </w:pPr>
-            <w:r>
-              <w:rPr>
-                <w:rFonts w:ascii="Times New Roman" w:hAnsi="Times New Roman"/>
+              <w:spacing w:after="40"/>
+            </w:pPr>
+            <w:r>
+              <w:rPr>
                 <w:sz w:val="24"/>
               </w:rPr>
               <w:t>- Tìm hiểu đặc điểm nổi bật của nhân vật, từ đó tái</w:t>
@@ -2890,11 +2952,10 @@
           </w:p>
           <w:p>
             <w:pPr>
-              <w:spacing w:before="0" w:after="40"/>
-            </w:pPr>
-            <w:r>
-              <w:rPr>
-                <w:rFonts w:ascii="Times New Roman" w:hAnsi="Times New Roman"/>
+              <w:spacing w:after="40"/>
+            </w:pPr>
+            <w:r>
+              <w:rPr>
                 <w:sz w:val="24"/>
               </w:rPr>
               <w:t>- hiện lại qua mô hình robot.</w:t>
@@ -2903,23 +2964,25 @@
         </w:tc>
       </w:tr>
       <w:tr>
-        <w:tc>
-          <w:tcPr>
-            <w:tcW w:type="dxa" w:w="864"/>
-            <w:tcMar>
-              <w:top w:w="80" w:type="dxa"/>
-              <w:bottom w:w="80" w:type="dxa"/>
-              <w:left w:w="100" w:type="dxa"/>
-              <w:right w:w="100" w:type="dxa"/>
-            </w:tcMar>
-          </w:tcPr>
-          <w:p>
-            <w:pPr>
-              <w:jc w:val="center"/>
-            </w:pPr>
-            <w:r>
-              <w:rPr>
-                <w:rFonts w:ascii="Times New Roman" w:hAnsi="Times New Roman"/>
+        <w:trPr>
+          <w:jc w:val="center"/>
+        </w:trPr>
+        <w:tc>
+          <w:tcPr>
+            <w:tcW w:w="864" w:type="dxa"/>
+            <w:tcMar>
+              <w:top w:w="80" w:type="dxa"/>
+              <w:left w:w="100" w:type="dxa"/>
+              <w:bottom w:w="80" w:type="dxa"/>
+              <w:right w:w="100" w:type="dxa"/>
+            </w:tcMar>
+          </w:tcPr>
+          <w:p>
+            <w:pPr>
+              <w:jc w:val="center"/>
+            </w:pPr>
+            <w:r>
+              <w:rPr>
                 <w:b/>
                 <w:sz w:val="24"/>
               </w:rPr>
@@ -2929,31 +2992,41 @@
         </w:tc>
         <w:tc>
           <w:tcPr>
-            <w:tcW w:type="dxa" w:w="3312"/>
-            <w:tcMar>
-              <w:top w:w="80" w:type="dxa"/>
-              <w:bottom w:w="80" w:type="dxa"/>
-              <w:left w:w="100" w:type="dxa"/>
-              <w:right w:w="100" w:type="dxa"/>
-            </w:tcMar>
-          </w:tcPr>
-          <w:p>
-            <w:r>
-              <w:rPr>
-                <w:rFonts w:ascii="Times New Roman" w:hAnsi="Times New Roman"/>
+            <w:tcW w:w="3312" w:type="dxa"/>
+            <w:tcMar>
+              <w:top w:w="80" w:type="dxa"/>
+              <w:left w:w="100" w:type="dxa"/>
+              <w:bottom w:w="80" w:type="dxa"/>
+              <w:right w:w="100" w:type="dxa"/>
+            </w:tcMar>
+          </w:tcPr>
+          <w:p>
+            <w:r>
+              <w:rPr>
                 <w:b/>
                 <w:sz w:val="24"/>
               </w:rPr>
               <w:t>Ôn tập &amp; Triển lãm Robot sáng tạo Học kì 1</w:t>
-              <w:br/>
-            </w:r>
-            <w:r>
-              <w:rPr>
-                <w:rFonts w:ascii="Times New Roman" w:hAnsi="Times New Roman"/>
+            </w:r>
+            <w:r>
+              <w:rPr>
+                <w:b/>
+                <w:sz w:val="24"/>
+              </w:rPr>
+              <w:br/>
+            </w:r>
+            <w:r>
+              <w:rPr>
                 <w:i/>
                 <w:sz w:val="22"/>
               </w:rPr>
               <w:t>Ngày dạy: Thứ 7, 02/01/2027</w:t>
+            </w:r>
+            <w:r>
+              <w:rPr>
+                <w:i/>
+                <w:sz w:val="22"/>
+              </w:rPr>
               <w:br/>
               <w:t>(09h45 - 11h15)</w:t>
             </w:r>
@@ -2961,24 +3034,28 @@
         </w:tc>
         <w:tc>
           <w:tcPr>
-            <w:tcW w:type="dxa" w:w="1296"/>
-            <w:tcMar>
-              <w:top w:w="80" w:type="dxa"/>
-              <w:bottom w:w="80" w:type="dxa"/>
-              <w:left w:w="100" w:type="dxa"/>
-              <w:right w:w="100" w:type="dxa"/>
-            </w:tcMar>
-          </w:tcPr>
-          <w:p>
-            <w:pPr>
-              <w:jc w:val="center"/>
-            </w:pPr>
-            <w:r>
-              <w:rPr>
-                <w:rFonts w:ascii="Times New Roman" w:hAnsi="Times New Roman"/>
+            <w:tcW w:w="1296" w:type="dxa"/>
+            <w:tcMar>
+              <w:top w:w="80" w:type="dxa"/>
+              <w:left w:w="100" w:type="dxa"/>
+              <w:bottom w:w="80" w:type="dxa"/>
+              <w:right w:w="100" w:type="dxa"/>
+            </w:tcMar>
+          </w:tcPr>
+          <w:p>
+            <w:pPr>
+              <w:jc w:val="center"/>
+            </w:pPr>
+            <w:r>
+              <w:rPr>
                 <w:sz w:val="24"/>
               </w:rPr>
               <w:t>90 phút</w:t>
+            </w:r>
+            <w:r>
+              <w:rPr>
+                <w:sz w:val="24"/>
+              </w:rPr>
               <w:br/>
               <w:t>(1 buổi)</w:t>
             </w:r>
@@ -2986,71 +3063,81 @@
         </w:tc>
         <w:tc>
           <w:tcPr>
-            <w:tcW w:type="dxa" w:w="4608"/>
-            <w:tcMar>
-              <w:top w:w="80" w:type="dxa"/>
-              <w:bottom w:w="80" w:type="dxa"/>
-              <w:left w:w="100" w:type="dxa"/>
-              <w:right w:w="100" w:type="dxa"/>
-            </w:tcMar>
-          </w:tcPr>
-          <w:p>
-            <w:r>
-              <w:rPr>
-                <w:rFonts w:ascii="Times New Roman" w:hAnsi="Times New Roman"/>
-                <w:sz w:val="24"/>
-              </w:rPr>
-              <w:t>- Tổng hợp các kỹ năng lắp ráp cơ khí đã học trong Tập 1; thực hành hoàn thiện mô hình robot yêu thích; rèn luyện kỹ năng thuyết trình, giới thiệu sản phẩm và làm việc nhóm trước tập thể.</w:t>
+            <w:tcW w:w="4608" w:type="dxa"/>
+            <w:tcMar>
+              <w:top w:w="80" w:type="dxa"/>
+              <w:left w:w="100" w:type="dxa"/>
+              <w:bottom w:w="80" w:type="dxa"/>
+              <w:right w:w="100" w:type="dxa"/>
+            </w:tcMar>
+          </w:tcPr>
+          <w:p>
+            <w:r>
+              <w:rPr>
+                <w:sz w:val="24"/>
+              </w:rPr>
+              <w:t xml:space="preserve">- Tổng hợp các kỹ năng lắp ráp cơ khí đã học trong Tập 1; thực hành hoàn thiện mô hình robot yêu thích; rèn luyện kỹ năng thuyết </w:t>
+            </w:r>
+            <w:r>
+              <w:rPr>
+                <w:sz w:val="24"/>
+              </w:rPr>
+              <w:lastRenderedPageBreak/>
+              <w:t>trình, giới thiệu sản phẩm và làm việc nhóm trước tập thể.</w:t>
             </w:r>
           </w:p>
         </w:tc>
       </w:tr>
       <w:tr>
-        <w:tc>
-          <w:tcPr>
-            <w:tcW w:type="dxa" w:w="9076"/>
+        <w:trPr>
+          <w:jc w:val="center"/>
+        </w:trPr>
+        <w:tc>
+          <w:tcPr>
+            <w:tcW w:w="9076" w:type="dxa"/>
             <w:gridSpan w:val="4"/>
+            <w:shd w:val="clear" w:color="auto" w:fill="E8EEF5"/>
             <w:tcMar>
               <w:top w:w="100" w:type="dxa"/>
+              <w:left w:w="100" w:type="dxa"/>
               <w:bottom w:w="100" w:type="dxa"/>
-              <w:left w:w="100" w:type="dxa"/>
-              <w:right w:w="100" w:type="dxa"/>
-            </w:tcMar>
-            <w:shd w:fill="E8EEF5"/>
-          </w:tcPr>
-          <w:p>
-            <w:pPr>
-              <w:jc w:val="center"/>
-            </w:pPr>
-            <w:r>
-              <w:rPr>
-                <w:rFonts w:ascii="Times New Roman" w:hAnsi="Times New Roman"/>
-                <w:b/>
-                <w:sz w:val="26"/>
-              </w:rPr>
+              <w:right w:w="100" w:type="dxa"/>
+            </w:tcMar>
+          </w:tcPr>
+          <w:p>
+            <w:pPr>
+              <w:jc w:val="center"/>
+            </w:pPr>
+            <w:r>
+              <w:rPr>
+                <w:b/>
+              </w:rPr>
+              <w:lastRenderedPageBreak/>
               <w:t>HỌC KÌ II: BỨT PHÁ SÁNG TẠO CÙNG OLLO KINDER - TẬP 2 (18 BUỔI)</w:t>
             </w:r>
           </w:p>
         </w:tc>
       </w:tr>
       <w:tr>
-        <w:tc>
-          <w:tcPr>
-            <w:tcW w:type="dxa" w:w="864"/>
-            <w:tcMar>
-              <w:top w:w="80" w:type="dxa"/>
-              <w:bottom w:w="80" w:type="dxa"/>
-              <w:left w:w="100" w:type="dxa"/>
-              <w:right w:w="100" w:type="dxa"/>
-            </w:tcMar>
-          </w:tcPr>
-          <w:p>
-            <w:pPr>
-              <w:jc w:val="center"/>
-            </w:pPr>
-            <w:r>
-              <w:rPr>
-                <w:rFonts w:ascii="Times New Roman" w:hAnsi="Times New Roman"/>
+        <w:trPr>
+          <w:jc w:val="center"/>
+        </w:trPr>
+        <w:tc>
+          <w:tcPr>
+            <w:tcW w:w="864" w:type="dxa"/>
+            <w:tcMar>
+              <w:top w:w="80" w:type="dxa"/>
+              <w:left w:w="100" w:type="dxa"/>
+              <w:bottom w:w="80" w:type="dxa"/>
+              <w:right w:w="100" w:type="dxa"/>
+            </w:tcMar>
+          </w:tcPr>
+          <w:p>
+            <w:pPr>
+              <w:jc w:val="center"/>
+            </w:pPr>
+            <w:r>
+              <w:rPr>
                 <w:b/>
                 <w:sz w:val="24"/>
               </w:rPr>
@@ -3060,31 +3147,41 @@
         </w:tc>
         <w:tc>
           <w:tcPr>
-            <w:tcW w:type="dxa" w:w="3312"/>
-            <w:tcMar>
-              <w:top w:w="80" w:type="dxa"/>
-              <w:bottom w:w="80" w:type="dxa"/>
-              <w:left w:w="100" w:type="dxa"/>
-              <w:right w:w="100" w:type="dxa"/>
-            </w:tcMar>
-          </w:tcPr>
-          <w:p>
-            <w:r>
-              <w:rPr>
-                <w:rFonts w:ascii="Times New Roman" w:hAnsi="Times New Roman"/>
+            <w:tcW w:w="3312" w:type="dxa"/>
+            <w:tcMar>
+              <w:top w:w="80" w:type="dxa"/>
+              <w:left w:w="100" w:type="dxa"/>
+              <w:bottom w:w="80" w:type="dxa"/>
+              <w:right w:w="100" w:type="dxa"/>
+            </w:tcMar>
+          </w:tcPr>
+          <w:p>
+            <w:r>
+              <w:rPr>
                 <w:b/>
                 <w:sz w:val="24"/>
               </w:rPr>
               <w:t>Bài 1: NGÔI NHÀ DI ĐỘNG</w:t>
-              <w:br/>
-            </w:r>
-            <w:r>
-              <w:rPr>
-                <w:rFonts w:ascii="Times New Roman" w:hAnsi="Times New Roman"/>
+            </w:r>
+            <w:r>
+              <w:rPr>
+                <w:b/>
+                <w:sz w:val="24"/>
+              </w:rPr>
+              <w:br/>
+            </w:r>
+            <w:r>
+              <w:rPr>
                 <w:i/>
                 <w:sz w:val="22"/>
               </w:rPr>
               <w:t>Ngày dạy: Thứ 7, 09/01/2027</w:t>
+            </w:r>
+            <w:r>
+              <w:rPr>
+                <w:i/>
+                <w:sz w:val="22"/>
+              </w:rPr>
               <w:br/>
               <w:t>(09h45 - 11h15)</w:t>
             </w:r>
@@ -3092,24 +3189,28 @@
         </w:tc>
         <w:tc>
           <w:tcPr>
-            <w:tcW w:type="dxa" w:w="1296"/>
-            <w:tcMar>
-              <w:top w:w="80" w:type="dxa"/>
-              <w:bottom w:w="80" w:type="dxa"/>
-              <w:left w:w="100" w:type="dxa"/>
-              <w:right w:w="100" w:type="dxa"/>
-            </w:tcMar>
-          </w:tcPr>
-          <w:p>
-            <w:pPr>
-              <w:jc w:val="center"/>
-            </w:pPr>
-            <w:r>
-              <w:rPr>
-                <w:rFonts w:ascii="Times New Roman" w:hAnsi="Times New Roman"/>
+            <w:tcW w:w="1296" w:type="dxa"/>
+            <w:tcMar>
+              <w:top w:w="80" w:type="dxa"/>
+              <w:left w:w="100" w:type="dxa"/>
+              <w:bottom w:w="80" w:type="dxa"/>
+              <w:right w:w="100" w:type="dxa"/>
+            </w:tcMar>
+          </w:tcPr>
+          <w:p>
+            <w:pPr>
+              <w:jc w:val="center"/>
+            </w:pPr>
+            <w:r>
+              <w:rPr>
                 <w:sz w:val="24"/>
               </w:rPr>
               <w:t>90 phút</w:t>
+            </w:r>
+            <w:r>
+              <w:rPr>
+                <w:sz w:val="24"/>
+              </w:rPr>
               <w:br/>
               <w:t>(1 buổi)</w:t>
             </w:r>
@@ -3117,18 +3218,17 @@
         </w:tc>
         <w:tc>
           <w:tcPr>
-            <w:tcW w:type="dxa" w:w="4608"/>
-            <w:tcMar>
-              <w:top w:w="80" w:type="dxa"/>
-              <w:bottom w:w="80" w:type="dxa"/>
-              <w:left w:w="100" w:type="dxa"/>
-              <w:right w:w="100" w:type="dxa"/>
-            </w:tcMar>
-          </w:tcPr>
-          <w:p>
-            <w:r>
-              <w:rPr>
-                <w:rFonts w:ascii="Times New Roman" w:hAnsi="Times New Roman"/>
+            <w:tcW w:w="4608" w:type="dxa"/>
+            <w:tcMar>
+              <w:top w:w="80" w:type="dxa"/>
+              <w:left w:w="100" w:type="dxa"/>
+              <w:bottom w:w="80" w:type="dxa"/>
+              <w:right w:w="100" w:type="dxa"/>
+            </w:tcMar>
+          </w:tcPr>
+          <w:p>
+            <w:r>
+              <w:rPr>
                 <w:sz w:val="24"/>
               </w:rPr>
               <w:t>- Tìm hiểu một số kiểu nhà ở phù hợp với địa hình.</w:t>
@@ -3136,11 +3236,10 @@
           </w:p>
           <w:p>
             <w:pPr>
-              <w:spacing w:before="0" w:after="40"/>
-            </w:pPr>
-            <w:r>
-              <w:rPr>
-                <w:rFonts w:ascii="Times New Roman" w:hAnsi="Times New Roman"/>
+              <w:spacing w:after="40"/>
+            </w:pPr>
+            <w:r>
+              <w:rPr>
                 <w:sz w:val="24"/>
               </w:rPr>
               <w:t>- Tìm hiểu về cấu tạo của ngôi nhà di động.</w:t>
@@ -3149,23 +3248,25 @@
         </w:tc>
       </w:tr>
       <w:tr>
-        <w:tc>
-          <w:tcPr>
-            <w:tcW w:type="dxa" w:w="864"/>
-            <w:tcMar>
-              <w:top w:w="80" w:type="dxa"/>
-              <w:bottom w:w="80" w:type="dxa"/>
-              <w:left w:w="100" w:type="dxa"/>
-              <w:right w:w="100" w:type="dxa"/>
-            </w:tcMar>
-          </w:tcPr>
-          <w:p>
-            <w:pPr>
-              <w:jc w:val="center"/>
-            </w:pPr>
-            <w:r>
-              <w:rPr>
-                <w:rFonts w:ascii="Times New Roman" w:hAnsi="Times New Roman"/>
+        <w:trPr>
+          <w:jc w:val="center"/>
+        </w:trPr>
+        <w:tc>
+          <w:tcPr>
+            <w:tcW w:w="864" w:type="dxa"/>
+            <w:tcMar>
+              <w:top w:w="80" w:type="dxa"/>
+              <w:left w:w="100" w:type="dxa"/>
+              <w:bottom w:w="80" w:type="dxa"/>
+              <w:right w:w="100" w:type="dxa"/>
+            </w:tcMar>
+          </w:tcPr>
+          <w:p>
+            <w:pPr>
+              <w:jc w:val="center"/>
+            </w:pPr>
+            <w:r>
+              <w:rPr>
                 <w:b/>
                 <w:sz w:val="24"/>
               </w:rPr>
@@ -3175,31 +3276,41 @@
         </w:tc>
         <w:tc>
           <w:tcPr>
-            <w:tcW w:type="dxa" w:w="3312"/>
-            <w:tcMar>
-              <w:top w:w="80" w:type="dxa"/>
-              <w:bottom w:w="80" w:type="dxa"/>
-              <w:left w:w="100" w:type="dxa"/>
-              <w:right w:w="100" w:type="dxa"/>
-            </w:tcMar>
-          </w:tcPr>
-          <w:p>
-            <w:r>
-              <w:rPr>
-                <w:rFonts w:ascii="Times New Roman" w:hAnsi="Times New Roman"/>
+            <w:tcW w:w="3312" w:type="dxa"/>
+            <w:tcMar>
+              <w:top w:w="80" w:type="dxa"/>
+              <w:left w:w="100" w:type="dxa"/>
+              <w:bottom w:w="80" w:type="dxa"/>
+              <w:right w:w="100" w:type="dxa"/>
+            </w:tcMar>
+          </w:tcPr>
+          <w:p>
+            <w:r>
+              <w:rPr>
                 <w:b/>
                 <w:sz w:val="24"/>
               </w:rPr>
               <w:t>Bài 2: NGƯỜI HÙNG THẦM LẶNG TRÊN ĐƯỜNG PHỐ</w:t>
-              <w:br/>
-            </w:r>
-            <w:r>
-              <w:rPr>
-                <w:rFonts w:ascii="Times New Roman" w:hAnsi="Times New Roman"/>
+            </w:r>
+            <w:r>
+              <w:rPr>
+                <w:b/>
+                <w:sz w:val="24"/>
+              </w:rPr>
+              <w:br/>
+            </w:r>
+            <w:r>
+              <w:rPr>
                 <w:i/>
                 <w:sz w:val="22"/>
               </w:rPr>
               <w:t>Ngày dạy: Thứ 7, 16/01/2027</w:t>
+            </w:r>
+            <w:r>
+              <w:rPr>
+                <w:i/>
+                <w:sz w:val="22"/>
+              </w:rPr>
               <w:br/>
               <w:t>(09h45 - 11h15)</w:t>
             </w:r>
@@ -3207,24 +3318,28 @@
         </w:tc>
         <w:tc>
           <w:tcPr>
-            <w:tcW w:type="dxa" w:w="1296"/>
-            <w:tcMar>
-              <w:top w:w="80" w:type="dxa"/>
-              <w:bottom w:w="80" w:type="dxa"/>
-              <w:left w:w="100" w:type="dxa"/>
-              <w:right w:w="100" w:type="dxa"/>
-            </w:tcMar>
-          </w:tcPr>
-          <w:p>
-            <w:pPr>
-              <w:jc w:val="center"/>
-            </w:pPr>
-            <w:r>
-              <w:rPr>
-                <w:rFonts w:ascii="Times New Roman" w:hAnsi="Times New Roman"/>
+            <w:tcW w:w="1296" w:type="dxa"/>
+            <w:tcMar>
+              <w:top w:w="80" w:type="dxa"/>
+              <w:left w:w="100" w:type="dxa"/>
+              <w:bottom w:w="80" w:type="dxa"/>
+              <w:right w:w="100" w:type="dxa"/>
+            </w:tcMar>
+          </w:tcPr>
+          <w:p>
+            <w:pPr>
+              <w:jc w:val="center"/>
+            </w:pPr>
+            <w:r>
+              <w:rPr>
                 <w:sz w:val="24"/>
               </w:rPr>
               <w:t>90 phút</w:t>
+            </w:r>
+            <w:r>
+              <w:rPr>
+                <w:sz w:val="24"/>
+              </w:rPr>
               <w:br/>
               <w:t>(1 buổi)</w:t>
             </w:r>
@@ -3232,18 +3347,17 @@
         </w:tc>
         <w:tc>
           <w:tcPr>
-            <w:tcW w:type="dxa" w:w="4608"/>
-            <w:tcMar>
-              <w:top w:w="80" w:type="dxa"/>
-              <w:bottom w:w="80" w:type="dxa"/>
-              <w:left w:w="100" w:type="dxa"/>
-              <w:right w:w="100" w:type="dxa"/>
-            </w:tcMar>
-          </w:tcPr>
-          <w:p>
-            <w:r>
-              <w:rPr>
-                <w:rFonts w:ascii="Times New Roman" w:hAnsi="Times New Roman"/>
+            <w:tcW w:w="4608" w:type="dxa"/>
+            <w:tcMar>
+              <w:top w:w="80" w:type="dxa"/>
+              <w:left w:w="100" w:type="dxa"/>
+              <w:bottom w:w="80" w:type="dxa"/>
+              <w:right w:w="100" w:type="dxa"/>
+            </w:tcMar>
+          </w:tcPr>
+          <w:p>
+            <w:r>
+              <w:rPr>
                 <w:sz w:val="24"/>
               </w:rPr>
               <w:t>- Tìm hiểu về công việc của công nhân vệ sinh môi</w:t>
@@ -3251,11 +3365,10 @@
           </w:p>
           <w:p>
             <w:pPr>
-              <w:spacing w:before="0" w:after="40"/>
-            </w:pPr>
-            <w:r>
-              <w:rPr>
-                <w:rFonts w:ascii="Times New Roman" w:hAnsi="Times New Roman"/>
+              <w:spacing w:after="40"/>
+            </w:pPr>
+            <w:r>
+              <w:rPr>
                 <w:sz w:val="24"/>
               </w:rPr>
               <w:t>- trường.</w:t>
@@ -3263,11 +3376,10 @@
           </w:p>
           <w:p>
             <w:pPr>
-              <w:spacing w:before="0" w:after="40"/>
-            </w:pPr>
-            <w:r>
-              <w:rPr>
-                <w:rFonts w:ascii="Times New Roman" w:hAnsi="Times New Roman"/>
+              <w:spacing w:after="40"/>
+            </w:pPr>
+            <w:r>
+              <w:rPr>
                 <w:sz w:val="24"/>
               </w:rPr>
               <w:t>- Tìm hiểu quy trình xử lý dành cho các loại rác: vô</w:t>
@@ -3275,11 +3387,10 @@
           </w:p>
           <w:p>
             <w:pPr>
-              <w:spacing w:before="0" w:after="40"/>
-            </w:pPr>
-            <w:r>
-              <w:rPr>
-                <w:rFonts w:ascii="Times New Roman" w:hAnsi="Times New Roman"/>
+              <w:spacing w:after="40"/>
+            </w:pPr>
+            <w:r>
+              <w:rPr>
                 <w:sz w:val="24"/>
               </w:rPr>
               <w:t>- cơ, hữu cơ, tái chế…</w:t>
@@ -3288,23 +3399,25 @@
         </w:tc>
       </w:tr>
       <w:tr>
-        <w:tc>
-          <w:tcPr>
-            <w:tcW w:type="dxa" w:w="864"/>
-            <w:tcMar>
-              <w:top w:w="80" w:type="dxa"/>
-              <w:bottom w:w="80" w:type="dxa"/>
-              <w:left w:w="100" w:type="dxa"/>
-              <w:right w:w="100" w:type="dxa"/>
-            </w:tcMar>
-          </w:tcPr>
-          <w:p>
-            <w:pPr>
-              <w:jc w:val="center"/>
-            </w:pPr>
-            <w:r>
-              <w:rPr>
-                <w:rFonts w:ascii="Times New Roman" w:hAnsi="Times New Roman"/>
+        <w:trPr>
+          <w:jc w:val="center"/>
+        </w:trPr>
+        <w:tc>
+          <w:tcPr>
+            <w:tcW w:w="864" w:type="dxa"/>
+            <w:tcMar>
+              <w:top w:w="80" w:type="dxa"/>
+              <w:left w:w="100" w:type="dxa"/>
+              <w:bottom w:w="80" w:type="dxa"/>
+              <w:right w:w="100" w:type="dxa"/>
+            </w:tcMar>
+          </w:tcPr>
+          <w:p>
+            <w:pPr>
+              <w:jc w:val="center"/>
+            </w:pPr>
+            <w:r>
+              <w:rPr>
                 <w:b/>
                 <w:sz w:val="24"/>
               </w:rPr>
@@ -3314,31 +3427,41 @@
         </w:tc>
         <w:tc>
           <w:tcPr>
-            <w:tcW w:type="dxa" w:w="3312"/>
-            <w:tcMar>
-              <w:top w:w="80" w:type="dxa"/>
-              <w:bottom w:w="80" w:type="dxa"/>
-              <w:left w:w="100" w:type="dxa"/>
-              <w:right w:w="100" w:type="dxa"/>
-            </w:tcMar>
-          </w:tcPr>
-          <w:p>
-            <w:r>
-              <w:rPr>
-                <w:rFonts w:ascii="Times New Roman" w:hAnsi="Times New Roman"/>
+            <w:tcW w:w="3312" w:type="dxa"/>
+            <w:tcMar>
+              <w:top w:w="80" w:type="dxa"/>
+              <w:left w:w="100" w:type="dxa"/>
+              <w:bottom w:w="80" w:type="dxa"/>
+              <w:right w:w="100" w:type="dxa"/>
+            </w:tcMar>
+          </w:tcPr>
+          <w:p>
+            <w:r>
+              <w:rPr>
                 <w:b/>
                 <w:sz w:val="24"/>
               </w:rPr>
               <w:t>Bài 3: NGƯỜI TUYẾT KHỔNG LỒ</w:t>
-              <w:br/>
-            </w:r>
-            <w:r>
-              <w:rPr>
-                <w:rFonts w:ascii="Times New Roman" w:hAnsi="Times New Roman"/>
+            </w:r>
+            <w:r>
+              <w:rPr>
+                <w:b/>
+                <w:sz w:val="24"/>
+              </w:rPr>
+              <w:br/>
+            </w:r>
+            <w:r>
+              <w:rPr>
                 <w:i/>
                 <w:sz w:val="22"/>
               </w:rPr>
               <w:t>Ngày dạy: Thứ 7, 23/01/2027</w:t>
+            </w:r>
+            <w:r>
+              <w:rPr>
+                <w:i/>
+                <w:sz w:val="22"/>
+              </w:rPr>
               <w:br/>
               <w:t>(09h45 - 11h15)</w:t>
             </w:r>
@@ -3346,24 +3469,28 @@
         </w:tc>
         <w:tc>
           <w:tcPr>
-            <w:tcW w:type="dxa" w:w="1296"/>
-            <w:tcMar>
-              <w:top w:w="80" w:type="dxa"/>
-              <w:bottom w:w="80" w:type="dxa"/>
-              <w:left w:w="100" w:type="dxa"/>
-              <w:right w:w="100" w:type="dxa"/>
-            </w:tcMar>
-          </w:tcPr>
-          <w:p>
-            <w:pPr>
-              <w:jc w:val="center"/>
-            </w:pPr>
-            <w:r>
-              <w:rPr>
-                <w:rFonts w:ascii="Times New Roman" w:hAnsi="Times New Roman"/>
+            <w:tcW w:w="1296" w:type="dxa"/>
+            <w:tcMar>
+              <w:top w:w="80" w:type="dxa"/>
+              <w:left w:w="100" w:type="dxa"/>
+              <w:bottom w:w="80" w:type="dxa"/>
+              <w:right w:w="100" w:type="dxa"/>
+            </w:tcMar>
+          </w:tcPr>
+          <w:p>
+            <w:pPr>
+              <w:jc w:val="center"/>
+            </w:pPr>
+            <w:r>
+              <w:rPr>
                 <w:sz w:val="24"/>
               </w:rPr>
               <w:t>90 phút</w:t>
+            </w:r>
+            <w:r>
+              <w:rPr>
+                <w:sz w:val="24"/>
+              </w:rPr>
               <w:br/>
               <w:t>(1 buổi)</w:t>
             </w:r>
@@ -3371,18 +3498,17 @@
         </w:tc>
         <w:tc>
           <w:tcPr>
-            <w:tcW w:type="dxa" w:w="4608"/>
-            <w:tcMar>
-              <w:top w:w="80" w:type="dxa"/>
-              <w:bottom w:w="80" w:type="dxa"/>
-              <w:left w:w="100" w:type="dxa"/>
-              <w:right w:w="100" w:type="dxa"/>
-            </w:tcMar>
-          </w:tcPr>
-          <w:p>
-            <w:r>
-              <w:rPr>
-                <w:rFonts w:ascii="Times New Roman" w:hAnsi="Times New Roman"/>
+            <w:tcW w:w="4608" w:type="dxa"/>
+            <w:tcMar>
+              <w:top w:w="80" w:type="dxa"/>
+              <w:left w:w="100" w:type="dxa"/>
+              <w:bottom w:w="80" w:type="dxa"/>
+              <w:right w:w="100" w:type="dxa"/>
+            </w:tcMar>
+          </w:tcPr>
+          <w:p>
+            <w:r>
+              <w:rPr>
                 <w:sz w:val="24"/>
               </w:rPr>
               <w:t>- Tìm hiểu lịch sử ra đời và ý nghĩa của Ngày Lễ</w:t>
@@ -3390,11 +3516,10 @@
           </w:p>
           <w:p>
             <w:pPr>
-              <w:spacing w:before="0" w:after="40"/>
-            </w:pPr>
-            <w:r>
-              <w:rPr>
-                <w:rFonts w:ascii="Times New Roman" w:hAnsi="Times New Roman"/>
+              <w:spacing w:after="40"/>
+            </w:pPr>
+            <w:r>
+              <w:rPr>
                 <w:sz w:val="24"/>
               </w:rPr>
               <w:t>- Giáng sinh.</w:t>
@@ -3402,11 +3527,10 @@
           </w:p>
           <w:p>
             <w:pPr>
-              <w:spacing w:before="0" w:after="40"/>
-            </w:pPr>
-            <w:r>
-              <w:rPr>
-                <w:rFonts w:ascii="Times New Roman" w:hAnsi="Times New Roman"/>
+              <w:spacing w:after="40"/>
+            </w:pPr>
+            <w:r>
+              <w:rPr>
                 <w:sz w:val="24"/>
               </w:rPr>
               <w:t>- Tìm hiểu nguồn gốc hình thành tuyết.</w:t>
@@ -3415,23 +3539,25 @@
         </w:tc>
       </w:tr>
       <w:tr>
-        <w:tc>
-          <w:tcPr>
-            <w:tcW w:type="dxa" w:w="864"/>
-            <w:tcMar>
-              <w:top w:w="80" w:type="dxa"/>
-              <w:bottom w:w="80" w:type="dxa"/>
-              <w:left w:w="100" w:type="dxa"/>
-              <w:right w:w="100" w:type="dxa"/>
-            </w:tcMar>
-          </w:tcPr>
-          <w:p>
-            <w:pPr>
-              <w:jc w:val="center"/>
-            </w:pPr>
-            <w:r>
-              <w:rPr>
-                <w:rFonts w:ascii="Times New Roman" w:hAnsi="Times New Roman"/>
+        <w:trPr>
+          <w:jc w:val="center"/>
+        </w:trPr>
+        <w:tc>
+          <w:tcPr>
+            <w:tcW w:w="864" w:type="dxa"/>
+            <w:tcMar>
+              <w:top w:w="80" w:type="dxa"/>
+              <w:left w:w="100" w:type="dxa"/>
+              <w:bottom w:w="80" w:type="dxa"/>
+              <w:right w:w="100" w:type="dxa"/>
+            </w:tcMar>
+          </w:tcPr>
+          <w:p>
+            <w:pPr>
+              <w:jc w:val="center"/>
+            </w:pPr>
+            <w:r>
+              <w:rPr>
                 <w:b/>
                 <w:sz w:val="24"/>
               </w:rPr>
@@ -3441,31 +3567,41 @@
         </w:tc>
         <w:tc>
           <w:tcPr>
-            <w:tcW w:type="dxa" w:w="3312"/>
-            <w:tcMar>
-              <w:top w:w="80" w:type="dxa"/>
-              <w:bottom w:w="80" w:type="dxa"/>
-              <w:left w:w="100" w:type="dxa"/>
-              <w:right w:w="100" w:type="dxa"/>
-            </w:tcMar>
-          </w:tcPr>
-          <w:p>
-            <w:r>
-              <w:rPr>
-                <w:rFonts w:ascii="Times New Roman" w:hAnsi="Times New Roman"/>
+            <w:tcW w:w="3312" w:type="dxa"/>
+            <w:tcMar>
+              <w:top w:w="80" w:type="dxa"/>
+              <w:left w:w="100" w:type="dxa"/>
+              <w:bottom w:w="80" w:type="dxa"/>
+              <w:right w:w="100" w:type="dxa"/>
+            </w:tcMar>
+          </w:tcPr>
+          <w:p>
+            <w:r>
+              <w:rPr>
                 <w:b/>
                 <w:sz w:val="24"/>
               </w:rPr>
               <w:t>Bài 4: CÙNG KHÁM PHÁ VŨ TRỤ RỘNG LỚN</w:t>
-              <w:br/>
-            </w:r>
-            <w:r>
-              <w:rPr>
-                <w:rFonts w:ascii="Times New Roman" w:hAnsi="Times New Roman"/>
+            </w:r>
+            <w:r>
+              <w:rPr>
+                <w:b/>
+                <w:sz w:val="24"/>
+              </w:rPr>
+              <w:br/>
+            </w:r>
+            <w:r>
+              <w:rPr>
                 <w:i/>
                 <w:sz w:val="22"/>
               </w:rPr>
               <w:t>Ngày dạy: Thứ 7, 30/01/2027</w:t>
+            </w:r>
+            <w:r>
+              <w:rPr>
+                <w:i/>
+                <w:sz w:val="22"/>
+              </w:rPr>
               <w:br/>
               <w:t>(09h45 - 11h15)</w:t>
             </w:r>
@@ -3473,24 +3609,28 @@
         </w:tc>
         <w:tc>
           <w:tcPr>
-            <w:tcW w:type="dxa" w:w="1296"/>
-            <w:tcMar>
-              <w:top w:w="80" w:type="dxa"/>
-              <w:bottom w:w="80" w:type="dxa"/>
-              <w:left w:w="100" w:type="dxa"/>
-              <w:right w:w="100" w:type="dxa"/>
-            </w:tcMar>
-          </w:tcPr>
-          <w:p>
-            <w:pPr>
-              <w:jc w:val="center"/>
-            </w:pPr>
-            <w:r>
-              <w:rPr>
-                <w:rFonts w:ascii="Times New Roman" w:hAnsi="Times New Roman"/>
+            <w:tcW w:w="1296" w:type="dxa"/>
+            <w:tcMar>
+              <w:top w:w="80" w:type="dxa"/>
+              <w:left w:w="100" w:type="dxa"/>
+              <w:bottom w:w="80" w:type="dxa"/>
+              <w:right w:w="100" w:type="dxa"/>
+            </w:tcMar>
+          </w:tcPr>
+          <w:p>
+            <w:pPr>
+              <w:jc w:val="center"/>
+            </w:pPr>
+            <w:r>
+              <w:rPr>
                 <w:sz w:val="24"/>
               </w:rPr>
               <w:t>90 phút</w:t>
+            </w:r>
+            <w:r>
+              <w:rPr>
+                <w:sz w:val="24"/>
+              </w:rPr>
               <w:br/>
               <w:t>(1 buổi)</w:t>
             </w:r>
@@ -3498,18 +3638,17 @@
         </w:tc>
         <w:tc>
           <w:tcPr>
-            <w:tcW w:type="dxa" w:w="4608"/>
-            <w:tcMar>
-              <w:top w:w="80" w:type="dxa"/>
-              <w:bottom w:w="80" w:type="dxa"/>
-              <w:left w:w="100" w:type="dxa"/>
-              <w:right w:w="100" w:type="dxa"/>
-            </w:tcMar>
-          </w:tcPr>
-          <w:p>
-            <w:r>
-              <w:rPr>
-                <w:rFonts w:ascii="Times New Roman" w:hAnsi="Times New Roman"/>
+            <w:tcW w:w="4608" w:type="dxa"/>
+            <w:tcMar>
+              <w:top w:w="80" w:type="dxa"/>
+              <w:left w:w="100" w:type="dxa"/>
+              <w:bottom w:w="80" w:type="dxa"/>
+              <w:right w:w="100" w:type="dxa"/>
+            </w:tcMar>
+          </w:tcPr>
+          <w:p>
+            <w:r>
+              <w:rPr>
                 <w:sz w:val="24"/>
               </w:rPr>
               <w:t>- Tìm hiểu về công dụng của tàu vũ trụ.</w:t>
@@ -3517,11 +3656,10 @@
           </w:p>
           <w:p>
             <w:pPr>
-              <w:spacing w:before="0" w:after="40"/>
-            </w:pPr>
-            <w:r>
-              <w:rPr>
-                <w:rFonts w:ascii="Times New Roman" w:hAnsi="Times New Roman"/>
+              <w:spacing w:after="40"/>
+            </w:pPr>
+            <w:r>
+              <w:rPr>
                 <w:sz w:val="24"/>
               </w:rPr>
               <w:t>- Tìm hiểu về cách phóng tàu vũ trụ.</w:t>
@@ -3530,23 +3668,25 @@
         </w:tc>
       </w:tr>
       <w:tr>
-        <w:tc>
-          <w:tcPr>
-            <w:tcW w:type="dxa" w:w="864"/>
-            <w:tcMar>
-              <w:top w:w="80" w:type="dxa"/>
-              <w:bottom w:w="80" w:type="dxa"/>
-              <w:left w:w="100" w:type="dxa"/>
-              <w:right w:w="100" w:type="dxa"/>
-            </w:tcMar>
-          </w:tcPr>
-          <w:p>
-            <w:pPr>
-              <w:jc w:val="center"/>
-            </w:pPr>
-            <w:r>
-              <w:rPr>
-                <w:rFonts w:ascii="Times New Roman" w:hAnsi="Times New Roman"/>
+        <w:trPr>
+          <w:jc w:val="center"/>
+        </w:trPr>
+        <w:tc>
+          <w:tcPr>
+            <w:tcW w:w="864" w:type="dxa"/>
+            <w:tcMar>
+              <w:top w:w="80" w:type="dxa"/>
+              <w:left w:w="100" w:type="dxa"/>
+              <w:bottom w:w="80" w:type="dxa"/>
+              <w:right w:w="100" w:type="dxa"/>
+            </w:tcMar>
+          </w:tcPr>
+          <w:p>
+            <w:pPr>
+              <w:jc w:val="center"/>
+            </w:pPr>
+            <w:r>
+              <w:rPr>
                 <w:b/>
                 <w:sz w:val="24"/>
               </w:rPr>
@@ -3556,31 +3696,41 @@
         </w:tc>
         <w:tc>
           <w:tcPr>
-            <w:tcW w:type="dxa" w:w="3312"/>
-            <w:tcMar>
-              <w:top w:w="80" w:type="dxa"/>
-              <w:bottom w:w="80" w:type="dxa"/>
-              <w:left w:w="100" w:type="dxa"/>
-              <w:right w:w="100" w:type="dxa"/>
-            </w:tcMar>
-          </w:tcPr>
-          <w:p>
-            <w:r>
-              <w:rPr>
-                <w:rFonts w:ascii="Times New Roman" w:hAnsi="Times New Roman"/>
+            <w:tcW w:w="3312" w:type="dxa"/>
+            <w:tcMar>
+              <w:top w:w="80" w:type="dxa"/>
+              <w:left w:w="100" w:type="dxa"/>
+              <w:bottom w:w="80" w:type="dxa"/>
+              <w:right w:w="100" w:type="dxa"/>
+            </w:tcMar>
+          </w:tcPr>
+          <w:p>
+            <w:r>
+              <w:rPr>
                 <w:b/>
                 <w:sz w:val="24"/>
               </w:rPr>
               <w:t>Bài 5: XE CỨU HỎA – NGƯỜI HÙNG TRÊN ĐƯỜNG PHỐ</w:t>
-              <w:br/>
-            </w:r>
-            <w:r>
-              <w:rPr>
-                <w:rFonts w:ascii="Times New Roman" w:hAnsi="Times New Roman"/>
+            </w:r>
+            <w:r>
+              <w:rPr>
+                <w:b/>
+                <w:sz w:val="24"/>
+              </w:rPr>
+              <w:br/>
+            </w:r>
+            <w:r>
+              <w:rPr>
                 <w:i/>
                 <w:sz w:val="22"/>
               </w:rPr>
               <w:t>Ngày dạy: Thứ 7, 20/02/2027</w:t>
+            </w:r>
+            <w:r>
+              <w:rPr>
+                <w:i/>
+                <w:sz w:val="22"/>
+              </w:rPr>
               <w:br/>
               <w:t>(09h45 - 11h15)</w:t>
             </w:r>
@@ -3588,24 +3738,28 @@
         </w:tc>
         <w:tc>
           <w:tcPr>
-            <w:tcW w:type="dxa" w:w="1296"/>
-            <w:tcMar>
-              <w:top w:w="80" w:type="dxa"/>
-              <w:bottom w:w="80" w:type="dxa"/>
-              <w:left w:w="100" w:type="dxa"/>
-              <w:right w:w="100" w:type="dxa"/>
-            </w:tcMar>
-          </w:tcPr>
-          <w:p>
-            <w:pPr>
-              <w:jc w:val="center"/>
-            </w:pPr>
-            <w:r>
-              <w:rPr>
-                <w:rFonts w:ascii="Times New Roman" w:hAnsi="Times New Roman"/>
+            <w:tcW w:w="1296" w:type="dxa"/>
+            <w:tcMar>
+              <w:top w:w="80" w:type="dxa"/>
+              <w:left w:w="100" w:type="dxa"/>
+              <w:bottom w:w="80" w:type="dxa"/>
+              <w:right w:w="100" w:type="dxa"/>
+            </w:tcMar>
+          </w:tcPr>
+          <w:p>
+            <w:pPr>
+              <w:jc w:val="center"/>
+            </w:pPr>
+            <w:r>
+              <w:rPr>
                 <w:sz w:val="24"/>
               </w:rPr>
               <w:t>90 phút</w:t>
+            </w:r>
+            <w:r>
+              <w:rPr>
+                <w:sz w:val="24"/>
+              </w:rPr>
               <w:br/>
               <w:t>(1 buổi)</w:t>
             </w:r>
@@ -3613,18 +3767,17 @@
         </w:tc>
         <w:tc>
           <w:tcPr>
-            <w:tcW w:type="dxa" w:w="4608"/>
-            <w:tcMar>
-              <w:top w:w="80" w:type="dxa"/>
-              <w:bottom w:w="80" w:type="dxa"/>
-              <w:left w:w="100" w:type="dxa"/>
-              <w:right w:w="100" w:type="dxa"/>
-            </w:tcMar>
-          </w:tcPr>
-          <w:p>
-            <w:r>
-              <w:rPr>
-                <w:rFonts w:ascii="Times New Roman" w:hAnsi="Times New Roman"/>
+            <w:tcW w:w="4608" w:type="dxa"/>
+            <w:tcMar>
+              <w:top w:w="80" w:type="dxa"/>
+              <w:left w:w="100" w:type="dxa"/>
+              <w:bottom w:w="80" w:type="dxa"/>
+              <w:right w:w="100" w:type="dxa"/>
+            </w:tcMar>
+          </w:tcPr>
+          <w:p>
+            <w:r>
+              <w:rPr>
                 <w:sz w:val="24"/>
               </w:rPr>
               <w:t>- Tìm hiểu về cấu tạo của xe cứu hỏa.</w:t>
@@ -3632,11 +3785,10 @@
           </w:p>
           <w:p>
             <w:pPr>
-              <w:spacing w:before="0" w:after="40"/>
-            </w:pPr>
-            <w:r>
-              <w:rPr>
-                <w:rFonts w:ascii="Times New Roman" w:hAnsi="Times New Roman"/>
+              <w:spacing w:after="40"/>
+            </w:pPr>
+            <w:r>
+              <w:rPr>
                 <w:sz w:val="24"/>
               </w:rPr>
               <w:t>- Tìm hiểu một số dạng nguyên liệu chữa cháy:</w:t>
@@ -3644,11 +3796,10 @@
           </w:p>
           <w:p>
             <w:pPr>
-              <w:spacing w:before="0" w:after="40"/>
-            </w:pPr>
-            <w:r>
-              <w:rPr>
-                <w:rFonts w:ascii="Times New Roman" w:hAnsi="Times New Roman"/>
+              <w:spacing w:after="40"/>
+            </w:pPr>
+            <w:r>
+              <w:rPr>
                 <w:sz w:val="24"/>
               </w:rPr>
               <w:t>- Nước, cát, khí CO2, bột…</w:t>
@@ -3657,23 +3808,25 @@
         </w:tc>
       </w:tr>
       <w:tr>
-        <w:tc>
-          <w:tcPr>
-            <w:tcW w:type="dxa" w:w="864"/>
-            <w:tcMar>
-              <w:top w:w="80" w:type="dxa"/>
-              <w:bottom w:w="80" w:type="dxa"/>
-              <w:left w:w="100" w:type="dxa"/>
-              <w:right w:w="100" w:type="dxa"/>
-            </w:tcMar>
-          </w:tcPr>
-          <w:p>
-            <w:pPr>
-              <w:jc w:val="center"/>
-            </w:pPr>
-            <w:r>
-              <w:rPr>
-                <w:rFonts w:ascii="Times New Roman" w:hAnsi="Times New Roman"/>
+        <w:trPr>
+          <w:jc w:val="center"/>
+        </w:trPr>
+        <w:tc>
+          <w:tcPr>
+            <w:tcW w:w="864" w:type="dxa"/>
+            <w:tcMar>
+              <w:top w:w="80" w:type="dxa"/>
+              <w:left w:w="100" w:type="dxa"/>
+              <w:bottom w:w="80" w:type="dxa"/>
+              <w:right w:w="100" w:type="dxa"/>
+            </w:tcMar>
+          </w:tcPr>
+          <w:p>
+            <w:pPr>
+              <w:jc w:val="center"/>
+            </w:pPr>
+            <w:r>
+              <w:rPr>
                 <w:b/>
                 <w:sz w:val="24"/>
               </w:rPr>
@@ -3683,31 +3836,41 @@
         </w:tc>
         <w:tc>
           <w:tcPr>
-            <w:tcW w:type="dxa" w:w="3312"/>
-            <w:tcMar>
-              <w:top w:w="80" w:type="dxa"/>
-              <w:bottom w:w="80" w:type="dxa"/>
-              <w:left w:w="100" w:type="dxa"/>
-              <w:right w:w="100" w:type="dxa"/>
-            </w:tcMar>
-          </w:tcPr>
-          <w:p>
-            <w:r>
-              <w:rPr>
-                <w:rFonts w:ascii="Times New Roman" w:hAnsi="Times New Roman"/>
+            <w:tcW w:w="3312" w:type="dxa"/>
+            <w:tcMar>
+              <w:top w:w="80" w:type="dxa"/>
+              <w:left w:w="100" w:type="dxa"/>
+              <w:bottom w:w="80" w:type="dxa"/>
+              <w:right w:w="100" w:type="dxa"/>
+            </w:tcMar>
+          </w:tcPr>
+          <w:p>
+            <w:r>
+              <w:rPr>
                 <w:b/>
                 <w:sz w:val="24"/>
               </w:rPr>
               <w:t>Bài 6: CUỘC ĐUA KỲ THÚ TRÊN MẶT NƯỚC</w:t>
-              <w:br/>
-            </w:r>
-            <w:r>
-              <w:rPr>
-                <w:rFonts w:ascii="Times New Roman" w:hAnsi="Times New Roman"/>
+            </w:r>
+            <w:r>
+              <w:rPr>
+                <w:b/>
+                <w:sz w:val="24"/>
+              </w:rPr>
+              <w:br/>
+            </w:r>
+            <w:r>
+              <w:rPr>
                 <w:i/>
                 <w:sz w:val="22"/>
               </w:rPr>
               <w:t>Ngày dạy: Thứ 7, 27/02/2027</w:t>
+            </w:r>
+            <w:r>
+              <w:rPr>
+                <w:i/>
+                <w:sz w:val="22"/>
+              </w:rPr>
               <w:br/>
               <w:t>(09h45 - 11h15)</w:t>
             </w:r>
@@ -3715,24 +3878,28 @@
         </w:tc>
         <w:tc>
           <w:tcPr>
-            <w:tcW w:type="dxa" w:w="1296"/>
-            <w:tcMar>
-              <w:top w:w="80" w:type="dxa"/>
-              <w:bottom w:w="80" w:type="dxa"/>
-              <w:left w:w="100" w:type="dxa"/>
-              <w:right w:w="100" w:type="dxa"/>
-            </w:tcMar>
-          </w:tcPr>
-          <w:p>
-            <w:pPr>
-              <w:jc w:val="center"/>
-            </w:pPr>
-            <w:r>
-              <w:rPr>
-                <w:rFonts w:ascii="Times New Roman" w:hAnsi="Times New Roman"/>
+            <w:tcW w:w="1296" w:type="dxa"/>
+            <w:tcMar>
+              <w:top w:w="80" w:type="dxa"/>
+              <w:left w:w="100" w:type="dxa"/>
+              <w:bottom w:w="80" w:type="dxa"/>
+              <w:right w:w="100" w:type="dxa"/>
+            </w:tcMar>
+          </w:tcPr>
+          <w:p>
+            <w:pPr>
+              <w:jc w:val="center"/>
+            </w:pPr>
+            <w:r>
+              <w:rPr>
                 <w:sz w:val="24"/>
               </w:rPr>
               <w:t>90 phút</w:t>
+            </w:r>
+            <w:r>
+              <w:rPr>
+                <w:sz w:val="24"/>
+              </w:rPr>
               <w:br/>
               <w:t>(1 buổi)</w:t>
             </w:r>
@@ -3740,18 +3907,17 @@
         </w:tc>
         <w:tc>
           <w:tcPr>
-            <w:tcW w:type="dxa" w:w="4608"/>
-            <w:tcMar>
-              <w:top w:w="80" w:type="dxa"/>
-              <w:bottom w:w="80" w:type="dxa"/>
-              <w:left w:w="100" w:type="dxa"/>
-              <w:right w:w="100" w:type="dxa"/>
-            </w:tcMar>
-          </w:tcPr>
-          <w:p>
-            <w:r>
-              <w:rPr>
-                <w:rFonts w:ascii="Times New Roman" w:hAnsi="Times New Roman"/>
+            <w:tcW w:w="4608" w:type="dxa"/>
+            <w:tcMar>
+              <w:top w:w="80" w:type="dxa"/>
+              <w:left w:w="100" w:type="dxa"/>
+              <w:bottom w:w="80" w:type="dxa"/>
+              <w:right w:w="100" w:type="dxa"/>
+            </w:tcMar>
+          </w:tcPr>
+          <w:p>
+            <w:r>
+              <w:rPr>
                 <w:sz w:val="24"/>
               </w:rPr>
               <w:t>- Tìm hiểu cấu tạo của chiếc thuyền.</w:t>
@@ -3759,11 +3925,10 @@
           </w:p>
           <w:p>
             <w:pPr>
-              <w:spacing w:before="0" w:after="40"/>
-            </w:pPr>
-            <w:r>
-              <w:rPr>
-                <w:rFonts w:ascii="Times New Roman" w:hAnsi="Times New Roman"/>
+              <w:spacing w:after="40"/>
+            </w:pPr>
+            <w:r>
+              <w:rPr>
                 <w:sz w:val="24"/>
               </w:rPr>
               <w:t>- Tìm hiểu nguyên lý giúp thuyền nổi trên mặt</w:t>
@@ -3771,11 +3936,10 @@
           </w:p>
           <w:p>
             <w:pPr>
-              <w:spacing w:before="0" w:after="40"/>
-            </w:pPr>
-            <w:r>
-              <w:rPr>
-                <w:rFonts w:ascii="Times New Roman" w:hAnsi="Times New Roman"/>
+              <w:spacing w:after="40"/>
+            </w:pPr>
+            <w:r>
+              <w:rPr>
                 <w:sz w:val="24"/>
               </w:rPr>
               <w:t>- nước.</w:t>
@@ -3784,57 +3948,70 @@
         </w:tc>
       </w:tr>
       <w:tr>
-        <w:tc>
-          <w:tcPr>
-            <w:tcW w:type="dxa" w:w="864"/>
-            <w:tcMar>
-              <w:top w:w="80" w:type="dxa"/>
-              <w:bottom w:w="80" w:type="dxa"/>
-              <w:left w:w="100" w:type="dxa"/>
-              <w:right w:w="100" w:type="dxa"/>
-            </w:tcMar>
-          </w:tcPr>
-          <w:p>
-            <w:pPr>
-              <w:jc w:val="center"/>
-            </w:pPr>
-            <w:r>
-              <w:rPr>
-                <w:rFonts w:ascii="Times New Roman" w:hAnsi="Times New Roman"/>
-                <w:b/>
-                <w:sz w:val="24"/>
-              </w:rPr>
+        <w:trPr>
+          <w:jc w:val="center"/>
+        </w:trPr>
+        <w:tc>
+          <w:tcPr>
+            <w:tcW w:w="864" w:type="dxa"/>
+            <w:tcMar>
+              <w:top w:w="80" w:type="dxa"/>
+              <w:left w:w="100" w:type="dxa"/>
+              <w:bottom w:w="80" w:type="dxa"/>
+              <w:right w:w="100" w:type="dxa"/>
+            </w:tcMar>
+          </w:tcPr>
+          <w:p>
+            <w:pPr>
+              <w:jc w:val="center"/>
+            </w:pPr>
+            <w:r>
+              <w:rPr>
+                <w:b/>
+                <w:sz w:val="24"/>
+              </w:rPr>
+              <w:lastRenderedPageBreak/>
               <w:t>Buổi 24</w:t>
             </w:r>
           </w:p>
         </w:tc>
         <w:tc>
           <w:tcPr>
-            <w:tcW w:type="dxa" w:w="3312"/>
-            <w:tcMar>
-              <w:top w:w="80" w:type="dxa"/>
-              <w:bottom w:w="80" w:type="dxa"/>
-              <w:left w:w="100" w:type="dxa"/>
-              <w:right w:w="100" w:type="dxa"/>
-            </w:tcMar>
-          </w:tcPr>
-          <w:p>
-            <w:r>
-              <w:rPr>
-                <w:rFonts w:ascii="Times New Roman" w:hAnsi="Times New Roman"/>
+            <w:tcW w:w="3312" w:type="dxa"/>
+            <w:tcMar>
+              <w:top w:w="80" w:type="dxa"/>
+              <w:left w:w="100" w:type="dxa"/>
+              <w:bottom w:w="80" w:type="dxa"/>
+              <w:right w:w="100" w:type="dxa"/>
+            </w:tcMar>
+          </w:tcPr>
+          <w:p>
+            <w:r>
+              <w:rPr>
                 <w:b/>
                 <w:sz w:val="24"/>
               </w:rPr>
               <w:t>Bài 7: CHUYẾN DU NGOẠN KỲ THÚ CỦA NGƯỜI BẠN MỎ VÀNG</w:t>
-              <w:br/>
-            </w:r>
-            <w:r>
-              <w:rPr>
-                <w:rFonts w:ascii="Times New Roman" w:hAnsi="Times New Roman"/>
+            </w:r>
+            <w:r>
+              <w:rPr>
+                <w:b/>
+                <w:sz w:val="24"/>
+              </w:rPr>
+              <w:br/>
+            </w:r>
+            <w:r>
+              <w:rPr>
                 <w:i/>
                 <w:sz w:val="22"/>
               </w:rPr>
               <w:t>Ngày dạy: Thứ 7, 06/03/2027</w:t>
+            </w:r>
+            <w:r>
+              <w:rPr>
+                <w:i/>
+                <w:sz w:val="22"/>
+              </w:rPr>
               <w:br/>
               <w:t>(09h45 - 11h15)</w:t>
             </w:r>
@@ -3842,24 +4019,28 @@
         </w:tc>
         <w:tc>
           <w:tcPr>
-            <w:tcW w:type="dxa" w:w="1296"/>
-            <w:tcMar>
-              <w:top w:w="80" w:type="dxa"/>
-              <w:bottom w:w="80" w:type="dxa"/>
-              <w:left w:w="100" w:type="dxa"/>
-              <w:right w:w="100" w:type="dxa"/>
-            </w:tcMar>
-          </w:tcPr>
-          <w:p>
-            <w:pPr>
-              <w:jc w:val="center"/>
-            </w:pPr>
-            <w:r>
-              <w:rPr>
-                <w:rFonts w:ascii="Times New Roman" w:hAnsi="Times New Roman"/>
+            <w:tcW w:w="1296" w:type="dxa"/>
+            <w:tcMar>
+              <w:top w:w="80" w:type="dxa"/>
+              <w:left w:w="100" w:type="dxa"/>
+              <w:bottom w:w="80" w:type="dxa"/>
+              <w:right w:w="100" w:type="dxa"/>
+            </w:tcMar>
+          </w:tcPr>
+          <w:p>
+            <w:pPr>
+              <w:jc w:val="center"/>
+            </w:pPr>
+            <w:r>
+              <w:rPr>
                 <w:sz w:val="24"/>
               </w:rPr>
               <w:t>90 phút</w:t>
+            </w:r>
+            <w:r>
+              <w:rPr>
+                <w:sz w:val="24"/>
+              </w:rPr>
               <w:br/>
               <w:t>(1 buổi)</w:t>
             </w:r>
@@ -3867,18 +4048,17 @@
         </w:tc>
         <w:tc>
           <w:tcPr>
-            <w:tcW w:type="dxa" w:w="4608"/>
-            <w:tcMar>
-              <w:top w:w="80" w:type="dxa"/>
-              <w:bottom w:w="80" w:type="dxa"/>
-              <w:left w:w="100" w:type="dxa"/>
-              <w:right w:w="100" w:type="dxa"/>
-            </w:tcMar>
-          </w:tcPr>
-          <w:p>
-            <w:r>
-              <w:rPr>
-                <w:rFonts w:ascii="Times New Roman" w:hAnsi="Times New Roman"/>
+            <w:tcW w:w="4608" w:type="dxa"/>
+            <w:tcMar>
+              <w:top w:w="80" w:type="dxa"/>
+              <w:left w:w="100" w:type="dxa"/>
+              <w:bottom w:w="80" w:type="dxa"/>
+              <w:right w:w="100" w:type="dxa"/>
+            </w:tcMar>
+          </w:tcPr>
+          <w:p>
+            <w:r>
+              <w:rPr>
                 <w:sz w:val="24"/>
               </w:rPr>
               <w:t>- Tìm hiểu một số đặc điểm cơ thể của vịt giúp</w:t>
@@ -3886,11 +4066,10 @@
           </w:p>
           <w:p>
             <w:pPr>
-              <w:spacing w:before="0" w:after="40"/>
-            </w:pPr>
-            <w:r>
-              <w:rPr>
-                <w:rFonts w:ascii="Times New Roman" w:hAnsi="Times New Roman"/>
+              <w:spacing w:after="40"/>
+            </w:pPr>
+            <w:r>
+              <w:rPr>
                 <w:sz w:val="24"/>
               </w:rPr>
               <w:t>- chúng trở thành những vận động viên bơi xuất</w:t>
@@ -3898,11 +4077,10 @@
           </w:p>
           <w:p>
             <w:pPr>
-              <w:spacing w:before="0" w:after="40"/>
-            </w:pPr>
-            <w:r>
-              <w:rPr>
-                <w:rFonts w:ascii="Times New Roman" w:hAnsi="Times New Roman"/>
+              <w:spacing w:after="40"/>
+            </w:pPr>
+            <w:r>
+              <w:rPr>
                 <w:sz w:val="24"/>
               </w:rPr>
               <w:t>- sắc.</w:t>
@@ -3910,11 +4088,10 @@
           </w:p>
           <w:p>
             <w:pPr>
-              <w:spacing w:before="0" w:after="40"/>
-            </w:pPr>
-            <w:r>
-              <w:rPr>
-                <w:rFonts w:ascii="Times New Roman" w:hAnsi="Times New Roman"/>
+              <w:spacing w:after="40"/>
+            </w:pPr>
+            <w:r>
+              <w:rPr>
                 <w:sz w:val="24"/>
               </w:rPr>
               <w:t>- Tìm hiểu một số tập tính thú vị của loài vịt.</w:t>
@@ -3923,23 +4100,25 @@
         </w:tc>
       </w:tr>
       <w:tr>
-        <w:tc>
-          <w:tcPr>
-            <w:tcW w:type="dxa" w:w="864"/>
-            <w:tcMar>
-              <w:top w:w="80" w:type="dxa"/>
-              <w:bottom w:w="80" w:type="dxa"/>
-              <w:left w:w="100" w:type="dxa"/>
-              <w:right w:w="100" w:type="dxa"/>
-            </w:tcMar>
-          </w:tcPr>
-          <w:p>
-            <w:pPr>
-              <w:jc w:val="center"/>
-            </w:pPr>
-            <w:r>
-              <w:rPr>
-                <w:rFonts w:ascii="Times New Roman" w:hAnsi="Times New Roman"/>
+        <w:trPr>
+          <w:jc w:val="center"/>
+        </w:trPr>
+        <w:tc>
+          <w:tcPr>
+            <w:tcW w:w="864" w:type="dxa"/>
+            <w:tcMar>
+              <w:top w:w="80" w:type="dxa"/>
+              <w:left w:w="100" w:type="dxa"/>
+              <w:bottom w:w="80" w:type="dxa"/>
+              <w:right w:w="100" w:type="dxa"/>
+            </w:tcMar>
+          </w:tcPr>
+          <w:p>
+            <w:pPr>
+              <w:jc w:val="center"/>
+            </w:pPr>
+            <w:r>
+              <w:rPr>
                 <w:b/>
                 <w:sz w:val="24"/>
               </w:rPr>
@@ -3949,31 +4128,41 @@
         </w:tc>
         <w:tc>
           <w:tcPr>
-            <w:tcW w:type="dxa" w:w="3312"/>
-            <w:tcMar>
-              <w:top w:w="80" w:type="dxa"/>
-              <w:bottom w:w="80" w:type="dxa"/>
-              <w:left w:w="100" w:type="dxa"/>
-              <w:right w:w="100" w:type="dxa"/>
-            </w:tcMar>
-          </w:tcPr>
-          <w:p>
-            <w:r>
-              <w:rPr>
-                <w:rFonts w:ascii="Times New Roman" w:hAnsi="Times New Roman"/>
+            <w:tcW w:w="3312" w:type="dxa"/>
+            <w:tcMar>
+              <w:top w:w="80" w:type="dxa"/>
+              <w:left w:w="100" w:type="dxa"/>
+              <w:bottom w:w="80" w:type="dxa"/>
+              <w:right w:w="100" w:type="dxa"/>
+            </w:tcMar>
+          </w:tcPr>
+          <w:p>
+            <w:r>
+              <w:rPr>
                 <w:b/>
                 <w:sz w:val="24"/>
               </w:rPr>
               <w:t>Bài 8: CHUYẾN XE QUAY TRỞ VỀ MIỀN KÝ ỨC</w:t>
-              <w:br/>
-            </w:r>
-            <w:r>
-              <w:rPr>
-                <w:rFonts w:ascii="Times New Roman" w:hAnsi="Times New Roman"/>
+            </w:r>
+            <w:r>
+              <w:rPr>
+                <w:b/>
+                <w:sz w:val="24"/>
+              </w:rPr>
+              <w:br/>
+            </w:r>
+            <w:r>
+              <w:rPr>
                 <w:i/>
                 <w:sz w:val="22"/>
               </w:rPr>
               <w:t>Ngày dạy: Thứ 7, 13/03/2027</w:t>
+            </w:r>
+            <w:r>
+              <w:rPr>
+                <w:i/>
+                <w:sz w:val="22"/>
+              </w:rPr>
               <w:br/>
               <w:t>(09h45 - 11h15)</w:t>
             </w:r>
@@ -3981,24 +4170,28 @@
         </w:tc>
         <w:tc>
           <w:tcPr>
-            <w:tcW w:type="dxa" w:w="1296"/>
-            <w:tcMar>
-              <w:top w:w="80" w:type="dxa"/>
-              <w:bottom w:w="80" w:type="dxa"/>
-              <w:left w:w="100" w:type="dxa"/>
-              <w:right w:w="100" w:type="dxa"/>
-            </w:tcMar>
-          </w:tcPr>
-          <w:p>
-            <w:pPr>
-              <w:jc w:val="center"/>
-            </w:pPr>
-            <w:r>
-              <w:rPr>
-                <w:rFonts w:ascii="Times New Roman" w:hAnsi="Times New Roman"/>
+            <w:tcW w:w="1296" w:type="dxa"/>
+            <w:tcMar>
+              <w:top w:w="80" w:type="dxa"/>
+              <w:left w:w="100" w:type="dxa"/>
+              <w:bottom w:w="80" w:type="dxa"/>
+              <w:right w:w="100" w:type="dxa"/>
+            </w:tcMar>
+          </w:tcPr>
+          <w:p>
+            <w:pPr>
+              <w:jc w:val="center"/>
+            </w:pPr>
+            <w:r>
+              <w:rPr>
                 <w:sz w:val="24"/>
               </w:rPr>
               <w:t>90 phút</w:t>
+            </w:r>
+            <w:r>
+              <w:rPr>
+                <w:sz w:val="24"/>
+              </w:rPr>
               <w:br/>
               <w:t>(1 buổi)</w:t>
             </w:r>
@@ -4006,18 +4199,17 @@
         </w:tc>
         <w:tc>
           <w:tcPr>
-            <w:tcW w:type="dxa" w:w="4608"/>
-            <w:tcMar>
-              <w:top w:w="80" w:type="dxa"/>
-              <w:bottom w:w="80" w:type="dxa"/>
-              <w:left w:w="100" w:type="dxa"/>
-              <w:right w:w="100" w:type="dxa"/>
-            </w:tcMar>
-          </w:tcPr>
-          <w:p>
-            <w:r>
-              <w:rPr>
-                <w:rFonts w:ascii="Times New Roman" w:hAnsi="Times New Roman"/>
+            <w:tcW w:w="4608" w:type="dxa"/>
+            <w:tcMar>
+              <w:top w:w="80" w:type="dxa"/>
+              <w:left w:w="100" w:type="dxa"/>
+              <w:bottom w:w="80" w:type="dxa"/>
+              <w:right w:w="100" w:type="dxa"/>
+            </w:tcMar>
+          </w:tcPr>
+          <w:p>
+            <w:r>
+              <w:rPr>
                 <w:sz w:val="24"/>
               </w:rPr>
               <w:t>- Tìm hiểu về nguồn gốc ra đời và phát triển của xe</w:t>
@@ -4025,11 +4217,10 @@
           </w:p>
           <w:p>
             <w:pPr>
-              <w:spacing w:before="0" w:after="40"/>
-            </w:pPr>
-            <w:r>
-              <w:rPr>
-                <w:rFonts w:ascii="Times New Roman" w:hAnsi="Times New Roman"/>
+              <w:spacing w:after="40"/>
+            </w:pPr>
+            <w:r>
+              <w:rPr>
                 <w:sz w:val="24"/>
               </w:rPr>
               <w:t>- cổ điển.</w:t>
@@ -4037,11 +4228,10 @@
           </w:p>
           <w:p>
             <w:pPr>
-              <w:spacing w:before="0" w:after="40"/>
-            </w:pPr>
-            <w:r>
-              <w:rPr>
-                <w:rFonts w:ascii="Times New Roman" w:hAnsi="Times New Roman"/>
+              <w:spacing w:after="40"/>
+            </w:pPr>
+            <w:r>
+              <w:rPr>
                 <w:sz w:val="24"/>
               </w:rPr>
               <w:t>- So sánh xe cổ điển và xe hiện đại ngày nay.</w:t>
@@ -4050,23 +4240,25 @@
         </w:tc>
       </w:tr>
       <w:tr>
-        <w:tc>
-          <w:tcPr>
-            <w:tcW w:type="dxa" w:w="864"/>
-            <w:tcMar>
-              <w:top w:w="80" w:type="dxa"/>
-              <w:bottom w:w="80" w:type="dxa"/>
-              <w:left w:w="100" w:type="dxa"/>
-              <w:right w:w="100" w:type="dxa"/>
-            </w:tcMar>
-          </w:tcPr>
-          <w:p>
-            <w:pPr>
-              <w:jc w:val="center"/>
-            </w:pPr>
-            <w:r>
-              <w:rPr>
-                <w:rFonts w:ascii="Times New Roman" w:hAnsi="Times New Roman"/>
+        <w:trPr>
+          <w:jc w:val="center"/>
+        </w:trPr>
+        <w:tc>
+          <w:tcPr>
+            <w:tcW w:w="864" w:type="dxa"/>
+            <w:tcMar>
+              <w:top w:w="80" w:type="dxa"/>
+              <w:left w:w="100" w:type="dxa"/>
+              <w:bottom w:w="80" w:type="dxa"/>
+              <w:right w:w="100" w:type="dxa"/>
+            </w:tcMar>
+          </w:tcPr>
+          <w:p>
+            <w:pPr>
+              <w:jc w:val="center"/>
+            </w:pPr>
+            <w:r>
+              <w:rPr>
                 <w:b/>
                 <w:sz w:val="24"/>
               </w:rPr>
@@ -4076,31 +4268,41 @@
         </w:tc>
         <w:tc>
           <w:tcPr>
-            <w:tcW w:type="dxa" w:w="3312"/>
-            <w:tcMar>
-              <w:top w:w="80" w:type="dxa"/>
-              <w:bottom w:w="80" w:type="dxa"/>
-              <w:left w:w="100" w:type="dxa"/>
-              <w:right w:w="100" w:type="dxa"/>
-            </w:tcMar>
-          </w:tcPr>
-          <w:p>
-            <w:r>
-              <w:rPr>
-                <w:rFonts w:ascii="Times New Roman" w:hAnsi="Times New Roman"/>
+            <w:tcW w:w="3312" w:type="dxa"/>
+            <w:tcMar>
+              <w:top w:w="80" w:type="dxa"/>
+              <w:left w:w="100" w:type="dxa"/>
+              <w:bottom w:w="80" w:type="dxa"/>
+              <w:right w:w="100" w:type="dxa"/>
+            </w:tcMar>
+          </w:tcPr>
+          <w:p>
+            <w:r>
+              <w:rPr>
                 <w:b/>
                 <w:sz w:val="24"/>
               </w:rPr>
               <w:t>Bài 9: CHÚ ỐC SÊN CHẬM CHẠP</w:t>
-              <w:br/>
-            </w:r>
-            <w:r>
-              <w:rPr>
-                <w:rFonts w:ascii="Times New Roman" w:hAnsi="Times New Roman"/>
+            </w:r>
+            <w:r>
+              <w:rPr>
+                <w:b/>
+                <w:sz w:val="24"/>
+              </w:rPr>
+              <w:br/>
+            </w:r>
+            <w:r>
+              <w:rPr>
                 <w:i/>
                 <w:sz w:val="22"/>
               </w:rPr>
               <w:t>Ngày dạy: Thứ 7, 20/03/2027</w:t>
+            </w:r>
+            <w:r>
+              <w:rPr>
+                <w:i/>
+                <w:sz w:val="22"/>
+              </w:rPr>
               <w:br/>
               <w:t>(09h45 - 11h15)</w:t>
             </w:r>
@@ -4108,24 +4310,28 @@
         </w:tc>
         <w:tc>
           <w:tcPr>
-            <w:tcW w:type="dxa" w:w="1296"/>
-            <w:tcMar>
-              <w:top w:w="80" w:type="dxa"/>
-              <w:bottom w:w="80" w:type="dxa"/>
-              <w:left w:w="100" w:type="dxa"/>
-              <w:right w:w="100" w:type="dxa"/>
-            </w:tcMar>
-          </w:tcPr>
-          <w:p>
-            <w:pPr>
-              <w:jc w:val="center"/>
-            </w:pPr>
-            <w:r>
-              <w:rPr>
-                <w:rFonts w:ascii="Times New Roman" w:hAnsi="Times New Roman"/>
+            <w:tcW w:w="1296" w:type="dxa"/>
+            <w:tcMar>
+              <w:top w:w="80" w:type="dxa"/>
+              <w:left w:w="100" w:type="dxa"/>
+              <w:bottom w:w="80" w:type="dxa"/>
+              <w:right w:w="100" w:type="dxa"/>
+            </w:tcMar>
+          </w:tcPr>
+          <w:p>
+            <w:pPr>
+              <w:jc w:val="center"/>
+            </w:pPr>
+            <w:r>
+              <w:rPr>
                 <w:sz w:val="24"/>
               </w:rPr>
               <w:t>90 phút</w:t>
+            </w:r>
+            <w:r>
+              <w:rPr>
+                <w:sz w:val="24"/>
+              </w:rPr>
               <w:br/>
               <w:t>(1 buổi)</w:t>
             </w:r>
@@ -4133,18 +4339,17 @@
         </w:tc>
         <w:tc>
           <w:tcPr>
-            <w:tcW w:type="dxa" w:w="4608"/>
-            <w:tcMar>
-              <w:top w:w="80" w:type="dxa"/>
-              <w:bottom w:w="80" w:type="dxa"/>
-              <w:left w:w="100" w:type="dxa"/>
-              <w:right w:w="100" w:type="dxa"/>
-            </w:tcMar>
-          </w:tcPr>
-          <w:p>
-            <w:r>
-              <w:rPr>
-                <w:rFonts w:ascii="Times New Roman" w:hAnsi="Times New Roman"/>
+            <w:tcW w:w="4608" w:type="dxa"/>
+            <w:tcMar>
+              <w:top w:w="80" w:type="dxa"/>
+              <w:left w:w="100" w:type="dxa"/>
+              <w:bottom w:w="80" w:type="dxa"/>
+              <w:right w:w="100" w:type="dxa"/>
+            </w:tcMar>
+          </w:tcPr>
+          <w:p>
+            <w:r>
+              <w:rPr>
                 <w:sz w:val="24"/>
               </w:rPr>
               <w:t>- Tìm hiểu về một số tập tính thú vị của loài ốc sên.</w:t>
@@ -4152,11 +4357,10 @@
           </w:p>
           <w:p>
             <w:pPr>
-              <w:spacing w:before="0" w:after="40"/>
-            </w:pPr>
-            <w:r>
-              <w:rPr>
-                <w:rFonts w:ascii="Times New Roman" w:hAnsi="Times New Roman"/>
+              <w:spacing w:after="40"/>
+            </w:pPr>
+            <w:r>
+              <w:rPr>
                 <w:sz w:val="24"/>
               </w:rPr>
               <w:t>- Tìm hiểu về công dụng của loài ốc sên trong y học.</w:t>
@@ -4165,23 +4369,25 @@
         </w:tc>
       </w:tr>
       <w:tr>
-        <w:tc>
-          <w:tcPr>
-            <w:tcW w:type="dxa" w:w="864"/>
-            <w:tcMar>
-              <w:top w:w="80" w:type="dxa"/>
-              <w:bottom w:w="80" w:type="dxa"/>
-              <w:left w:w="100" w:type="dxa"/>
-              <w:right w:w="100" w:type="dxa"/>
-            </w:tcMar>
-          </w:tcPr>
-          <w:p>
-            <w:pPr>
-              <w:jc w:val="center"/>
-            </w:pPr>
-            <w:r>
-              <w:rPr>
-                <w:rFonts w:ascii="Times New Roman" w:hAnsi="Times New Roman"/>
+        <w:trPr>
+          <w:jc w:val="center"/>
+        </w:trPr>
+        <w:tc>
+          <w:tcPr>
+            <w:tcW w:w="864" w:type="dxa"/>
+            <w:tcMar>
+              <w:top w:w="80" w:type="dxa"/>
+              <w:left w:w="100" w:type="dxa"/>
+              <w:bottom w:w="80" w:type="dxa"/>
+              <w:right w:w="100" w:type="dxa"/>
+            </w:tcMar>
+          </w:tcPr>
+          <w:p>
+            <w:pPr>
+              <w:jc w:val="center"/>
+            </w:pPr>
+            <w:r>
+              <w:rPr>
                 <w:b/>
                 <w:sz w:val="24"/>
               </w:rPr>
@@ -4191,31 +4397,41 @@
         </w:tc>
         <w:tc>
           <w:tcPr>
-            <w:tcW w:type="dxa" w:w="3312"/>
-            <w:tcMar>
-              <w:top w:w="80" w:type="dxa"/>
-              <w:bottom w:w="80" w:type="dxa"/>
-              <w:left w:w="100" w:type="dxa"/>
-              <w:right w:w="100" w:type="dxa"/>
-            </w:tcMar>
-          </w:tcPr>
-          <w:p>
-            <w:r>
-              <w:rPr>
-                <w:rFonts w:ascii="Times New Roman" w:hAnsi="Times New Roman"/>
+            <w:tcW w:w="3312" w:type="dxa"/>
+            <w:tcMar>
+              <w:top w:w="80" w:type="dxa"/>
+              <w:left w:w="100" w:type="dxa"/>
+              <w:bottom w:w="80" w:type="dxa"/>
+              <w:right w:w="100" w:type="dxa"/>
+            </w:tcMar>
+          </w:tcPr>
+          <w:p>
+            <w:r>
+              <w:rPr>
                 <w:b/>
                 <w:sz w:val="24"/>
               </w:rPr>
               <w:t>Bài 10: CÚ NHẢY THẦN KỲ</w:t>
-              <w:br/>
-            </w:r>
-            <w:r>
-              <w:rPr>
-                <w:rFonts w:ascii="Times New Roman" w:hAnsi="Times New Roman"/>
+            </w:r>
+            <w:r>
+              <w:rPr>
+                <w:b/>
+                <w:sz w:val="24"/>
+              </w:rPr>
+              <w:br/>
+            </w:r>
+            <w:r>
+              <w:rPr>
                 <w:i/>
                 <w:sz w:val="22"/>
               </w:rPr>
               <w:t>Ngày dạy: Thứ 7, 27/03/2027</w:t>
+            </w:r>
+            <w:r>
+              <w:rPr>
+                <w:i/>
+                <w:sz w:val="22"/>
+              </w:rPr>
               <w:br/>
               <w:t>(09h45 - 11h15)</w:t>
             </w:r>
@@ -4223,24 +4439,28 @@
         </w:tc>
         <w:tc>
           <w:tcPr>
-            <w:tcW w:type="dxa" w:w="1296"/>
-            <w:tcMar>
-              <w:top w:w="80" w:type="dxa"/>
-              <w:bottom w:w="80" w:type="dxa"/>
-              <w:left w:w="100" w:type="dxa"/>
-              <w:right w:w="100" w:type="dxa"/>
-            </w:tcMar>
-          </w:tcPr>
-          <w:p>
-            <w:pPr>
-              <w:jc w:val="center"/>
-            </w:pPr>
-            <w:r>
-              <w:rPr>
-                <w:rFonts w:ascii="Times New Roman" w:hAnsi="Times New Roman"/>
+            <w:tcW w:w="1296" w:type="dxa"/>
+            <w:tcMar>
+              <w:top w:w="80" w:type="dxa"/>
+              <w:left w:w="100" w:type="dxa"/>
+              <w:bottom w:w="80" w:type="dxa"/>
+              <w:right w:w="100" w:type="dxa"/>
+            </w:tcMar>
+          </w:tcPr>
+          <w:p>
+            <w:pPr>
+              <w:jc w:val="center"/>
+            </w:pPr>
+            <w:r>
+              <w:rPr>
                 <w:sz w:val="24"/>
               </w:rPr>
               <w:t>90 phút</w:t>
+            </w:r>
+            <w:r>
+              <w:rPr>
+                <w:sz w:val="24"/>
+              </w:rPr>
               <w:br/>
               <w:t>(1 buổi)</w:t>
             </w:r>
@@ -4248,18 +4468,17 @@
         </w:tc>
         <w:tc>
           <w:tcPr>
-            <w:tcW w:type="dxa" w:w="4608"/>
-            <w:tcMar>
-              <w:top w:w="80" w:type="dxa"/>
-              <w:bottom w:w="80" w:type="dxa"/>
-              <w:left w:w="100" w:type="dxa"/>
-              <w:right w:w="100" w:type="dxa"/>
-            </w:tcMar>
-          </w:tcPr>
-          <w:p>
-            <w:r>
-              <w:rPr>
-                <w:rFonts w:ascii="Times New Roman" w:hAnsi="Times New Roman"/>
+            <w:tcW w:w="4608" w:type="dxa"/>
+            <w:tcMar>
+              <w:top w:w="80" w:type="dxa"/>
+              <w:left w:w="100" w:type="dxa"/>
+              <w:bottom w:w="80" w:type="dxa"/>
+              <w:right w:w="100" w:type="dxa"/>
+            </w:tcMar>
+          </w:tcPr>
+          <w:p>
+            <w:r>
+              <w:rPr>
                 <w:sz w:val="24"/>
               </w:rPr>
               <w:t>- Tìm hiểu về môi trường sống và tập tính của ếch.</w:t>
@@ -4267,11 +4486,10 @@
           </w:p>
           <w:p>
             <w:pPr>
-              <w:spacing w:before="0" w:after="40"/>
-            </w:pPr>
-            <w:r>
-              <w:rPr>
-                <w:rFonts w:ascii="Times New Roman" w:hAnsi="Times New Roman"/>
+              <w:spacing w:after="40"/>
+            </w:pPr>
+            <w:r>
+              <w:rPr>
                 <w:sz w:val="24"/>
               </w:rPr>
               <w:t>- So sánh đặc điểm của ếch và cóc.</w:t>
@@ -4280,23 +4498,25 @@
         </w:tc>
       </w:tr>
       <w:tr>
-        <w:tc>
-          <w:tcPr>
-            <w:tcW w:type="dxa" w:w="864"/>
-            <w:tcMar>
-              <w:top w:w="80" w:type="dxa"/>
-              <w:bottom w:w="80" w:type="dxa"/>
-              <w:left w:w="100" w:type="dxa"/>
-              <w:right w:w="100" w:type="dxa"/>
-            </w:tcMar>
-          </w:tcPr>
-          <w:p>
-            <w:pPr>
-              <w:jc w:val="center"/>
-            </w:pPr>
-            <w:r>
-              <w:rPr>
-                <w:rFonts w:ascii="Times New Roman" w:hAnsi="Times New Roman"/>
+        <w:trPr>
+          <w:jc w:val="center"/>
+        </w:trPr>
+        <w:tc>
+          <w:tcPr>
+            <w:tcW w:w="864" w:type="dxa"/>
+            <w:tcMar>
+              <w:top w:w="80" w:type="dxa"/>
+              <w:left w:w="100" w:type="dxa"/>
+              <w:bottom w:w="80" w:type="dxa"/>
+              <w:right w:w="100" w:type="dxa"/>
+            </w:tcMar>
+          </w:tcPr>
+          <w:p>
+            <w:pPr>
+              <w:jc w:val="center"/>
+            </w:pPr>
+            <w:r>
+              <w:rPr>
                 <w:b/>
                 <w:sz w:val="24"/>
               </w:rPr>
@@ -4306,31 +4526,41 @@
         </w:tc>
         <w:tc>
           <w:tcPr>
-            <w:tcW w:type="dxa" w:w="3312"/>
-            <w:tcMar>
-              <w:top w:w="80" w:type="dxa"/>
-              <w:bottom w:w="80" w:type="dxa"/>
-              <w:left w:w="100" w:type="dxa"/>
-              <w:right w:w="100" w:type="dxa"/>
-            </w:tcMar>
-          </w:tcPr>
-          <w:p>
-            <w:r>
-              <w:rPr>
-                <w:rFonts w:ascii="Times New Roman" w:hAnsi="Times New Roman"/>
+            <w:tcW w:w="3312" w:type="dxa"/>
+            <w:tcMar>
+              <w:top w:w="80" w:type="dxa"/>
+              <w:left w:w="100" w:type="dxa"/>
+              <w:bottom w:w="80" w:type="dxa"/>
+              <w:right w:w="100" w:type="dxa"/>
+            </w:tcMar>
+          </w:tcPr>
+          <w:p>
+            <w:r>
+              <w:rPr>
                 <w:b/>
                 <w:sz w:val="24"/>
               </w:rPr>
               <w:t>Bài 11: CUỘC CHIẾN GAY CẤN</w:t>
-              <w:br/>
-            </w:r>
-            <w:r>
-              <w:rPr>
-                <w:rFonts w:ascii="Times New Roman" w:hAnsi="Times New Roman"/>
+            </w:r>
+            <w:r>
+              <w:rPr>
+                <w:b/>
+                <w:sz w:val="24"/>
+              </w:rPr>
+              <w:br/>
+            </w:r>
+            <w:r>
+              <w:rPr>
                 <w:i/>
                 <w:sz w:val="22"/>
               </w:rPr>
               <w:t>Ngày dạy: Thứ 7, 03/04/2027</w:t>
+            </w:r>
+            <w:r>
+              <w:rPr>
+                <w:i/>
+                <w:sz w:val="22"/>
+              </w:rPr>
               <w:br/>
               <w:t>(09h45 - 11h15)</w:t>
             </w:r>
@@ -4338,24 +4568,28 @@
         </w:tc>
         <w:tc>
           <w:tcPr>
-            <w:tcW w:type="dxa" w:w="1296"/>
-            <w:tcMar>
-              <w:top w:w="80" w:type="dxa"/>
-              <w:bottom w:w="80" w:type="dxa"/>
-              <w:left w:w="100" w:type="dxa"/>
-              <w:right w:w="100" w:type="dxa"/>
-            </w:tcMar>
-          </w:tcPr>
-          <w:p>
-            <w:pPr>
-              <w:jc w:val="center"/>
-            </w:pPr>
-            <w:r>
-              <w:rPr>
-                <w:rFonts w:ascii="Times New Roman" w:hAnsi="Times New Roman"/>
+            <w:tcW w:w="1296" w:type="dxa"/>
+            <w:tcMar>
+              <w:top w:w="80" w:type="dxa"/>
+              <w:left w:w="100" w:type="dxa"/>
+              <w:bottom w:w="80" w:type="dxa"/>
+              <w:right w:w="100" w:type="dxa"/>
+            </w:tcMar>
+          </w:tcPr>
+          <w:p>
+            <w:pPr>
+              <w:jc w:val="center"/>
+            </w:pPr>
+            <w:r>
+              <w:rPr>
                 <w:sz w:val="24"/>
               </w:rPr>
               <w:t>90 phút</w:t>
+            </w:r>
+            <w:r>
+              <w:rPr>
+                <w:sz w:val="24"/>
+              </w:rPr>
               <w:br/>
               <w:t>(1 buổi)</w:t>
             </w:r>
@@ -4363,18 +4597,17 @@
         </w:tc>
         <w:tc>
           <w:tcPr>
-            <w:tcW w:type="dxa" w:w="4608"/>
-            <w:tcMar>
-              <w:top w:w="80" w:type="dxa"/>
-              <w:bottom w:w="80" w:type="dxa"/>
-              <w:left w:w="100" w:type="dxa"/>
-              <w:right w:w="100" w:type="dxa"/>
-            </w:tcMar>
-          </w:tcPr>
-          <w:p>
-            <w:r>
-              <w:rPr>
-                <w:rFonts w:ascii="Times New Roman" w:hAnsi="Times New Roman"/>
+            <w:tcW w:w="4608" w:type="dxa"/>
+            <w:tcMar>
+              <w:top w:w="80" w:type="dxa"/>
+              <w:left w:w="100" w:type="dxa"/>
+              <w:bottom w:w="80" w:type="dxa"/>
+              <w:right w:w="100" w:type="dxa"/>
+            </w:tcMar>
+          </w:tcPr>
+          <w:p>
+            <w:r>
+              <w:rPr>
                 <w:sz w:val="24"/>
               </w:rPr>
               <w:t>- Tìm hiểu trang phục thi đấu của các vận động</w:t>
@@ -4382,11 +4615,10 @@
           </w:p>
           <w:p>
             <w:pPr>
-              <w:spacing w:before="0" w:after="40"/>
-            </w:pPr>
-            <w:r>
-              <w:rPr>
-                <w:rFonts w:ascii="Times New Roman" w:hAnsi="Times New Roman"/>
+              <w:spacing w:after="40"/>
+            </w:pPr>
+            <w:r>
+              <w:rPr>
                 <w:sz w:val="24"/>
               </w:rPr>
               <w:t>- viên khúc côn cầu.</w:t>
@@ -4394,11 +4626,10 @@
           </w:p>
           <w:p>
             <w:pPr>
-              <w:spacing w:before="0" w:after="40"/>
-            </w:pPr>
-            <w:r>
-              <w:rPr>
-                <w:rFonts w:ascii="Times New Roman" w:hAnsi="Times New Roman"/>
+              <w:spacing w:after="40"/>
+            </w:pPr>
+            <w:r>
+              <w:rPr>
                 <w:sz w:val="24"/>
               </w:rPr>
               <w:t>- Tìm hiểu về một số vị trí thi đấu cơ bản của môn</w:t>
@@ -4406,11 +4637,10 @@
           </w:p>
           <w:p>
             <w:pPr>
-              <w:spacing w:before="0" w:after="40"/>
-            </w:pPr>
-            <w:r>
-              <w:rPr>
-                <w:rFonts w:ascii="Times New Roman" w:hAnsi="Times New Roman"/>
+              <w:spacing w:after="40"/>
+            </w:pPr>
+            <w:r>
+              <w:rPr>
                 <w:sz w:val="24"/>
               </w:rPr>
               <w:t>- thể thao khúc côn cầu.</w:t>
@@ -4419,23 +4649,25 @@
         </w:tc>
       </w:tr>
       <w:tr>
-        <w:tc>
-          <w:tcPr>
-            <w:tcW w:type="dxa" w:w="864"/>
-            <w:tcMar>
-              <w:top w:w="80" w:type="dxa"/>
-              <w:bottom w:w="80" w:type="dxa"/>
-              <w:left w:w="100" w:type="dxa"/>
-              <w:right w:w="100" w:type="dxa"/>
-            </w:tcMar>
-          </w:tcPr>
-          <w:p>
-            <w:pPr>
-              <w:jc w:val="center"/>
-            </w:pPr>
-            <w:r>
-              <w:rPr>
-                <w:rFonts w:ascii="Times New Roman" w:hAnsi="Times New Roman"/>
+        <w:trPr>
+          <w:jc w:val="center"/>
+        </w:trPr>
+        <w:tc>
+          <w:tcPr>
+            <w:tcW w:w="864" w:type="dxa"/>
+            <w:tcMar>
+              <w:top w:w="80" w:type="dxa"/>
+              <w:left w:w="100" w:type="dxa"/>
+              <w:bottom w:w="80" w:type="dxa"/>
+              <w:right w:w="100" w:type="dxa"/>
+            </w:tcMar>
+          </w:tcPr>
+          <w:p>
+            <w:pPr>
+              <w:jc w:val="center"/>
+            </w:pPr>
+            <w:r>
+              <w:rPr>
                 <w:b/>
                 <w:sz w:val="24"/>
               </w:rPr>
@@ -4445,31 +4677,41 @@
         </w:tc>
         <w:tc>
           <w:tcPr>
-            <w:tcW w:type="dxa" w:w="3312"/>
-            <w:tcMar>
-              <w:top w:w="80" w:type="dxa"/>
-              <w:bottom w:w="80" w:type="dxa"/>
-              <w:left w:w="100" w:type="dxa"/>
-              <w:right w:w="100" w:type="dxa"/>
-            </w:tcMar>
-          </w:tcPr>
-          <w:p>
-            <w:r>
-              <w:rPr>
-                <w:rFonts w:ascii="Times New Roman" w:hAnsi="Times New Roman"/>
+            <w:tcW w:w="3312" w:type="dxa"/>
+            <w:tcMar>
+              <w:top w:w="80" w:type="dxa"/>
+              <w:left w:w="100" w:type="dxa"/>
+              <w:bottom w:w="80" w:type="dxa"/>
+              <w:right w:w="100" w:type="dxa"/>
+            </w:tcMar>
+          </w:tcPr>
+          <w:p>
+            <w:r>
+              <w:rPr>
                 <w:b/>
                 <w:sz w:val="24"/>
               </w:rPr>
               <w:t>Bài 12: CHÚA TỂ ĐẦM LẦY</w:t>
-              <w:br/>
-            </w:r>
-            <w:r>
-              <w:rPr>
-                <w:rFonts w:ascii="Times New Roman" w:hAnsi="Times New Roman"/>
+            </w:r>
+            <w:r>
+              <w:rPr>
+                <w:b/>
+                <w:sz w:val="24"/>
+              </w:rPr>
+              <w:br/>
+            </w:r>
+            <w:r>
+              <w:rPr>
                 <w:i/>
                 <w:sz w:val="22"/>
               </w:rPr>
               <w:t>Ngày dạy: Thứ 7, 10/04/2027</w:t>
+            </w:r>
+            <w:r>
+              <w:rPr>
+                <w:i/>
+                <w:sz w:val="22"/>
+              </w:rPr>
               <w:br/>
               <w:t>(09h45 - 11h15)</w:t>
             </w:r>
@@ -4477,24 +4719,28 @@
         </w:tc>
         <w:tc>
           <w:tcPr>
-            <w:tcW w:type="dxa" w:w="1296"/>
-            <w:tcMar>
-              <w:top w:w="80" w:type="dxa"/>
-              <w:bottom w:w="80" w:type="dxa"/>
-              <w:left w:w="100" w:type="dxa"/>
-              <w:right w:w="100" w:type="dxa"/>
-            </w:tcMar>
-          </w:tcPr>
-          <w:p>
-            <w:pPr>
-              <w:jc w:val="center"/>
-            </w:pPr>
-            <w:r>
-              <w:rPr>
-                <w:rFonts w:ascii="Times New Roman" w:hAnsi="Times New Roman"/>
+            <w:tcW w:w="1296" w:type="dxa"/>
+            <w:tcMar>
+              <w:top w:w="80" w:type="dxa"/>
+              <w:left w:w="100" w:type="dxa"/>
+              <w:bottom w:w="80" w:type="dxa"/>
+              <w:right w:w="100" w:type="dxa"/>
+            </w:tcMar>
+          </w:tcPr>
+          <w:p>
+            <w:pPr>
+              <w:jc w:val="center"/>
+            </w:pPr>
+            <w:r>
+              <w:rPr>
                 <w:sz w:val="24"/>
               </w:rPr>
               <w:t>90 phút</w:t>
+            </w:r>
+            <w:r>
+              <w:rPr>
+                <w:sz w:val="24"/>
+              </w:rPr>
               <w:br/>
               <w:t>(1 buổi)</w:t>
             </w:r>
@@ -4502,18 +4748,17 @@
         </w:tc>
         <w:tc>
           <w:tcPr>
-            <w:tcW w:type="dxa" w:w="4608"/>
-            <w:tcMar>
-              <w:top w:w="80" w:type="dxa"/>
-              <w:bottom w:w="80" w:type="dxa"/>
-              <w:left w:w="100" w:type="dxa"/>
-              <w:right w:w="100" w:type="dxa"/>
-            </w:tcMar>
-          </w:tcPr>
-          <w:p>
-            <w:r>
-              <w:rPr>
-                <w:rFonts w:ascii="Times New Roman" w:hAnsi="Times New Roman"/>
+            <w:tcW w:w="4608" w:type="dxa"/>
+            <w:tcMar>
+              <w:top w:w="80" w:type="dxa"/>
+              <w:left w:w="100" w:type="dxa"/>
+              <w:bottom w:w="80" w:type="dxa"/>
+              <w:right w:w="100" w:type="dxa"/>
+            </w:tcMar>
+          </w:tcPr>
+          <w:p>
+            <w:r>
+              <w:rPr>
                 <w:sz w:val="24"/>
               </w:rPr>
               <w:t>- Tìm hiểu về môi trường sống và tập tính của cá</w:t>
@@ -4521,11 +4766,10 @@
           </w:p>
           <w:p>
             <w:pPr>
-              <w:spacing w:before="0" w:after="40"/>
-            </w:pPr>
-            <w:r>
-              <w:rPr>
-                <w:rFonts w:ascii="Times New Roman" w:hAnsi="Times New Roman"/>
+              <w:spacing w:after="40"/>
+            </w:pPr>
+            <w:r>
+              <w:rPr>
                 <w:sz w:val="24"/>
               </w:rPr>
               <w:t>- sấu.</w:t>
@@ -4533,11 +4777,10 @@
           </w:p>
           <w:p>
             <w:pPr>
-              <w:spacing w:before="0" w:after="40"/>
-            </w:pPr>
-            <w:r>
-              <w:rPr>
-                <w:rFonts w:ascii="Times New Roman" w:hAnsi="Times New Roman"/>
+              <w:spacing w:after="40"/>
+            </w:pPr>
+            <w:r>
+              <w:rPr>
                 <w:sz w:val="24"/>
               </w:rPr>
               <w:t>- So sánh cá sấu (Cocodie) và cá sấu Mỹ (Aligator).</w:t>
@@ -4546,23 +4789,25 @@
         </w:tc>
       </w:tr>
       <w:tr>
-        <w:tc>
-          <w:tcPr>
-            <w:tcW w:type="dxa" w:w="864"/>
-            <w:tcMar>
-              <w:top w:w="80" w:type="dxa"/>
-              <w:bottom w:w="80" w:type="dxa"/>
-              <w:left w:w="100" w:type="dxa"/>
-              <w:right w:w="100" w:type="dxa"/>
-            </w:tcMar>
-          </w:tcPr>
-          <w:p>
-            <w:pPr>
-              <w:jc w:val="center"/>
-            </w:pPr>
-            <w:r>
-              <w:rPr>
-                <w:rFonts w:ascii="Times New Roman" w:hAnsi="Times New Roman"/>
+        <w:trPr>
+          <w:jc w:val="center"/>
+        </w:trPr>
+        <w:tc>
+          <w:tcPr>
+            <w:tcW w:w="864" w:type="dxa"/>
+            <w:tcMar>
+              <w:top w:w="80" w:type="dxa"/>
+              <w:left w:w="100" w:type="dxa"/>
+              <w:bottom w:w="80" w:type="dxa"/>
+              <w:right w:w="100" w:type="dxa"/>
+            </w:tcMar>
+          </w:tcPr>
+          <w:p>
+            <w:pPr>
+              <w:jc w:val="center"/>
+            </w:pPr>
+            <w:r>
+              <w:rPr>
                 <w:b/>
                 <w:sz w:val="24"/>
               </w:rPr>
@@ -4572,31 +4817,41 @@
         </w:tc>
         <w:tc>
           <w:tcPr>
-            <w:tcW w:type="dxa" w:w="3312"/>
-            <w:tcMar>
-              <w:top w:w="80" w:type="dxa"/>
-              <w:bottom w:w="80" w:type="dxa"/>
-              <w:left w:w="100" w:type="dxa"/>
-              <w:right w:w="100" w:type="dxa"/>
-            </w:tcMar>
-          </w:tcPr>
-          <w:p>
-            <w:r>
-              <w:rPr>
-                <w:rFonts w:ascii="Times New Roman" w:hAnsi="Times New Roman"/>
+            <w:tcW w:w="3312" w:type="dxa"/>
+            <w:tcMar>
+              <w:top w:w="80" w:type="dxa"/>
+              <w:left w:w="100" w:type="dxa"/>
+              <w:bottom w:w="80" w:type="dxa"/>
+              <w:right w:w="100" w:type="dxa"/>
+            </w:tcMar>
+          </w:tcPr>
+          <w:p>
+            <w:r>
+              <w:rPr>
                 <w:b/>
                 <w:sz w:val="24"/>
               </w:rPr>
               <w:t>Bài 13: THẾ GIỚI BỌ CẠP</w:t>
-              <w:br/>
-            </w:r>
-            <w:r>
-              <w:rPr>
-                <w:rFonts w:ascii="Times New Roman" w:hAnsi="Times New Roman"/>
+            </w:r>
+            <w:r>
+              <w:rPr>
+                <w:b/>
+                <w:sz w:val="24"/>
+              </w:rPr>
+              <w:br/>
+            </w:r>
+            <w:r>
+              <w:rPr>
                 <w:i/>
                 <w:sz w:val="22"/>
               </w:rPr>
               <w:t>Ngày dạy: Thứ 7, 17/04/2027</w:t>
+            </w:r>
+            <w:r>
+              <w:rPr>
+                <w:i/>
+                <w:sz w:val="22"/>
+              </w:rPr>
               <w:br/>
               <w:t>(09h45 - 11h15)</w:t>
             </w:r>
@@ -4604,24 +4859,28 @@
         </w:tc>
         <w:tc>
           <w:tcPr>
-            <w:tcW w:type="dxa" w:w="1296"/>
-            <w:tcMar>
-              <w:top w:w="80" w:type="dxa"/>
-              <w:bottom w:w="80" w:type="dxa"/>
-              <w:left w:w="100" w:type="dxa"/>
-              <w:right w:w="100" w:type="dxa"/>
-            </w:tcMar>
-          </w:tcPr>
-          <w:p>
-            <w:pPr>
-              <w:jc w:val="center"/>
-            </w:pPr>
-            <w:r>
-              <w:rPr>
-                <w:rFonts w:ascii="Times New Roman" w:hAnsi="Times New Roman"/>
+            <w:tcW w:w="1296" w:type="dxa"/>
+            <w:tcMar>
+              <w:top w:w="80" w:type="dxa"/>
+              <w:left w:w="100" w:type="dxa"/>
+              <w:bottom w:w="80" w:type="dxa"/>
+              <w:right w:w="100" w:type="dxa"/>
+            </w:tcMar>
+          </w:tcPr>
+          <w:p>
+            <w:pPr>
+              <w:jc w:val="center"/>
+            </w:pPr>
+            <w:r>
+              <w:rPr>
                 <w:sz w:val="24"/>
               </w:rPr>
               <w:t>90 phút</w:t>
+            </w:r>
+            <w:r>
+              <w:rPr>
+                <w:sz w:val="24"/>
+              </w:rPr>
               <w:br/>
               <w:t>(1 buổi)</w:t>
             </w:r>
@@ -4629,18 +4888,17 @@
         </w:tc>
         <w:tc>
           <w:tcPr>
-            <w:tcW w:type="dxa" w:w="4608"/>
-            <w:tcMar>
-              <w:top w:w="80" w:type="dxa"/>
-              <w:bottom w:w="80" w:type="dxa"/>
-              <w:left w:w="100" w:type="dxa"/>
-              <w:right w:w="100" w:type="dxa"/>
-            </w:tcMar>
-          </w:tcPr>
-          <w:p>
-            <w:r>
-              <w:rPr>
-                <w:rFonts w:ascii="Times New Roman" w:hAnsi="Times New Roman"/>
+            <w:tcW w:w="4608" w:type="dxa"/>
+            <w:tcMar>
+              <w:top w:w="80" w:type="dxa"/>
+              <w:left w:w="100" w:type="dxa"/>
+              <w:bottom w:w="80" w:type="dxa"/>
+              <w:right w:w="100" w:type="dxa"/>
+            </w:tcMar>
+          </w:tcPr>
+          <w:p>
+            <w:r>
+              <w:rPr>
                 <w:sz w:val="24"/>
               </w:rPr>
               <w:t>- Tìm hiểu một số tập tính của loài bò cạp.</w:t>
@@ -4648,11 +4906,10 @@
           </w:p>
           <w:p>
             <w:pPr>
-              <w:spacing w:before="0" w:after="40"/>
-            </w:pPr>
-            <w:r>
-              <w:rPr>
-                <w:rFonts w:ascii="Times New Roman" w:hAnsi="Times New Roman"/>
+              <w:spacing w:after="40"/>
+            </w:pPr>
+            <w:r>
+              <w:rPr>
                 <w:sz w:val="24"/>
               </w:rPr>
               <w:t>- Tìm hiểu cách thức bọ cạp săn mồi.</w:t>
@@ -4661,57 +4918,70 @@
         </w:tc>
       </w:tr>
       <w:tr>
-        <w:tc>
-          <w:tcPr>
-            <w:tcW w:type="dxa" w:w="864"/>
-            <w:tcMar>
-              <w:top w:w="80" w:type="dxa"/>
-              <w:bottom w:w="80" w:type="dxa"/>
-              <w:left w:w="100" w:type="dxa"/>
-              <w:right w:w="100" w:type="dxa"/>
-            </w:tcMar>
-          </w:tcPr>
-          <w:p>
-            <w:pPr>
-              <w:jc w:val="center"/>
-            </w:pPr>
-            <w:r>
-              <w:rPr>
-                <w:rFonts w:ascii="Times New Roman" w:hAnsi="Times New Roman"/>
-                <w:b/>
-                <w:sz w:val="24"/>
-              </w:rPr>
+        <w:trPr>
+          <w:jc w:val="center"/>
+        </w:trPr>
+        <w:tc>
+          <w:tcPr>
+            <w:tcW w:w="864" w:type="dxa"/>
+            <w:tcMar>
+              <w:top w:w="80" w:type="dxa"/>
+              <w:left w:w="100" w:type="dxa"/>
+              <w:bottom w:w="80" w:type="dxa"/>
+              <w:right w:w="100" w:type="dxa"/>
+            </w:tcMar>
+          </w:tcPr>
+          <w:p>
+            <w:pPr>
+              <w:jc w:val="center"/>
+            </w:pPr>
+            <w:r>
+              <w:rPr>
+                <w:b/>
+                <w:sz w:val="24"/>
+              </w:rPr>
+              <w:lastRenderedPageBreak/>
               <w:t>Buổi 31</w:t>
             </w:r>
           </w:p>
         </w:tc>
         <w:tc>
           <w:tcPr>
-            <w:tcW w:type="dxa" w:w="3312"/>
-            <w:tcMar>
-              <w:top w:w="80" w:type="dxa"/>
-              <w:bottom w:w="80" w:type="dxa"/>
-              <w:left w:w="100" w:type="dxa"/>
-              <w:right w:w="100" w:type="dxa"/>
-            </w:tcMar>
-          </w:tcPr>
-          <w:p>
-            <w:r>
-              <w:rPr>
-                <w:rFonts w:ascii="Times New Roman" w:hAnsi="Times New Roman"/>
+            <w:tcW w:w="3312" w:type="dxa"/>
+            <w:tcMar>
+              <w:top w:w="80" w:type="dxa"/>
+              <w:left w:w="100" w:type="dxa"/>
+              <w:bottom w:w="80" w:type="dxa"/>
+              <w:right w:w="100" w:type="dxa"/>
+            </w:tcMar>
+          </w:tcPr>
+          <w:p>
+            <w:r>
+              <w:rPr>
                 <w:b/>
                 <w:sz w:val="24"/>
               </w:rPr>
               <w:t>Bài 14: TRÒ CHƠI THÚ VỊ!</w:t>
-              <w:br/>
-            </w:r>
-            <w:r>
-              <w:rPr>
-                <w:rFonts w:ascii="Times New Roman" w:hAnsi="Times New Roman"/>
+            </w:r>
+            <w:r>
+              <w:rPr>
+                <w:b/>
+                <w:sz w:val="24"/>
+              </w:rPr>
+              <w:br/>
+            </w:r>
+            <w:r>
+              <w:rPr>
                 <w:i/>
                 <w:sz w:val="22"/>
               </w:rPr>
               <w:t>Ngày dạy: Thứ 7, 24/04/2027</w:t>
+            </w:r>
+            <w:r>
+              <w:rPr>
+                <w:i/>
+                <w:sz w:val="22"/>
+              </w:rPr>
               <w:br/>
               <w:t>(09h45 - 11h15)</w:t>
             </w:r>
@@ -4719,24 +4989,28 @@
         </w:tc>
         <w:tc>
           <w:tcPr>
-            <w:tcW w:type="dxa" w:w="1296"/>
-            <w:tcMar>
-              <w:top w:w="80" w:type="dxa"/>
-              <w:bottom w:w="80" w:type="dxa"/>
-              <w:left w:w="100" w:type="dxa"/>
-              <w:right w:w="100" w:type="dxa"/>
-            </w:tcMar>
-          </w:tcPr>
-          <w:p>
-            <w:pPr>
-              <w:jc w:val="center"/>
-            </w:pPr>
-            <w:r>
-              <w:rPr>
-                <w:rFonts w:ascii="Times New Roman" w:hAnsi="Times New Roman"/>
+            <w:tcW w:w="1296" w:type="dxa"/>
+            <w:tcMar>
+              <w:top w:w="80" w:type="dxa"/>
+              <w:left w:w="100" w:type="dxa"/>
+              <w:bottom w:w="80" w:type="dxa"/>
+              <w:right w:w="100" w:type="dxa"/>
+            </w:tcMar>
+          </w:tcPr>
+          <w:p>
+            <w:pPr>
+              <w:jc w:val="center"/>
+            </w:pPr>
+            <w:r>
+              <w:rPr>
                 <w:sz w:val="24"/>
               </w:rPr>
               <w:t>90 phút</w:t>
+            </w:r>
+            <w:r>
+              <w:rPr>
+                <w:sz w:val="24"/>
+              </w:rPr>
               <w:br/>
               <w:t>(1 buổi)</w:t>
             </w:r>
@@ -4744,18 +5018,17 @@
         </w:tc>
         <w:tc>
           <w:tcPr>
-            <w:tcW w:type="dxa" w:w="4608"/>
-            <w:tcMar>
-              <w:top w:w="80" w:type="dxa"/>
-              <w:bottom w:w="80" w:type="dxa"/>
-              <w:left w:w="100" w:type="dxa"/>
-              <w:right w:w="100" w:type="dxa"/>
-            </w:tcMar>
-          </w:tcPr>
-          <w:p>
-            <w:r>
-              <w:rPr>
-                <w:rFonts w:ascii="Times New Roman" w:hAnsi="Times New Roman"/>
+            <w:tcW w:w="4608" w:type="dxa"/>
+            <w:tcMar>
+              <w:top w:w="80" w:type="dxa"/>
+              <w:left w:w="100" w:type="dxa"/>
+              <w:bottom w:w="80" w:type="dxa"/>
+              <w:right w:w="100" w:type="dxa"/>
+            </w:tcMar>
+          </w:tcPr>
+          <w:p>
+            <w:r>
+              <w:rPr>
                 <w:sz w:val="24"/>
               </w:rPr>
               <w:t>- Tìm hiểu trò chơi “Đập chuột”.</w:t>
@@ -4763,11 +5036,10 @@
           </w:p>
           <w:p>
             <w:pPr>
-              <w:spacing w:before="0" w:after="40"/>
-            </w:pPr>
-            <w:r>
-              <w:rPr>
-                <w:rFonts w:ascii="Times New Roman" w:hAnsi="Times New Roman"/>
+              <w:spacing w:after="40"/>
+            </w:pPr>
+            <w:r>
+              <w:rPr>
                 <w:sz w:val="24"/>
               </w:rPr>
               <w:t>- Tìm hiểu những lợi ích của trò chơi “Đập chuột”.</w:t>
@@ -4776,23 +5048,25 @@
         </w:tc>
       </w:tr>
       <w:tr>
-        <w:tc>
-          <w:tcPr>
-            <w:tcW w:type="dxa" w:w="864"/>
-            <w:tcMar>
-              <w:top w:w="80" w:type="dxa"/>
-              <w:bottom w:w="80" w:type="dxa"/>
-              <w:left w:w="100" w:type="dxa"/>
-              <w:right w:w="100" w:type="dxa"/>
-            </w:tcMar>
-          </w:tcPr>
-          <w:p>
-            <w:pPr>
-              <w:jc w:val="center"/>
-            </w:pPr>
-            <w:r>
-              <w:rPr>
-                <w:rFonts w:ascii="Times New Roman" w:hAnsi="Times New Roman"/>
+        <w:trPr>
+          <w:jc w:val="center"/>
+        </w:trPr>
+        <w:tc>
+          <w:tcPr>
+            <w:tcW w:w="864" w:type="dxa"/>
+            <w:tcMar>
+              <w:top w:w="80" w:type="dxa"/>
+              <w:left w:w="100" w:type="dxa"/>
+              <w:bottom w:w="80" w:type="dxa"/>
+              <w:right w:w="100" w:type="dxa"/>
+            </w:tcMar>
+          </w:tcPr>
+          <w:p>
+            <w:pPr>
+              <w:jc w:val="center"/>
+            </w:pPr>
+            <w:r>
+              <w:rPr>
                 <w:b/>
                 <w:sz w:val="24"/>
               </w:rPr>
@@ -4802,31 +5076,41 @@
         </w:tc>
         <w:tc>
           <w:tcPr>
-            <w:tcW w:type="dxa" w:w="3312"/>
-            <w:tcMar>
-              <w:top w:w="80" w:type="dxa"/>
-              <w:bottom w:w="80" w:type="dxa"/>
-              <w:left w:w="100" w:type="dxa"/>
-              <w:right w:w="100" w:type="dxa"/>
-            </w:tcMar>
-          </w:tcPr>
-          <w:p>
-            <w:r>
-              <w:rPr>
-                <w:rFonts w:ascii="Times New Roman" w:hAnsi="Times New Roman"/>
+            <w:tcW w:w="3312" w:type="dxa"/>
+            <w:tcMar>
+              <w:top w:w="80" w:type="dxa"/>
+              <w:left w:w="100" w:type="dxa"/>
+              <w:bottom w:w="80" w:type="dxa"/>
+              <w:right w:w="100" w:type="dxa"/>
+            </w:tcMar>
+          </w:tcPr>
+          <w:p>
+            <w:r>
+              <w:rPr>
                 <w:b/>
                 <w:sz w:val="24"/>
               </w:rPr>
               <w:t>Bài 15: NHỮNG TAY ĐUA CHUYÊN NGHIỆP</w:t>
-              <w:br/>
-            </w:r>
-            <w:r>
-              <w:rPr>
-                <w:rFonts w:ascii="Times New Roman" w:hAnsi="Times New Roman"/>
+            </w:r>
+            <w:r>
+              <w:rPr>
+                <w:b/>
+                <w:sz w:val="24"/>
+              </w:rPr>
+              <w:br/>
+            </w:r>
+            <w:r>
+              <w:rPr>
                 <w:i/>
                 <w:sz w:val="22"/>
               </w:rPr>
               <w:t>Ngày dạy: Thứ 7, 08/05/2027</w:t>
+            </w:r>
+            <w:r>
+              <w:rPr>
+                <w:i/>
+                <w:sz w:val="22"/>
+              </w:rPr>
               <w:br/>
               <w:t>(09h45 - 11h15)</w:t>
             </w:r>
@@ -4834,24 +5118,28 @@
         </w:tc>
         <w:tc>
           <w:tcPr>
-            <w:tcW w:type="dxa" w:w="1296"/>
-            <w:tcMar>
-              <w:top w:w="80" w:type="dxa"/>
-              <w:bottom w:w="80" w:type="dxa"/>
-              <w:left w:w="100" w:type="dxa"/>
-              <w:right w:w="100" w:type="dxa"/>
-            </w:tcMar>
-          </w:tcPr>
-          <w:p>
-            <w:pPr>
-              <w:jc w:val="center"/>
-            </w:pPr>
-            <w:r>
-              <w:rPr>
-                <w:rFonts w:ascii="Times New Roman" w:hAnsi="Times New Roman"/>
+            <w:tcW w:w="1296" w:type="dxa"/>
+            <w:tcMar>
+              <w:top w:w="80" w:type="dxa"/>
+              <w:left w:w="100" w:type="dxa"/>
+              <w:bottom w:w="80" w:type="dxa"/>
+              <w:right w:w="100" w:type="dxa"/>
+            </w:tcMar>
+          </w:tcPr>
+          <w:p>
+            <w:pPr>
+              <w:jc w:val="center"/>
+            </w:pPr>
+            <w:r>
+              <w:rPr>
                 <w:sz w:val="24"/>
               </w:rPr>
               <w:t>90 phút</w:t>
+            </w:r>
+            <w:r>
+              <w:rPr>
+                <w:sz w:val="24"/>
+              </w:rPr>
               <w:br/>
               <w:t>(1 buổi)</w:t>
             </w:r>
@@ -4859,18 +5147,17 @@
         </w:tc>
         <w:tc>
           <w:tcPr>
-            <w:tcW w:type="dxa" w:w="4608"/>
-            <w:tcMar>
-              <w:top w:w="80" w:type="dxa"/>
-              <w:bottom w:w="80" w:type="dxa"/>
-              <w:left w:w="100" w:type="dxa"/>
-              <w:right w:w="100" w:type="dxa"/>
-            </w:tcMar>
-          </w:tcPr>
-          <w:p>
-            <w:r>
-              <w:rPr>
-                <w:rFonts w:ascii="Times New Roman" w:hAnsi="Times New Roman"/>
+            <w:tcW w:w="4608" w:type="dxa"/>
+            <w:tcMar>
+              <w:top w:w="80" w:type="dxa"/>
+              <w:left w:w="100" w:type="dxa"/>
+              <w:bottom w:w="80" w:type="dxa"/>
+              <w:right w:w="100" w:type="dxa"/>
+            </w:tcMar>
+          </w:tcPr>
+          <w:p>
+            <w:r>
+              <w:rPr>
                 <w:sz w:val="24"/>
               </w:rPr>
               <w:t>- Tìm hiểu các yếu tố kỹ thuật giúp xe đua chạy với</w:t>
@@ -4878,11 +5165,10 @@
           </w:p>
           <w:p>
             <w:pPr>
-              <w:spacing w:before="0" w:after="40"/>
-            </w:pPr>
-            <w:r>
-              <w:rPr>
-                <w:rFonts w:ascii="Times New Roman" w:hAnsi="Times New Roman"/>
+              <w:spacing w:after="40"/>
+            </w:pPr>
+            <w:r>
+              <w:rPr>
                 <w:sz w:val="24"/>
               </w:rPr>
               <w:t>- tốc độ cao.</w:t>
@@ -4890,48 +5176,46 @@
           </w:p>
           <w:p>
             <w:pPr>
-              <w:spacing w:before="0" w:after="40"/>
-            </w:pPr>
-            <w:r>
-              <w:rPr>
-                <w:rFonts w:ascii="Times New Roman" w:hAnsi="Times New Roman"/>
+              <w:spacing w:after="40"/>
+            </w:pPr>
+            <w:r>
+              <w:rPr>
                 <w:sz w:val="24"/>
               </w:rPr>
               <w:t>- Tìm hiểu các nguyên tắc đảm bảo an toàn khi</w:t>
             </w:r>
-          </w:p>
-          <w:p>
-            <w:pPr>
-              <w:spacing w:before="0" w:after="40"/>
-            </w:pPr>
-            <w:r>
-              <w:rPr>
-                <w:rFonts w:ascii="Times New Roman" w:hAnsi="Times New Roman"/>
-                <w:sz w:val="24"/>
-              </w:rPr>
-              <w:t>- tham gia đua xe.</w:t>
+            <w:r>
+              <w:t xml:space="preserve"> </w:t>
+            </w:r>
+            <w:r>
+              <w:rPr>
+                <w:sz w:val="24"/>
+              </w:rPr>
+              <w:t>tham gia đua xe.</w:t>
             </w:r>
           </w:p>
         </w:tc>
       </w:tr>
       <w:tr>
-        <w:tc>
-          <w:tcPr>
-            <w:tcW w:type="dxa" w:w="864"/>
-            <w:tcMar>
-              <w:top w:w="80" w:type="dxa"/>
-              <w:bottom w:w="80" w:type="dxa"/>
-              <w:left w:w="100" w:type="dxa"/>
-              <w:right w:w="100" w:type="dxa"/>
-            </w:tcMar>
-          </w:tcPr>
-          <w:p>
-            <w:pPr>
-              <w:jc w:val="center"/>
-            </w:pPr>
-            <w:r>
-              <w:rPr>
-                <w:rFonts w:ascii="Times New Roman" w:hAnsi="Times New Roman"/>
+        <w:trPr>
+          <w:jc w:val="center"/>
+        </w:trPr>
+        <w:tc>
+          <w:tcPr>
+            <w:tcW w:w="864" w:type="dxa"/>
+            <w:tcMar>
+              <w:top w:w="80" w:type="dxa"/>
+              <w:left w:w="100" w:type="dxa"/>
+              <w:bottom w:w="80" w:type="dxa"/>
+              <w:right w:w="100" w:type="dxa"/>
+            </w:tcMar>
+          </w:tcPr>
+          <w:p>
+            <w:pPr>
+              <w:jc w:val="center"/>
+            </w:pPr>
+            <w:r>
+              <w:rPr>
                 <w:b/>
                 <w:sz w:val="24"/>
               </w:rPr>
@@ -4941,31 +5225,41 @@
         </w:tc>
         <w:tc>
           <w:tcPr>
-            <w:tcW w:type="dxa" w:w="3312"/>
-            <w:tcMar>
-              <w:top w:w="80" w:type="dxa"/>
-              <w:bottom w:w="80" w:type="dxa"/>
-              <w:left w:w="100" w:type="dxa"/>
-              <w:right w:w="100" w:type="dxa"/>
-            </w:tcMar>
-          </w:tcPr>
-          <w:p>
-            <w:r>
-              <w:rPr>
-                <w:rFonts w:ascii="Times New Roman" w:hAnsi="Times New Roman"/>
+            <w:tcW w:w="3312" w:type="dxa"/>
+            <w:tcMar>
+              <w:top w:w="80" w:type="dxa"/>
+              <w:left w:w="100" w:type="dxa"/>
+              <w:bottom w:w="80" w:type="dxa"/>
+              <w:right w:w="100" w:type="dxa"/>
+            </w:tcMar>
+          </w:tcPr>
+          <w:p>
+            <w:r>
+              <w:rPr>
                 <w:b/>
                 <w:sz w:val="24"/>
               </w:rPr>
               <w:t>Bài 16: CÙNG KHÁM PHÁ XE TRƯỢT TUYẾT</w:t>
-              <w:br/>
-            </w:r>
-            <w:r>
-              <w:rPr>
-                <w:rFonts w:ascii="Times New Roman" w:hAnsi="Times New Roman"/>
+            </w:r>
+            <w:r>
+              <w:rPr>
+                <w:b/>
+                <w:sz w:val="24"/>
+              </w:rPr>
+              <w:br/>
+            </w:r>
+            <w:r>
+              <w:rPr>
                 <w:i/>
                 <w:sz w:val="22"/>
               </w:rPr>
               <w:t>Ngày dạy: Thứ 7, 15/05/2027</w:t>
+            </w:r>
+            <w:r>
+              <w:rPr>
+                <w:i/>
+                <w:sz w:val="22"/>
+              </w:rPr>
               <w:br/>
               <w:t>(09h45 - 11h15)</w:t>
             </w:r>
@@ -4973,24 +5267,28 @@
         </w:tc>
         <w:tc>
           <w:tcPr>
-            <w:tcW w:type="dxa" w:w="1296"/>
-            <w:tcMar>
-              <w:top w:w="80" w:type="dxa"/>
-              <w:bottom w:w="80" w:type="dxa"/>
-              <w:left w:w="100" w:type="dxa"/>
-              <w:right w:w="100" w:type="dxa"/>
-            </w:tcMar>
-          </w:tcPr>
-          <w:p>
-            <w:pPr>
-              <w:jc w:val="center"/>
-            </w:pPr>
-            <w:r>
-              <w:rPr>
-                <w:rFonts w:ascii="Times New Roman" w:hAnsi="Times New Roman"/>
+            <w:tcW w:w="1296" w:type="dxa"/>
+            <w:tcMar>
+              <w:top w:w="80" w:type="dxa"/>
+              <w:left w:w="100" w:type="dxa"/>
+              <w:bottom w:w="80" w:type="dxa"/>
+              <w:right w:w="100" w:type="dxa"/>
+            </w:tcMar>
+          </w:tcPr>
+          <w:p>
+            <w:pPr>
+              <w:jc w:val="center"/>
+            </w:pPr>
+            <w:r>
+              <w:rPr>
                 <w:sz w:val="24"/>
               </w:rPr>
               <w:t>90 phút</w:t>
+            </w:r>
+            <w:r>
+              <w:rPr>
+                <w:sz w:val="24"/>
+              </w:rPr>
               <w:br/>
               <w:t>(1 buổi)</w:t>
             </w:r>
@@ -4998,18 +5296,17 @@
         </w:tc>
         <w:tc>
           <w:tcPr>
-            <w:tcW w:type="dxa" w:w="4608"/>
-            <w:tcMar>
-              <w:top w:w="80" w:type="dxa"/>
-              <w:bottom w:w="80" w:type="dxa"/>
-              <w:left w:w="100" w:type="dxa"/>
-              <w:right w:w="100" w:type="dxa"/>
-            </w:tcMar>
-          </w:tcPr>
-          <w:p>
-            <w:r>
-              <w:rPr>
-                <w:rFonts w:ascii="Times New Roman" w:hAnsi="Times New Roman"/>
+            <w:tcW w:w="4608" w:type="dxa"/>
+            <w:tcMar>
+              <w:top w:w="80" w:type="dxa"/>
+              <w:left w:w="100" w:type="dxa"/>
+              <w:bottom w:w="80" w:type="dxa"/>
+              <w:right w:w="100" w:type="dxa"/>
+            </w:tcMar>
+          </w:tcPr>
+          <w:p>
+            <w:r>
+              <w:rPr>
                 <w:sz w:val="24"/>
               </w:rPr>
               <w:t>- Tìm hiểu về đặc điểm của xe trượt tuyết.</w:t>
@@ -5017,48 +5314,46 @@
           </w:p>
           <w:p>
             <w:pPr>
-              <w:spacing w:before="0" w:after="40"/>
-            </w:pPr>
-            <w:r>
-              <w:rPr>
-                <w:rFonts w:ascii="Times New Roman" w:hAnsi="Times New Roman"/>
+              <w:spacing w:after="40"/>
+            </w:pPr>
+            <w:r>
+              <w:rPr>
                 <w:sz w:val="24"/>
               </w:rPr>
               <w:t>- Tìm hiểu về ý nghĩa văn hóa của xe trượt tuyết gắn</w:t>
             </w:r>
-          </w:p>
-          <w:p>
-            <w:pPr>
-              <w:spacing w:before="0" w:after="40"/>
-            </w:pPr>
-            <w:r>
-              <w:rPr>
-                <w:rFonts w:ascii="Times New Roman" w:hAnsi="Times New Roman"/>
-                <w:sz w:val="24"/>
-              </w:rPr>
-              <w:t>- với nhân vật Ông già Noel.</w:t>
+            <w:r>
+              <w:t xml:space="preserve"> </w:t>
+            </w:r>
+            <w:r>
+              <w:rPr>
+                <w:sz w:val="24"/>
+              </w:rPr>
+              <w:t>với nhân vật Ông già Noel.</w:t>
             </w:r>
           </w:p>
         </w:tc>
       </w:tr>
       <w:tr>
-        <w:tc>
-          <w:tcPr>
-            <w:tcW w:type="dxa" w:w="864"/>
-            <w:tcMar>
-              <w:top w:w="80" w:type="dxa"/>
-              <w:bottom w:w="80" w:type="dxa"/>
-              <w:left w:w="100" w:type="dxa"/>
-              <w:right w:w="100" w:type="dxa"/>
-            </w:tcMar>
-          </w:tcPr>
-          <w:p>
-            <w:pPr>
-              <w:jc w:val="center"/>
-            </w:pPr>
-            <w:r>
-              <w:rPr>
-                <w:rFonts w:ascii="Times New Roman" w:hAnsi="Times New Roman"/>
+        <w:trPr>
+          <w:jc w:val="center"/>
+        </w:trPr>
+        <w:tc>
+          <w:tcPr>
+            <w:tcW w:w="864" w:type="dxa"/>
+            <w:tcMar>
+              <w:top w:w="80" w:type="dxa"/>
+              <w:left w:w="100" w:type="dxa"/>
+              <w:bottom w:w="80" w:type="dxa"/>
+              <w:right w:w="100" w:type="dxa"/>
+            </w:tcMar>
+          </w:tcPr>
+          <w:p>
+            <w:pPr>
+              <w:jc w:val="center"/>
+            </w:pPr>
+            <w:r>
+              <w:rPr>
                 <w:b/>
                 <w:sz w:val="24"/>
               </w:rPr>
@@ -5068,31 +5363,41 @@
         </w:tc>
         <w:tc>
           <w:tcPr>
-            <w:tcW w:type="dxa" w:w="3312"/>
-            <w:tcMar>
-              <w:top w:w="80" w:type="dxa"/>
-              <w:bottom w:w="80" w:type="dxa"/>
-              <w:left w:w="100" w:type="dxa"/>
-              <w:right w:w="100" w:type="dxa"/>
-            </w:tcMar>
-          </w:tcPr>
-          <w:p>
-            <w:r>
-              <w:rPr>
-                <w:rFonts w:ascii="Times New Roman" w:hAnsi="Times New Roman"/>
+            <w:tcW w:w="3312" w:type="dxa"/>
+            <w:tcMar>
+              <w:top w:w="80" w:type="dxa"/>
+              <w:left w:w="100" w:type="dxa"/>
+              <w:bottom w:w="80" w:type="dxa"/>
+              <w:right w:w="100" w:type="dxa"/>
+            </w:tcMar>
+          </w:tcPr>
+          <w:p>
+            <w:r>
+              <w:rPr>
                 <w:b/>
                 <w:sz w:val="24"/>
               </w:rPr>
               <w:t>Ôn tập &amp; Thiết kế dự án Robot cuối năm</w:t>
-              <w:br/>
-            </w:r>
-            <w:r>
-              <w:rPr>
-                <w:rFonts w:ascii="Times New Roman" w:hAnsi="Times New Roman"/>
+            </w:r>
+            <w:r>
+              <w:rPr>
+                <w:b/>
+                <w:sz w:val="24"/>
+              </w:rPr>
+              <w:br/>
+            </w:r>
+            <w:r>
+              <w:rPr>
                 <w:i/>
                 <w:sz w:val="22"/>
               </w:rPr>
               <w:t>Ngày dạy: Thứ 7, 22/05/2027</w:t>
+            </w:r>
+            <w:r>
+              <w:rPr>
+                <w:i/>
+                <w:sz w:val="22"/>
+              </w:rPr>
               <w:br/>
               <w:t>(09h45 - 11h15)</w:t>
             </w:r>
@@ -5100,24 +5405,28 @@
         </w:tc>
         <w:tc>
           <w:tcPr>
-            <w:tcW w:type="dxa" w:w="1296"/>
-            <w:tcMar>
-              <w:top w:w="80" w:type="dxa"/>
-              <w:bottom w:w="80" w:type="dxa"/>
-              <w:left w:w="100" w:type="dxa"/>
-              <w:right w:w="100" w:type="dxa"/>
-            </w:tcMar>
-          </w:tcPr>
-          <w:p>
-            <w:pPr>
-              <w:jc w:val="center"/>
-            </w:pPr>
-            <w:r>
-              <w:rPr>
-                <w:rFonts w:ascii="Times New Roman" w:hAnsi="Times New Roman"/>
+            <w:tcW w:w="1296" w:type="dxa"/>
+            <w:tcMar>
+              <w:top w:w="80" w:type="dxa"/>
+              <w:left w:w="100" w:type="dxa"/>
+              <w:bottom w:w="80" w:type="dxa"/>
+              <w:right w:w="100" w:type="dxa"/>
+            </w:tcMar>
+          </w:tcPr>
+          <w:p>
+            <w:pPr>
+              <w:jc w:val="center"/>
+            </w:pPr>
+            <w:r>
+              <w:rPr>
                 <w:sz w:val="24"/>
               </w:rPr>
               <w:t>90 phút</w:t>
+            </w:r>
+            <w:r>
+              <w:rPr>
+                <w:sz w:val="24"/>
+              </w:rPr>
               <w:br/>
               <w:t>(1 buổi)</w:t>
             </w:r>
@@ -5125,18 +5434,17 @@
         </w:tc>
         <w:tc>
           <w:tcPr>
-            <w:tcW w:type="dxa" w:w="4608"/>
-            <w:tcMar>
-              <w:top w:w="80" w:type="dxa"/>
-              <w:bottom w:w="80" w:type="dxa"/>
-              <w:left w:w="100" w:type="dxa"/>
-              <w:right w:w="100" w:type="dxa"/>
-            </w:tcMar>
-          </w:tcPr>
-          <w:p>
-            <w:r>
-              <w:rPr>
-                <w:rFonts w:ascii="Times New Roman" w:hAnsi="Times New Roman"/>
+            <w:tcW w:w="4608" w:type="dxa"/>
+            <w:tcMar>
+              <w:top w:w="80" w:type="dxa"/>
+              <w:left w:w="100" w:type="dxa"/>
+              <w:bottom w:w="80" w:type="dxa"/>
+              <w:right w:w="100" w:type="dxa"/>
+            </w:tcMar>
+          </w:tcPr>
+          <w:p>
+            <w:r>
+              <w:rPr>
                 <w:sz w:val="24"/>
               </w:rPr>
               <w:t>- Ôn tập các cơ chế chuyển động nâng cao trong Tập 2; lên ý tưởng thiết kế mô hình robot tự do theo nhóm; thử nghiệm và tối ưu hóa chuyển động của robot.</w:t>
@@ -5145,23 +5453,25 @@
         </w:tc>
       </w:tr>
       <w:tr>
-        <w:tc>
-          <w:tcPr>
-            <w:tcW w:type="dxa" w:w="864"/>
-            <w:tcMar>
-              <w:top w:w="80" w:type="dxa"/>
-              <w:bottom w:w="80" w:type="dxa"/>
-              <w:left w:w="100" w:type="dxa"/>
-              <w:right w:w="100" w:type="dxa"/>
-            </w:tcMar>
-          </w:tcPr>
-          <w:p>
-            <w:pPr>
-              <w:jc w:val="center"/>
-            </w:pPr>
-            <w:r>
-              <w:rPr>
-                <w:rFonts w:ascii="Times New Roman" w:hAnsi="Times New Roman"/>
+        <w:trPr>
+          <w:jc w:val="center"/>
+        </w:trPr>
+        <w:tc>
+          <w:tcPr>
+            <w:tcW w:w="864" w:type="dxa"/>
+            <w:tcMar>
+              <w:top w:w="80" w:type="dxa"/>
+              <w:left w:w="100" w:type="dxa"/>
+              <w:bottom w:w="80" w:type="dxa"/>
+              <w:right w:w="100" w:type="dxa"/>
+            </w:tcMar>
+          </w:tcPr>
+          <w:p>
+            <w:pPr>
+              <w:jc w:val="center"/>
+            </w:pPr>
+            <w:r>
+              <w:rPr>
                 <w:b/>
                 <w:sz w:val="24"/>
               </w:rPr>
@@ -5171,31 +5481,41 @@
         </w:tc>
         <w:tc>
           <w:tcPr>
-            <w:tcW w:type="dxa" w:w="3312"/>
-            <w:tcMar>
-              <w:top w:w="80" w:type="dxa"/>
-              <w:bottom w:w="80" w:type="dxa"/>
-              <w:left w:w="100" w:type="dxa"/>
-              <w:right w:w="100" w:type="dxa"/>
-            </w:tcMar>
-          </w:tcPr>
-          <w:p>
-            <w:r>
-              <w:rPr>
-                <w:rFonts w:ascii="Times New Roman" w:hAnsi="Times New Roman"/>
+            <w:tcW w:w="3312" w:type="dxa"/>
+            <w:tcMar>
+              <w:top w:w="80" w:type="dxa"/>
+              <w:left w:w="100" w:type="dxa"/>
+              <w:bottom w:w="80" w:type="dxa"/>
+              <w:right w:w="100" w:type="dxa"/>
+            </w:tcMar>
+          </w:tcPr>
+          <w:p>
+            <w:r>
+              <w:rPr>
                 <w:b/>
                 <w:sz w:val="24"/>
               </w:rPr>
               <w:t>Ngày hội Robotics UNIGO &amp; Tổng kết năm học</w:t>
-              <w:br/>
-            </w:r>
-            <w:r>
-              <w:rPr>
-                <w:rFonts w:ascii="Times New Roman" w:hAnsi="Times New Roman"/>
+            </w:r>
+            <w:r>
+              <w:rPr>
+                <w:b/>
+                <w:sz w:val="24"/>
+              </w:rPr>
+              <w:br/>
+            </w:r>
+            <w:r>
+              <w:rPr>
                 <w:i/>
                 <w:sz w:val="22"/>
               </w:rPr>
               <w:t>Ngày dạy: Thứ 7, 29/05/2027</w:t>
+            </w:r>
+            <w:r>
+              <w:rPr>
+                <w:i/>
+                <w:sz w:val="22"/>
+              </w:rPr>
               <w:br/>
               <w:t>(09h45 - 11h15)</w:t>
             </w:r>
@@ -5203,24 +5523,28 @@
         </w:tc>
         <w:tc>
           <w:tcPr>
-            <w:tcW w:type="dxa" w:w="1296"/>
-            <w:tcMar>
-              <w:top w:w="80" w:type="dxa"/>
-              <w:bottom w:w="80" w:type="dxa"/>
-              <w:left w:w="100" w:type="dxa"/>
-              <w:right w:w="100" w:type="dxa"/>
-            </w:tcMar>
-          </w:tcPr>
-          <w:p>
-            <w:pPr>
-              <w:jc w:val="center"/>
-            </w:pPr>
-            <w:r>
-              <w:rPr>
-                <w:rFonts w:ascii="Times New Roman" w:hAnsi="Times New Roman"/>
+            <w:tcW w:w="1296" w:type="dxa"/>
+            <w:tcMar>
+              <w:top w:w="80" w:type="dxa"/>
+              <w:left w:w="100" w:type="dxa"/>
+              <w:bottom w:w="80" w:type="dxa"/>
+              <w:right w:w="100" w:type="dxa"/>
+            </w:tcMar>
+          </w:tcPr>
+          <w:p>
+            <w:pPr>
+              <w:jc w:val="center"/>
+            </w:pPr>
+            <w:r>
+              <w:rPr>
                 <w:sz w:val="24"/>
               </w:rPr>
               <w:t>90 phút</w:t>
+            </w:r>
+            <w:r>
+              <w:rPr>
+                <w:sz w:val="24"/>
+              </w:rPr>
               <w:br/>
               <w:t>(1 buổi)</w:t>
             </w:r>
@@ -5228,18 +5552,17 @@
         </w:tc>
         <w:tc>
           <w:tcPr>
-            <w:tcW w:type="dxa" w:w="4608"/>
-            <w:tcMar>
-              <w:top w:w="80" w:type="dxa"/>
-              <w:bottom w:w="80" w:type="dxa"/>
-              <w:left w:w="100" w:type="dxa"/>
-              <w:right w:w="100" w:type="dxa"/>
-            </w:tcMar>
-          </w:tcPr>
-          <w:p>
-            <w:r>
-              <w:rPr>
-                <w:rFonts w:ascii="Times New Roman" w:hAnsi="Times New Roman"/>
+            <w:tcW w:w="4608" w:type="dxa"/>
+            <w:tcMar>
+              <w:top w:w="80" w:type="dxa"/>
+              <w:left w:w="100" w:type="dxa"/>
+              <w:bottom w:w="80" w:type="dxa"/>
+              <w:right w:w="100" w:type="dxa"/>
+            </w:tcMar>
+          </w:tcPr>
+          <w:p>
+            <w:r>
+              <w:rPr>
                 <w:sz w:val="24"/>
               </w:rPr>
               <w:t>- Tham gia thi đấu, trình diễn và trưng bày các mô hình robot xuất sắc trong năm học; đánh giá tổng kết quá trình học tập tại CLB; khen thưởng và trao chứng nhận hoàn thành chương trình.</w:t>
@@ -5255,34 +5578,23 @@
       </w:pPr>
       <w:r>
         <w:rPr>
-          <w:rFonts w:ascii="Times New Roman" w:hAnsi="Times New Roman"/>
           <w:b/>
-          <w:i w:val="0"/>
-          <w:sz w:val="26"/>
         </w:rPr>
         <w:t>IV. KẾ HOẠCH ĐÁNH GIÁ ĐỊNH KỲ VÀ BÁO CÁO DỰ ÁN</w:t>
       </w:r>
     </w:p>
     <w:p>
       <w:pPr>
-        <w:spacing w:before="0" w:after="60" w:line="276" w:lineRule="auto"/>
+        <w:spacing w:after="60" w:line="276" w:lineRule="auto"/>
         <w:jc w:val="left"/>
       </w:pPr>
       <w:r>
-        <w:rPr>
-          <w:rFonts w:ascii="Times New Roman" w:hAnsi="Times New Roman"/>
-          <w:b w:val="0"/>
-          <w:i w:val="0"/>
-          <w:sz w:val="26"/>
-        </w:rPr>
         <w:t>Hoạt động đánh giá tại CLB Robotics nhằm khích lệ tinh thần say mê khám phá, ghi nhận sự tiến bộ về kỹ năng và tư duy của từng học sinh:</w:t>
       </w:r>
     </w:p>
     <w:tbl>
       <w:tblPr>
-        <w:tblW w:type="auto" w:w="0"/>
-        <w:tblLayout w:type="fixed"/>
-        <w:tblLook w:firstColumn="1" w:firstRow="1" w:lastColumn="0" w:lastRow="0" w:noHBand="0" w:noVBand="1" w:val="04A0"/>
+        <w:tblW w:w="0" w:type="auto"/>
         <w:jc w:val="center"/>
         <w:tblBorders>
           <w:top w:val="single" w:sz="4" w:space="0" w:color="000000"/>
@@ -5292,22 +5604,50 @@
           <w:insideH w:val="single" w:sz="4" w:space="0" w:color="000000"/>
           <w:insideV w:val="single" w:sz="4" w:space="0" w:color="000000"/>
         </w:tblBorders>
+        <w:tblLayout w:type="fixed"/>
+        <w:tblLook w:val="04A0" w:firstRow="1" w:lastRow="0" w:firstColumn="1" w:lastColumn="0" w:noHBand="0" w:noVBand="1"/>
       </w:tblPr>
       <w:tblGrid>
-        <w:gridCol w:w="1815"/>
-        <w:gridCol w:w="1815"/>
-        <w:gridCol w:w="1815"/>
-        <w:gridCol w:w="1815"/>
-        <w:gridCol w:w="1815"/>
+        <w:gridCol w:w="2160"/>
+        <w:gridCol w:w="1296"/>
+        <w:gridCol w:w="1584"/>
+        <w:gridCol w:w="3456"/>
+        <w:gridCol w:w="1584"/>
       </w:tblGrid>
       <w:tr>
-        <w:tc>
-          <w:tcPr>
-            <w:tcW w:type="dxa" w:w="2160"/>
+        <w:trPr>
+          <w:jc w:val="center"/>
+        </w:trPr>
+        <w:tc>
+          <w:tcPr>
+            <w:tcW w:w="2160" w:type="dxa"/>
             <w:tcMar>
               <w:top w:w="100" w:type="dxa"/>
+              <w:left w:w="80" w:type="dxa"/>
               <w:bottom w:w="100" w:type="dxa"/>
+              <w:right w:w="80" w:type="dxa"/>
+            </w:tcMar>
+          </w:tcPr>
+          <w:p>
+            <w:pPr>
+              <w:jc w:val="center"/>
+            </w:pPr>
+            <w:r>
+              <w:rPr>
+                <w:b/>
+                <w:sz w:val="24"/>
+              </w:rPr>
+              <w:t>Bài kiểm tra, đánh giá</w:t>
+            </w:r>
+          </w:p>
+        </w:tc>
+        <w:tc>
+          <w:tcPr>
+            <w:tcW w:w="1296" w:type="dxa"/>
+            <w:tcMar>
+              <w:top w:w="100" w:type="dxa"/>
               <w:left w:w="80" w:type="dxa"/>
+              <w:bottom w:w="100" w:type="dxa"/>
               <w:right w:w="80" w:type="dxa"/>
             </w:tcMar>
           </w:tcPr>
@@ -5317,21 +5657,43 @@
             </w:pPr>
             <w:r>
               <w:rPr>
-                <w:rFonts w:ascii="Times New Roman" w:hAnsi="Times New Roman"/>
-                <w:b/>
-                <w:sz w:val="24"/>
-              </w:rPr>
-              <w:t>Bài kiểm tra, đánh giá</w:t>
-            </w:r>
-          </w:p>
-        </w:tc>
-        <w:tc>
-          <w:tcPr>
-            <w:tcW w:type="dxa" w:w="1296"/>
+                <w:b/>
+                <w:sz w:val="24"/>
+              </w:rPr>
+              <w:t>Thời gian (1)</w:t>
+            </w:r>
+          </w:p>
+        </w:tc>
+        <w:tc>
+          <w:tcPr>
+            <w:tcW w:w="1584" w:type="dxa"/>
             <w:tcMar>
               <w:top w:w="100" w:type="dxa"/>
+              <w:left w:w="80" w:type="dxa"/>
               <w:bottom w:w="100" w:type="dxa"/>
+              <w:right w:w="80" w:type="dxa"/>
+            </w:tcMar>
+          </w:tcPr>
+          <w:p>
+            <w:pPr>
+              <w:jc w:val="center"/>
+            </w:pPr>
+            <w:r>
+              <w:rPr>
+                <w:b/>
+                <w:sz w:val="24"/>
+              </w:rPr>
+              <w:t>Thời điểm (2)</w:t>
+            </w:r>
+          </w:p>
+        </w:tc>
+        <w:tc>
+          <w:tcPr>
+            <w:tcW w:w="3456" w:type="dxa"/>
+            <w:tcMar>
+              <w:top w:w="100" w:type="dxa"/>
               <w:left w:w="80" w:type="dxa"/>
+              <w:bottom w:w="100" w:type="dxa"/>
               <w:right w:w="80" w:type="dxa"/>
             </w:tcMar>
           </w:tcPr>
@@ -5341,21 +5703,20 @@
             </w:pPr>
             <w:r>
               <w:rPr>
-                <w:rFonts w:ascii="Times New Roman" w:hAnsi="Times New Roman"/>
-                <w:b/>
-                <w:sz w:val="24"/>
-              </w:rPr>
-              <w:t>Thời gian (1)</w:t>
-            </w:r>
-          </w:p>
-        </w:tc>
-        <w:tc>
-          <w:tcPr>
-            <w:tcW w:type="dxa" w:w="1584"/>
+                <w:b/>
+                <w:sz w:val="24"/>
+              </w:rPr>
+              <w:t>Yêu cầu cần đạt (3)</w:t>
+            </w:r>
+          </w:p>
+        </w:tc>
+        <w:tc>
+          <w:tcPr>
+            <w:tcW w:w="1584" w:type="dxa"/>
             <w:tcMar>
               <w:top w:w="100" w:type="dxa"/>
+              <w:left w:w="80" w:type="dxa"/>
               <w:bottom w:w="100" w:type="dxa"/>
-              <w:left w:w="80" w:type="dxa"/>
               <w:right w:w="80" w:type="dxa"/>
             </w:tcMar>
           </w:tcPr>
@@ -5365,55 +5726,6 @@
             </w:pPr>
             <w:r>
               <w:rPr>
-                <w:rFonts w:ascii="Times New Roman" w:hAnsi="Times New Roman"/>
-                <w:b/>
-                <w:sz w:val="24"/>
-              </w:rPr>
-              <w:t>Thời điểm (2)</w:t>
-            </w:r>
-          </w:p>
-        </w:tc>
-        <w:tc>
-          <w:tcPr>
-            <w:tcW w:type="dxa" w:w="3456"/>
-            <w:tcMar>
-              <w:top w:w="100" w:type="dxa"/>
-              <w:bottom w:w="100" w:type="dxa"/>
-              <w:left w:w="80" w:type="dxa"/>
-              <w:right w:w="80" w:type="dxa"/>
-            </w:tcMar>
-          </w:tcPr>
-          <w:p>
-            <w:pPr>
-              <w:jc w:val="center"/>
-            </w:pPr>
-            <w:r>
-              <w:rPr>
-                <w:rFonts w:ascii="Times New Roman" w:hAnsi="Times New Roman"/>
-                <w:b/>
-                <w:sz w:val="24"/>
-              </w:rPr>
-              <w:t>Yêu cầu cần đạt (3)</w:t>
-            </w:r>
-          </w:p>
-        </w:tc>
-        <w:tc>
-          <w:tcPr>
-            <w:tcW w:type="dxa" w:w="1584"/>
-            <w:tcMar>
-              <w:top w:w="100" w:type="dxa"/>
-              <w:bottom w:w="100" w:type="dxa"/>
-              <w:left w:w="80" w:type="dxa"/>
-              <w:right w:w="80" w:type="dxa"/>
-            </w:tcMar>
-          </w:tcPr>
-          <w:p>
-            <w:pPr>
-              <w:jc w:val="center"/>
-            </w:pPr>
-            <w:r>
-              <w:rPr>
-                <w:rFonts w:ascii="Times New Roman" w:hAnsi="Times New Roman"/>
                 <w:b/>
                 <w:sz w:val="24"/>
               </w:rPr>
@@ -5423,20 +5735,22 @@
         </w:tc>
       </w:tr>
       <w:tr>
-        <w:tc>
-          <w:tcPr>
-            <w:tcW w:type="dxa" w:w="2160"/>
-            <w:tcMar>
-              <w:top w:w="80" w:type="dxa"/>
-              <w:bottom w:w="80" w:type="dxa"/>
+        <w:trPr>
+          <w:jc w:val="center"/>
+        </w:trPr>
+        <w:tc>
+          <w:tcPr>
+            <w:tcW w:w="2160" w:type="dxa"/>
+            <w:tcMar>
+              <w:top w:w="80" w:type="dxa"/>
               <w:left w:w="80" w:type="dxa"/>
+              <w:bottom w:w="80" w:type="dxa"/>
               <w:right w:w="80" w:type="dxa"/>
             </w:tcMar>
           </w:tcPr>
           <w:p>
             <w:r>
               <w:rPr>
-                <w:rFonts w:ascii="Times New Roman" w:hAnsi="Times New Roman"/>
                 <w:b/>
                 <w:sz w:val="24"/>
               </w:rPr>
@@ -5446,11 +5760,11 @@
         </w:tc>
         <w:tc>
           <w:tcPr>
-            <w:tcW w:type="dxa" w:w="1296"/>
-            <w:tcMar>
-              <w:top w:w="80" w:type="dxa"/>
-              <w:bottom w:w="80" w:type="dxa"/>
+            <w:tcW w:w="1296" w:type="dxa"/>
+            <w:tcMar>
+              <w:top w:w="80" w:type="dxa"/>
               <w:left w:w="80" w:type="dxa"/>
+              <w:bottom w:w="80" w:type="dxa"/>
               <w:right w:w="80" w:type="dxa"/>
             </w:tcMar>
           </w:tcPr>
@@ -5460,7 +5774,6 @@
             </w:pPr>
             <w:r>
               <w:rPr>
-                <w:rFonts w:ascii="Times New Roman" w:hAnsi="Times New Roman"/>
                 <w:sz w:val="24"/>
               </w:rPr>
               <w:t>90 phút</w:t>
@@ -5469,11 +5782,11 @@
         </w:tc>
         <w:tc>
           <w:tcPr>
-            <w:tcW w:type="dxa" w:w="1584"/>
-            <w:tcMar>
-              <w:top w:w="80" w:type="dxa"/>
-              <w:bottom w:w="80" w:type="dxa"/>
+            <w:tcW w:w="1584" w:type="dxa"/>
+            <w:tcMar>
+              <w:top w:w="80" w:type="dxa"/>
               <w:left w:w="80" w:type="dxa"/>
+              <w:bottom w:w="80" w:type="dxa"/>
               <w:right w:w="80" w:type="dxa"/>
             </w:tcMar>
           </w:tcPr>
@@ -5483,10 +5796,14 @@
             </w:pPr>
             <w:r>
               <w:rPr>
-                <w:rFonts w:ascii="Times New Roman" w:hAnsi="Times New Roman"/>
                 <w:sz w:val="24"/>
               </w:rPr>
               <w:t>Buổi 9</w:t>
+            </w:r>
+            <w:r>
+              <w:rPr>
+                <w:sz w:val="24"/>
+              </w:rPr>
               <w:br/>
               <w:t>(07/11/2026)</w:t>
             </w:r>
@@ -5494,18 +5811,17 @@
         </w:tc>
         <w:tc>
           <w:tcPr>
-            <w:tcW w:type="dxa" w:w="3456"/>
-            <w:tcMar>
-              <w:top w:w="80" w:type="dxa"/>
-              <w:bottom w:w="80" w:type="dxa"/>
+            <w:tcW w:w="3456" w:type="dxa"/>
+            <w:tcMar>
+              <w:top w:w="80" w:type="dxa"/>
               <w:left w:w="80" w:type="dxa"/>
+              <w:bottom w:w="80" w:type="dxa"/>
               <w:right w:w="80" w:type="dxa"/>
             </w:tcMar>
           </w:tcPr>
           <w:p>
             <w:r>
               <w:rPr>
-                <w:rFonts w:ascii="Times New Roman" w:hAnsi="Times New Roman"/>
                 <w:sz w:val="24"/>
               </w:rPr>
               <w:t>Đánh giá khả năng phân loại mảnh ghép, nhận diện linh kiện cơ bản và kỹ năng lắp ráp mô hình đúng bản vẽ hướng dẫn.</w:t>
@@ -5514,11 +5830,11 @@
         </w:tc>
         <w:tc>
           <w:tcPr>
-            <w:tcW w:type="dxa" w:w="1584"/>
-            <w:tcMar>
-              <w:top w:w="80" w:type="dxa"/>
-              <w:bottom w:w="80" w:type="dxa"/>
+            <w:tcW w:w="1584" w:type="dxa"/>
+            <w:tcMar>
+              <w:top w:w="80" w:type="dxa"/>
               <w:left w:w="80" w:type="dxa"/>
+              <w:bottom w:w="80" w:type="dxa"/>
               <w:right w:w="80" w:type="dxa"/>
             </w:tcMar>
           </w:tcPr>
@@ -5528,7 +5844,6 @@
             </w:pPr>
             <w:r>
               <w:rPr>
-                <w:rFonts w:ascii="Times New Roman" w:hAnsi="Times New Roman"/>
                 <w:sz w:val="24"/>
               </w:rPr>
               <w:t>Thực hành lắp ráp &amp; Quan sát kỹ năng</w:t>
@@ -5537,34 +5852,37 @@
         </w:tc>
       </w:tr>
       <w:tr>
-        <w:tc>
-          <w:tcPr>
-            <w:tcW w:type="dxa" w:w="2160"/>
-            <w:tcMar>
-              <w:top w:w="80" w:type="dxa"/>
-              <w:bottom w:w="80" w:type="dxa"/>
+        <w:trPr>
+          <w:jc w:val="center"/>
+        </w:trPr>
+        <w:tc>
+          <w:tcPr>
+            <w:tcW w:w="2160" w:type="dxa"/>
+            <w:tcMar>
+              <w:top w:w="80" w:type="dxa"/>
               <w:left w:w="80" w:type="dxa"/>
+              <w:bottom w:w="80" w:type="dxa"/>
               <w:right w:w="80" w:type="dxa"/>
             </w:tcMar>
           </w:tcPr>
           <w:p>
             <w:r>
               <w:rPr>
-                <w:rFonts w:ascii="Times New Roman" w:hAnsi="Times New Roman"/>
-                <w:b/>
-                <w:sz w:val="24"/>
-              </w:rPr>
+                <w:b/>
+                <w:sz w:val="24"/>
+              </w:rPr>
+              <w:lastRenderedPageBreak/>
               <w:t>Đánh giá định kỳ 2</w:t>
             </w:r>
           </w:p>
         </w:tc>
         <w:tc>
           <w:tcPr>
-            <w:tcW w:type="dxa" w:w="1296"/>
-            <w:tcMar>
-              <w:top w:w="80" w:type="dxa"/>
-              <w:bottom w:w="80" w:type="dxa"/>
+            <w:tcW w:w="1296" w:type="dxa"/>
+            <w:tcMar>
+              <w:top w:w="80" w:type="dxa"/>
               <w:left w:w="80" w:type="dxa"/>
+              <w:bottom w:w="80" w:type="dxa"/>
               <w:right w:w="80" w:type="dxa"/>
             </w:tcMar>
           </w:tcPr>
@@ -5574,7 +5892,6 @@
             </w:pPr>
             <w:r>
               <w:rPr>
-                <w:rFonts w:ascii="Times New Roman" w:hAnsi="Times New Roman"/>
                 <w:sz w:val="24"/>
               </w:rPr>
               <w:t>90 phút</w:t>
@@ -5583,11 +5900,11 @@
         </w:tc>
         <w:tc>
           <w:tcPr>
-            <w:tcW w:type="dxa" w:w="1584"/>
-            <w:tcMar>
-              <w:top w:w="80" w:type="dxa"/>
-              <w:bottom w:w="80" w:type="dxa"/>
+            <w:tcW w:w="1584" w:type="dxa"/>
+            <w:tcMar>
+              <w:top w:w="80" w:type="dxa"/>
               <w:left w:w="80" w:type="dxa"/>
+              <w:bottom w:w="80" w:type="dxa"/>
               <w:right w:w="80" w:type="dxa"/>
             </w:tcMar>
           </w:tcPr>
@@ -5597,10 +5914,14 @@
             </w:pPr>
             <w:r>
               <w:rPr>
-                <w:rFonts w:ascii="Times New Roman" w:hAnsi="Times New Roman"/>
                 <w:sz w:val="24"/>
               </w:rPr>
               <w:t>Buổi 17</w:t>
+            </w:r>
+            <w:r>
+              <w:rPr>
+                <w:sz w:val="24"/>
+              </w:rPr>
               <w:br/>
               <w:t>(02/01/2027)</w:t>
             </w:r>
@@ -5608,18 +5929,17 @@
         </w:tc>
         <w:tc>
           <w:tcPr>
-            <w:tcW w:type="dxa" w:w="3456"/>
-            <w:tcMar>
-              <w:top w:w="80" w:type="dxa"/>
-              <w:bottom w:w="80" w:type="dxa"/>
+            <w:tcW w:w="3456" w:type="dxa"/>
+            <w:tcMar>
+              <w:top w:w="80" w:type="dxa"/>
               <w:left w:w="80" w:type="dxa"/>
+              <w:bottom w:w="80" w:type="dxa"/>
               <w:right w:w="80" w:type="dxa"/>
             </w:tcMar>
           </w:tcPr>
           <w:p>
             <w:r>
               <w:rPr>
-                <w:rFonts w:ascii="Times New Roman" w:hAnsi="Times New Roman"/>
                 <w:sz w:val="24"/>
               </w:rPr>
               <w:t>Đánh giá khả năng sáng tạo cải tiến mô hình robot Học kì 1; sự tự tin giới thiệu sản phẩm và tinh thần làm việc nhóm.</w:t>
@@ -5628,11 +5948,11 @@
         </w:tc>
         <w:tc>
           <w:tcPr>
-            <w:tcW w:type="dxa" w:w="1584"/>
-            <w:tcMar>
-              <w:top w:w="80" w:type="dxa"/>
-              <w:bottom w:w="80" w:type="dxa"/>
+            <w:tcW w:w="1584" w:type="dxa"/>
+            <w:tcMar>
+              <w:top w:w="80" w:type="dxa"/>
               <w:left w:w="80" w:type="dxa"/>
+              <w:bottom w:w="80" w:type="dxa"/>
               <w:right w:w="80" w:type="dxa"/>
             </w:tcMar>
           </w:tcPr>
@@ -5642,7 +5962,6 @@
             </w:pPr>
             <w:r>
               <w:rPr>
-                <w:rFonts w:ascii="Times New Roman" w:hAnsi="Times New Roman"/>
                 <w:sz w:val="24"/>
               </w:rPr>
               <w:t>Triển lãm sản phẩm &amp; Thuyết trình nhóm</w:t>
@@ -5651,20 +5970,22 @@
         </w:tc>
       </w:tr>
       <w:tr>
-        <w:tc>
-          <w:tcPr>
-            <w:tcW w:type="dxa" w:w="2160"/>
-            <w:tcMar>
-              <w:top w:w="80" w:type="dxa"/>
-              <w:bottom w:w="80" w:type="dxa"/>
+        <w:trPr>
+          <w:jc w:val="center"/>
+        </w:trPr>
+        <w:tc>
+          <w:tcPr>
+            <w:tcW w:w="2160" w:type="dxa"/>
+            <w:tcMar>
+              <w:top w:w="80" w:type="dxa"/>
               <w:left w:w="80" w:type="dxa"/>
+              <w:bottom w:w="80" w:type="dxa"/>
               <w:right w:w="80" w:type="dxa"/>
             </w:tcMar>
           </w:tcPr>
           <w:p>
             <w:r>
               <w:rPr>
-                <w:rFonts w:ascii="Times New Roman" w:hAnsi="Times New Roman"/>
                 <w:b/>
                 <w:sz w:val="24"/>
               </w:rPr>
@@ -5674,11 +5995,11 @@
         </w:tc>
         <w:tc>
           <w:tcPr>
-            <w:tcW w:type="dxa" w:w="1296"/>
-            <w:tcMar>
-              <w:top w:w="80" w:type="dxa"/>
-              <w:bottom w:w="80" w:type="dxa"/>
+            <w:tcW w:w="1296" w:type="dxa"/>
+            <w:tcMar>
+              <w:top w:w="80" w:type="dxa"/>
               <w:left w:w="80" w:type="dxa"/>
+              <w:bottom w:w="80" w:type="dxa"/>
               <w:right w:w="80" w:type="dxa"/>
             </w:tcMar>
           </w:tcPr>
@@ -5688,7 +6009,6 @@
             </w:pPr>
             <w:r>
               <w:rPr>
-                <w:rFonts w:ascii="Times New Roman" w:hAnsi="Times New Roman"/>
                 <w:sz w:val="24"/>
               </w:rPr>
               <w:t>90 phút</w:t>
@@ -5697,11 +6017,11 @@
         </w:tc>
         <w:tc>
           <w:tcPr>
-            <w:tcW w:type="dxa" w:w="1584"/>
-            <w:tcMar>
-              <w:top w:w="80" w:type="dxa"/>
-              <w:bottom w:w="80" w:type="dxa"/>
+            <w:tcW w:w="1584" w:type="dxa"/>
+            <w:tcMar>
+              <w:top w:w="80" w:type="dxa"/>
               <w:left w:w="80" w:type="dxa"/>
+              <w:bottom w:w="80" w:type="dxa"/>
               <w:right w:w="80" w:type="dxa"/>
             </w:tcMar>
           </w:tcPr>
@@ -5711,10 +6031,14 @@
             </w:pPr>
             <w:r>
               <w:rPr>
-                <w:rFonts w:ascii="Times New Roman" w:hAnsi="Times New Roman"/>
                 <w:sz w:val="24"/>
               </w:rPr>
               <w:t>Buổi 26</w:t>
+            </w:r>
+            <w:r>
+              <w:rPr>
+                <w:sz w:val="24"/>
+              </w:rPr>
               <w:br/>
               <w:t>(20/03/2027)</w:t>
             </w:r>
@@ -5722,18 +6046,17 @@
         </w:tc>
         <w:tc>
           <w:tcPr>
-            <w:tcW w:type="dxa" w:w="3456"/>
-            <w:tcMar>
-              <w:top w:w="80" w:type="dxa"/>
-              <w:bottom w:w="80" w:type="dxa"/>
+            <w:tcW w:w="3456" w:type="dxa"/>
+            <w:tcMar>
+              <w:top w:w="80" w:type="dxa"/>
               <w:left w:w="80" w:type="dxa"/>
+              <w:bottom w:w="80" w:type="dxa"/>
               <w:right w:w="80" w:type="dxa"/>
             </w:tcMar>
           </w:tcPr>
           <w:p>
             <w:r>
               <w:rPr>
-                <w:rFonts w:ascii="Times New Roman" w:hAnsi="Times New Roman"/>
                 <w:sz w:val="24"/>
               </w:rPr>
               <w:t>Đánh giá mức độ thành thạo các cơ chế chuyển động nâng cao; khả năng phối hợp động cơ và chi tiết cơ khí chuyển động.</w:t>
@@ -5742,11 +6065,11 @@
         </w:tc>
         <w:tc>
           <w:tcPr>
-            <w:tcW w:type="dxa" w:w="1584"/>
-            <w:tcMar>
-              <w:top w:w="80" w:type="dxa"/>
-              <w:bottom w:w="80" w:type="dxa"/>
+            <w:tcW w:w="1584" w:type="dxa"/>
+            <w:tcMar>
+              <w:top w:w="80" w:type="dxa"/>
               <w:left w:w="80" w:type="dxa"/>
+              <w:bottom w:w="80" w:type="dxa"/>
               <w:right w:w="80" w:type="dxa"/>
             </w:tcMar>
           </w:tcPr>
@@ -5756,7 +6079,6 @@
             </w:pPr>
             <w:r>
               <w:rPr>
-                <w:rFonts w:ascii="Times New Roman" w:hAnsi="Times New Roman"/>
                 <w:sz w:val="24"/>
               </w:rPr>
               <w:t>Thực hành thử thách kỹ thuật mô hình</w:t>
@@ -5765,20 +6087,22 @@
         </w:tc>
       </w:tr>
       <w:tr>
-        <w:tc>
-          <w:tcPr>
-            <w:tcW w:type="dxa" w:w="2160"/>
-            <w:tcMar>
-              <w:top w:w="80" w:type="dxa"/>
-              <w:bottom w:w="80" w:type="dxa"/>
+        <w:trPr>
+          <w:jc w:val="center"/>
+        </w:trPr>
+        <w:tc>
+          <w:tcPr>
+            <w:tcW w:w="2160" w:type="dxa"/>
+            <w:tcMar>
+              <w:top w:w="80" w:type="dxa"/>
               <w:left w:w="80" w:type="dxa"/>
+              <w:bottom w:w="80" w:type="dxa"/>
               <w:right w:w="80" w:type="dxa"/>
             </w:tcMar>
           </w:tcPr>
           <w:p>
             <w:r>
               <w:rPr>
-                <w:rFonts w:ascii="Times New Roman" w:hAnsi="Times New Roman"/>
                 <w:b/>
                 <w:sz w:val="24"/>
               </w:rPr>
@@ -5788,11 +6112,11 @@
         </w:tc>
         <w:tc>
           <w:tcPr>
-            <w:tcW w:type="dxa" w:w="1296"/>
-            <w:tcMar>
-              <w:top w:w="80" w:type="dxa"/>
-              <w:bottom w:w="80" w:type="dxa"/>
+            <w:tcW w:w="1296" w:type="dxa"/>
+            <w:tcMar>
+              <w:top w:w="80" w:type="dxa"/>
               <w:left w:w="80" w:type="dxa"/>
+              <w:bottom w:w="80" w:type="dxa"/>
               <w:right w:w="80" w:type="dxa"/>
             </w:tcMar>
           </w:tcPr>
@@ -5802,7 +6126,6 @@
             </w:pPr>
             <w:r>
               <w:rPr>
-                <w:rFonts w:ascii="Times New Roman" w:hAnsi="Times New Roman"/>
                 <w:sz w:val="24"/>
               </w:rPr>
               <w:t>90 phút</w:t>
@@ -5811,11 +6134,11 @@
         </w:tc>
         <w:tc>
           <w:tcPr>
-            <w:tcW w:type="dxa" w:w="1584"/>
-            <w:tcMar>
-              <w:top w:w="80" w:type="dxa"/>
-              <w:bottom w:w="80" w:type="dxa"/>
+            <w:tcW w:w="1584" w:type="dxa"/>
+            <w:tcMar>
+              <w:top w:w="80" w:type="dxa"/>
               <w:left w:w="80" w:type="dxa"/>
+              <w:bottom w:w="80" w:type="dxa"/>
               <w:right w:w="80" w:type="dxa"/>
             </w:tcMar>
           </w:tcPr>
@@ -5825,10 +6148,14 @@
             </w:pPr>
             <w:r>
               <w:rPr>
-                <w:rFonts w:ascii="Times New Roman" w:hAnsi="Times New Roman"/>
                 <w:sz w:val="24"/>
               </w:rPr>
               <w:t>Buổi 35</w:t>
+            </w:r>
+            <w:r>
+              <w:rPr>
+                <w:sz w:val="24"/>
+              </w:rPr>
               <w:br/>
               <w:t>(29/05/2027)</w:t>
             </w:r>
@@ -5836,18 +6163,17 @@
         </w:tc>
         <w:tc>
           <w:tcPr>
-            <w:tcW w:type="dxa" w:w="3456"/>
-            <w:tcMar>
-              <w:top w:w="80" w:type="dxa"/>
-              <w:bottom w:w="80" w:type="dxa"/>
+            <w:tcW w:w="3456" w:type="dxa"/>
+            <w:tcMar>
+              <w:top w:w="80" w:type="dxa"/>
               <w:left w:w="80" w:type="dxa"/>
+              <w:bottom w:w="80" w:type="dxa"/>
               <w:right w:w="80" w:type="dxa"/>
             </w:tcMar>
           </w:tcPr>
           <w:p>
             <w:r>
               <w:rPr>
-                <w:rFonts w:ascii="Times New Roman" w:hAnsi="Times New Roman"/>
                 <w:sz w:val="24"/>
               </w:rPr>
               <w:t>Tổng kết đánh giá toàn diện kỹ năng STEM, sự phát triển tư duy sáng tạo; trưng bày dự án tổng kết năm học và khen thưởng.</w:t>
@@ -5856,11 +6182,11 @@
         </w:tc>
         <w:tc>
           <w:tcPr>
-            <w:tcW w:type="dxa" w:w="1584"/>
-            <w:tcMar>
-              <w:top w:w="80" w:type="dxa"/>
-              <w:bottom w:w="80" w:type="dxa"/>
+            <w:tcW w:w="1584" w:type="dxa"/>
+            <w:tcMar>
+              <w:top w:w="80" w:type="dxa"/>
               <w:left w:w="80" w:type="dxa"/>
+              <w:bottom w:w="80" w:type="dxa"/>
               <w:right w:w="80" w:type="dxa"/>
             </w:tcMar>
           </w:tcPr>
@@ -5870,7 +6196,6 @@
             </w:pPr>
             <w:r>
               <w:rPr>
-                <w:rFonts w:ascii="Times New Roman" w:hAnsi="Times New Roman"/>
                 <w:sz w:val="24"/>
               </w:rPr>
               <w:t>Ngày hội Robotics &amp; Trao chứng nhận</w:t>
@@ -5886,79 +6211,50 @@
       </w:pPr>
       <w:r>
         <w:rPr>
-          <w:rFonts w:ascii="Times New Roman" w:hAnsi="Times New Roman"/>
           <w:b/>
-          <w:i w:val="0"/>
-          <w:sz w:val="26"/>
         </w:rPr>
         <w:t>V. TỔ CHỨC THỰC HIỆN</w:t>
       </w:r>
     </w:p>
     <w:p>
       <w:pPr>
-        <w:spacing w:before="0" w:after="60" w:line="276" w:lineRule="auto"/>
+        <w:spacing w:after="60" w:line="276" w:lineRule="auto"/>
         <w:jc w:val="left"/>
       </w:pPr>
       <w:r>
-        <w:rPr>
-          <w:rFonts w:ascii="Times New Roman" w:hAnsi="Times New Roman"/>
-          <w:b w:val="0"/>
-          <w:i w:val="0"/>
-          <w:sz w:val="26"/>
-        </w:rPr>
         <w:t>1. Ban Giám hiệu nhà trường: Chỉ đạo, tạo điều kiện thuận lợi về cơ sở vật chất, phòng học và trang thiết bị chuyên dụng phục vụ hoạt động của Câu lạc bộ.</w:t>
       </w:r>
     </w:p>
     <w:p>
       <w:pPr>
-        <w:spacing w:before="0" w:after="60" w:line="276" w:lineRule="auto"/>
+        <w:spacing w:after="60" w:line="276" w:lineRule="auto"/>
         <w:jc w:val="left"/>
       </w:pPr>
       <w:r>
-        <w:rPr>
-          <w:rFonts w:ascii="Times New Roman" w:hAnsi="Times New Roman"/>
-          <w:b w:val="0"/>
-          <w:i w:val="0"/>
-          <w:sz w:val="26"/>
-        </w:rPr>
         <w:t>2. Giáo viên phụ trách CLB: Xây dựng kế hoạch giảng dạy chi tiết từng buổi, chuẩn bị đầy đủ giáo cụ, học liệu, đảm bảo an toàn tuyệt đối cho học sinh trong các giờ thực hành và duy trì liên lạc thường xuyên với phụ huynh học sinh.</w:t>
       </w:r>
     </w:p>
     <w:p>
       <w:pPr>
-        <w:spacing w:before="0" w:after="60" w:line="276" w:lineRule="auto"/>
+        <w:spacing w:after="60" w:line="276" w:lineRule="auto"/>
         <w:jc w:val="left"/>
       </w:pPr>
       <w:r>
-        <w:rPr>
-          <w:rFonts w:ascii="Times New Roman" w:hAnsi="Times New Roman"/>
-          <w:b w:val="0"/>
-          <w:i w:val="0"/>
-          <w:sz w:val="26"/>
-        </w:rPr>
         <w:t>3. Phụ huynh học sinh: Phối hợp cùng nhà trường đưa đón học sinh đúng giờ, động viên và khích lệ các con tích cực rèn luyện, sáng tạo.</w:t>
       </w:r>
     </w:p>
     <w:p>
       <w:pPr>
-        <w:spacing w:before="0" w:after="240" w:line="276" w:lineRule="auto"/>
+        <w:spacing w:after="240" w:line="276" w:lineRule="auto"/>
         <w:jc w:val="left"/>
       </w:pPr>
     </w:p>
     <w:tbl>
       <w:tblPr>
-        <w:tblW w:type="auto" w:w="0"/>
+        <w:tblW w:w="0" w:type="auto"/>
+        <w:jc w:val="center"/>
         <w:tblLayout w:type="fixed"/>
-        <w:tblLook w:firstColumn="1" w:firstRow="1" w:lastColumn="0" w:lastRow="0" w:noHBand="0" w:noVBand="1" w:val="04A0"/>
-        <w:jc w:val="center"/>
-        <w:tblBorders>
-          <w:top w:val="none"/>
-          <w:left w:val="none"/>
-          <w:bottom w:val="none"/>
-          <w:right w:val="none"/>
-          <w:insideH w:val="none"/>
-          <w:insideV w:val="none"/>
-        </w:tblBorders>
+        <w:tblLook w:val="04A0" w:firstRow="1" w:lastRow="0" w:firstColumn="1" w:lastColumn="0" w:noHBand="0" w:noVBand="1"/>
       </w:tblPr>
       <w:tblGrid>
         <w:gridCol w:w="3025"/>
@@ -5966,19 +6262,20 @@
         <w:gridCol w:w="3025"/>
       </w:tblGrid>
       <w:tr>
-        <w:tc>
-          <w:tcPr>
-            <w:tcW w:type="dxa" w:w="3025"/>
-          </w:tcPr>
-          <w:p>
-            <w:pPr>
-              <w:jc w:val="center"/>
-            </w:pPr>
-            <w:r>
-              <w:rPr>
-                <w:rFonts w:ascii="Times New Roman" w:hAnsi="Times New Roman"/>
-                <w:b/>
-                <w:sz w:val="26"/>
+        <w:trPr>
+          <w:jc w:val="center"/>
+        </w:trPr>
+        <w:tc>
+          <w:tcPr>
+            <w:tcW w:w="3025" w:type="dxa"/>
+          </w:tcPr>
+          <w:p>
+            <w:pPr>
+              <w:jc w:val="center"/>
+            </w:pPr>
+            <w:r>
+              <w:rPr>
+                <w:b/>
               </w:rPr>
               <w:t>DUYỆT CỦA BGH</w:t>
             </w:r>
@@ -5986,17 +6283,15 @@
         </w:tc>
         <w:tc>
           <w:tcPr>
-            <w:tcW w:type="dxa" w:w="3025"/>
-          </w:tcPr>
-          <w:p>
-            <w:pPr>
-              <w:jc w:val="center"/>
-            </w:pPr>
-            <w:r>
-              <w:rPr>
-                <w:rFonts w:ascii="Times New Roman" w:hAnsi="Times New Roman"/>
-                <w:b/>
-                <w:sz w:val="26"/>
+            <w:tcW w:w="3025" w:type="dxa"/>
+          </w:tcPr>
+          <w:p>
+            <w:pPr>
+              <w:jc w:val="center"/>
+            </w:pPr>
+            <w:r>
+              <w:rPr>
+                <w:b/>
               </w:rPr>
               <w:t>DUYỆT CỦA TỔ CM</w:t>
             </w:r>
@@ -6004,17 +6299,15 @@
         </w:tc>
         <w:tc>
           <w:tcPr>
-            <w:tcW w:type="dxa" w:w="3025"/>
-          </w:tcPr>
-          <w:p>
-            <w:pPr>
-              <w:jc w:val="center"/>
-            </w:pPr>
-            <w:r>
-              <w:rPr>
-                <w:rFonts w:ascii="Times New Roman" w:hAnsi="Times New Roman"/>
-                <w:b/>
-                <w:sz w:val="26"/>
+            <w:tcW w:w="3025" w:type="dxa"/>
+          </w:tcPr>
+          <w:p>
+            <w:pPr>
+              <w:jc w:val="center"/>
+            </w:pPr>
+            <w:r>
+              <w:rPr>
+                <w:b/>
               </w:rPr>
               <w:t>NGƯỜI LẬP KẾ HOẠCH</w:t>
             </w:r>
@@ -6022,17 +6315,19 @@
         </w:tc>
       </w:tr>
       <w:tr>
-        <w:tc>
-          <w:tcPr>
-            <w:tcW w:type="dxa" w:w="3025"/>
-          </w:tcPr>
-          <w:p>
-            <w:pPr>
-              <w:jc w:val="center"/>
-            </w:pPr>
-            <w:r>
-              <w:rPr>
-                <w:rFonts w:ascii="Times New Roman" w:hAnsi="Times New Roman"/>
+        <w:trPr>
+          <w:jc w:val="center"/>
+        </w:trPr>
+        <w:tc>
+          <w:tcPr>
+            <w:tcW w:w="3025" w:type="dxa"/>
+          </w:tcPr>
+          <w:p>
+            <w:pPr>
+              <w:jc w:val="center"/>
+            </w:pPr>
+            <w:r>
+              <w:rPr>
                 <w:i/>
                 <w:sz w:val="24"/>
               </w:rPr>
@@ -6042,15 +6337,14 @@
         </w:tc>
         <w:tc>
           <w:tcPr>
-            <w:tcW w:type="dxa" w:w="3025"/>
-          </w:tcPr>
-          <w:p>
-            <w:pPr>
-              <w:jc w:val="center"/>
-            </w:pPr>
-            <w:r>
-              <w:rPr>
-                <w:rFonts w:ascii="Times New Roman" w:hAnsi="Times New Roman"/>
+            <w:tcW w:w="3025" w:type="dxa"/>
+          </w:tcPr>
+          <w:p>
+            <w:pPr>
+              <w:jc w:val="center"/>
+            </w:pPr>
+            <w:r>
+              <w:rPr>
                 <w:i/>
                 <w:sz w:val="24"/>
               </w:rPr>
@@ -6060,15 +6354,14 @@
         </w:tc>
         <w:tc>
           <w:tcPr>
-            <w:tcW w:type="dxa" w:w="3025"/>
-          </w:tcPr>
-          <w:p>
-            <w:pPr>
-              <w:jc w:val="center"/>
-            </w:pPr>
-            <w:r>
-              <w:rPr>
-                <w:rFonts w:ascii="Times New Roman" w:hAnsi="Times New Roman"/>
+            <w:tcW w:w="3025" w:type="dxa"/>
+          </w:tcPr>
+          <w:p>
+            <w:pPr>
+              <w:jc w:val="center"/>
+            </w:pPr>
+            <w:r>
+              <w:rPr>
                 <w:i/>
                 <w:sz w:val="24"/>
               </w:rPr>
@@ -6078,52 +6371,71 @@
         </w:tc>
       </w:tr>
       <w:tr>
-        <w:tc>
-          <w:tcPr>
-            <w:tcW w:type="dxa" w:w="3025"/>
-          </w:tcPr>
-          <w:p>
-            <w:pPr>
-              <w:jc w:val="center"/>
-            </w:pPr>
-            <w:r>
-              <w:br/>
-              <w:br/>
-              <w:br/>
-            </w:r>
-          </w:p>
-        </w:tc>
-        <w:tc>
-          <w:tcPr>
-            <w:tcW w:type="dxa" w:w="3025"/>
-          </w:tcPr>
-          <w:p>
-            <w:pPr>
-              <w:jc w:val="center"/>
-            </w:pPr>
-            <w:r>
-              <w:br/>
-              <w:br/>
-              <w:br/>
-            </w:r>
-          </w:p>
-        </w:tc>
-        <w:tc>
-          <w:tcPr>
-            <w:tcW w:type="dxa" w:w="3025"/>
-          </w:tcPr>
-          <w:p>
-            <w:pPr>
-              <w:jc w:val="center"/>
-            </w:pPr>
-            <w:r>
-              <w:rPr>
-                <w:rFonts w:ascii="Times New Roman" w:hAnsi="Times New Roman"/>
-                <w:b/>
-                <w:sz w:val="26"/>
-              </w:rPr>
-              <w:br/>
-              <w:br/>
+        <w:trPr>
+          <w:jc w:val="center"/>
+        </w:trPr>
+        <w:tc>
+          <w:tcPr>
+            <w:tcW w:w="3025" w:type="dxa"/>
+          </w:tcPr>
+          <w:p>
+            <w:pPr>
+              <w:jc w:val="center"/>
+            </w:pPr>
+            <w:r>
+              <w:br/>
+            </w:r>
+            <w:r>
+              <w:br/>
+            </w:r>
+            <w:r>
+              <w:br/>
+            </w:r>
+          </w:p>
+        </w:tc>
+        <w:tc>
+          <w:tcPr>
+            <w:tcW w:w="3025" w:type="dxa"/>
+          </w:tcPr>
+          <w:p>
+            <w:pPr>
+              <w:jc w:val="center"/>
+            </w:pPr>
+            <w:r>
+              <w:br/>
+            </w:r>
+            <w:r>
+              <w:br/>
+            </w:r>
+            <w:r>
+              <w:br/>
+            </w:r>
+          </w:p>
+        </w:tc>
+        <w:tc>
+          <w:tcPr>
+            <w:tcW w:w="3025" w:type="dxa"/>
+          </w:tcPr>
+          <w:p>
+            <w:pPr>
+              <w:jc w:val="center"/>
+            </w:pPr>
+            <w:r>
+              <w:rPr>
+                <w:b/>
+              </w:rPr>
+              <w:br/>
+            </w:r>
+            <w:r>
+              <w:rPr>
+                <w:b/>
+              </w:rPr>
+              <w:br/>
+            </w:r>
+            <w:r>
+              <w:rPr>
+                <w:b/>
+              </w:rPr>
               <w:br/>
               <w:t>Đậu Đình Nguyên</w:t>
             </w:r>
@@ -6131,6 +6443,7 @@
         </w:tc>
       </w:tr>
     </w:tbl>
+    <w:p/>
     <w:sectPr>
       <w:headerReference w:type="even" r:id="rId8"/>
       <w:headerReference w:type="default" r:id="rId9"/>
@@ -6148,7 +6461,7 @@
 </file>
 
 <file path=word/endnotes.xml><?xml version="1.0" encoding="utf-8"?>
-<w:endnotes xmlns:wpc="http://schemas.microsoft.com/office/word/2010/wordprocessingCanvas" xmlns:cx="http://schemas.microsoft.com/office/drawing/2014/chartex" xmlns:cx1="http://schemas.microsoft.com/office/drawing/2015/9/8/chartex" xmlns:cx2="http://schemas.microsoft.com/office/drawing/2015/10/21/chartex" xmlns:cx3="http://schemas.microsoft.com/office/drawing/2016/5/9/chartex" xmlns:cx4="http://schemas.microsoft.com/office/drawing/2016/5/10/chartex" xmlns:cx5="http://schemas.microsoft.com/office/drawing/2016/5/11/chartex" xmlns:cx6="http://schemas.microsoft.com/office/drawing/2016/5/12/chartex" xmlns:cx7="http://schemas.microsoft.com/office/drawing/2016/5/13/chartex" xmlns:cx8="http://schemas.microsoft.com/office/drawing/2016/5/14/chartex" xmlns:mc="http://schemas.openxmlformats.org/markup-compatibility/2006" xmlns:aink="http://schemas.microsoft.com/office/drawing/2016/ink" xmlns:am3d="http://schemas.microsoft.com/office/drawing/2017/model3d" xmlns:o="urn:schemas-microsoft-com:office:office" xmlns:oel="http://schemas.microsoft.com/office/2019/extlst" xmlns:r="http://schemas.openxmlformats.org/officeDocument/2006/relationships" xmlns:m="http://schemas.openxmlformats.org/officeDocument/2006/math" xmlns:v="urn:schemas-microsoft-com:vml" xmlns:wp14="http://schemas.microsoft.com/office/word/2010/wordprocessingDrawing" xmlns:wp="http://schemas.openxmlformats.org/drawingml/2006/wordprocessingDrawing" xmlns:w10="urn:schemas-microsoft-com:office:word" xmlns:w="http://schemas.openxmlformats.org/wordprocessingml/2006/main" xmlns:w14="http://schemas.microsoft.com/office/word/2010/wordml" xmlns:w15="http://schemas.microsoft.com/office/word/2012/wordml" xmlns:w16cei="http://schemas.microsoft.com/office/word/2026/wordml/cei" xmlns:w16cex="http://schemas.microsoft.com/office/word/2018/wordml/cex" xmlns:w16cid="http://schemas.microsoft.com/office/word/2016/wordml/cid" xmlns:w16="http://schemas.microsoft.com/office/word/2018/wordml" xmlns:w16du="http://schemas.microsoft.com/office/word/2023/wordml/word16du" xmlns:w16sdtdh="http://schemas.microsoft.com/office/word/2020/wordml/sdtdatahash" xmlns:w16sdtfl="http://schemas.microsoft.com/office/word/2024/wordml/sdtformatlock" xmlns:w16se="http://schemas.microsoft.com/office/word/2015/wordml/symex" xmlns:wpg="http://schemas.microsoft.com/office/word/2010/wordprocessingGroup" xmlns:wpi="http://schemas.microsoft.com/office/word/2010/wordprocessingInk" xmlns:wne="http://schemas.microsoft.com/office/word/2006/wordml" xmlns:wps="http://schemas.microsoft.com/office/word/2010/wordprocessingShape" mc:Ignorable="w14 w15 w16se w16cid w16 w16cex w16sdtdh w16sdtfl w16du wp14">
+<w:endnotes xmlns:wpc="http://schemas.microsoft.com/office/word/2010/wordprocessingCanvas" xmlns:cx="http://schemas.microsoft.com/office/drawing/2014/chartex" xmlns:cx1="http://schemas.microsoft.com/office/drawing/2015/9/8/chartex" xmlns:cx2="http://schemas.microsoft.com/office/drawing/2015/10/21/chartex" xmlns:cx3="http://schemas.microsoft.com/office/drawing/2016/5/9/chartex" xmlns:cx4="http://schemas.microsoft.com/office/drawing/2016/5/10/chartex" xmlns:cx5="http://schemas.microsoft.com/office/drawing/2016/5/11/chartex" xmlns:cx6="http://schemas.microsoft.com/office/drawing/2016/5/12/chartex" xmlns:cx7="http://schemas.microsoft.com/office/drawing/2016/5/13/chartex" xmlns:cx8="http://schemas.microsoft.com/office/drawing/2016/5/14/chartex" xmlns:mc="http://schemas.openxmlformats.org/markup-compatibility/2006" xmlns:aink="http://schemas.microsoft.com/office/drawing/2016/ink" xmlns:am3d="http://schemas.microsoft.com/office/drawing/2017/model3d" xmlns:o="urn:schemas-microsoft-com:office:office" xmlns:oel="http://schemas.microsoft.com/office/2019/extlst" xmlns:r="http://schemas.openxmlformats.org/officeDocument/2006/relationships" xmlns:m="http://schemas.openxmlformats.org/officeDocument/2006/math" xmlns:v="urn:schemas-microsoft-com:vml" xmlns:wp14="http://schemas.microsoft.com/office/word/2010/wordprocessingDrawing" xmlns:wp="http://schemas.openxmlformats.org/drawingml/2006/wordprocessingDrawing" xmlns:w10="urn:schemas-microsoft-com:office:word" xmlns:w="http://schemas.openxmlformats.org/wordprocessingml/2006/main" xmlns:w14="http://schemas.microsoft.com/office/word/2010/wordml" xmlns:w15="http://schemas.microsoft.com/office/word/2012/wordml" xmlns:w16cex="http://schemas.microsoft.com/office/word/2018/wordml/cex" xmlns:w16cid="http://schemas.microsoft.com/office/word/2016/wordml/cid" xmlns:w16="http://schemas.microsoft.com/office/word/2018/wordml" xmlns:w16du="http://schemas.microsoft.com/office/word/2023/wordml/word16du" xmlns:w16sdtdh="http://schemas.microsoft.com/office/word/2020/wordml/sdtdatahash" xmlns:w16sdtfl="http://schemas.microsoft.com/office/word/2024/wordml/sdtformatlock" xmlns:w16se="http://schemas.microsoft.com/office/word/2015/wordml/symex" xmlns:wpg="http://schemas.microsoft.com/office/word/2010/wordprocessingGroup" xmlns:wpi="http://schemas.microsoft.com/office/word/2010/wordprocessingInk" xmlns:wne="http://schemas.microsoft.com/office/word/2006/wordml" xmlns:wps="http://schemas.microsoft.com/office/word/2010/wordprocessingShape" mc:Ignorable="w14 w15 w16se w16cid w16 w16cex w16sdtdh w16sdtfl w16du wp14">
   <w:endnote w:type="separator" w:id="-1">
     <w:p>
       <w:pPr>
@@ -6173,7 +6486,7 @@
 </file>
 
 <file path=word/footer1.xml><?xml version="1.0" encoding="utf-8"?>
-<w:ftr xmlns:wpc="http://schemas.microsoft.com/office/word/2010/wordprocessingCanvas" xmlns:cx="http://schemas.microsoft.com/office/drawing/2014/chartex" xmlns:cx1="http://schemas.microsoft.com/office/drawing/2015/9/8/chartex" xmlns:cx2="http://schemas.microsoft.com/office/drawing/2015/10/21/chartex" xmlns:cx3="http://schemas.microsoft.com/office/drawing/2016/5/9/chartex" xmlns:cx4="http://schemas.microsoft.com/office/drawing/2016/5/10/chartex" xmlns:cx5="http://schemas.microsoft.com/office/drawing/2016/5/11/chartex" xmlns:cx6="http://schemas.microsoft.com/office/drawing/2016/5/12/chartex" xmlns:cx7="http://schemas.microsoft.com/office/drawing/2016/5/13/chartex" xmlns:cx8="http://schemas.microsoft.com/office/drawing/2016/5/14/chartex" xmlns:mc="http://schemas.openxmlformats.org/markup-compatibility/2006" xmlns:aink="http://schemas.microsoft.com/office/drawing/2016/ink" xmlns:am3d="http://schemas.microsoft.com/office/drawing/2017/model3d" xmlns:o="urn:schemas-microsoft-com:office:office" xmlns:oel="http://schemas.microsoft.com/office/2019/extlst" xmlns:r="http://schemas.openxmlformats.org/officeDocument/2006/relationships" xmlns:m="http://schemas.openxmlformats.org/officeDocument/2006/math" xmlns:v="urn:schemas-microsoft-com:vml" xmlns:wp14="http://schemas.microsoft.com/office/word/2010/wordprocessingDrawing" xmlns:wp="http://schemas.openxmlformats.org/drawingml/2006/wordprocessingDrawing" xmlns:w10="urn:schemas-microsoft-com:office:word" xmlns:w="http://schemas.openxmlformats.org/wordprocessingml/2006/main" xmlns:w14="http://schemas.microsoft.com/office/word/2010/wordml" xmlns:w15="http://schemas.microsoft.com/office/word/2012/wordml" xmlns:w16cei="http://schemas.microsoft.com/office/word/2026/wordml/cei" xmlns:w16cex="http://schemas.microsoft.com/office/word/2018/wordml/cex" xmlns:w16cid="http://schemas.microsoft.com/office/word/2016/wordml/cid" xmlns:w16="http://schemas.microsoft.com/office/word/2018/wordml" xmlns:w16du="http://schemas.microsoft.com/office/word/2023/wordml/word16du" xmlns:w16sdtdh="http://schemas.microsoft.com/office/word/2020/wordml/sdtdatahash" xmlns:w16sdtfl="http://schemas.microsoft.com/office/word/2024/wordml/sdtformatlock" xmlns:w16se="http://schemas.microsoft.com/office/word/2015/wordml/symex" xmlns:wpg="http://schemas.microsoft.com/office/word/2010/wordprocessingGroup" xmlns:wpi="http://schemas.microsoft.com/office/word/2010/wordprocessingInk" xmlns:wne="http://schemas.microsoft.com/office/word/2006/wordml" xmlns:wps="http://schemas.microsoft.com/office/word/2010/wordprocessingShape" mc:Ignorable="w14 w15 w16se w16cid w16 w16cex w16sdtdh w16sdtfl w16du wp14">
+<w:ftr xmlns:wpc="http://schemas.microsoft.com/office/word/2010/wordprocessingCanvas" xmlns:cx="http://schemas.microsoft.com/office/drawing/2014/chartex" xmlns:cx1="http://schemas.microsoft.com/office/drawing/2015/9/8/chartex" xmlns:cx2="http://schemas.microsoft.com/office/drawing/2015/10/21/chartex" xmlns:cx3="http://schemas.microsoft.com/office/drawing/2016/5/9/chartex" xmlns:cx4="http://schemas.microsoft.com/office/drawing/2016/5/10/chartex" xmlns:cx5="http://schemas.microsoft.com/office/drawing/2016/5/11/chartex" xmlns:cx6="http://schemas.microsoft.com/office/drawing/2016/5/12/chartex" xmlns:cx7="http://schemas.microsoft.com/office/drawing/2016/5/13/chartex" xmlns:cx8="http://schemas.microsoft.com/office/drawing/2016/5/14/chartex" xmlns:mc="http://schemas.openxmlformats.org/markup-compatibility/2006" xmlns:aink="http://schemas.microsoft.com/office/drawing/2016/ink" xmlns:am3d="http://schemas.microsoft.com/office/drawing/2017/model3d" xmlns:o="urn:schemas-microsoft-com:office:office" xmlns:oel="http://schemas.microsoft.com/office/2019/extlst" xmlns:r="http://schemas.openxmlformats.org/officeDocument/2006/relationships" xmlns:m="http://schemas.openxmlformats.org/officeDocument/2006/math" xmlns:v="urn:schemas-microsoft-com:vml" xmlns:wp14="http://schemas.microsoft.com/office/word/2010/wordprocessingDrawing" xmlns:wp="http://schemas.openxmlformats.org/drawingml/2006/wordprocessingDrawing" xmlns:w10="urn:schemas-microsoft-com:office:word" xmlns:w="http://schemas.openxmlformats.org/wordprocessingml/2006/main" xmlns:w14="http://schemas.microsoft.com/office/word/2010/wordml" xmlns:w15="http://schemas.microsoft.com/office/word/2012/wordml" xmlns:w16cex="http://schemas.microsoft.com/office/word/2018/wordml/cex" xmlns:w16cid="http://schemas.microsoft.com/office/word/2016/wordml/cid" xmlns:w16="http://schemas.microsoft.com/office/word/2018/wordml" xmlns:w16du="http://schemas.microsoft.com/office/word/2023/wordml/word16du" xmlns:w16sdtdh="http://schemas.microsoft.com/office/word/2020/wordml/sdtdatahash" xmlns:w16sdtfl="http://schemas.microsoft.com/office/word/2024/wordml/sdtformatlock" xmlns:w16se="http://schemas.microsoft.com/office/word/2015/wordml/symex" xmlns:wpg="http://schemas.microsoft.com/office/word/2010/wordprocessingGroup" xmlns:wpi="http://schemas.microsoft.com/office/word/2010/wordprocessingInk" xmlns:wne="http://schemas.microsoft.com/office/word/2006/wordml" xmlns:wps="http://schemas.microsoft.com/office/word/2010/wordprocessingShape" mc:Ignorable="w14 w15 w16se w16cid w16 w16cex w16sdtdh w16sdtfl w16du wp14">
   <w:p>
     <w:pPr>
       <w:pStyle w:val="Footer"/>
@@ -6183,7 +6496,7 @@
 </file>
 
 <file path=word/footer2.xml><?xml version="1.0" encoding="utf-8"?>
-<w:ftr xmlns:wpc="http://schemas.microsoft.com/office/word/2010/wordprocessingCanvas" xmlns:cx="http://schemas.microsoft.com/office/drawing/2014/chartex" xmlns:cx1="http://schemas.microsoft.com/office/drawing/2015/9/8/chartex" xmlns:cx2="http://schemas.microsoft.com/office/drawing/2015/10/21/chartex" xmlns:cx3="http://schemas.microsoft.com/office/drawing/2016/5/9/chartex" xmlns:cx4="http://schemas.microsoft.com/office/drawing/2016/5/10/chartex" xmlns:cx5="http://schemas.microsoft.com/office/drawing/2016/5/11/chartex" xmlns:cx6="http://schemas.microsoft.com/office/drawing/2016/5/12/chartex" xmlns:cx7="http://schemas.microsoft.com/office/drawing/2016/5/13/chartex" xmlns:cx8="http://schemas.microsoft.com/office/drawing/2016/5/14/chartex" xmlns:mc="http://schemas.openxmlformats.org/markup-compatibility/2006" xmlns:aink="http://schemas.microsoft.com/office/drawing/2016/ink" xmlns:am3d="http://schemas.microsoft.com/office/drawing/2017/model3d" xmlns:o="urn:schemas-microsoft-com:office:office" xmlns:oel="http://schemas.microsoft.com/office/2019/extlst" xmlns:r="http://schemas.openxmlformats.org/officeDocument/2006/relationships" xmlns:m="http://schemas.openxmlformats.org/officeDocument/2006/math" xmlns:v="urn:schemas-microsoft-com:vml" xmlns:wp14="http://schemas.microsoft.com/office/word/2010/wordprocessingDrawing" xmlns:wp="http://schemas.openxmlformats.org/drawingml/2006/wordprocessingDrawing" xmlns:w10="urn:schemas-microsoft-com:office:word" xmlns:w="http://schemas.openxmlformats.org/wordprocessingml/2006/main" xmlns:w14="http://schemas.microsoft.com/office/word/2010/wordml" xmlns:w15="http://schemas.microsoft.com/office/word/2012/wordml" xmlns:w16cei="http://schemas.microsoft.com/office/word/2026/wordml/cei" xmlns:w16cex="http://schemas.microsoft.com/office/word/2018/wordml/cex" xmlns:w16cid="http://schemas.microsoft.com/office/word/2016/wordml/cid" xmlns:w16="http://schemas.microsoft.com/office/word/2018/wordml" xmlns:w16du="http://schemas.microsoft.com/office/word/2023/wordml/word16du" xmlns:w16sdtdh="http://schemas.microsoft.com/office/word/2020/wordml/sdtdatahash" xmlns:w16sdtfl="http://schemas.microsoft.com/office/word/2024/wordml/sdtformatlock" xmlns:w16se="http://schemas.microsoft.com/office/word/2015/wordml/symex" xmlns:wpg="http://schemas.microsoft.com/office/word/2010/wordprocessingGroup" xmlns:wpi="http://schemas.microsoft.com/office/word/2010/wordprocessingInk" xmlns:wne="http://schemas.microsoft.com/office/word/2006/wordml" xmlns:wps="http://schemas.microsoft.com/office/word/2010/wordprocessingShape" mc:Ignorable="w14 w15 w16se w16cid w16 w16cex w16sdtdh w16sdtfl w16du wp14">
+<w:ftr xmlns:wpc="http://schemas.microsoft.com/office/word/2010/wordprocessingCanvas" xmlns:cx="http://schemas.microsoft.com/office/drawing/2014/chartex" xmlns:cx1="http://schemas.microsoft.com/office/drawing/2015/9/8/chartex" xmlns:cx2="http://schemas.microsoft.com/office/drawing/2015/10/21/chartex" xmlns:cx3="http://schemas.microsoft.com/office/drawing/2016/5/9/chartex" xmlns:cx4="http://schemas.microsoft.com/office/drawing/2016/5/10/chartex" xmlns:cx5="http://schemas.microsoft.com/office/drawing/2016/5/11/chartex" xmlns:cx6="http://schemas.microsoft.com/office/drawing/2016/5/12/chartex" xmlns:cx7="http://schemas.microsoft.com/office/drawing/2016/5/13/chartex" xmlns:cx8="http://schemas.microsoft.com/office/drawing/2016/5/14/chartex" xmlns:mc="http://schemas.openxmlformats.org/markup-compatibility/2006" xmlns:aink="http://schemas.microsoft.com/office/drawing/2016/ink" xmlns:am3d="http://schemas.microsoft.com/office/drawing/2017/model3d" xmlns:o="urn:schemas-microsoft-com:office:office" xmlns:oel="http://schemas.microsoft.com/office/2019/extlst" xmlns:r="http://schemas.openxmlformats.org/officeDocument/2006/relationships" xmlns:m="http://schemas.openxmlformats.org/officeDocument/2006/math" xmlns:v="urn:schemas-microsoft-com:vml" xmlns:wp14="http://schemas.microsoft.com/office/word/2010/wordprocessingDrawing" xmlns:wp="http://schemas.openxmlformats.org/drawingml/2006/wordprocessingDrawing" xmlns:w10="urn:schemas-microsoft-com:office:word" xmlns:w="http://schemas.openxmlformats.org/wordprocessingml/2006/main" xmlns:w14="http://schemas.microsoft.com/office/word/2010/wordml" xmlns:w15="http://schemas.microsoft.com/office/word/2012/wordml" xmlns:w16cex="http://schemas.microsoft.com/office/word/2018/wordml/cex" xmlns:w16cid="http://schemas.microsoft.com/office/word/2016/wordml/cid" xmlns:w16="http://schemas.microsoft.com/office/word/2018/wordml" xmlns:w16du="http://schemas.microsoft.com/office/word/2023/wordml/word16du" xmlns:w16sdtdh="http://schemas.microsoft.com/office/word/2020/wordml/sdtdatahash" xmlns:w16sdtfl="http://schemas.microsoft.com/office/word/2024/wordml/sdtformatlock" xmlns:w16se="http://schemas.microsoft.com/office/word/2015/wordml/symex" xmlns:wpg="http://schemas.microsoft.com/office/word/2010/wordprocessingGroup" xmlns:wpi="http://schemas.microsoft.com/office/word/2010/wordprocessingInk" xmlns:wne="http://schemas.microsoft.com/office/word/2006/wordml" xmlns:wps="http://schemas.microsoft.com/office/word/2010/wordprocessingShape" mc:Ignorable="w14 w15 w16se w16cid w16 w16cex w16sdtdh w16sdtfl w16du wp14">
   <w:p>
     <w:pPr>
       <w:pBdr>
@@ -6255,7 +6568,7 @@
 </file>
 
 <file path=word/footer3.xml><?xml version="1.0" encoding="utf-8"?>
-<w:ftr xmlns:wpc="http://schemas.microsoft.com/office/word/2010/wordprocessingCanvas" xmlns:cx="http://schemas.microsoft.com/office/drawing/2014/chartex" xmlns:cx1="http://schemas.microsoft.com/office/drawing/2015/9/8/chartex" xmlns:cx2="http://schemas.microsoft.com/office/drawing/2015/10/21/chartex" xmlns:cx3="http://schemas.microsoft.com/office/drawing/2016/5/9/chartex" xmlns:cx4="http://schemas.microsoft.com/office/drawing/2016/5/10/chartex" xmlns:cx5="http://schemas.microsoft.com/office/drawing/2016/5/11/chartex" xmlns:cx6="http://schemas.microsoft.com/office/drawing/2016/5/12/chartex" xmlns:cx7="http://schemas.microsoft.com/office/drawing/2016/5/13/chartex" xmlns:cx8="http://schemas.microsoft.com/office/drawing/2016/5/14/chartex" xmlns:mc="http://schemas.openxmlformats.org/markup-compatibility/2006" xmlns:aink="http://schemas.microsoft.com/office/drawing/2016/ink" xmlns:am3d="http://schemas.microsoft.com/office/drawing/2017/model3d" xmlns:o="urn:schemas-microsoft-com:office:office" xmlns:oel="http://schemas.microsoft.com/office/2019/extlst" xmlns:r="http://schemas.openxmlformats.org/officeDocument/2006/relationships" xmlns:m="http://schemas.openxmlformats.org/officeDocument/2006/math" xmlns:v="urn:schemas-microsoft-com:vml" xmlns:wp14="http://schemas.microsoft.com/office/word/2010/wordprocessingDrawing" xmlns:wp="http://schemas.openxmlformats.org/drawingml/2006/wordprocessingDrawing" xmlns:w10="urn:schemas-microsoft-com:office:word" xmlns:w="http://schemas.openxmlformats.org/wordprocessingml/2006/main" xmlns:w14="http://schemas.microsoft.com/office/word/2010/wordml" xmlns:w15="http://schemas.microsoft.com/office/word/2012/wordml" xmlns:w16cei="http://schemas.microsoft.com/office/word/2026/wordml/cei" xmlns:w16cex="http://schemas.microsoft.com/office/word/2018/wordml/cex" xmlns:w16cid="http://schemas.microsoft.com/office/word/2016/wordml/cid" xmlns:w16="http://schemas.microsoft.com/office/word/2018/wordml" xmlns:w16du="http://schemas.microsoft.com/office/word/2023/wordml/word16du" xmlns:w16sdtdh="http://schemas.microsoft.com/office/word/2020/wordml/sdtdatahash" xmlns:w16sdtfl="http://schemas.microsoft.com/office/word/2024/wordml/sdtformatlock" xmlns:w16se="http://schemas.microsoft.com/office/word/2015/wordml/symex" xmlns:wpg="http://schemas.microsoft.com/office/word/2010/wordprocessingGroup" xmlns:wpi="http://schemas.microsoft.com/office/word/2010/wordprocessingInk" xmlns:wne="http://schemas.microsoft.com/office/word/2006/wordml" xmlns:wps="http://schemas.microsoft.com/office/word/2010/wordprocessingShape" mc:Ignorable="w14 w15 w16se w16cid w16 w16cex w16sdtdh w16sdtfl w16du wp14">
+<w:ftr xmlns:wpc="http://schemas.microsoft.com/office/word/2010/wordprocessingCanvas" xmlns:cx="http://schemas.microsoft.com/office/drawing/2014/chartex" xmlns:cx1="http://schemas.microsoft.com/office/drawing/2015/9/8/chartex" xmlns:cx2="http://schemas.microsoft.com/office/drawing/2015/10/21/chartex" xmlns:cx3="http://schemas.microsoft.com/office/drawing/2016/5/9/chartex" xmlns:cx4="http://schemas.microsoft.com/office/drawing/2016/5/10/chartex" xmlns:cx5="http://schemas.microsoft.com/office/drawing/2016/5/11/chartex" xmlns:cx6="http://schemas.microsoft.com/office/drawing/2016/5/12/chartex" xmlns:cx7="http://schemas.microsoft.com/office/drawing/2016/5/13/chartex" xmlns:cx8="http://schemas.microsoft.com/office/drawing/2016/5/14/chartex" xmlns:mc="http://schemas.openxmlformats.org/markup-compatibility/2006" xmlns:aink="http://schemas.microsoft.com/office/drawing/2016/ink" xmlns:am3d="http://schemas.microsoft.com/office/drawing/2017/model3d" xmlns:o="urn:schemas-microsoft-com:office:office" xmlns:oel="http://schemas.microsoft.com/office/2019/extlst" xmlns:r="http://schemas.openxmlformats.org/officeDocument/2006/relationships" xmlns:m="http://schemas.openxmlformats.org/officeDocument/2006/math" xmlns:v="urn:schemas-microsoft-com:vml" xmlns:wp14="http://schemas.microsoft.com/office/word/2010/wordprocessingDrawing" xmlns:wp="http://schemas.openxmlformats.org/drawingml/2006/wordprocessingDrawing" xmlns:w10="urn:schemas-microsoft-com:office:word" xmlns:w="http://schemas.openxmlformats.org/wordprocessingml/2006/main" xmlns:w14="http://schemas.microsoft.com/office/word/2010/wordml" xmlns:w15="http://schemas.microsoft.com/office/word/2012/wordml" xmlns:w16cex="http://schemas.microsoft.com/office/word/2018/wordml/cex" xmlns:w16cid="http://schemas.microsoft.com/office/word/2016/wordml/cid" xmlns:w16="http://schemas.microsoft.com/office/word/2018/wordml" xmlns:w16du="http://schemas.microsoft.com/office/word/2023/wordml/word16du" xmlns:w16sdtdh="http://schemas.microsoft.com/office/word/2020/wordml/sdtdatahash" xmlns:w16sdtfl="http://schemas.microsoft.com/office/word/2024/wordml/sdtformatlock" xmlns:w16se="http://schemas.microsoft.com/office/word/2015/wordml/symex" xmlns:wpg="http://schemas.microsoft.com/office/word/2010/wordprocessingGroup" xmlns:wpi="http://schemas.microsoft.com/office/word/2010/wordprocessingInk" xmlns:wne="http://schemas.microsoft.com/office/word/2006/wordml" xmlns:wps="http://schemas.microsoft.com/office/word/2010/wordprocessingShape" mc:Ignorable="w14 w15 w16se w16cid w16 w16cex w16sdtdh w16sdtfl w16du wp14">
   <w:p>
     <w:pPr>
       <w:pStyle w:val="Footer"/>
@@ -6265,7 +6578,7 @@
 </file>
 
 <file path=word/footnotes.xml><?xml version="1.0" encoding="utf-8"?>
-<w:footnotes xmlns:wpc="http://schemas.microsoft.com/office/word/2010/wordprocessingCanvas" xmlns:cx="http://schemas.microsoft.com/office/drawing/2014/chartex" xmlns:cx1="http://schemas.microsoft.com/office/drawing/2015/9/8/chartex" xmlns:cx2="http://schemas.microsoft.com/office/drawing/2015/10/21/chartex" xmlns:cx3="http://schemas.microsoft.com/office/drawing/2016/5/9/chartex" xmlns:cx4="http://schemas.microsoft.com/office/drawing/2016/5/10/chartex" xmlns:cx5="http://schemas.microsoft.com/office/drawing/2016/5/11/chartex" xmlns:cx6="http://schemas.microsoft.com/office/drawing/2016/5/12/chartex" xmlns:cx7="http://schemas.microsoft.com/office/drawing/2016/5/13/chartex" xmlns:cx8="http://schemas.microsoft.com/office/drawing/2016/5/14/chartex" xmlns:mc="http://schemas.openxmlformats.org/markup-compatibility/2006" xmlns:aink="http://schemas.microsoft.com/office/drawing/2016/ink" xmlns:am3d="http://schemas.microsoft.com/office/drawing/2017/model3d" xmlns:o="urn:schemas-microsoft-com:office:office" xmlns:oel="http://schemas.microsoft.com/office/2019/extlst" xmlns:r="http://schemas.openxmlformats.org/officeDocument/2006/relationships" xmlns:m="http://schemas.openxmlformats.org/officeDocument/2006/math" xmlns:v="urn:schemas-microsoft-com:vml" xmlns:wp14="http://schemas.microsoft.com/office/word/2010/wordprocessingDrawing" xmlns:wp="http://schemas.openxmlformats.org/drawingml/2006/wordprocessingDrawing" xmlns:w10="urn:schemas-microsoft-com:office:word" xmlns:w="http://schemas.openxmlformats.org/wordprocessingml/2006/main" xmlns:w14="http://schemas.microsoft.com/office/word/2010/wordml" xmlns:w15="http://schemas.microsoft.com/office/word/2012/wordml" xmlns:w16cei="http://schemas.microsoft.com/office/word/2026/wordml/cei" xmlns:w16cex="http://schemas.microsoft.com/office/word/2018/wordml/cex" xmlns:w16cid="http://schemas.microsoft.com/office/word/2016/wordml/cid" xmlns:w16="http://schemas.microsoft.com/office/word/2018/wordml" xmlns:w16du="http://schemas.microsoft.com/office/word/2023/wordml/word16du" xmlns:w16sdtdh="http://schemas.microsoft.com/office/word/2020/wordml/sdtdatahash" xmlns:w16sdtfl="http://schemas.microsoft.com/office/word/2024/wordml/sdtformatlock" xmlns:w16se="http://schemas.microsoft.com/office/word/2015/wordml/symex" xmlns:wpg="http://schemas.microsoft.com/office/word/2010/wordprocessingGroup" xmlns:wpi="http://schemas.microsoft.com/office/word/2010/wordprocessingInk" xmlns:wne="http://schemas.microsoft.com/office/word/2006/wordml" xmlns:wps="http://schemas.microsoft.com/office/word/2010/wordprocessingShape" mc:Ignorable="w14 w15 w16se w16cid w16 w16cex w16sdtdh w16sdtfl w16du wp14">
+<w:footnotes xmlns:wpc="http://schemas.microsoft.com/office/word/2010/wordprocessingCanvas" xmlns:cx="http://schemas.microsoft.com/office/drawing/2014/chartex" xmlns:cx1="http://schemas.microsoft.com/office/drawing/2015/9/8/chartex" xmlns:cx2="http://schemas.microsoft.com/office/drawing/2015/10/21/chartex" xmlns:cx3="http://schemas.microsoft.com/office/drawing/2016/5/9/chartex" xmlns:cx4="http://schemas.microsoft.com/office/drawing/2016/5/10/chartex" xmlns:cx5="http://schemas.microsoft.com/office/drawing/2016/5/11/chartex" xmlns:cx6="http://schemas.microsoft.com/office/drawing/2016/5/12/chartex" xmlns:cx7="http://schemas.microsoft.com/office/drawing/2016/5/13/chartex" xmlns:cx8="http://schemas.microsoft.com/office/drawing/2016/5/14/chartex" xmlns:mc="http://schemas.openxmlformats.org/markup-compatibility/2006" xmlns:aink="http://schemas.microsoft.com/office/drawing/2016/ink" xmlns:am3d="http://schemas.microsoft.com/office/drawing/2017/model3d" xmlns:o="urn:schemas-microsoft-com:office:office" xmlns:oel="http://schemas.microsoft.com/office/2019/extlst" xmlns:r="http://schemas.openxmlformats.org/officeDocument/2006/relationships" xmlns:m="http://schemas.openxmlformats.org/officeDocument/2006/math" xmlns:v="urn:schemas-microsoft-com:vml" xmlns:wp14="http://schemas.microsoft.com/office/word/2010/wordprocessingDrawing" xmlns:wp="http://schemas.openxmlformats.org/drawingml/2006/wordprocessingDrawing" xmlns:w10="urn:schemas-microsoft-com:office:word" xmlns:w="http://schemas.openxmlformats.org/wordprocessingml/2006/main" xmlns:w14="http://schemas.microsoft.com/office/word/2010/wordml" xmlns:w15="http://schemas.microsoft.com/office/word/2012/wordml" xmlns:w16cex="http://schemas.microsoft.com/office/word/2018/wordml/cex" xmlns:w16cid="http://schemas.microsoft.com/office/word/2016/wordml/cid" xmlns:w16="http://schemas.microsoft.com/office/word/2018/wordml" xmlns:w16du="http://schemas.microsoft.com/office/word/2023/wordml/word16du" xmlns:w16sdtdh="http://schemas.microsoft.com/office/word/2020/wordml/sdtdatahash" xmlns:w16sdtfl="http://schemas.microsoft.com/office/word/2024/wordml/sdtformatlock" xmlns:w16se="http://schemas.microsoft.com/office/word/2015/wordml/symex" xmlns:wpg="http://schemas.microsoft.com/office/word/2010/wordprocessingGroup" xmlns:wpi="http://schemas.microsoft.com/office/word/2010/wordprocessingInk" xmlns:wne="http://schemas.microsoft.com/office/word/2006/wordml" xmlns:wps="http://schemas.microsoft.com/office/word/2010/wordprocessingShape" mc:Ignorable="w14 w15 w16se w16cid w16 w16cex w16sdtdh w16sdtfl w16du wp14">
   <w:footnote w:type="separator" w:id="-1">
     <w:p>
       <w:pPr>
@@ -6290,7 +6603,7 @@
 </file>
 
 <file path=word/header1.xml><?xml version="1.0" encoding="utf-8"?>
-<w:hdr xmlns:wpc="http://schemas.microsoft.com/office/word/2010/wordprocessingCanvas" xmlns:cx="http://schemas.microsoft.com/office/drawing/2014/chartex" xmlns:cx1="http://schemas.microsoft.com/office/drawing/2015/9/8/chartex" xmlns:cx2="http://schemas.microsoft.com/office/drawing/2015/10/21/chartex" xmlns:cx3="http://schemas.microsoft.com/office/drawing/2016/5/9/chartex" xmlns:cx4="http://schemas.microsoft.com/office/drawing/2016/5/10/chartex" xmlns:cx5="http://schemas.microsoft.com/office/drawing/2016/5/11/chartex" xmlns:cx6="http://schemas.microsoft.com/office/drawing/2016/5/12/chartex" xmlns:cx7="http://schemas.microsoft.com/office/drawing/2016/5/13/chartex" xmlns:cx8="http://schemas.microsoft.com/office/drawing/2016/5/14/chartex" xmlns:mc="http://schemas.openxmlformats.org/markup-compatibility/2006" xmlns:aink="http://schemas.microsoft.com/office/drawing/2016/ink" xmlns:am3d="http://schemas.microsoft.com/office/drawing/2017/model3d" xmlns:o="urn:schemas-microsoft-com:office:office" xmlns:oel="http://schemas.microsoft.com/office/2019/extlst" xmlns:r="http://schemas.openxmlformats.org/officeDocument/2006/relationships" xmlns:m="http://schemas.openxmlformats.org/officeDocument/2006/math" xmlns:v="urn:schemas-microsoft-com:vml" xmlns:wp14="http://schemas.microsoft.com/office/word/2010/wordprocessingDrawing" xmlns:wp="http://schemas.openxmlformats.org/drawingml/2006/wordprocessingDrawing" xmlns:w10="urn:schemas-microsoft-com:office:word" xmlns:w="http://schemas.openxmlformats.org/wordprocessingml/2006/main" xmlns:w14="http://schemas.microsoft.com/office/word/2010/wordml" xmlns:w15="http://schemas.microsoft.com/office/word/2012/wordml" xmlns:w16cei="http://schemas.microsoft.com/office/word/2026/wordml/cei" xmlns:w16cex="http://schemas.microsoft.com/office/word/2018/wordml/cex" xmlns:w16cid="http://schemas.microsoft.com/office/word/2016/wordml/cid" xmlns:w16="http://schemas.microsoft.com/office/word/2018/wordml" xmlns:w16du="http://schemas.microsoft.com/office/word/2023/wordml/word16du" xmlns:w16sdtdh="http://schemas.microsoft.com/office/word/2020/wordml/sdtdatahash" xmlns:w16sdtfl="http://schemas.microsoft.com/office/word/2024/wordml/sdtformatlock" xmlns:w16se="http://schemas.microsoft.com/office/word/2015/wordml/symex" xmlns:wpg="http://schemas.microsoft.com/office/word/2010/wordprocessingGroup" xmlns:wpi="http://schemas.microsoft.com/office/word/2010/wordprocessingInk" xmlns:wne="http://schemas.microsoft.com/office/word/2006/wordml" xmlns:wps="http://schemas.microsoft.com/office/word/2010/wordprocessingShape" mc:Ignorable="w14 w15 w16se w16cid w16 w16cex w16sdtdh w16sdtfl w16du wp14">
+<w:hdr xmlns:wpc="http://schemas.microsoft.com/office/word/2010/wordprocessingCanvas" xmlns:cx="http://schemas.microsoft.com/office/drawing/2014/chartex" xmlns:cx1="http://schemas.microsoft.com/office/drawing/2015/9/8/chartex" xmlns:cx2="http://schemas.microsoft.com/office/drawing/2015/10/21/chartex" xmlns:cx3="http://schemas.microsoft.com/office/drawing/2016/5/9/chartex" xmlns:cx4="http://schemas.microsoft.com/office/drawing/2016/5/10/chartex" xmlns:cx5="http://schemas.microsoft.com/office/drawing/2016/5/11/chartex" xmlns:cx6="http://schemas.microsoft.com/office/drawing/2016/5/12/chartex" xmlns:cx7="http://schemas.microsoft.com/office/drawing/2016/5/13/chartex" xmlns:cx8="http://schemas.microsoft.com/office/drawing/2016/5/14/chartex" xmlns:mc="http://schemas.openxmlformats.org/markup-compatibility/2006" xmlns:aink="http://schemas.microsoft.com/office/drawing/2016/ink" xmlns:am3d="http://schemas.microsoft.com/office/drawing/2017/model3d" xmlns:o="urn:schemas-microsoft-com:office:office" xmlns:oel="http://schemas.microsoft.com/office/2019/extlst" xmlns:r="http://schemas.openxmlformats.org/officeDocument/2006/relationships" xmlns:m="http://schemas.openxmlformats.org/officeDocument/2006/math" xmlns:v="urn:schemas-microsoft-com:vml" xmlns:wp14="http://schemas.microsoft.com/office/word/2010/wordprocessingDrawing" xmlns:wp="http://schemas.openxmlformats.org/drawingml/2006/wordprocessingDrawing" xmlns:w10="urn:schemas-microsoft-com:office:word" xmlns:w="http://schemas.openxmlformats.org/wordprocessingml/2006/main" xmlns:w14="http://schemas.microsoft.com/office/word/2010/wordml" xmlns:w15="http://schemas.microsoft.com/office/word/2012/wordml" xmlns:w16cex="http://schemas.microsoft.com/office/word/2018/wordml/cex" xmlns:w16cid="http://schemas.microsoft.com/office/word/2016/wordml/cid" xmlns:w16="http://schemas.microsoft.com/office/word/2018/wordml" xmlns:w16du="http://schemas.microsoft.com/office/word/2023/wordml/word16du" xmlns:w16sdtdh="http://schemas.microsoft.com/office/word/2020/wordml/sdtdatahash" xmlns:w16sdtfl="http://schemas.microsoft.com/office/word/2024/wordml/sdtformatlock" xmlns:w16se="http://schemas.microsoft.com/office/word/2015/wordml/symex" xmlns:wpg="http://schemas.microsoft.com/office/word/2010/wordprocessingGroup" xmlns:wpi="http://schemas.microsoft.com/office/word/2010/wordprocessingInk" xmlns:wne="http://schemas.microsoft.com/office/word/2006/wordml" xmlns:wps="http://schemas.microsoft.com/office/word/2010/wordprocessingShape" mc:Ignorable="w14 w15 w16se w16cid w16 w16cex w16sdtdh w16sdtfl w16du wp14">
   <w:p>
     <w:pPr>
       <w:pStyle w:val="Header"/>
@@ -6300,7 +6613,7 @@
 </file>
 
 <file path=word/header2.xml><?xml version="1.0" encoding="utf-8"?>
-<w:hdr xmlns:wpc="http://schemas.microsoft.com/office/word/2010/wordprocessingCanvas" xmlns:cx="http://schemas.microsoft.com/office/drawing/2014/chartex" xmlns:cx1="http://schemas.microsoft.com/office/drawing/2015/9/8/chartex" xmlns:cx2="http://schemas.microsoft.com/office/drawing/2015/10/21/chartex" xmlns:cx3="http://schemas.microsoft.com/office/drawing/2016/5/9/chartex" xmlns:cx4="http://schemas.microsoft.com/office/drawing/2016/5/10/chartex" xmlns:cx5="http://schemas.microsoft.com/office/drawing/2016/5/11/chartex" xmlns:cx6="http://schemas.microsoft.com/office/drawing/2016/5/12/chartex" xmlns:cx7="http://schemas.microsoft.com/office/drawing/2016/5/13/chartex" xmlns:cx8="http://schemas.microsoft.com/office/drawing/2016/5/14/chartex" xmlns:mc="http://schemas.openxmlformats.org/markup-compatibility/2006" xmlns:aink="http://schemas.microsoft.com/office/drawing/2016/ink" xmlns:am3d="http://schemas.microsoft.com/office/drawing/2017/model3d" xmlns:o="urn:schemas-microsoft-com:office:office" xmlns:oel="http://schemas.microsoft.com/office/2019/extlst" xmlns:r="http://schemas.openxmlformats.org/officeDocument/2006/relationships" xmlns:m="http://schemas.openxmlformats.org/officeDocument/2006/math" xmlns:v="urn:schemas-microsoft-com:vml" xmlns:wp14="http://schemas.microsoft.com/office/word/2010/wordprocessingDrawing" xmlns:wp="http://schemas.openxmlformats.org/drawingml/2006/wordprocessingDrawing" xmlns:w10="urn:schemas-microsoft-com:office:word" xmlns:w="http://schemas.openxmlformats.org/wordprocessingml/2006/main" xmlns:w14="http://schemas.microsoft.com/office/word/2010/wordml" xmlns:w15="http://schemas.microsoft.com/office/word/2012/wordml" xmlns:w16cei="http://schemas.microsoft.com/office/word/2026/wordml/cei" xmlns:w16cex="http://schemas.microsoft.com/office/word/2018/wordml/cex" xmlns:w16cid="http://schemas.microsoft.com/office/word/2016/wordml/cid" xmlns:w16="http://schemas.microsoft.com/office/word/2018/wordml" xmlns:w16du="http://schemas.microsoft.com/office/word/2023/wordml/word16du" xmlns:w16sdtdh="http://schemas.microsoft.com/office/word/2020/wordml/sdtdatahash" xmlns:w16sdtfl="http://schemas.microsoft.com/office/word/2024/wordml/sdtformatlock" xmlns:w16se="http://schemas.microsoft.com/office/word/2015/wordml/symex" xmlns:wpg="http://schemas.microsoft.com/office/word/2010/wordprocessingGroup" xmlns:wpi="http://schemas.microsoft.com/office/word/2010/wordprocessingInk" xmlns:wne="http://schemas.microsoft.com/office/word/2006/wordml" xmlns:wps="http://schemas.microsoft.com/office/word/2010/wordprocessingShape" mc:Ignorable="w14 w15 w16se w16cid w16 w16cex w16sdtdh w16sdtfl w16du wp14">
+<w:hdr xmlns:wpc="http://schemas.microsoft.com/office/word/2010/wordprocessingCanvas" xmlns:cx="http://schemas.microsoft.com/office/drawing/2014/chartex" xmlns:cx1="http://schemas.microsoft.com/office/drawing/2015/9/8/chartex" xmlns:cx2="http://schemas.microsoft.com/office/drawing/2015/10/21/chartex" xmlns:cx3="http://schemas.microsoft.com/office/drawing/2016/5/9/chartex" xmlns:cx4="http://schemas.microsoft.com/office/drawing/2016/5/10/chartex" xmlns:cx5="http://schemas.microsoft.com/office/drawing/2016/5/11/chartex" xmlns:cx6="http://schemas.microsoft.com/office/drawing/2016/5/12/chartex" xmlns:cx7="http://schemas.microsoft.com/office/drawing/2016/5/13/chartex" xmlns:cx8="http://schemas.microsoft.com/office/drawing/2016/5/14/chartex" xmlns:mc="http://schemas.openxmlformats.org/markup-compatibility/2006" xmlns:aink="http://schemas.microsoft.com/office/drawing/2016/ink" xmlns:am3d="http://schemas.microsoft.com/office/drawing/2017/model3d" xmlns:o="urn:schemas-microsoft-com:office:office" xmlns:oel="http://schemas.microsoft.com/office/2019/extlst" xmlns:r="http://schemas.openxmlformats.org/officeDocument/2006/relationships" xmlns:m="http://schemas.openxmlformats.org/officeDocument/2006/math" xmlns:v="urn:schemas-microsoft-com:vml" xmlns:wp14="http://schemas.microsoft.com/office/word/2010/wordprocessingDrawing" xmlns:wp="http://schemas.openxmlformats.org/drawingml/2006/wordprocessingDrawing" xmlns:w10="urn:schemas-microsoft-com:office:word" xmlns:w="http://schemas.openxmlformats.org/wordprocessingml/2006/main" xmlns:w14="http://schemas.microsoft.com/office/word/2010/wordml" xmlns:w15="http://schemas.microsoft.com/office/word/2012/wordml" xmlns:w16cex="http://schemas.microsoft.com/office/word/2018/wordml/cex" xmlns:w16cid="http://schemas.microsoft.com/office/word/2016/wordml/cid" xmlns:w16="http://schemas.microsoft.com/office/word/2018/wordml" xmlns:w16du="http://schemas.microsoft.com/office/word/2023/wordml/word16du" xmlns:w16sdtdh="http://schemas.microsoft.com/office/word/2020/wordml/sdtdatahash" xmlns:w16sdtfl="http://schemas.microsoft.com/office/word/2024/wordml/sdtformatlock" xmlns:w16se="http://schemas.microsoft.com/office/word/2015/wordml/symex" xmlns:wpg="http://schemas.microsoft.com/office/word/2010/wordprocessingGroup" xmlns:wpi="http://schemas.microsoft.com/office/word/2010/wordprocessingInk" xmlns:wne="http://schemas.microsoft.com/office/word/2006/wordml" xmlns:wps="http://schemas.microsoft.com/office/word/2010/wordprocessingShape" mc:Ignorable="w14 w15 w16se w16cid w16 w16cex w16sdtdh w16sdtfl w16du wp14">
   <w:p>
     <w:pPr>
       <w:pBdr>
@@ -6365,7 +6678,7 @@
 </file>
 
 <file path=word/header3.xml><?xml version="1.0" encoding="utf-8"?>
-<w:hdr xmlns:wpc="http://schemas.microsoft.com/office/word/2010/wordprocessingCanvas" xmlns:cx="http://schemas.microsoft.com/office/drawing/2014/chartex" xmlns:cx1="http://schemas.microsoft.com/office/drawing/2015/9/8/chartex" xmlns:cx2="http://schemas.microsoft.com/office/drawing/2015/10/21/chartex" xmlns:cx3="http://schemas.microsoft.com/office/drawing/2016/5/9/chartex" xmlns:cx4="http://schemas.microsoft.com/office/drawing/2016/5/10/chartex" xmlns:cx5="http://schemas.microsoft.com/office/drawing/2016/5/11/chartex" xmlns:cx6="http://schemas.microsoft.com/office/drawing/2016/5/12/chartex" xmlns:cx7="http://schemas.microsoft.com/office/drawing/2016/5/13/chartex" xmlns:cx8="http://schemas.microsoft.com/office/drawing/2016/5/14/chartex" xmlns:mc="http://schemas.openxmlformats.org/markup-compatibility/2006" xmlns:aink="http://schemas.microsoft.com/office/drawing/2016/ink" xmlns:am3d="http://schemas.microsoft.com/office/drawing/2017/model3d" xmlns:o="urn:schemas-microsoft-com:office:office" xmlns:oel="http://schemas.microsoft.com/office/2019/extlst" xmlns:r="http://schemas.openxmlformats.org/officeDocument/2006/relationships" xmlns:m="http://schemas.openxmlformats.org/officeDocument/2006/math" xmlns:v="urn:schemas-microsoft-com:vml" xmlns:wp14="http://schemas.microsoft.com/office/word/2010/wordprocessingDrawing" xmlns:wp="http://schemas.openxmlformats.org/drawingml/2006/wordprocessingDrawing" xmlns:w10="urn:schemas-microsoft-com:office:word" xmlns:w="http://schemas.openxmlformats.org/wordprocessingml/2006/main" xmlns:w14="http://schemas.microsoft.com/office/word/2010/wordml" xmlns:w15="http://schemas.microsoft.com/office/word/2012/wordml" xmlns:w16cei="http://schemas.microsoft.com/office/word/2026/wordml/cei" xmlns:w16cex="http://schemas.microsoft.com/office/word/2018/wordml/cex" xmlns:w16cid="http://schemas.microsoft.com/office/word/2016/wordml/cid" xmlns:w16="http://schemas.microsoft.com/office/word/2018/wordml" xmlns:w16du="http://schemas.microsoft.com/office/word/2023/wordml/word16du" xmlns:w16sdtdh="http://schemas.microsoft.com/office/word/2020/wordml/sdtdatahash" xmlns:w16sdtfl="http://schemas.microsoft.com/office/word/2024/wordml/sdtformatlock" xmlns:w16se="http://schemas.microsoft.com/office/word/2015/wordml/symex" xmlns:wpg="http://schemas.microsoft.com/office/word/2010/wordprocessingGroup" xmlns:wpi="http://schemas.microsoft.com/office/word/2010/wordprocessingInk" xmlns:wne="http://schemas.microsoft.com/office/word/2006/wordml" xmlns:wps="http://schemas.microsoft.com/office/word/2010/wordprocessingShape" mc:Ignorable="w14 w15 w16se w16cid w16 w16cex w16sdtdh w16sdtfl w16du wp14">
+<w:hdr xmlns:wpc="http://schemas.microsoft.com/office/word/2010/wordprocessingCanvas" xmlns:cx="http://schemas.microsoft.com/office/drawing/2014/chartex" xmlns:cx1="http://schemas.microsoft.com/office/drawing/2015/9/8/chartex" xmlns:cx2="http://schemas.microsoft.com/office/drawing/2015/10/21/chartex" xmlns:cx3="http://schemas.microsoft.com/office/drawing/2016/5/9/chartex" xmlns:cx4="http://schemas.microsoft.com/office/drawing/2016/5/10/chartex" xmlns:cx5="http://schemas.microsoft.com/office/drawing/2016/5/11/chartex" xmlns:cx6="http://schemas.microsoft.com/office/drawing/2016/5/12/chartex" xmlns:cx7="http://schemas.microsoft.com/office/drawing/2016/5/13/chartex" xmlns:cx8="http://schemas.microsoft.com/office/drawing/2016/5/14/chartex" xmlns:mc="http://schemas.openxmlformats.org/markup-compatibility/2006" xmlns:aink="http://schemas.microsoft.com/office/drawing/2016/ink" xmlns:am3d="http://schemas.microsoft.com/office/drawing/2017/model3d" xmlns:o="urn:schemas-microsoft-com:office:office" xmlns:oel="http://schemas.microsoft.com/office/2019/extlst" xmlns:r="http://schemas.openxmlformats.org/officeDocument/2006/relationships" xmlns:m="http://schemas.openxmlformats.org/officeDocument/2006/math" xmlns:v="urn:schemas-microsoft-com:vml" xmlns:wp14="http://schemas.microsoft.com/office/word/2010/wordprocessingDrawing" xmlns:wp="http://schemas.openxmlformats.org/drawingml/2006/wordprocessingDrawing" xmlns:w10="urn:schemas-microsoft-com:office:word" xmlns:w="http://schemas.openxmlformats.org/wordprocessingml/2006/main" xmlns:w14="http://schemas.microsoft.com/office/word/2010/wordml" xmlns:w15="http://schemas.microsoft.com/office/word/2012/wordml" xmlns:w16cex="http://schemas.microsoft.com/office/word/2018/wordml/cex" xmlns:w16cid="http://schemas.microsoft.com/office/word/2016/wordml/cid" xmlns:w16="http://schemas.microsoft.com/office/word/2018/wordml" xmlns:w16du="http://schemas.microsoft.com/office/word/2023/wordml/word16du" xmlns:w16sdtdh="http://schemas.microsoft.com/office/word/2020/wordml/sdtdatahash" xmlns:w16sdtfl="http://schemas.microsoft.com/office/word/2024/wordml/sdtformatlock" xmlns:w16se="http://schemas.microsoft.com/office/word/2015/wordml/symex" xmlns:wpg="http://schemas.microsoft.com/office/word/2010/wordprocessingGroup" xmlns:wpi="http://schemas.microsoft.com/office/word/2010/wordprocessingInk" xmlns:wne="http://schemas.microsoft.com/office/word/2006/wordml" xmlns:wps="http://schemas.microsoft.com/office/word/2010/wordprocessingShape" mc:Ignorable="w14 w15 w16se w16cid w16 w16cex w16sdtdh w16sdtfl w16du wp14">
   <w:p>
     <w:pPr>
       <w:pStyle w:val="Header"/>
@@ -6375,7 +6688,7 @@
 </file>
 
 <file path=word/numbering.xml><?xml version="1.0" encoding="utf-8"?>
-<w:numbering xmlns:wpc="http://schemas.microsoft.com/office/word/2010/wordprocessingCanvas" xmlns:cx="http://schemas.microsoft.com/office/drawing/2014/chartex" xmlns:cx1="http://schemas.microsoft.com/office/drawing/2015/9/8/chartex" xmlns:cx2="http://schemas.microsoft.com/office/drawing/2015/10/21/chartex" xmlns:cx3="http://schemas.microsoft.com/office/drawing/2016/5/9/chartex" xmlns:cx4="http://schemas.microsoft.com/office/drawing/2016/5/10/chartex" xmlns:cx5="http://schemas.microsoft.com/office/drawing/2016/5/11/chartex" xmlns:cx6="http://schemas.microsoft.com/office/drawing/2016/5/12/chartex" xmlns:cx7="http://schemas.microsoft.com/office/drawing/2016/5/13/chartex" xmlns:cx8="http://schemas.microsoft.com/office/drawing/2016/5/14/chartex" xmlns:mc="http://schemas.openxmlformats.org/markup-compatibility/2006" xmlns:aink="http://schemas.microsoft.com/office/drawing/2016/ink" xmlns:am3d="http://schemas.microsoft.com/office/drawing/2017/model3d" xmlns:o="urn:schemas-microsoft-com:office:office" xmlns:oel="http://schemas.microsoft.com/office/2019/extlst" xmlns:r="http://schemas.openxmlformats.org/officeDocument/2006/relationships" xmlns:m="http://schemas.openxmlformats.org/officeDocument/2006/math" xmlns:v="urn:schemas-microsoft-com:vml" xmlns:wp14="http://schemas.microsoft.com/office/word/2010/wordprocessingDrawing" xmlns:wp="http://schemas.openxmlformats.org/drawingml/2006/wordprocessingDrawing" xmlns:w10="urn:schemas-microsoft-com:office:word" xmlns:w="http://schemas.openxmlformats.org/wordprocessingml/2006/main" xmlns:w14="http://schemas.microsoft.com/office/word/2010/wordml" xmlns:w15="http://schemas.microsoft.com/office/word/2012/wordml" xmlns:w16cei="http://schemas.microsoft.com/office/word/2026/wordml/cei" xmlns:w16cex="http://schemas.microsoft.com/office/word/2018/wordml/cex" xmlns:w16cid="http://schemas.microsoft.com/office/word/2016/wordml/cid" xmlns:w16="http://schemas.microsoft.com/office/word/2018/wordml" xmlns:w16du="http://schemas.microsoft.com/office/word/2023/wordml/word16du" xmlns:w16sdtdh="http://schemas.microsoft.com/office/word/2020/wordml/sdtdatahash" xmlns:w16sdtfl="http://schemas.microsoft.com/office/word/2024/wordml/sdtformatlock" xmlns:w16se="http://schemas.microsoft.com/office/word/2015/wordml/symex" xmlns:wpg="http://schemas.microsoft.com/office/word/2010/wordprocessingGroup" xmlns:wpi="http://schemas.microsoft.com/office/word/2010/wordprocessingInk" xmlns:wne="http://schemas.microsoft.com/office/word/2006/wordml" xmlns:wps="http://schemas.microsoft.com/office/word/2010/wordprocessingShape" mc:Ignorable="w14 w15 w16se w16cid w16 w16cex w16sdtdh w16sdtfl w16du wp14">
+<w:numbering xmlns:wpc="http://schemas.microsoft.com/office/word/2010/wordprocessingCanvas" xmlns:cx="http://schemas.microsoft.com/office/drawing/2014/chartex" xmlns:cx1="http://schemas.microsoft.com/office/drawing/2015/9/8/chartex" xmlns:cx2="http://schemas.microsoft.com/office/drawing/2015/10/21/chartex" xmlns:cx3="http://schemas.microsoft.com/office/drawing/2016/5/9/chartex" xmlns:cx4="http://schemas.microsoft.com/office/drawing/2016/5/10/chartex" xmlns:cx5="http://schemas.microsoft.com/office/drawing/2016/5/11/chartex" xmlns:cx6="http://schemas.microsoft.com/office/drawing/2016/5/12/chartex" xmlns:cx7="http://schemas.microsoft.com/office/drawing/2016/5/13/chartex" xmlns:cx8="http://schemas.microsoft.com/office/drawing/2016/5/14/chartex" xmlns:mc="http://schemas.openxmlformats.org/markup-compatibility/2006" xmlns:aink="http://schemas.microsoft.com/office/drawing/2016/ink" xmlns:am3d="http://schemas.microsoft.com/office/drawing/2017/model3d" xmlns:o="urn:schemas-microsoft-com:office:office" xmlns:oel="http://schemas.microsoft.com/office/2019/extlst" xmlns:r="http://schemas.openxmlformats.org/officeDocument/2006/relationships" xmlns:m="http://schemas.openxmlformats.org/officeDocument/2006/math" xmlns:v="urn:schemas-microsoft-com:vml" xmlns:wp14="http://schemas.microsoft.com/office/word/2010/wordprocessingDrawing" xmlns:wp="http://schemas.openxmlformats.org/drawingml/2006/wordprocessingDrawing" xmlns:w10="urn:schemas-microsoft-com:office:word" xmlns:w="http://schemas.openxmlformats.org/wordprocessingml/2006/main" xmlns:w14="http://schemas.microsoft.com/office/word/2010/wordml" xmlns:w15="http://schemas.microsoft.com/office/word/2012/wordml" xmlns:w16cex="http://schemas.microsoft.com/office/word/2018/wordml/cex" xmlns:w16cid="http://schemas.microsoft.com/office/word/2016/wordml/cid" xmlns:w16="http://schemas.microsoft.com/office/word/2018/wordml" xmlns:w16du="http://schemas.microsoft.com/office/word/2023/wordml/word16du" xmlns:w16sdtdh="http://schemas.microsoft.com/office/word/2020/wordml/sdtdatahash" xmlns:w16sdtfl="http://schemas.microsoft.com/office/word/2024/wordml/sdtformatlock" xmlns:w16se="http://schemas.microsoft.com/office/word/2015/wordml/symex" xmlns:wpg="http://schemas.microsoft.com/office/word/2010/wordprocessingGroup" xmlns:wpi="http://schemas.microsoft.com/office/word/2010/wordprocessingInk" xmlns:wne="http://schemas.microsoft.com/office/word/2006/wordml" xmlns:wps="http://schemas.microsoft.com/office/word/2010/wordprocessingShape" mc:Ignorable="w14 w15 w16se w16cid w16 w16cex w16sdtdh w16sdtfl w16du wp14">
   <w:abstractNum w:abstractNumId="0" w15:restartNumberingAfterBreak="0">
     <w:nsid w:val="07673783"/>
     <w:multiLevelType w:val="multilevel"/>
